--- a/To do.docx
+++ b/To do.docx
@@ -131,21 +131,7 @@
                 <w:rStyle w:val="af3"/>
                 <w:noProof/>
               </w:rPr>
-              <w:t>實作</w:t>
-            </w:r>
-            <w:r>
-              <w:rPr>
-                <w:rStyle w:val="af3"/>
-                <w:noProof/>
-              </w:rPr>
-              <w:t>過</w:t>
-            </w:r>
-            <w:r>
-              <w:rPr>
-                <w:rStyle w:val="af3"/>
-                <w:noProof/>
-              </w:rPr>
-              <w:t>程</w:t>
+              <w:t>實作過程</w:t>
             </w:r>
             <w:r>
               <w:rPr>
@@ -485,14 +471,7 @@
                 <w:rStyle w:val="af3"/>
                 <w:noProof/>
               </w:rPr>
-              <w:t>頁面原</w:t>
-            </w:r>
-            <w:r>
-              <w:rPr>
-                <w:rStyle w:val="af3"/>
-                <w:noProof/>
-              </w:rPr>
-              <w:t>型</w:t>
+              <w:t>頁面原型</w:t>
             </w:r>
             <w:r>
               <w:rPr>
@@ -636,23 +615,7 @@
                 <w:noProof/>
                 <w:lang w:eastAsia="zh-CN"/>
               </w:rPr>
-              <w:t>問題與解</w:t>
-            </w:r>
-            <w:r>
-              <w:rPr>
-                <w:rStyle w:val="af3"/>
-                <w:noProof/>
-                <w:lang w:eastAsia="zh-CN"/>
-              </w:rPr>
-              <w:t>決</w:t>
-            </w:r>
-            <w:r>
-              <w:rPr>
-                <w:rStyle w:val="af3"/>
-                <w:noProof/>
-                <w:lang w:eastAsia="zh-CN"/>
-              </w:rPr>
-              <w:t>方式</w:t>
+              <w:t>問題與解決方式</w:t>
             </w:r>
             <w:r>
               <w:rPr>
@@ -6401,9 +6364,6 @@
     <w:p>
       <w:pPr>
         <w:pStyle w:val="1"/>
-        <w:rPr>
-          <w:rFonts w:hint="eastAsia"/>
-        </w:rPr>
       </w:pPr>
       <w:bookmarkStart w:id="8" w:name="_Toc231170777"/>
       <w:r>
@@ -6435,8 +6395,7 @@
       <w:pPr>
         <w:spacing w:before="120" w:after="120" w:line="336" w:lineRule="auto"/>
         <w:rPr>
-          <w:rFonts w:ascii="標楷體" w:eastAsia="DengXian" w:hAnsi="標楷體" w:hint="eastAsia"/>
-          <w:lang w:eastAsia="zh-CN"/>
+          <w:rFonts w:ascii="標楷體" w:eastAsia="DengXian" w:hAnsi="標楷體"/>
         </w:rPr>
       </w:pPr>
       <w:r>
@@ -6512,14 +6471,148 @@
       <w:pPr>
         <w:spacing w:before="120" w:after="120" w:line="336" w:lineRule="auto"/>
         <w:rPr>
+          <w:rFonts w:ascii="標楷體" w:eastAsia="DengXian" w:hAnsi="標楷體"/>
+        </w:rPr>
+      </w:pPr>
+      <w:r>
+        <w:rPr>
+          <w:rFonts w:ascii="Segoe UI Emoji" w:eastAsia="標楷體" w:hAnsi="Segoe UI Emoji" w:cs="Segoe UI Emoji"/>
+        </w:rPr>
+        <w:t>📌</w:t>
+      </w:r>
+      <w:r>
+        <w:rPr>
+          <w:rFonts w:ascii="標楷體" w:eastAsia="標楷體" w:hAnsi="標楷體"/>
+        </w:rPr>
+        <w:t xml:space="preserve"> 對應版本：v0.</w:t>
+      </w:r>
+      <w:r>
+        <w:rPr>
           <w:rFonts w:ascii="標楷體" w:eastAsia="DengXian" w:hAnsi="標楷體" w:hint="eastAsia"/>
-          <w:lang w:eastAsia="zh-CN"/>
-        </w:rPr>
-      </w:pPr>
-      <w:r>
-        <w:rPr>
-          <w:rFonts w:ascii="Segoe UI Emoji" w:eastAsia="標楷體" w:hAnsi="Segoe UI Emoji" w:cs="Segoe UI Emoji"/>
-        </w:rPr>
+        </w:rPr>
+        <w:t>3.0</w:t>
+      </w:r>
+    </w:p>
+    <w:p>
+      <w:pPr>
+        <w:spacing w:before="120" w:after="120" w:line="336" w:lineRule="auto"/>
+        <w:rPr>
+          <w:rFonts w:ascii="標楷體" w:eastAsia="DengXian" w:hAnsi="標楷體"/>
+        </w:rPr>
+      </w:pPr>
+    </w:p>
+    <w:p>
+      <w:pPr>
+        <w:spacing w:before="120" w:after="120" w:line="336" w:lineRule="auto"/>
+        <w:rPr>
+          <w:rFonts w:ascii="標楷體" w:eastAsia="標楷體" w:hAnsi="標楷體"/>
+        </w:rPr>
+      </w:pPr>
+      <w:r>
+        <w:rPr>
+          <w:rFonts w:ascii="Segoe UI Emoji" w:eastAsia="標楷體" w:hAnsi="Segoe UI Emoji" w:cs="Segoe UI Emoji"/>
+        </w:rPr>
+        <w:t>🚨</w:t>
+      </w:r>
+      <w:r>
+        <w:rPr>
+          <w:rFonts w:ascii="標楷體" w:eastAsia="標楷體" w:hAnsi="標楷體"/>
+        </w:rPr>
+        <w:t xml:space="preserve"> </w:t>
+      </w:r>
+      <w:r>
+        <w:rPr>
+          <w:rFonts w:ascii="標楷體" w:eastAsia="DengXian" w:hAnsi="標楷體" w:hint="eastAsia"/>
+        </w:rPr>
+        <w:t>2</w:t>
+      </w:r>
+      <w:r>
+        <w:rPr>
+          <w:rFonts w:ascii="標楷體" w:eastAsia="標楷體" w:hAnsi="標楷體"/>
+        </w:rPr>
+        <w:t>. SQL 關聯欄位名稱不匹配</w:t>
+      </w:r>
+    </w:p>
+    <w:p>
+      <w:pPr>
+        <w:spacing w:before="120" w:after="120" w:line="336" w:lineRule="auto"/>
+        <w:rPr>
+          <w:rFonts w:ascii="標楷體" w:eastAsia="DengXian" w:hAnsi="標楷體"/>
+        </w:rPr>
+      </w:pPr>
+      <w:r>
+        <w:rPr>
+          <w:rFonts w:ascii="Segoe UI Emoji" w:eastAsia="標楷體" w:hAnsi="Segoe UI Emoji" w:cs="Segoe UI Emoji"/>
+        </w:rPr>
+        <w:t>🔍</w:t>
+      </w:r>
+      <w:r>
+        <w:rPr>
+          <w:rFonts w:ascii="標楷體" w:eastAsia="標楷體" w:hAnsi="標楷體"/>
+        </w:rPr>
+        <w:t xml:space="preserve"> 當時狀況：在撈取書籍資料時，PHP 報錯找不到欄位。</w:t>
+      </w:r>
+    </w:p>
+    <w:p>
+      <w:pPr>
+        <w:spacing w:before="120" w:after="120" w:line="336" w:lineRule="auto"/>
+        <w:rPr>
+          <w:rFonts w:ascii="標楷體" w:eastAsia="標楷體" w:hAnsi="標楷體"/>
+        </w:rPr>
+      </w:pPr>
+      <w:r>
+        <w:rPr>
+          <w:rFonts w:ascii="Segoe UI Emoji" w:eastAsia="標楷體" w:hAnsi="Segoe UI Emoji" w:cs="Segoe UI Emoji"/>
+        </w:rPr>
+        <w:t>💡</w:t>
+      </w:r>
+      <w:r>
+        <w:rPr>
+          <w:rFonts w:ascii="標楷體" w:eastAsia="標楷體" w:hAnsi="標楷體"/>
+        </w:rPr>
+        <w:t xml:space="preserve"> 解決方式：經核對 ER 圖與真實資料庫，發現 Book 表記錄捐贈者的欄位為 </w:t>
+      </w:r>
+      <w:proofErr w:type="spellStart"/>
+      <w:r>
+        <w:rPr>
+          <w:rFonts w:ascii="標楷體" w:eastAsia="標楷體" w:hAnsi="標楷體"/>
+        </w:rPr>
+        <w:t>bdonor_id</w:t>
+      </w:r>
+      <w:proofErr w:type="spellEnd"/>
+      <w:r>
+        <w:rPr>
+          <w:rFonts w:ascii="標楷體" w:eastAsia="標楷體" w:hAnsi="標楷體"/>
+        </w:rPr>
+        <w:t xml:space="preserve">，而非原先預期的 </w:t>
+      </w:r>
+      <w:proofErr w:type="spellStart"/>
+      <w:r>
+        <w:rPr>
+          <w:rFonts w:ascii="標楷體" w:eastAsia="標楷體" w:hAnsi="標楷體"/>
+        </w:rPr>
+        <w:t>buser_id</w:t>
+      </w:r>
+      <w:proofErr w:type="spellEnd"/>
+      <w:r>
+        <w:rPr>
+          <w:rFonts w:ascii="標楷體" w:eastAsia="標楷體" w:hAnsi="標楷體"/>
+        </w:rPr>
+        <w:t>。修正 LEFT JOIN 語法後成功串接三張資料表。</w:t>
+      </w:r>
+    </w:p>
+    <w:p>
+      <w:pPr>
+        <w:spacing w:before="120" w:after="120" w:line="336" w:lineRule="auto"/>
+        <w:rPr>
+          <w:rFonts w:ascii="標楷體" w:eastAsia="DengXian" w:hAnsi="標楷體"/>
+        </w:rPr>
+      </w:pPr>
+      <w:r>
+        <w:rPr>
+          <w:rFonts w:ascii="Segoe UI Emoji" w:eastAsia="標楷體" w:hAnsi="Segoe UI Emoji" w:cs="Segoe UI Emoji"/>
+        </w:rPr>
+        <w:lastRenderedPageBreak/>
         <w:t>📌</w:t>
       </w:r>
       <w:r>
@@ -6531,119 +6624,62 @@
       <w:r>
         <w:rPr>
           <w:rFonts w:ascii="標楷體" w:eastAsia="DengXian" w:hAnsi="標楷體" w:hint="eastAsia"/>
-          <w:lang w:eastAsia="zh-CN"/>
-        </w:rPr>
-        <w:t>3.0</w:t>
-      </w:r>
-    </w:p>
-    <w:p>
-      <w:pPr>
-        <w:spacing w:before="120" w:after="120" w:line="336" w:lineRule="auto"/>
+        </w:rPr>
+        <w:t>3.2</w:t>
+      </w:r>
+    </w:p>
+    <w:p>
+      <w:pPr>
+        <w:spacing w:before="120" w:after="120" w:line="336" w:lineRule="auto"/>
+        <w:rPr>
+          <w:rFonts w:ascii="標楷體" w:eastAsia="標楷體" w:hAnsi="標楷體"/>
+        </w:rPr>
+      </w:pPr>
+    </w:p>
+    <w:p>
+      <w:pPr>
+        <w:spacing w:before="120" w:after="120" w:line="336" w:lineRule="auto"/>
+        <w:rPr>
+          <w:rFonts w:ascii="標楷體" w:eastAsia="標楷體" w:hAnsi="標楷體"/>
+        </w:rPr>
+      </w:pPr>
+      <w:r>
+        <w:rPr>
+          <w:rFonts w:ascii="Segoe UI Emoji" w:eastAsia="標楷體" w:hAnsi="Segoe UI Emoji" w:cs="Segoe UI Emoji"/>
+        </w:rPr>
+        <w:t>🚨</w:t>
+      </w:r>
+      <w:r>
+        <w:rPr>
+          <w:rFonts w:ascii="標楷體" w:eastAsia="標楷體" w:hAnsi="標楷體"/>
+        </w:rPr>
+        <w:t xml:space="preserve"> </w:t>
+      </w:r>
+      <w:r>
         <w:rPr>
           <w:rFonts w:ascii="標楷體" w:eastAsia="DengXian" w:hAnsi="標楷體" w:hint="eastAsia"/>
-          <w:lang w:eastAsia="zh-CN"/>
-        </w:rPr>
-      </w:pPr>
-    </w:p>
-    <w:p>
-      <w:pPr>
-        <w:spacing w:before="120" w:after="120" w:line="336" w:lineRule="auto"/>
-        <w:rPr>
-          <w:rFonts w:ascii="標楷體" w:eastAsia="標楷體" w:hAnsi="標楷體"/>
-        </w:rPr>
-      </w:pPr>
-      <w:r>
-        <w:rPr>
-          <w:rFonts w:ascii="Segoe UI Emoji" w:eastAsia="標楷體" w:hAnsi="Segoe UI Emoji" w:cs="Segoe UI Emoji"/>
-        </w:rPr>
-        <w:t>🚨</w:t>
-      </w:r>
-      <w:r>
-        <w:rPr>
-          <w:rFonts w:ascii="標楷體" w:eastAsia="標楷體" w:hAnsi="標楷體"/>
-        </w:rPr>
-        <w:t xml:space="preserve"> </w:t>
-      </w:r>
-      <w:r>
-        <w:rPr>
-          <w:rFonts w:ascii="標楷體" w:eastAsia="DengXian" w:hAnsi="標楷體" w:hint="eastAsia"/>
-        </w:rPr>
-        <w:t>2</w:t>
-      </w:r>
-      <w:r>
-        <w:rPr>
-          <w:rFonts w:ascii="標楷體" w:eastAsia="標楷體" w:hAnsi="標楷體"/>
-        </w:rPr>
-        <w:t>. SQL 關聯欄位名稱不匹配</w:t>
-      </w:r>
-    </w:p>
-    <w:p>
-      <w:pPr>
-        <w:spacing w:before="120" w:after="120" w:line="336" w:lineRule="auto"/>
-        <w:rPr>
-          <w:rFonts w:ascii="標楷體" w:eastAsia="DengXian" w:hAnsi="標楷體" w:hint="eastAsia"/>
-          <w:lang w:eastAsia="zh-CN"/>
-        </w:rPr>
-      </w:pPr>
-      <w:r>
-        <w:rPr>
-          <w:rFonts w:ascii="Segoe UI Emoji" w:eastAsia="標楷體" w:hAnsi="Segoe UI Emoji" w:cs="Segoe UI Emoji"/>
-        </w:rPr>
-        <w:t>🔍</w:t>
-      </w:r>
-      <w:r>
-        <w:rPr>
-          <w:rFonts w:ascii="標楷體" w:eastAsia="標楷體" w:hAnsi="標楷體"/>
-        </w:rPr>
-        <w:t xml:space="preserve"> 當時狀況：在撈取書籍資料時，PHP 報錯找不到欄位。</w:t>
-      </w:r>
-    </w:p>
-    <w:p>
-      <w:pPr>
-        <w:spacing w:before="120" w:after="120" w:line="336" w:lineRule="auto"/>
-        <w:rPr>
-          <w:rFonts w:ascii="標楷體" w:eastAsia="標楷體" w:hAnsi="標楷體"/>
-        </w:rPr>
-      </w:pPr>
-      <w:r>
-        <w:rPr>
-          <w:rFonts w:ascii="Segoe UI Emoji" w:eastAsia="標楷體" w:hAnsi="Segoe UI Emoji" w:cs="Segoe UI Emoji"/>
-        </w:rPr>
-        <w:t>💡</w:t>
-      </w:r>
-      <w:r>
-        <w:rPr>
-          <w:rFonts w:ascii="標楷體" w:eastAsia="標楷體" w:hAnsi="標楷體"/>
-        </w:rPr>
-        <w:t xml:space="preserve"> 解決方式：經核對 ER 圖與真實資料庫，發現 Book 表記錄捐贈者的欄位為 </w:t>
+        </w:rPr>
+        <w:t>3</w:t>
+      </w:r>
+      <w:r>
+        <w:rPr>
+          <w:rFonts w:ascii="標楷體" w:eastAsia="標楷體" w:hAnsi="標楷體"/>
+        </w:rPr>
+        <w:t>. 變數命名衝突 ($conn vs $</w:t>
       </w:r>
       <w:proofErr w:type="spellStart"/>
       <w:r>
         <w:rPr>
           <w:rFonts w:ascii="標楷體" w:eastAsia="標楷體" w:hAnsi="標楷體"/>
         </w:rPr>
-        <w:t>bdonor_id</w:t>
+        <w:t>pdo</w:t>
       </w:r>
       <w:proofErr w:type="spellEnd"/>
       <w:r>
         <w:rPr>
           <w:rFonts w:ascii="標楷體" w:eastAsia="標楷體" w:hAnsi="標楷體"/>
         </w:rPr>
-        <w:t xml:space="preserve">，而非原先預期的 </w:t>
-      </w:r>
-      <w:proofErr w:type="spellStart"/>
-      <w:r>
-        <w:rPr>
-          <w:rFonts w:ascii="標楷體" w:eastAsia="標楷體" w:hAnsi="標楷體"/>
-        </w:rPr>
-        <w:t>buser_id</w:t>
-      </w:r>
-      <w:proofErr w:type="spellEnd"/>
-      <w:r>
-        <w:rPr>
-          <w:rFonts w:ascii="標楷體" w:eastAsia="標楷體" w:hAnsi="標楷體"/>
-        </w:rPr>
-        <w:t>。修正 LEFT JOIN 語法後成功串接三張資料表。</w:t>
+        <w:t>)</w:t>
       </w:r>
     </w:p>
     <w:p>
@@ -6658,7 +6694,74 @@
         <w:rPr>
           <w:rFonts w:ascii="Segoe UI Emoji" w:eastAsia="標楷體" w:hAnsi="Segoe UI Emoji" w:cs="Segoe UI Emoji"/>
         </w:rPr>
-        <w:lastRenderedPageBreak/>
+        <w:t>🔍</w:t>
+      </w:r>
+      <w:r>
+        <w:rPr>
+          <w:rFonts w:ascii="標楷體" w:eastAsia="標楷體" w:hAnsi="標楷體"/>
+        </w:rPr>
+        <w:t xml:space="preserve"> 當時狀況：出現 Undefined variable $conn 與 Call to a member function prepare() on null 的致命錯誤。</w:t>
+      </w:r>
+    </w:p>
+    <w:p>
+      <w:pPr>
+        <w:spacing w:before="120" w:after="120" w:line="336" w:lineRule="auto"/>
+        <w:rPr>
+          <w:rFonts w:ascii="標楷體" w:eastAsia="標楷體" w:hAnsi="標楷體"/>
+        </w:rPr>
+      </w:pPr>
+      <w:r>
+        <w:rPr>
+          <w:rFonts w:ascii="Segoe UI Emoji" w:eastAsia="標楷體" w:hAnsi="Segoe UI Emoji" w:cs="Segoe UI Emoji"/>
+        </w:rPr>
+        <w:t>💡</w:t>
+      </w:r>
+      <w:r>
+        <w:rPr>
+          <w:rFonts w:ascii="標楷體" w:eastAsia="標楷體" w:hAnsi="標楷體"/>
+        </w:rPr>
+        <w:t xml:space="preserve"> 解決方式：追查發現 config/</w:t>
+      </w:r>
+      <w:proofErr w:type="spellStart"/>
+      <w:r>
+        <w:rPr>
+          <w:rFonts w:ascii="標楷體" w:eastAsia="標楷體" w:hAnsi="標楷體"/>
+        </w:rPr>
+        <w:t>database.php</w:t>
+      </w:r>
+      <w:proofErr w:type="spellEnd"/>
+      <w:r>
+        <w:rPr>
+          <w:rFonts w:ascii="標楷體" w:eastAsia="標楷體" w:hAnsi="標楷體"/>
+        </w:rPr>
+        <w:t xml:space="preserve"> 實例化 PDO 時使用了 $</w:t>
+      </w:r>
+      <w:proofErr w:type="spellStart"/>
+      <w:r>
+        <w:rPr>
+          <w:rFonts w:ascii="標楷體" w:eastAsia="標楷體" w:hAnsi="標楷體"/>
+        </w:rPr>
+        <w:t>pdo</w:t>
+      </w:r>
+      <w:proofErr w:type="spellEnd"/>
+      <w:r>
+        <w:rPr>
+          <w:rFonts w:ascii="標楷體" w:eastAsia="標楷體" w:hAnsi="標楷體"/>
+        </w:rPr>
+        <w:t>，但其他 API 呼叫時使用的是 $conn。將命名全站統一為 $conn 後，資料庫連線瞬間打通。</w:t>
+      </w:r>
+    </w:p>
+    <w:p>
+      <w:pPr>
+        <w:spacing w:before="120" w:after="120" w:line="336" w:lineRule="auto"/>
+        <w:rPr>
+          <w:rFonts w:ascii="標楷體" w:eastAsia="DengXian" w:hAnsi="標楷體"/>
+        </w:rPr>
+      </w:pPr>
+      <w:r>
+        <w:rPr>
+          <w:rFonts w:ascii="Segoe UI Emoji" w:eastAsia="標楷體" w:hAnsi="Segoe UI Emoji" w:cs="Segoe UI Emoji"/>
+        </w:rPr>
         <w:t>📌</w:t>
       </w:r>
       <w:r>
@@ -6670,7 +6773,6 @@
       <w:r>
         <w:rPr>
           <w:rFonts w:ascii="標楷體" w:eastAsia="DengXian" w:hAnsi="標楷體" w:hint="eastAsia"/>
-          <w:lang w:eastAsia="zh-CN"/>
         </w:rPr>
         <w:t>3.2</w:t>
       </w:r>
@@ -6679,7 +6781,7 @@
       <w:pPr>
         <w:spacing w:before="120" w:after="120" w:line="336" w:lineRule="auto"/>
         <w:rPr>
-          <w:rFonts w:ascii="標楷體" w:eastAsia="標楷體" w:hAnsi="標楷體"/>
+          <w:rFonts w:ascii="標楷體" w:eastAsia="DengXian" w:hAnsi="標楷體"/>
         </w:rPr>
       </w:pPr>
     </w:p>
@@ -6705,219 +6807,134 @@
       <w:r>
         <w:rPr>
           <w:rFonts w:ascii="標楷體" w:eastAsia="DengXian" w:hAnsi="標楷體" w:hint="eastAsia"/>
-          <w:lang w:eastAsia="zh-CN"/>
-        </w:rPr>
-        <w:t>3</w:t>
-      </w:r>
-      <w:r>
-        <w:rPr>
-          <w:rFonts w:ascii="標楷體" w:eastAsia="標楷體" w:hAnsi="標楷體"/>
-        </w:rPr>
-        <w:t>. 變數命名衝突 ($conn vs $</w:t>
-      </w:r>
-      <w:proofErr w:type="spellStart"/>
-      <w:r>
-        <w:rPr>
-          <w:rFonts w:ascii="標楷體" w:eastAsia="標楷體" w:hAnsi="標楷體"/>
-        </w:rPr>
-        <w:t>pdo</w:t>
-      </w:r>
-      <w:proofErr w:type="spellEnd"/>
-      <w:r>
-        <w:rPr>
-          <w:rFonts w:ascii="標楷體" w:eastAsia="標楷體" w:hAnsi="標楷體"/>
-        </w:rPr>
-        <w:t>)</w:t>
-      </w:r>
-    </w:p>
-    <w:p>
-      <w:pPr>
-        <w:spacing w:before="120" w:after="120" w:line="336" w:lineRule="auto"/>
+        </w:rPr>
+        <w:t>4</w:t>
+      </w:r>
+      <w:r>
+        <w:rPr>
+          <w:rFonts w:ascii="標楷體" w:eastAsia="標楷體" w:hAnsi="標楷體"/>
+        </w:rPr>
+        <w:t>. 資料庫 Emoji 支援與字元集設定</w:t>
+      </w:r>
+    </w:p>
+    <w:p>
+      <w:pPr>
+        <w:spacing w:before="120" w:after="120" w:line="336" w:lineRule="auto"/>
+        <w:rPr>
+          <w:rFonts w:ascii="標楷體" w:eastAsia="DengXian" w:hAnsi="標楷體"/>
+        </w:rPr>
+      </w:pPr>
+      <w:r>
+        <w:rPr>
+          <w:rFonts w:ascii="Segoe UI Emoji" w:eastAsia="標楷體" w:hAnsi="Segoe UI Emoji" w:cs="Segoe UI Emoji"/>
+        </w:rPr>
+        <w:t>🔍</w:t>
+      </w:r>
+      <w:r>
+        <w:rPr>
+          <w:rFonts w:ascii="標楷體" w:eastAsia="標楷體" w:hAnsi="標楷體"/>
+        </w:rPr>
+        <w:t xml:space="preserve"> 當時狀況：建置資料庫時，字元集（Charset）預設選擇了 utf8。</w:t>
+      </w:r>
+    </w:p>
+    <w:p>
+      <w:pPr>
+        <w:spacing w:before="120" w:after="120" w:line="336" w:lineRule="auto"/>
+        <w:rPr>
+          <w:rFonts w:ascii="標楷體" w:eastAsia="標楷體" w:hAnsi="標楷體"/>
+        </w:rPr>
+      </w:pPr>
+      <w:r>
+        <w:rPr>
+          <w:rFonts w:ascii="Segoe UI Emoji" w:eastAsia="標楷體" w:hAnsi="Segoe UI Emoji" w:cs="Segoe UI Emoji"/>
+        </w:rPr>
+        <w:t>💡</w:t>
+      </w:r>
+      <w:r>
+        <w:rPr>
+          <w:rFonts w:ascii="標楷體" w:eastAsia="標楷體" w:hAnsi="標楷體"/>
+        </w:rPr>
+        <w:t xml:space="preserve"> 解決方式：將其修正為 utf8mb4。因為 MySQL 的 utf8 只支援 3 </w:t>
+      </w:r>
+      <w:proofErr w:type="gramStart"/>
+      <w:r>
+        <w:rPr>
+          <w:rFonts w:ascii="標楷體" w:eastAsia="標楷體" w:hAnsi="標楷體"/>
+        </w:rPr>
+        <w:t>個</w:t>
+      </w:r>
+      <w:proofErr w:type="gramEnd"/>
+      <w:r>
+        <w:rPr>
+          <w:rFonts w:ascii="標楷體" w:eastAsia="標楷體" w:hAnsi="標楷體"/>
+        </w:rPr>
+        <w:t>位元組，無法儲存現代的 Emoji 表情符號；改用 utf8mb4 確保了全站互動留言的相容性。</w:t>
+      </w:r>
+    </w:p>
+    <w:p>
+      <w:pPr>
+        <w:spacing w:before="120" w:after="120" w:line="336" w:lineRule="auto"/>
+        <w:rPr>
+          <w:rFonts w:ascii="標楷體" w:eastAsia="DengXian" w:hAnsi="標楷體"/>
+        </w:rPr>
+      </w:pPr>
+      <w:r>
+        <w:rPr>
+          <w:rFonts w:ascii="Segoe UI Emoji" w:eastAsia="標楷體" w:hAnsi="Segoe UI Emoji" w:cs="Segoe UI Emoji"/>
+        </w:rPr>
+        <w:t>📌</w:t>
+      </w:r>
+      <w:r>
+        <w:rPr>
+          <w:rFonts w:ascii="標楷體" w:eastAsia="標楷體" w:hAnsi="標楷體"/>
+        </w:rPr>
+        <w:t xml:space="preserve"> 對應版本：v0.</w:t>
+      </w:r>
+      <w:r>
         <w:rPr>
           <w:rFonts w:ascii="標楷體" w:eastAsia="DengXian" w:hAnsi="標楷體" w:hint="eastAsia"/>
-          <w:lang w:eastAsia="zh-CN"/>
-        </w:rPr>
-      </w:pPr>
-      <w:r>
-        <w:rPr>
-          <w:rFonts w:ascii="Segoe UI Emoji" w:eastAsia="標楷體" w:hAnsi="Segoe UI Emoji" w:cs="Segoe UI Emoji"/>
-        </w:rPr>
-        <w:t>🔍</w:t>
-      </w:r>
-      <w:r>
-        <w:rPr>
-          <w:rFonts w:ascii="標楷體" w:eastAsia="標楷體" w:hAnsi="標楷體"/>
-        </w:rPr>
-        <w:t xml:space="preserve"> 當時狀況：出現 Undefined variable $conn 與 Call to a member function prepare() on null 的致命錯誤。</w:t>
-      </w:r>
-    </w:p>
-    <w:p>
-      <w:pPr>
-        <w:spacing w:before="120" w:after="120" w:line="336" w:lineRule="auto"/>
-        <w:rPr>
-          <w:rFonts w:ascii="標楷體" w:eastAsia="標楷體" w:hAnsi="標楷體"/>
-        </w:rPr>
-      </w:pPr>
-      <w:r>
-        <w:rPr>
-          <w:rFonts w:ascii="Segoe UI Emoji" w:eastAsia="標楷體" w:hAnsi="Segoe UI Emoji" w:cs="Segoe UI Emoji"/>
-        </w:rPr>
-        <w:t>💡</w:t>
-      </w:r>
-      <w:r>
-        <w:rPr>
-          <w:rFonts w:ascii="標楷體" w:eastAsia="標楷體" w:hAnsi="標楷體"/>
-        </w:rPr>
-        <w:t xml:space="preserve"> 解決方式：追查發現 config/</w:t>
-      </w:r>
-      <w:proofErr w:type="spellStart"/>
-      <w:r>
-        <w:rPr>
-          <w:rFonts w:ascii="標楷體" w:eastAsia="標楷體" w:hAnsi="標楷體"/>
-        </w:rPr>
-        <w:t>database.php</w:t>
-      </w:r>
-      <w:proofErr w:type="spellEnd"/>
-      <w:r>
-        <w:rPr>
-          <w:rFonts w:ascii="標楷體" w:eastAsia="標楷體" w:hAnsi="標楷體"/>
-        </w:rPr>
-        <w:t xml:space="preserve"> 實例化 PDO 時使用了 $</w:t>
-      </w:r>
-      <w:proofErr w:type="spellStart"/>
-      <w:r>
-        <w:rPr>
-          <w:rFonts w:ascii="標楷體" w:eastAsia="標楷體" w:hAnsi="標楷體"/>
-        </w:rPr>
-        <w:t>pdo</w:t>
-      </w:r>
-      <w:proofErr w:type="spellEnd"/>
-      <w:r>
-        <w:rPr>
-          <w:rFonts w:ascii="標楷體" w:eastAsia="標楷體" w:hAnsi="標楷體"/>
-        </w:rPr>
-        <w:t>，但其他 API 呼叫時使用的是 $conn。將命名全站統一為 $conn 後，資料庫連線瞬間打通。</w:t>
-      </w:r>
-    </w:p>
-    <w:p>
-      <w:pPr>
-        <w:spacing w:before="120" w:after="120" w:line="336" w:lineRule="auto"/>
+        </w:rPr>
+        <w:t>3.3</w:t>
+      </w:r>
+    </w:p>
+    <w:p>
+      <w:pPr>
+        <w:spacing w:before="120" w:after="120" w:line="336" w:lineRule="auto"/>
+        <w:rPr>
+          <w:rFonts w:ascii="標楷體" w:eastAsia="DengXian" w:hAnsi="標楷體"/>
+        </w:rPr>
+      </w:pPr>
+    </w:p>
+    <w:p>
+      <w:pPr>
+        <w:spacing w:before="120" w:after="120" w:line="336" w:lineRule="auto"/>
+        <w:rPr>
+          <w:rFonts w:ascii="標楷體" w:eastAsia="標楷體" w:hAnsi="標楷體"/>
+        </w:rPr>
+      </w:pPr>
+      <w:r>
+        <w:rPr>
+          <w:rFonts w:ascii="Segoe UI Emoji" w:eastAsia="標楷體" w:hAnsi="Segoe UI Emoji" w:cs="Segoe UI Emoji"/>
+        </w:rPr>
+        <w:t>🚨</w:t>
+      </w:r>
+      <w:r>
+        <w:rPr>
+          <w:rFonts w:ascii="標楷體" w:eastAsia="標楷體" w:hAnsi="標楷體"/>
+        </w:rPr>
+        <w:t xml:space="preserve"> </w:t>
+      </w:r>
+      <w:r>
         <w:rPr>
           <w:rFonts w:ascii="標楷體" w:eastAsia="DengXian" w:hAnsi="標楷體" w:hint="eastAsia"/>
         </w:rPr>
-      </w:pPr>
-      <w:r>
-        <w:rPr>
-          <w:rFonts w:ascii="Segoe UI Emoji" w:eastAsia="標楷體" w:hAnsi="Segoe UI Emoji" w:cs="Segoe UI Emoji"/>
-        </w:rPr>
-        <w:t>📌</w:t>
-      </w:r>
-      <w:r>
-        <w:rPr>
-          <w:rFonts w:ascii="標楷體" w:eastAsia="標楷體" w:hAnsi="標楷體"/>
-        </w:rPr>
-        <w:t xml:space="preserve"> 對應版本：v0.</w:t>
-      </w:r>
-      <w:r>
-        <w:rPr>
-          <w:rFonts w:ascii="標楷體" w:eastAsia="DengXian" w:hAnsi="標楷體" w:hint="eastAsia"/>
-        </w:rPr>
-        <w:t>3.2</w:t>
-      </w:r>
-    </w:p>
-    <w:p>
-      <w:pPr>
-        <w:spacing w:before="120" w:after="120" w:line="336" w:lineRule="auto"/>
-        <w:rPr>
-          <w:rFonts w:ascii="標楷體" w:eastAsia="DengXian" w:hAnsi="標楷體" w:hint="eastAsia"/>
-          <w:lang w:eastAsia="zh-CN"/>
-        </w:rPr>
-      </w:pPr>
-    </w:p>
-    <w:p>
-      <w:pPr>
-        <w:spacing w:before="120" w:after="120" w:line="336" w:lineRule="auto"/>
-        <w:rPr>
-          <w:rFonts w:ascii="標楷體" w:eastAsia="標楷體" w:hAnsi="標楷體"/>
-        </w:rPr>
-      </w:pPr>
-      <w:r>
-        <w:rPr>
-          <w:rFonts w:ascii="Segoe UI Emoji" w:eastAsia="標楷體" w:hAnsi="Segoe UI Emoji" w:cs="Segoe UI Emoji"/>
-        </w:rPr>
-        <w:t>🚨</w:t>
-      </w:r>
-      <w:r>
-        <w:rPr>
-          <w:rFonts w:ascii="標楷體" w:eastAsia="標楷體" w:hAnsi="標楷體"/>
-        </w:rPr>
-        <w:t xml:space="preserve"> </w:t>
-      </w:r>
-      <w:r>
-        <w:rPr>
-          <w:rFonts w:ascii="標楷體" w:eastAsia="DengXian" w:hAnsi="標楷體" w:hint="eastAsia"/>
-        </w:rPr>
-        <w:t>4</w:t>
-      </w:r>
-      <w:r>
-        <w:rPr>
-          <w:rFonts w:ascii="標楷體" w:eastAsia="標楷體" w:hAnsi="標楷體"/>
-        </w:rPr>
-        <w:t>. 資料庫 Emoji 支援與字元集設定</w:t>
-      </w:r>
-    </w:p>
-    <w:p>
-      <w:pPr>
-        <w:spacing w:before="120" w:after="120" w:line="336" w:lineRule="auto"/>
-        <w:rPr>
-          <w:rFonts w:ascii="標楷體" w:eastAsia="DengXian" w:hAnsi="標楷體" w:hint="eastAsia"/>
-        </w:rPr>
-      </w:pPr>
-      <w:r>
-        <w:rPr>
-          <w:rFonts w:ascii="Segoe UI Emoji" w:eastAsia="標楷體" w:hAnsi="Segoe UI Emoji" w:cs="Segoe UI Emoji"/>
-        </w:rPr>
-        <w:t>🔍</w:t>
-      </w:r>
-      <w:r>
-        <w:rPr>
-          <w:rFonts w:ascii="標楷體" w:eastAsia="標楷體" w:hAnsi="標楷體"/>
-        </w:rPr>
-        <w:t xml:space="preserve"> 當時狀況：建置資料庫時，字元集（Charset）預設選擇了 utf8。</w:t>
-      </w:r>
-    </w:p>
-    <w:p>
-      <w:pPr>
-        <w:spacing w:before="120" w:after="120" w:line="336" w:lineRule="auto"/>
-        <w:rPr>
-          <w:rFonts w:ascii="標楷體" w:eastAsia="標楷體" w:hAnsi="標楷體"/>
-        </w:rPr>
-      </w:pPr>
-      <w:r>
-        <w:rPr>
-          <w:rFonts w:ascii="Segoe UI Emoji" w:eastAsia="標楷體" w:hAnsi="Segoe UI Emoji" w:cs="Segoe UI Emoji"/>
-        </w:rPr>
-        <w:t>💡</w:t>
-      </w:r>
-      <w:r>
-        <w:rPr>
-          <w:rFonts w:ascii="標楷體" w:eastAsia="標楷體" w:hAnsi="標楷體"/>
-        </w:rPr>
-        <w:t xml:space="preserve"> 解決方式：將其修正為 utf8mb4。因為 MySQL 的 utf8 只支援 3 </w:t>
-      </w:r>
-      <w:proofErr w:type="gramStart"/>
-      <w:r>
-        <w:rPr>
-          <w:rFonts w:ascii="標楷體" w:eastAsia="標楷體" w:hAnsi="標楷體"/>
-        </w:rPr>
-        <w:t>個</w:t>
-      </w:r>
-      <w:proofErr w:type="gramEnd"/>
-      <w:r>
-        <w:rPr>
-          <w:rFonts w:ascii="標楷體" w:eastAsia="標楷體" w:hAnsi="標楷體"/>
-        </w:rPr>
-        <w:t>位元組，無法儲存現代的 Emoji 表情符號；改用 utf8mb4 確保了全站互動留言的相容性。</w:t>
+        <w:t>5</w:t>
+      </w:r>
+      <w:r>
+        <w:rPr>
+          <w:rFonts w:ascii="標楷體" w:eastAsia="標楷體" w:hAnsi="標楷體"/>
+        </w:rPr>
+        <w:t>. BCRYPT 密碼加密與登入失敗</w:t>
       </w:r>
     </w:p>
     <w:p>
@@ -6932,184 +6949,113 @@
         <w:rPr>
           <w:rFonts w:ascii="Segoe UI Emoji" w:eastAsia="標楷體" w:hAnsi="Segoe UI Emoji" w:cs="Segoe UI Emoji"/>
         </w:rPr>
+        <w:t>🔍</w:t>
+      </w:r>
+      <w:r>
+        <w:rPr>
+          <w:rFonts w:ascii="標楷體" w:eastAsia="標楷體" w:hAnsi="標楷體"/>
+        </w:rPr>
+        <w:t xml:space="preserve"> 當時狀況：User 資料表中儲存了明文密碼 123456，導致 </w:t>
+      </w:r>
+      <w:proofErr w:type="spellStart"/>
+      <w:r>
+        <w:rPr>
+          <w:rFonts w:ascii="標楷體" w:eastAsia="標楷體" w:hAnsi="標楷體"/>
+        </w:rPr>
+        <w:t>auth_process.php</w:t>
+      </w:r>
+      <w:proofErr w:type="spellEnd"/>
+      <w:r>
+        <w:rPr>
+          <w:rFonts w:ascii="標楷體" w:eastAsia="標楷體" w:hAnsi="標楷體"/>
+        </w:rPr>
+        <w:t xml:space="preserve"> 中的 </w:t>
+      </w:r>
+      <w:proofErr w:type="spellStart"/>
+      <w:r>
+        <w:rPr>
+          <w:rFonts w:ascii="標楷體" w:eastAsia="標楷體" w:hAnsi="標楷體"/>
+        </w:rPr>
+        <w:t>password_verify</w:t>
+      </w:r>
+      <w:proofErr w:type="spellEnd"/>
+      <w:r>
+        <w:rPr>
+          <w:rFonts w:ascii="標楷體" w:eastAsia="標楷體" w:hAnsi="標楷體"/>
+        </w:rPr>
+        <w:t>() 函數永遠驗證失敗。</w:t>
+      </w:r>
+    </w:p>
+    <w:p>
+      <w:pPr>
+        <w:spacing w:before="120" w:after="120" w:line="336" w:lineRule="auto"/>
+        <w:rPr>
+          <w:rFonts w:ascii="標楷體" w:eastAsia="DengXian" w:hAnsi="標楷體"/>
+        </w:rPr>
+      </w:pPr>
+      <w:r>
+        <w:rPr>
+          <w:rFonts w:ascii="Segoe UI Emoji" w:eastAsia="標楷體" w:hAnsi="Segoe UI Emoji" w:cs="Segoe UI Emoji"/>
+        </w:rPr>
+        <w:t>💡</w:t>
+      </w:r>
+      <w:r>
+        <w:rPr>
+          <w:rFonts w:ascii="標楷體" w:eastAsia="標楷體" w:hAnsi="標楷體"/>
+        </w:rPr>
+        <w:t xml:space="preserve"> 解決方式：不在資料庫儲存明文。為 123456 產出一組共用的 BCRYPT 雜湊字串</w:t>
+      </w:r>
+      <w:proofErr w:type="gramStart"/>
+      <w:r>
+        <w:rPr>
+          <w:rFonts w:ascii="標楷體" w:eastAsia="標楷體" w:hAnsi="標楷體"/>
+        </w:rPr>
+        <w:t>（</w:t>
+      </w:r>
+      <w:proofErr w:type="gramEnd"/>
+      <w:r>
+        <w:rPr>
+          <w:rFonts w:ascii="標楷體" w:eastAsia="標楷體" w:hAnsi="標楷體"/>
+        </w:rPr>
+        <w:t xml:space="preserve">$2y$10$...），並將其統一寫入團隊共用的 </w:t>
+      </w:r>
+      <w:proofErr w:type="spellStart"/>
+      <w:r>
+        <w:rPr>
+          <w:rFonts w:ascii="標楷體" w:eastAsia="標楷體" w:hAnsi="標楷體"/>
+        </w:rPr>
+        <w:t>data.sql</w:t>
+      </w:r>
+      <w:proofErr w:type="spellEnd"/>
+      <w:r>
+        <w:rPr>
+          <w:rFonts w:ascii="標楷體" w:eastAsia="標楷體" w:hAnsi="標楷體"/>
+        </w:rPr>
+        <w:t xml:space="preserve"> 中。</w:t>
+      </w:r>
+    </w:p>
+    <w:p>
+      <w:pPr>
+        <w:spacing w:before="120" w:after="120" w:line="336" w:lineRule="auto"/>
+        <w:rPr>
+          <w:rFonts w:ascii="標楷體" w:eastAsia="DengXian" w:hAnsi="標楷體"/>
+        </w:rPr>
+      </w:pPr>
+      <w:r>
+        <w:rPr>
+          <w:rFonts w:ascii="Segoe UI Emoji" w:eastAsia="標楷體" w:hAnsi="Segoe UI Emoji" w:cs="Segoe UI Emoji"/>
+        </w:rPr>
         <w:t>📌</w:t>
       </w:r>
       <w:r>
         <w:rPr>
           <w:rFonts w:ascii="標楷體" w:eastAsia="標楷體" w:hAnsi="標楷體"/>
         </w:rPr>
-        <w:t xml:space="preserve"> 對應版本：v0.</w:t>
+        <w:t xml:space="preserve"> 對應版本：v0.3.</w:t>
       </w:r>
       <w:r>
         <w:rPr>
           <w:rFonts w:ascii="標楷體" w:eastAsia="DengXian" w:hAnsi="標楷體" w:hint="eastAsia"/>
-          <w:lang w:eastAsia="zh-CN"/>
-        </w:rPr>
-        <w:t>3.3</w:t>
-      </w:r>
-    </w:p>
-    <w:p>
-      <w:pPr>
-        <w:spacing w:before="120" w:after="120" w:line="336" w:lineRule="auto"/>
-        <w:rPr>
-          <w:rFonts w:ascii="標楷體" w:eastAsia="DengXian" w:hAnsi="標楷體" w:hint="eastAsia"/>
-        </w:rPr>
-      </w:pPr>
-    </w:p>
-    <w:p>
-      <w:pPr>
-        <w:spacing w:before="120" w:after="120" w:line="336" w:lineRule="auto"/>
-        <w:rPr>
-          <w:rFonts w:ascii="標楷體" w:eastAsia="標楷體" w:hAnsi="標楷體"/>
-        </w:rPr>
-      </w:pPr>
-      <w:r>
-        <w:rPr>
-          <w:rFonts w:ascii="Segoe UI Emoji" w:eastAsia="標楷體" w:hAnsi="Segoe UI Emoji" w:cs="Segoe UI Emoji"/>
-        </w:rPr>
-        <w:t>🚨</w:t>
-      </w:r>
-      <w:r>
-        <w:rPr>
-          <w:rFonts w:ascii="標楷體" w:eastAsia="標楷體" w:hAnsi="標楷體"/>
-        </w:rPr>
-        <w:t xml:space="preserve"> </w:t>
-      </w:r>
-      <w:r>
-        <w:rPr>
-          <w:rFonts w:ascii="標楷體" w:eastAsia="DengXian" w:hAnsi="標楷體" w:hint="eastAsia"/>
-        </w:rPr>
-        <w:t>5</w:t>
-      </w:r>
-      <w:r>
-        <w:rPr>
-          <w:rFonts w:ascii="標楷體" w:eastAsia="標楷體" w:hAnsi="標楷體"/>
-        </w:rPr>
-        <w:t>. BCRYPT 密碼加密與登入失敗</w:t>
-      </w:r>
-    </w:p>
-    <w:p>
-      <w:pPr>
-        <w:spacing w:before="120" w:after="120" w:line="336" w:lineRule="auto"/>
-        <w:rPr>
-          <w:rFonts w:ascii="標楷體" w:eastAsia="DengXian" w:hAnsi="標楷體" w:hint="eastAsia"/>
-          <w:lang w:eastAsia="zh-CN"/>
-        </w:rPr>
-      </w:pPr>
-      <w:r>
-        <w:rPr>
-          <w:rFonts w:ascii="Segoe UI Emoji" w:eastAsia="標楷體" w:hAnsi="Segoe UI Emoji" w:cs="Segoe UI Emoji"/>
-        </w:rPr>
-        <w:t>🔍</w:t>
-      </w:r>
-      <w:r>
-        <w:rPr>
-          <w:rFonts w:ascii="標楷體" w:eastAsia="標楷體" w:hAnsi="標楷體"/>
-        </w:rPr>
-        <w:t xml:space="preserve"> 當時狀況：User 資料表中儲存了明文密碼 123456，導致 </w:t>
-      </w:r>
-      <w:proofErr w:type="spellStart"/>
-      <w:r>
-        <w:rPr>
-          <w:rFonts w:ascii="標楷體" w:eastAsia="標楷體" w:hAnsi="標楷體"/>
-        </w:rPr>
-        <w:t>auth_process.php</w:t>
-      </w:r>
-      <w:proofErr w:type="spellEnd"/>
-      <w:r>
-        <w:rPr>
-          <w:rFonts w:ascii="標楷體" w:eastAsia="標楷體" w:hAnsi="標楷體"/>
-        </w:rPr>
-        <w:t xml:space="preserve"> 中的 </w:t>
-      </w:r>
-      <w:proofErr w:type="spellStart"/>
-      <w:r>
-        <w:rPr>
-          <w:rFonts w:ascii="標楷體" w:eastAsia="標楷體" w:hAnsi="標楷體"/>
-        </w:rPr>
-        <w:t>password_verify</w:t>
-      </w:r>
-      <w:proofErr w:type="spellEnd"/>
-      <w:r>
-        <w:rPr>
-          <w:rFonts w:ascii="標楷體" w:eastAsia="標楷體" w:hAnsi="標楷體"/>
-        </w:rPr>
-        <w:t>() 函數永遠驗證失敗。</w:t>
-      </w:r>
-    </w:p>
-    <w:p>
-      <w:pPr>
-        <w:spacing w:before="120" w:after="120" w:line="336" w:lineRule="auto"/>
-        <w:rPr>
-          <w:rFonts w:ascii="標楷體" w:eastAsia="DengXian" w:hAnsi="標楷體" w:hint="eastAsia"/>
-          <w:lang w:eastAsia="zh-CN"/>
-        </w:rPr>
-      </w:pPr>
-      <w:r>
-        <w:rPr>
-          <w:rFonts w:ascii="Segoe UI Emoji" w:eastAsia="標楷體" w:hAnsi="Segoe UI Emoji" w:cs="Segoe UI Emoji"/>
-        </w:rPr>
-        <w:t>💡</w:t>
-      </w:r>
-      <w:r>
-        <w:rPr>
-          <w:rFonts w:ascii="標楷體" w:eastAsia="標楷體" w:hAnsi="標楷體"/>
-        </w:rPr>
-        <w:t xml:space="preserve"> 解決方式：不在資料庫儲存明文。為 123456 產出一組共用的 BCRYPT 雜湊字串</w:t>
-      </w:r>
-      <w:proofErr w:type="gramStart"/>
-      <w:r>
-        <w:rPr>
-          <w:rFonts w:ascii="標楷體" w:eastAsia="標楷體" w:hAnsi="標楷體"/>
-        </w:rPr>
-        <w:t>（</w:t>
-      </w:r>
-      <w:proofErr w:type="gramEnd"/>
-      <w:r>
-        <w:rPr>
-          <w:rFonts w:ascii="標楷體" w:eastAsia="標楷體" w:hAnsi="標楷體"/>
-        </w:rPr>
-        <w:t xml:space="preserve">$2y$10$...），並將其統一寫入團隊共用的 </w:t>
-      </w:r>
-      <w:proofErr w:type="spellStart"/>
-      <w:r>
-        <w:rPr>
-          <w:rFonts w:ascii="標楷體" w:eastAsia="標楷體" w:hAnsi="標楷體"/>
-        </w:rPr>
-        <w:t>data.sql</w:t>
-      </w:r>
-      <w:proofErr w:type="spellEnd"/>
-      <w:r>
-        <w:rPr>
-          <w:rFonts w:ascii="標楷體" w:eastAsia="標楷體" w:hAnsi="標楷體"/>
-        </w:rPr>
-        <w:t xml:space="preserve"> 中。</w:t>
-      </w:r>
-    </w:p>
-    <w:p>
-      <w:pPr>
-        <w:spacing w:before="120" w:after="120" w:line="336" w:lineRule="auto"/>
-        <w:rPr>
-          <w:rFonts w:ascii="標楷體" w:eastAsia="DengXian" w:hAnsi="標楷體" w:hint="eastAsia"/>
-          <w:lang w:eastAsia="zh-CN"/>
-        </w:rPr>
-      </w:pPr>
-      <w:r>
-        <w:rPr>
-          <w:rFonts w:ascii="Segoe UI Emoji" w:eastAsia="標楷體" w:hAnsi="Segoe UI Emoji" w:cs="Segoe UI Emoji"/>
-        </w:rPr>
-        <w:t>📌</w:t>
-      </w:r>
-      <w:r>
-        <w:rPr>
-          <w:rFonts w:ascii="標楷體" w:eastAsia="標楷體" w:hAnsi="標楷體"/>
-        </w:rPr>
-        <w:t xml:space="preserve"> 對應版本：v0.3.</w:t>
-      </w:r>
-      <w:r>
-        <w:rPr>
-          <w:rFonts w:ascii="標楷體" w:eastAsia="DengXian" w:hAnsi="標楷體" w:hint="eastAsia"/>
-          <w:lang w:eastAsia="zh-CN"/>
         </w:rPr>
         <w:t>3</w:t>
       </w:r>
@@ -7118,8 +7064,7 @@
       <w:pPr>
         <w:spacing w:before="120" w:after="120" w:line="336" w:lineRule="auto"/>
         <w:rPr>
-          <w:rFonts w:ascii="標楷體" w:eastAsia="DengXian" w:hAnsi="標楷體" w:hint="eastAsia"/>
-          <w:lang w:eastAsia="zh-CN"/>
+          <w:rFonts w:ascii="標楷體" w:eastAsia="DengXian" w:hAnsi="標楷體"/>
         </w:rPr>
       </w:pPr>
     </w:p>
@@ -7148,8 +7093,219 @@
       <w:pPr>
         <w:spacing w:before="120" w:after="120" w:line="336" w:lineRule="auto"/>
         <w:rPr>
+          <w:rFonts w:ascii="標楷體" w:eastAsia="DengXian" w:hAnsi="標楷體"/>
+          <w:lang w:eastAsia="zh-CN"/>
+        </w:rPr>
+      </w:pPr>
+      <w:r>
+        <w:rPr>
+          <w:rFonts w:ascii="Segoe UI Emoji" w:eastAsia="標楷體" w:hAnsi="Segoe UI Emoji" w:cs="Segoe UI Emoji"/>
+        </w:rPr>
+        <w:t>🔍</w:t>
+      </w:r>
+      <w:r>
+        <w:rPr>
+          <w:rFonts w:ascii="標楷體" w:eastAsia="標楷體" w:hAnsi="標楷體"/>
+        </w:rPr>
+        <w:t xml:space="preserve"> 當時狀況：註冊新帳號時報錯 Unknown column 'status' in 'field list'。</w:t>
+      </w:r>
+    </w:p>
+    <w:p>
+      <w:pPr>
+        <w:spacing w:before="120" w:after="120" w:line="336" w:lineRule="auto"/>
+        <w:rPr>
+          <w:rFonts w:ascii="標楷體" w:eastAsia="DengXian" w:hAnsi="標楷體"/>
+          <w:lang w:eastAsia="zh-CN"/>
+        </w:rPr>
+      </w:pPr>
+      <w:r>
+        <w:rPr>
+          <w:rFonts w:ascii="Segoe UI Emoji" w:eastAsia="標楷體" w:hAnsi="Segoe UI Emoji" w:cs="Segoe UI Emoji"/>
+        </w:rPr>
+        <w:t>💡</w:t>
+      </w:r>
+      <w:r>
+        <w:rPr>
+          <w:rFonts w:ascii="標楷體" w:eastAsia="標楷體" w:hAnsi="標楷體"/>
+        </w:rPr>
+        <w:t xml:space="preserve"> 解決方式：為了支援管理員的「停權防護機制」，使用 SQL 指令 ALTER TABLE User ADD COLUMN status VARCHAR(20) NOT NULL DEFAULT 'active'; 擴充資料表，並同步更新</w:t>
+      </w:r>
+      <w:proofErr w:type="gramStart"/>
+      <w:r>
+        <w:rPr>
+          <w:rFonts w:ascii="標楷體" w:eastAsia="標楷體" w:hAnsi="標楷體"/>
+        </w:rPr>
+        <w:t>了建表腳本</w:t>
+      </w:r>
+      <w:proofErr w:type="gramEnd"/>
+      <w:r>
+        <w:rPr>
+          <w:rFonts w:ascii="標楷體" w:eastAsia="標楷體" w:hAnsi="標楷體"/>
+        </w:rPr>
+        <w:t>。</w:t>
+      </w:r>
+    </w:p>
+    <w:p>
+      <w:pPr>
+        <w:spacing w:before="120" w:after="120" w:line="336" w:lineRule="auto"/>
+        <w:rPr>
+          <w:rFonts w:ascii="標楷體" w:eastAsia="標楷體" w:hAnsi="標楷體"/>
+        </w:rPr>
+      </w:pPr>
+      <w:r>
+        <w:rPr>
+          <w:rFonts w:ascii="Segoe UI Emoji" w:eastAsia="標楷體" w:hAnsi="Segoe UI Emoji" w:cs="Segoe UI Emoji"/>
+        </w:rPr>
+        <w:t>📌</w:t>
+      </w:r>
+      <w:r>
+        <w:rPr>
+          <w:rFonts w:ascii="標楷體" w:eastAsia="標楷體" w:hAnsi="標楷體"/>
+        </w:rPr>
+        <w:t xml:space="preserve"> 對應版本：v0.3.3</w:t>
+      </w:r>
+    </w:p>
+    <w:p>
+      <w:pPr>
+        <w:spacing w:before="120" w:after="120" w:line="336" w:lineRule="auto"/>
+        <w:rPr>
+          <w:rFonts w:ascii="標楷體" w:eastAsia="標楷體" w:hAnsi="標楷體"/>
+        </w:rPr>
+      </w:pPr>
+    </w:p>
+    <w:p>
+      <w:pPr>
+        <w:spacing w:before="120" w:after="120" w:line="336" w:lineRule="auto"/>
+        <w:rPr>
+          <w:rFonts w:ascii="標楷體" w:eastAsia="標楷體" w:hAnsi="標楷體"/>
+        </w:rPr>
+      </w:pPr>
+      <w:r>
+        <w:rPr>
+          <w:rFonts w:ascii="Segoe UI Emoji" w:eastAsia="標楷體" w:hAnsi="Segoe UI Emoji" w:cs="Segoe UI Emoji"/>
+        </w:rPr>
+        <w:t>🚨</w:t>
+      </w:r>
+      <w:r>
+        <w:rPr>
+          <w:rFonts w:ascii="標楷體" w:eastAsia="標楷體" w:hAnsi="標楷體"/>
+        </w:rPr>
+        <w:t xml:space="preserve"> 7. AUTO_INCREMENT 計數器未歸零</w:t>
+      </w:r>
+    </w:p>
+    <w:p>
+      <w:pPr>
+        <w:spacing w:before="120" w:after="120" w:line="336" w:lineRule="auto"/>
+        <w:rPr>
+          <w:rFonts w:ascii="標楷體" w:eastAsia="DengXian" w:hAnsi="標楷體"/>
+        </w:rPr>
+      </w:pPr>
+      <w:r>
+        <w:rPr>
+          <w:rFonts w:ascii="Segoe UI Emoji" w:eastAsia="標楷體" w:hAnsi="Segoe UI Emoji" w:cs="Segoe UI Emoji"/>
+        </w:rPr>
+        <w:t>🔍</w:t>
+      </w:r>
+      <w:r>
+        <w:rPr>
+          <w:rFonts w:ascii="標楷體" w:eastAsia="標楷體" w:hAnsi="標楷體"/>
+        </w:rPr>
+        <w:t xml:space="preserve"> 當時狀況：刪除測試資料後，新註冊的帳號 ID 直接跳到 5，導致與現有書籍的 </w:t>
+      </w:r>
+      <w:proofErr w:type="spellStart"/>
+      <w:r>
+        <w:rPr>
+          <w:rFonts w:ascii="標楷體" w:eastAsia="標楷體" w:hAnsi="標楷體"/>
+        </w:rPr>
+        <w:t>bdonor_id</w:t>
+      </w:r>
+      <w:proofErr w:type="spellEnd"/>
+      <w:r>
+        <w:rPr>
+          <w:rFonts w:ascii="標楷體" w:eastAsia="標楷體" w:hAnsi="標楷體"/>
+        </w:rPr>
+        <w:t xml:space="preserve"> 關聯錯亂。</w:t>
+      </w:r>
+    </w:p>
+    <w:p>
+      <w:pPr>
+        <w:spacing w:before="120" w:after="120" w:line="336" w:lineRule="auto"/>
+        <w:rPr>
+          <w:rFonts w:ascii="標楷體" w:eastAsia="標楷體" w:hAnsi="標楷體"/>
+        </w:rPr>
+      </w:pPr>
+      <w:r>
+        <w:rPr>
+          <w:rFonts w:ascii="Segoe UI Emoji" w:eastAsia="標楷體" w:hAnsi="Segoe UI Emoji" w:cs="Segoe UI Emoji"/>
+        </w:rPr>
+        <w:t>💡</w:t>
+      </w:r>
+      <w:r>
+        <w:rPr>
+          <w:rFonts w:ascii="標楷體" w:eastAsia="標楷體" w:hAnsi="標楷體"/>
+        </w:rPr>
+        <w:t xml:space="preserve"> 解決方式：使用 TRUNCATE TABLE User; 指令，徹底清空資料並重置自動遞增計數器，讓 ID 完美從 1 重新開始。</w:t>
+      </w:r>
+    </w:p>
+    <w:p>
+      <w:pPr>
+        <w:spacing w:before="120" w:after="120" w:line="336" w:lineRule="auto"/>
+        <w:rPr>
+          <w:rFonts w:ascii="標楷體" w:eastAsia="DengXian" w:hAnsi="標楷體"/>
+        </w:rPr>
+      </w:pPr>
+      <w:r>
+        <w:rPr>
+          <w:rFonts w:ascii="Segoe UI Emoji" w:eastAsia="標楷體" w:hAnsi="Segoe UI Emoji" w:cs="Segoe UI Emoji"/>
+        </w:rPr>
+        <w:t>📌</w:t>
+      </w:r>
+      <w:r>
+        <w:rPr>
+          <w:rFonts w:ascii="標楷體" w:eastAsia="標楷體" w:hAnsi="標楷體"/>
+        </w:rPr>
+        <w:t xml:space="preserve"> 對應版本：v0.</w:t>
+      </w:r>
+      <w:r>
+        <w:rPr>
           <w:rFonts w:ascii="標楷體" w:eastAsia="DengXian" w:hAnsi="標楷體" w:hint="eastAsia"/>
-          <w:lang w:eastAsia="zh-CN"/>
+        </w:rPr>
+        <w:t>3.3</w:t>
+      </w:r>
+    </w:p>
+    <w:p>
+      <w:pPr>
+        <w:spacing w:before="120" w:after="120" w:line="336" w:lineRule="auto"/>
+        <w:rPr>
+          <w:rFonts w:ascii="標楷體" w:eastAsia="DengXian" w:hAnsi="標楷體"/>
+        </w:rPr>
+      </w:pPr>
+    </w:p>
+    <w:p>
+      <w:pPr>
+        <w:spacing w:before="120" w:after="120" w:line="336" w:lineRule="auto"/>
+        <w:rPr>
+          <w:rFonts w:ascii="標楷體" w:eastAsia="標楷體" w:hAnsi="標楷體"/>
+        </w:rPr>
+      </w:pPr>
+      <w:r>
+        <w:rPr>
+          <w:rFonts w:ascii="Segoe UI Emoji" w:eastAsia="標楷體" w:hAnsi="Segoe UI Emoji" w:cs="Segoe UI Emoji"/>
+        </w:rPr>
+        <w:t>🚨</w:t>
+      </w:r>
+      <w:r>
+        <w:rPr>
+          <w:rFonts w:ascii="標楷體" w:eastAsia="標楷體" w:hAnsi="標楷體"/>
+        </w:rPr>
+        <w:t xml:space="preserve"> 8. 預設圖片破圖問題</w:t>
+      </w:r>
+    </w:p>
+    <w:p>
+      <w:pPr>
+        <w:spacing w:before="120" w:after="120" w:line="336" w:lineRule="auto"/>
+        <w:rPr>
+          <w:rFonts w:ascii="標楷體" w:eastAsia="DengXian" w:hAnsi="標楷體"/>
         </w:rPr>
       </w:pPr>
       <w:r>
@@ -7162,222 +7318,6 @@
         <w:rPr>
           <w:rFonts w:ascii="標楷體" w:eastAsia="標楷體" w:hAnsi="標楷體"/>
         </w:rPr>
-        <w:t xml:space="preserve"> 當時狀況：註冊新帳號時報錯 Unknown column 'status' in 'field list'。</w:t>
-      </w:r>
-    </w:p>
-    <w:p>
-      <w:pPr>
-        <w:spacing w:before="120" w:after="120" w:line="336" w:lineRule="auto"/>
-        <w:rPr>
-          <w:rFonts w:ascii="標楷體" w:eastAsia="DengXian" w:hAnsi="標楷體" w:hint="eastAsia"/>
-          <w:lang w:eastAsia="zh-CN"/>
-        </w:rPr>
-      </w:pPr>
-      <w:r>
-        <w:rPr>
-          <w:rFonts w:ascii="Segoe UI Emoji" w:eastAsia="標楷體" w:hAnsi="Segoe UI Emoji" w:cs="Segoe UI Emoji"/>
-        </w:rPr>
-        <w:t>💡</w:t>
-      </w:r>
-      <w:r>
-        <w:rPr>
-          <w:rFonts w:ascii="標楷體" w:eastAsia="標楷體" w:hAnsi="標楷體"/>
-        </w:rPr>
-        <w:t xml:space="preserve"> 解決方式：為了支援管理員的「停權防護機制」，使用 SQL 指令 ALTER TABLE User ADD COLUMN status VARCHAR(20) NOT NULL DEFAULT 'active'; 擴充資料表，並同步更新</w:t>
-      </w:r>
-      <w:proofErr w:type="gramStart"/>
-      <w:r>
-        <w:rPr>
-          <w:rFonts w:ascii="標楷體" w:eastAsia="標楷體" w:hAnsi="標楷體"/>
-        </w:rPr>
-        <w:t>了建表腳本</w:t>
-      </w:r>
-      <w:proofErr w:type="gramEnd"/>
-      <w:r>
-        <w:rPr>
-          <w:rFonts w:ascii="標楷體" w:eastAsia="標楷體" w:hAnsi="標楷體"/>
-        </w:rPr>
-        <w:t>。</w:t>
-      </w:r>
-    </w:p>
-    <w:p>
-      <w:pPr>
-        <w:spacing w:before="120" w:after="120" w:line="336" w:lineRule="auto"/>
-        <w:rPr>
-          <w:rFonts w:ascii="標楷體" w:eastAsia="標楷體" w:hAnsi="標楷體"/>
-        </w:rPr>
-      </w:pPr>
-      <w:r>
-        <w:rPr>
-          <w:rFonts w:ascii="Segoe UI Emoji" w:eastAsia="標楷體" w:hAnsi="Segoe UI Emoji" w:cs="Segoe UI Emoji"/>
-        </w:rPr>
-        <w:t>📌</w:t>
-      </w:r>
-      <w:r>
-        <w:rPr>
-          <w:rFonts w:ascii="標楷體" w:eastAsia="標楷體" w:hAnsi="標楷體"/>
-        </w:rPr>
-        <w:t xml:space="preserve"> 對應版本：v0.3.3</w:t>
-      </w:r>
-    </w:p>
-    <w:p>
-      <w:pPr>
-        <w:spacing w:before="120" w:after="120" w:line="336" w:lineRule="auto"/>
-        <w:rPr>
-          <w:rFonts w:ascii="標楷體" w:eastAsia="標楷體" w:hAnsi="標楷體"/>
-        </w:rPr>
-      </w:pPr>
-    </w:p>
-    <w:p>
-      <w:pPr>
-        <w:spacing w:before="120" w:after="120" w:line="336" w:lineRule="auto"/>
-        <w:rPr>
-          <w:rFonts w:ascii="標楷體" w:eastAsia="標楷體" w:hAnsi="標楷體"/>
-        </w:rPr>
-      </w:pPr>
-      <w:r>
-        <w:rPr>
-          <w:rFonts w:ascii="Segoe UI Emoji" w:eastAsia="標楷體" w:hAnsi="Segoe UI Emoji" w:cs="Segoe UI Emoji"/>
-        </w:rPr>
-        <w:t>🚨</w:t>
-      </w:r>
-      <w:r>
-        <w:rPr>
-          <w:rFonts w:ascii="標楷體" w:eastAsia="標楷體" w:hAnsi="標楷體"/>
-        </w:rPr>
-        <w:t xml:space="preserve"> 7. AUTO_INCREMENT 計數器未歸零</w:t>
-      </w:r>
-    </w:p>
-    <w:p>
-      <w:pPr>
-        <w:spacing w:before="120" w:after="120" w:line="336" w:lineRule="auto"/>
-        <w:rPr>
-          <w:rFonts w:ascii="標楷體" w:eastAsia="DengXian" w:hAnsi="標楷體" w:hint="eastAsia"/>
-          <w:lang w:eastAsia="zh-CN"/>
-        </w:rPr>
-      </w:pPr>
-      <w:r>
-        <w:rPr>
-          <w:rFonts w:ascii="Segoe UI Emoji" w:eastAsia="標楷體" w:hAnsi="Segoe UI Emoji" w:cs="Segoe UI Emoji"/>
-        </w:rPr>
-        <w:t>🔍</w:t>
-      </w:r>
-      <w:r>
-        <w:rPr>
-          <w:rFonts w:ascii="標楷體" w:eastAsia="標楷體" w:hAnsi="標楷體"/>
-        </w:rPr>
-        <w:t xml:space="preserve"> 當時狀況：刪除測試資料後，新註冊的帳號 ID 直接跳到 5，導致與現有書籍的 </w:t>
-      </w:r>
-      <w:proofErr w:type="spellStart"/>
-      <w:r>
-        <w:rPr>
-          <w:rFonts w:ascii="標楷體" w:eastAsia="標楷體" w:hAnsi="標楷體"/>
-        </w:rPr>
-        <w:t>bdonor_id</w:t>
-      </w:r>
-      <w:proofErr w:type="spellEnd"/>
-      <w:r>
-        <w:rPr>
-          <w:rFonts w:ascii="標楷體" w:eastAsia="標楷體" w:hAnsi="標楷體"/>
-        </w:rPr>
-        <w:t xml:space="preserve"> 關聯錯亂。</w:t>
-      </w:r>
-    </w:p>
-    <w:p>
-      <w:pPr>
-        <w:spacing w:before="120" w:after="120" w:line="336" w:lineRule="auto"/>
-        <w:rPr>
-          <w:rFonts w:ascii="標楷體" w:eastAsia="標楷體" w:hAnsi="標楷體"/>
-        </w:rPr>
-      </w:pPr>
-      <w:r>
-        <w:rPr>
-          <w:rFonts w:ascii="Segoe UI Emoji" w:eastAsia="標楷體" w:hAnsi="Segoe UI Emoji" w:cs="Segoe UI Emoji"/>
-        </w:rPr>
-        <w:t>💡</w:t>
-      </w:r>
-      <w:r>
-        <w:rPr>
-          <w:rFonts w:ascii="標楷體" w:eastAsia="標楷體" w:hAnsi="標楷體"/>
-        </w:rPr>
-        <w:t xml:space="preserve"> 解決方式：使用 TRUNCATE TABLE User; 指令，徹底清空資料並重置自動遞增計數器，讓 ID 完美從 1 重新開始。</w:t>
-      </w:r>
-    </w:p>
-    <w:p>
-      <w:pPr>
-        <w:spacing w:before="120" w:after="120" w:line="336" w:lineRule="auto"/>
-        <w:rPr>
-          <w:rFonts w:ascii="標楷體" w:eastAsia="DengXian" w:hAnsi="標楷體" w:hint="eastAsia"/>
-          <w:lang w:eastAsia="zh-CN"/>
-        </w:rPr>
-      </w:pPr>
-      <w:r>
-        <w:rPr>
-          <w:rFonts w:ascii="Segoe UI Emoji" w:eastAsia="標楷體" w:hAnsi="Segoe UI Emoji" w:cs="Segoe UI Emoji"/>
-        </w:rPr>
-        <w:t>📌</w:t>
-      </w:r>
-      <w:r>
-        <w:rPr>
-          <w:rFonts w:ascii="標楷體" w:eastAsia="標楷體" w:hAnsi="標楷體"/>
-        </w:rPr>
-        <w:t xml:space="preserve"> 對應版本：v0.</w:t>
-      </w:r>
-      <w:r>
-        <w:rPr>
-          <w:rFonts w:ascii="標楷體" w:eastAsia="DengXian" w:hAnsi="標楷體" w:hint="eastAsia"/>
-          <w:lang w:eastAsia="zh-CN"/>
-        </w:rPr>
-        <w:t>3.3</w:t>
-      </w:r>
-    </w:p>
-    <w:p>
-      <w:pPr>
-        <w:spacing w:before="120" w:after="120" w:line="336" w:lineRule="auto"/>
-        <w:rPr>
-          <w:rFonts w:ascii="標楷體" w:eastAsia="DengXian" w:hAnsi="標楷體" w:hint="eastAsia"/>
-          <w:lang w:eastAsia="zh-CN"/>
-        </w:rPr>
-      </w:pPr>
-    </w:p>
-    <w:p>
-      <w:pPr>
-        <w:spacing w:before="120" w:after="120" w:line="336" w:lineRule="auto"/>
-        <w:rPr>
-          <w:rFonts w:ascii="標楷體" w:eastAsia="標楷體" w:hAnsi="標楷體"/>
-        </w:rPr>
-      </w:pPr>
-      <w:r>
-        <w:rPr>
-          <w:rFonts w:ascii="Segoe UI Emoji" w:eastAsia="標楷體" w:hAnsi="Segoe UI Emoji" w:cs="Segoe UI Emoji"/>
-        </w:rPr>
-        <w:t>🚨</w:t>
-      </w:r>
-      <w:r>
-        <w:rPr>
-          <w:rFonts w:ascii="標楷體" w:eastAsia="標楷體" w:hAnsi="標楷體"/>
-        </w:rPr>
-        <w:t xml:space="preserve"> 8. 預設圖片破圖問題</w:t>
-      </w:r>
-    </w:p>
-    <w:p>
-      <w:pPr>
-        <w:spacing w:before="120" w:after="120" w:line="336" w:lineRule="auto"/>
-        <w:rPr>
-          <w:rFonts w:ascii="標楷體" w:eastAsia="DengXian" w:hAnsi="標楷體" w:hint="eastAsia"/>
-          <w:lang w:eastAsia="zh-CN"/>
-        </w:rPr>
-      </w:pPr>
-      <w:r>
-        <w:rPr>
-          <w:rFonts w:ascii="Segoe UI Emoji" w:eastAsia="標楷體" w:hAnsi="Segoe UI Emoji" w:cs="Segoe UI Emoji"/>
-        </w:rPr>
-        <w:t>🔍</w:t>
-      </w:r>
-      <w:r>
-        <w:rPr>
-          <w:rFonts w:ascii="標楷體" w:eastAsia="標楷體" w:hAnsi="標楷體"/>
-        </w:rPr>
         <w:t xml:space="preserve"> 當時狀況：從資料庫撈出資料後，書籍封面因為缺乏實體檔案而顯示破圖。</w:t>
       </w:r>
     </w:p>
@@ -7385,7 +7325,7 @@
       <w:pPr>
         <w:spacing w:before="120" w:after="120" w:line="336" w:lineRule="auto"/>
         <w:rPr>
-          <w:rFonts w:ascii="標楷體" w:eastAsia="DengXian" w:hAnsi="標楷體" w:hint="eastAsia"/>
+          <w:rFonts w:ascii="標楷體" w:eastAsia="DengXian" w:hAnsi="標楷體"/>
           <w:lang w:eastAsia="zh-CN"/>
         </w:rPr>
       </w:pPr>
@@ -7540,21 +7480,83 @@
         <w:rPr>
           <w:rFonts w:ascii="Segoe UI Emoji" w:eastAsia="標楷體" w:hAnsi="Segoe UI Emoji" w:cs="Segoe UI Emoji"/>
         </w:rPr>
-        <w:t>當時</w:t>
+        <w:t>當時狀況：</w:t>
+      </w:r>
+      <w:r>
+        <w:rPr>
+          <w:rFonts w:ascii="Segoe UI Emoji" w:eastAsia="標楷體" w:hAnsi="Segoe UI Emoji" w:cs="Segoe UI Emoji"/>
+        </w:rPr>
+        <w:t xml:space="preserve"> </w:t>
       </w:r>
       <w:proofErr w:type="gramStart"/>
       <w:r>
         <w:rPr>
           <w:rFonts w:ascii="Segoe UI Emoji" w:eastAsia="標楷體" w:hAnsi="Segoe UI Emoji" w:cs="Segoe UI Emoji"/>
         </w:rPr>
-        <w:t>狀</w:t>
+        <w:t>實作捐書</w:t>
       </w:r>
       <w:proofErr w:type="gramEnd"/>
       <w:r>
         <w:rPr>
           <w:rFonts w:ascii="Segoe UI Emoji" w:eastAsia="標楷體" w:hAnsi="Segoe UI Emoji" w:cs="Segoe UI Emoji"/>
         </w:rPr>
-        <w:t>況：</w:t>
+        <w:t>表單時，如果只使用一般的</w:t>
+      </w:r>
+      <w:r>
+        <w:rPr>
+          <w:rFonts w:ascii="Segoe UI Emoji" w:eastAsia="標楷體" w:hAnsi="Segoe UI Emoji" w:cs="Segoe UI Emoji"/>
+        </w:rPr>
+        <w:t xml:space="preserve"> &lt;form method="POST"&gt;</w:t>
+      </w:r>
+      <w:r>
+        <w:rPr>
+          <w:rFonts w:ascii="Segoe UI Emoji" w:eastAsia="標楷體" w:hAnsi="Segoe UI Emoji" w:cs="Segoe UI Emoji"/>
+        </w:rPr>
+        <w:t>，後端</w:t>
+      </w:r>
+      <w:r>
+        <w:rPr>
+          <w:rFonts w:ascii="Segoe UI Emoji" w:eastAsia="標楷體" w:hAnsi="Segoe UI Emoji" w:cs="Segoe UI Emoji"/>
+        </w:rPr>
+        <w:t xml:space="preserve"> PHP </w:t>
+      </w:r>
+      <w:r>
+        <w:rPr>
+          <w:rFonts w:ascii="Segoe UI Emoji" w:eastAsia="標楷體" w:hAnsi="Segoe UI Emoji" w:cs="Segoe UI Emoji"/>
+        </w:rPr>
+        <w:t>的</w:t>
+      </w:r>
+      <w:r>
+        <w:rPr>
+          <w:rFonts w:ascii="Segoe UI Emoji" w:eastAsia="標楷體" w:hAnsi="Segoe UI Emoji" w:cs="Segoe UI Emoji"/>
+        </w:rPr>
+        <w:t xml:space="preserve"> $_FILES </w:t>
+      </w:r>
+      <w:r>
+        <w:rPr>
+          <w:rFonts w:ascii="Segoe UI Emoji" w:eastAsia="標楷體" w:hAnsi="Segoe UI Emoji" w:cs="Segoe UI Emoji"/>
+        </w:rPr>
+        <w:t>變數會完全收不到圖片資料，導致系統判定未上傳檔案。</w:t>
+      </w:r>
+    </w:p>
+    <w:p>
+      <w:pPr>
+        <w:spacing w:before="120" w:after="120" w:line="336" w:lineRule="auto"/>
+        <w:rPr>
+          <w:rFonts w:ascii="Segoe UI Emoji" w:eastAsia="標楷體" w:hAnsi="Segoe UI Emoji" w:cs="Segoe UI Emoji"/>
+        </w:rPr>
+      </w:pPr>
+      <w:r>
+        <w:rPr>
+          <w:rFonts w:ascii="Segoe UI Emoji" w:eastAsia="標楷體" w:hAnsi="Segoe UI Emoji" w:cs="Segoe UI Emoji"/>
+        </w:rPr>
+        <w:t xml:space="preserve">💡 </w:t>
+      </w:r>
+      <w:r>
+        <w:rPr>
+          <w:rFonts w:ascii="Segoe UI Emoji" w:eastAsia="標楷體" w:hAnsi="Segoe UI Emoji" w:cs="Segoe UI Emoji"/>
+        </w:rPr>
+        <w:t>解決方式：</w:t>
       </w:r>
       <w:r>
         <w:rPr>
@@ -7566,570 +7568,1341 @@
         <w:rPr>
           <w:rFonts w:ascii="Segoe UI Emoji" w:eastAsia="標楷體" w:hAnsi="Segoe UI Emoji" w:cs="Segoe UI Emoji"/>
         </w:rPr>
-        <w:t>實作捐</w:t>
+        <w:t>這是新手</w:t>
       </w:r>
       <w:proofErr w:type="gramStart"/>
       <w:r>
         <w:rPr>
           <w:rFonts w:ascii="Segoe UI Emoji" w:eastAsia="標楷體" w:hAnsi="Segoe UI Emoji" w:cs="Segoe UI Emoji"/>
         </w:rPr>
-        <w:t>書</w:t>
+        <w:t>最常踩的</w:t>
       </w:r>
       <w:proofErr w:type="gramEnd"/>
       <w:r>
         <w:rPr>
           <w:rFonts w:ascii="Segoe UI Emoji" w:eastAsia="標楷體" w:hAnsi="Segoe UI Emoji" w:cs="Segoe UI Emoji"/>
         </w:rPr>
-        <w:t>表</w:t>
+        <w:t>坑。必須強制在</w:t>
+      </w:r>
+      <w:r>
+        <w:rPr>
+          <w:rFonts w:ascii="Segoe UI Emoji" w:eastAsia="標楷體" w:hAnsi="Segoe UI Emoji" w:cs="Segoe UI Emoji"/>
+        </w:rPr>
+        <w:t xml:space="preserve"> HTML </w:t>
+      </w:r>
+      <w:r>
+        <w:rPr>
+          <w:rFonts w:ascii="Segoe UI Emoji" w:eastAsia="標楷體" w:hAnsi="Segoe UI Emoji" w:cs="Segoe UI Emoji"/>
+        </w:rPr>
+        <w:t>表單加入</w:t>
+      </w:r>
+      <w:r>
+        <w:rPr>
+          <w:rFonts w:ascii="Segoe UI Emoji" w:eastAsia="標楷體" w:hAnsi="Segoe UI Emoji" w:cs="Segoe UI Emoji"/>
+        </w:rPr>
+        <w:t xml:space="preserve"> </w:t>
+      </w:r>
+      <w:proofErr w:type="spellStart"/>
+      <w:r>
+        <w:rPr>
+          <w:rFonts w:ascii="Segoe UI Emoji" w:eastAsia="標楷體" w:hAnsi="Segoe UI Emoji" w:cs="Segoe UI Emoji"/>
+        </w:rPr>
+        <w:t>enctype</w:t>
+      </w:r>
+      <w:proofErr w:type="spellEnd"/>
+      <w:r>
+        <w:rPr>
+          <w:rFonts w:ascii="Segoe UI Emoji" w:eastAsia="標楷體" w:hAnsi="Segoe UI Emoji" w:cs="Segoe UI Emoji"/>
+        </w:rPr>
+        <w:t xml:space="preserve">="multipart/form-data" </w:t>
+      </w:r>
+      <w:r>
+        <w:rPr>
+          <w:rFonts w:ascii="Segoe UI Emoji" w:eastAsia="標楷體" w:hAnsi="Segoe UI Emoji" w:cs="Segoe UI Emoji"/>
+        </w:rPr>
+        <w:t>屬性，讓瀏覽器知道這份表單包含「二進位實體檔案」，才能順利打通前後端的圖片傳輸通道。</w:t>
+      </w:r>
+    </w:p>
+    <w:p>
+      <w:pPr>
+        <w:spacing w:before="120" w:after="120" w:line="336" w:lineRule="auto"/>
+        <w:rPr>
+          <w:rFonts w:ascii="Segoe UI Emoji" w:eastAsia="標楷體" w:hAnsi="Segoe UI Emoji" w:cs="Segoe UI Emoji"/>
+        </w:rPr>
+      </w:pPr>
+      <w:r>
+        <w:rPr>
+          <w:rFonts w:ascii="Segoe UI Emoji" w:eastAsia="標楷體" w:hAnsi="Segoe UI Emoji" w:cs="Segoe UI Emoji"/>
+        </w:rPr>
+        <w:t xml:space="preserve">📌 </w:t>
+      </w:r>
+      <w:r>
+        <w:rPr>
+          <w:rFonts w:ascii="Segoe UI Emoji" w:eastAsia="標楷體" w:hAnsi="Segoe UI Emoji" w:cs="Segoe UI Emoji"/>
+        </w:rPr>
+        <w:t>對應版本：</w:t>
+      </w:r>
+      <w:r>
+        <w:rPr>
+          <w:rFonts w:ascii="Segoe UI Emoji" w:eastAsia="標楷體" w:hAnsi="Segoe UI Emoji" w:cs="Segoe UI Emoji"/>
+        </w:rPr>
+        <w:t xml:space="preserve"> v0.3.5</w:t>
+      </w:r>
+    </w:p>
+    <w:p>
+      <w:pPr>
+        <w:spacing w:before="120" w:after="120" w:line="336" w:lineRule="auto"/>
+        <w:rPr>
+          <w:rFonts w:ascii="Segoe UI Emoji" w:eastAsia="標楷體" w:hAnsi="Segoe UI Emoji" w:cs="Segoe UI Emoji"/>
+        </w:rPr>
+      </w:pPr>
+    </w:p>
+    <w:p>
+      <w:pPr>
+        <w:spacing w:before="120" w:after="120" w:line="336" w:lineRule="auto"/>
+        <w:rPr>
+          <w:rFonts w:ascii="Segoe UI Emoji" w:eastAsia="標楷體" w:hAnsi="Segoe UI Emoji" w:cs="Segoe UI Emoji"/>
+        </w:rPr>
+      </w:pPr>
+      <w:r>
+        <w:rPr>
+          <w:rFonts w:ascii="Segoe UI Emoji" w:eastAsia="標楷體" w:hAnsi="Segoe UI Emoji" w:cs="Segoe UI Emoji"/>
+        </w:rPr>
+        <w:t xml:space="preserve">🚨 10. </w:t>
+      </w:r>
+      <w:r>
+        <w:rPr>
+          <w:rFonts w:ascii="Segoe UI Emoji" w:eastAsia="標楷體" w:hAnsi="Segoe UI Emoji" w:cs="Segoe UI Emoji"/>
+        </w:rPr>
+        <w:t>上傳同名圖片導致伺服器檔案覆蓋</w:t>
+      </w:r>
+    </w:p>
+    <w:p>
+      <w:pPr>
+        <w:spacing w:before="120" w:after="120" w:line="336" w:lineRule="auto"/>
+        <w:rPr>
+          <w:rFonts w:ascii="Segoe UI Emoji" w:eastAsia="標楷體" w:hAnsi="Segoe UI Emoji" w:cs="Segoe UI Emoji"/>
+        </w:rPr>
+      </w:pPr>
+      <w:r>
+        <w:rPr>
+          <w:rFonts w:ascii="Segoe UI Emoji" w:eastAsia="標楷體" w:hAnsi="Segoe UI Emoji" w:cs="Segoe UI Emoji"/>
+        </w:rPr>
+        <w:t xml:space="preserve">🔍 </w:t>
+      </w:r>
+      <w:r>
+        <w:rPr>
+          <w:rFonts w:ascii="Segoe UI Emoji" w:eastAsia="標楷體" w:hAnsi="Segoe UI Emoji" w:cs="Segoe UI Emoji"/>
+        </w:rPr>
+        <w:t>當時狀況：</w:t>
+      </w:r>
+      <w:r>
+        <w:rPr>
+          <w:rFonts w:ascii="Segoe UI Emoji" w:eastAsia="標楷體" w:hAnsi="Segoe UI Emoji" w:cs="Segoe UI Emoji"/>
+        </w:rPr>
+        <w:t xml:space="preserve"> </w:t>
+      </w:r>
+      <w:r>
+        <w:rPr>
+          <w:rFonts w:ascii="Segoe UI Emoji" w:eastAsia="標楷體" w:hAnsi="Segoe UI Emoji" w:cs="Segoe UI Emoji"/>
+        </w:rPr>
+        <w:t>不同的使用者在客戶端上傳圖片時，可能都將檔案命名為</w:t>
+      </w:r>
+      <w:r>
+        <w:rPr>
+          <w:rFonts w:ascii="Segoe UI Emoji" w:eastAsia="標楷體" w:hAnsi="Segoe UI Emoji" w:cs="Segoe UI Emoji"/>
+        </w:rPr>
+        <w:t xml:space="preserve"> cover.jpg </w:t>
+      </w:r>
+      <w:r>
+        <w:rPr>
+          <w:rFonts w:ascii="Segoe UI Emoji" w:eastAsia="標楷體" w:hAnsi="Segoe UI Emoji" w:cs="Segoe UI Emoji"/>
+        </w:rPr>
+        <w:t>或</w:t>
+      </w:r>
+      <w:r>
+        <w:rPr>
+          <w:rFonts w:ascii="Segoe UI Emoji" w:eastAsia="標楷體" w:hAnsi="Segoe UI Emoji" w:cs="Segoe UI Emoji"/>
+        </w:rPr>
+        <w:t xml:space="preserve"> test.jpg</w:t>
+      </w:r>
+      <w:r>
+        <w:rPr>
+          <w:rFonts w:ascii="Segoe UI Emoji" w:eastAsia="標楷體" w:hAnsi="Segoe UI Emoji" w:cs="Segoe UI Emoji"/>
+        </w:rPr>
+        <w:t>。若直接將客戶端檔名存入伺服器，後上傳的圖片會直接把前面使用者的圖片覆蓋掉，導致破圖或圖文不符。</w:t>
+      </w:r>
+    </w:p>
+    <w:p>
+      <w:pPr>
+        <w:spacing w:before="120" w:after="120" w:line="336" w:lineRule="auto"/>
+        <w:rPr>
+          <w:rFonts w:ascii="Segoe UI Emoji" w:eastAsia="標楷體" w:hAnsi="Segoe UI Emoji" w:cs="Segoe UI Emoji"/>
+        </w:rPr>
+      </w:pPr>
+      <w:r>
+        <w:rPr>
+          <w:rFonts w:ascii="Segoe UI Emoji" w:eastAsia="標楷體" w:hAnsi="Segoe UI Emoji" w:cs="Segoe UI Emoji"/>
+        </w:rPr>
+        <w:t xml:space="preserve">💡 </w:t>
+      </w:r>
+      <w:r>
+        <w:rPr>
+          <w:rFonts w:ascii="Segoe UI Emoji" w:eastAsia="標楷體" w:hAnsi="Segoe UI Emoji" w:cs="Segoe UI Emoji"/>
+        </w:rPr>
+        <w:t>解決方式：</w:t>
+      </w:r>
+      <w:r>
+        <w:rPr>
+          <w:rFonts w:ascii="Segoe UI Emoji" w:eastAsia="標楷體" w:hAnsi="Segoe UI Emoji" w:cs="Segoe UI Emoji"/>
+        </w:rPr>
+        <w:t xml:space="preserve"> </w:t>
+      </w:r>
+      <w:r>
+        <w:rPr>
+          <w:rFonts w:ascii="Segoe UI Emoji" w:eastAsia="標楷體" w:hAnsi="Segoe UI Emoji" w:cs="Segoe UI Emoji"/>
+        </w:rPr>
+        <w:t>在後端</w:t>
+      </w:r>
+      <w:r>
+        <w:rPr>
+          <w:rFonts w:ascii="Segoe UI Emoji" w:eastAsia="標楷體" w:hAnsi="Segoe UI Emoji" w:cs="Segoe UI Emoji"/>
+        </w:rPr>
+        <w:t xml:space="preserve"> API (</w:t>
+      </w:r>
+      <w:proofErr w:type="spellStart"/>
+      <w:r>
+        <w:rPr>
+          <w:rFonts w:ascii="Segoe UI Emoji" w:eastAsia="標楷體" w:hAnsi="Segoe UI Emoji" w:cs="Segoe UI Emoji"/>
+        </w:rPr>
+        <w:t>upload_book.php</w:t>
+      </w:r>
+      <w:proofErr w:type="spellEnd"/>
+      <w:r>
+        <w:rPr>
+          <w:rFonts w:ascii="Segoe UI Emoji" w:eastAsia="標楷體" w:hAnsi="Segoe UI Emoji" w:cs="Segoe UI Emoji"/>
+        </w:rPr>
+        <w:t xml:space="preserve">) </w:t>
+      </w:r>
+      <w:r>
+        <w:rPr>
+          <w:rFonts w:ascii="Segoe UI Emoji" w:eastAsia="標楷體" w:hAnsi="Segoe UI Emoji" w:cs="Segoe UI Emoji"/>
+        </w:rPr>
+        <w:t>接收檔案時，徹底捨棄原始檔名。改用</w:t>
+      </w:r>
+      <w:r>
+        <w:rPr>
+          <w:rFonts w:ascii="Segoe UI Emoji" w:eastAsia="標楷體" w:hAnsi="Segoe UI Emoji" w:cs="Segoe UI Emoji"/>
+        </w:rPr>
+        <w:t xml:space="preserve"> PHP </w:t>
+      </w:r>
+      <w:r>
+        <w:rPr>
+          <w:rFonts w:ascii="Segoe UI Emoji" w:eastAsia="標楷體" w:hAnsi="Segoe UI Emoji" w:cs="Segoe UI Emoji"/>
+        </w:rPr>
+        <w:t>的</w:t>
+      </w:r>
+      <w:r>
+        <w:rPr>
+          <w:rFonts w:ascii="Segoe UI Emoji" w:eastAsia="標楷體" w:hAnsi="Segoe UI Emoji" w:cs="Segoe UI Emoji"/>
+        </w:rPr>
+        <w:t xml:space="preserve"> </w:t>
+      </w:r>
+      <w:proofErr w:type="spellStart"/>
+      <w:r>
+        <w:rPr>
+          <w:rFonts w:ascii="Segoe UI Emoji" w:eastAsia="標楷體" w:hAnsi="Segoe UI Emoji" w:cs="Segoe UI Emoji"/>
+        </w:rPr>
+        <w:t>uniqid</w:t>
+      </w:r>
+      <w:proofErr w:type="spellEnd"/>
+      <w:r>
+        <w:rPr>
+          <w:rFonts w:ascii="Segoe UI Emoji" w:eastAsia="標楷體" w:hAnsi="Segoe UI Emoji" w:cs="Segoe UI Emoji"/>
+        </w:rPr>
+        <w:t xml:space="preserve">('book_') </w:t>
+      </w:r>
+      <w:r>
+        <w:rPr>
+          <w:rFonts w:ascii="Segoe UI Emoji" w:eastAsia="標楷體" w:hAnsi="Segoe UI Emoji" w:cs="Segoe UI Emoji"/>
+        </w:rPr>
+        <w:t>函數搭配原始副檔名，為每張圖片在伺服器端動態生成唯一且不重複的新檔名</w:t>
       </w:r>
       <w:proofErr w:type="gramStart"/>
       <w:r>
         <w:rPr>
           <w:rFonts w:ascii="Segoe UI Emoji" w:eastAsia="標楷體" w:hAnsi="Segoe UI Emoji" w:cs="Segoe UI Emoji"/>
         </w:rPr>
-        <w:t>單</w:t>
+        <w:t>（</w:t>
       </w:r>
       <w:proofErr w:type="gramEnd"/>
       <w:r>
         <w:rPr>
           <w:rFonts w:ascii="Segoe UI Emoji" w:eastAsia="標楷體" w:hAnsi="Segoe UI Emoji" w:cs="Segoe UI Emoji"/>
         </w:rPr>
-        <w:t>時，如果只使用一般的</w:t>
-      </w:r>
-      <w:r>
-        <w:rPr>
-          <w:rFonts w:ascii="Segoe UI Emoji" w:eastAsia="標楷體" w:hAnsi="Segoe UI Emoji" w:cs="Segoe UI Emoji"/>
-        </w:rPr>
-        <w:t xml:space="preserve"> &lt;form method="POST"&gt;</w:t>
-      </w:r>
-      <w:r>
-        <w:rPr>
-          <w:rFonts w:ascii="Segoe UI Emoji" w:eastAsia="標楷體" w:hAnsi="Segoe UI Emoji" w:cs="Segoe UI Emoji"/>
-        </w:rPr>
-        <w:t>，</w:t>
+        <w:t>如</w:t>
+      </w:r>
+      <w:r>
+        <w:rPr>
+          <w:rFonts w:ascii="Segoe UI Emoji" w:eastAsia="標楷體" w:hAnsi="Segoe UI Emoji" w:cs="Segoe UI Emoji"/>
+        </w:rPr>
+        <w:t xml:space="preserve"> book_64a1b.jpg</w:t>
       </w:r>
       <w:proofErr w:type="gramStart"/>
       <w:r>
         <w:rPr>
           <w:rFonts w:ascii="Segoe UI Emoji" w:eastAsia="標楷體" w:hAnsi="Segoe UI Emoji" w:cs="Segoe UI Emoji"/>
         </w:rPr>
-        <w:t>後</w:t>
+        <w:t>）</w:t>
       </w:r>
       <w:proofErr w:type="gramEnd"/>
       <w:r>
         <w:rPr>
           <w:rFonts w:ascii="Segoe UI Emoji" w:eastAsia="標楷體" w:hAnsi="Segoe UI Emoji" w:cs="Segoe UI Emoji"/>
         </w:rPr>
-        <w:t>端</w:t>
-      </w:r>
-      <w:r>
-        <w:rPr>
-          <w:rFonts w:ascii="Segoe UI Emoji" w:eastAsia="標楷體" w:hAnsi="Segoe UI Emoji" w:cs="Segoe UI Emoji"/>
+        <w:t>，從根本解決命名衝突。</w:t>
+      </w:r>
+    </w:p>
+    <w:p>
+      <w:pPr>
+        <w:spacing w:before="120" w:after="120" w:line="336" w:lineRule="auto"/>
+        <w:rPr>
+          <w:rFonts w:ascii="Segoe UI Emoji" w:eastAsia="DengXian" w:hAnsi="Segoe UI Emoji" w:cs="Segoe UI Emoji"/>
+        </w:rPr>
+      </w:pPr>
+      <w:r>
+        <w:rPr>
+          <w:rFonts w:ascii="Segoe UI Emoji" w:eastAsia="標楷體" w:hAnsi="Segoe UI Emoji" w:cs="Segoe UI Emoji"/>
+        </w:rPr>
+        <w:t xml:space="preserve">📌 </w:t>
+      </w:r>
+      <w:r>
+        <w:rPr>
+          <w:rFonts w:ascii="Segoe UI Emoji" w:eastAsia="標楷體" w:hAnsi="Segoe UI Emoji" w:cs="Segoe UI Emoji"/>
+        </w:rPr>
+        <w:t>對應版本：</w:t>
+      </w:r>
+      <w:r>
+        <w:rPr>
+          <w:rFonts w:ascii="Segoe UI Emoji" w:eastAsia="標楷體" w:hAnsi="Segoe UI Emoji" w:cs="Segoe UI Emoji"/>
+        </w:rPr>
+        <w:t xml:space="preserve"> v0.3.5</w:t>
+      </w:r>
+    </w:p>
+    <w:p>
+      <w:pPr>
+        <w:spacing w:before="120" w:after="120" w:line="336" w:lineRule="auto"/>
+        <w:rPr>
+          <w:rFonts w:ascii="Segoe UI Emoji" w:hAnsi="Segoe UI Emoji" w:cs="Segoe UI Emoji"/>
+        </w:rPr>
+      </w:pPr>
+    </w:p>
+    <w:p>
+      <w:pPr>
+        <w:spacing w:before="120" w:after="120" w:line="336" w:lineRule="auto"/>
+        <w:rPr>
+          <w:rFonts w:ascii="Segoe UI Emoji" w:hAnsi="Segoe UI Emoji" w:cs="Segoe UI Emoji"/>
+        </w:rPr>
+      </w:pPr>
+      <w:r>
+        <w:rPr>
+          <w:rFonts w:ascii="Segoe UI Emoji" w:hAnsi="Segoe UI Emoji" w:cs="Segoe UI Emoji"/>
+        </w:rPr>
+        <w:t xml:space="preserve">🚨 11. Git </w:t>
+      </w:r>
+      <w:r>
+        <w:rPr>
+          <w:rFonts w:ascii="Segoe UI Emoji" w:hAnsi="Segoe UI Emoji" w:cs="Segoe UI Emoji"/>
+        </w:rPr>
+        <w:t>版本</w:t>
+      </w:r>
+      <w:proofErr w:type="gramStart"/>
+      <w:r>
+        <w:rPr>
+          <w:rFonts w:ascii="Segoe UI Emoji" w:hAnsi="Segoe UI Emoji" w:cs="Segoe UI Emoji"/>
+        </w:rPr>
+        <w:t>號跳號且</w:t>
+      </w:r>
+      <w:proofErr w:type="gramEnd"/>
+      <w:r>
+        <w:rPr>
+          <w:rFonts w:ascii="Segoe UI Emoji" w:hAnsi="Segoe UI Emoji" w:cs="Segoe UI Emoji"/>
+        </w:rPr>
+        <w:t>已</w:t>
+      </w:r>
+      <w:r>
+        <w:rPr>
+          <w:rFonts w:ascii="Segoe UI Emoji" w:hAnsi="Segoe UI Emoji" w:cs="Segoe UI Emoji"/>
+        </w:rPr>
+        <w:t xml:space="preserve"> Push </w:t>
+      </w:r>
+      <w:r>
+        <w:rPr>
+          <w:rFonts w:ascii="Segoe UI Emoji" w:hAnsi="Segoe UI Emoji" w:cs="Segoe UI Emoji"/>
+        </w:rPr>
+        <w:t>至遠端倉庫</w:t>
+      </w:r>
+    </w:p>
+    <w:p>
+      <w:pPr>
+        <w:spacing w:before="120" w:after="120" w:line="336" w:lineRule="auto"/>
+        <w:rPr>
+          <w:rFonts w:ascii="Segoe UI Emoji" w:hAnsi="Segoe UI Emoji" w:cs="Segoe UI Emoji"/>
+        </w:rPr>
+      </w:pPr>
+      <w:r>
+        <w:rPr>
+          <w:rFonts w:ascii="Segoe UI Emoji" w:hAnsi="Segoe UI Emoji" w:cs="Segoe UI Emoji"/>
+        </w:rPr>
+        <w:t xml:space="preserve">🔍 </w:t>
+      </w:r>
+      <w:r>
+        <w:rPr>
+          <w:rFonts w:ascii="Segoe UI Emoji" w:hAnsi="Segoe UI Emoji" w:cs="Segoe UI Emoji"/>
+        </w:rPr>
+        <w:t>當時狀況：</w:t>
+      </w:r>
+      <w:r>
+        <w:rPr>
+          <w:rFonts w:ascii="Segoe UI Emoji" w:hAnsi="Segoe UI Emoji" w:cs="Segoe UI Emoji"/>
+        </w:rPr>
+        <w:t xml:space="preserve"> </w:t>
+      </w:r>
+      <w:r>
+        <w:rPr>
+          <w:rFonts w:ascii="Segoe UI Emoji" w:hAnsi="Segoe UI Emoji" w:cs="Segoe UI Emoji"/>
+        </w:rPr>
+        <w:t>在推行個人後</w:t>
+      </w:r>
+      <w:proofErr w:type="gramStart"/>
+      <w:r>
+        <w:rPr>
+          <w:rFonts w:ascii="Segoe UI Emoji" w:hAnsi="Segoe UI Emoji" w:cs="Segoe UI Emoji"/>
+        </w:rPr>
+        <w:t>臺</w:t>
+      </w:r>
+      <w:proofErr w:type="gramEnd"/>
+      <w:r>
+        <w:rPr>
+          <w:rFonts w:ascii="Segoe UI Emoji" w:hAnsi="Segoe UI Emoji" w:cs="Segoe UI Emoji"/>
+        </w:rPr>
+        <w:t xml:space="preserve"> CRUD </w:t>
+      </w:r>
+      <w:r>
+        <w:rPr>
+          <w:rFonts w:ascii="Segoe UI Emoji" w:hAnsi="Segoe UI Emoji" w:cs="Segoe UI Emoji"/>
+        </w:rPr>
+        <w:t>功能時，版本號計算錯誤直接從</w:t>
+      </w:r>
+      <w:r>
+        <w:rPr>
+          <w:rFonts w:ascii="Segoe UI Emoji" w:hAnsi="Segoe UI Emoji" w:cs="Segoe UI Emoji"/>
+        </w:rPr>
+        <w:t xml:space="preserve"> v0.3.7 </w:t>
+      </w:r>
+      <w:r>
+        <w:rPr>
+          <w:rFonts w:ascii="Segoe UI Emoji" w:hAnsi="Segoe UI Emoji" w:cs="Segoe UI Emoji"/>
+        </w:rPr>
+        <w:t>跳到了</w:t>
+      </w:r>
+      <w:r>
+        <w:rPr>
+          <w:rFonts w:ascii="Segoe UI Emoji" w:hAnsi="Segoe UI Emoji" w:cs="Segoe UI Emoji"/>
+        </w:rPr>
+        <w:t xml:space="preserve"> v0.3.9</w:t>
+      </w:r>
+      <w:r>
+        <w:rPr>
+          <w:rFonts w:ascii="Segoe UI Emoji" w:hAnsi="Segoe UI Emoji" w:cs="Segoe UI Emoji"/>
+        </w:rPr>
+        <w:t>，且程式碼</w:t>
+      </w:r>
+      <w:proofErr w:type="gramStart"/>
+      <w:r>
+        <w:rPr>
+          <w:rFonts w:ascii="Segoe UI Emoji" w:hAnsi="Segoe UI Emoji" w:cs="Segoe UI Emoji"/>
+        </w:rPr>
+        <w:t>已經執了</w:t>
+      </w:r>
+      <w:proofErr w:type="gramEnd"/>
+      <w:r>
+        <w:rPr>
+          <w:rFonts w:ascii="Segoe UI Emoji" w:hAnsi="Segoe UI Emoji" w:cs="Segoe UI Emoji"/>
+        </w:rPr>
+        <w:t xml:space="preserve"> git push</w:t>
+      </w:r>
+      <w:r>
+        <w:rPr>
+          <w:rFonts w:ascii="Segoe UI Emoji" w:hAnsi="Segoe UI Emoji" w:cs="Segoe UI Emoji"/>
+        </w:rPr>
+        <w:t>，需要將最後一次提交</w:t>
+      </w:r>
+      <w:proofErr w:type="gramStart"/>
+      <w:r>
+        <w:rPr>
+          <w:rFonts w:ascii="Segoe UI Emoji" w:hAnsi="Segoe UI Emoji" w:cs="Segoe UI Emoji"/>
+        </w:rPr>
+        <w:t>的版號修正</w:t>
+      </w:r>
+      <w:proofErr w:type="gramEnd"/>
+      <w:r>
+        <w:rPr>
+          <w:rFonts w:ascii="Segoe UI Emoji" w:hAnsi="Segoe UI Emoji" w:cs="Segoe UI Emoji"/>
+        </w:rPr>
+        <w:t>並合併為</w:t>
+      </w:r>
+      <w:r>
+        <w:rPr>
+          <w:rFonts w:ascii="Segoe UI Emoji" w:hAnsi="Segoe UI Emoji" w:cs="Segoe UI Emoji"/>
+        </w:rPr>
+        <w:t xml:space="preserve"> v0.3.8</w:t>
+      </w:r>
+      <w:r>
+        <w:rPr>
+          <w:rFonts w:ascii="Segoe UI Emoji" w:hAnsi="Segoe UI Emoji" w:cs="Segoe UI Emoji"/>
+        </w:rPr>
+        <w:t>。</w:t>
+      </w:r>
+    </w:p>
+    <w:p>
+      <w:pPr>
+        <w:spacing w:before="120" w:after="120" w:line="336" w:lineRule="auto"/>
+        <w:rPr>
+          <w:rFonts w:ascii="Segoe UI Emoji" w:hAnsi="Segoe UI Emoji" w:cs="Segoe UI Emoji"/>
+        </w:rPr>
+      </w:pPr>
+      <w:r>
+        <w:rPr>
+          <w:rFonts w:ascii="Segoe UI Emoji" w:hAnsi="Segoe UI Emoji" w:cs="Segoe UI Emoji"/>
+        </w:rPr>
+        <w:t xml:space="preserve">💡 </w:t>
+      </w:r>
+      <w:r>
+        <w:rPr>
+          <w:rFonts w:ascii="Segoe UI Emoji" w:hAnsi="Segoe UI Emoji" w:cs="Segoe UI Emoji"/>
+        </w:rPr>
+        <w:t>解決方式：</w:t>
+      </w:r>
+      <w:r>
+        <w:rPr>
+          <w:rFonts w:ascii="Segoe UI Emoji" w:hAnsi="Segoe UI Emoji" w:cs="Segoe UI Emoji"/>
+        </w:rPr>
+        <w:t xml:space="preserve"> </w:t>
+      </w:r>
+      <w:r>
+        <w:rPr>
+          <w:rFonts w:ascii="Segoe UI Emoji" w:hAnsi="Segoe UI Emoji" w:cs="Segoe UI Emoji"/>
+        </w:rPr>
+        <w:t>利用</w:t>
+      </w:r>
+      <w:r>
+        <w:rPr>
+          <w:rFonts w:ascii="Segoe UI Emoji" w:hAnsi="Segoe UI Emoji" w:cs="Segoe UI Emoji"/>
+        </w:rPr>
+        <w:t xml:space="preserve"> git commit --amend -m "</w:t>
+      </w:r>
+      <w:r>
+        <w:rPr>
+          <w:rFonts w:ascii="Segoe UI Emoji" w:hAnsi="Segoe UI Emoji" w:cs="Segoe UI Emoji"/>
+        </w:rPr>
+        <w:t>新訊息</w:t>
+      </w:r>
+      <w:r>
+        <w:rPr>
+          <w:rFonts w:ascii="Segoe UI Emoji" w:hAnsi="Segoe UI Emoji" w:cs="Segoe UI Emoji"/>
+        </w:rPr>
+        <w:t xml:space="preserve">" </w:t>
+      </w:r>
+      <w:r>
+        <w:rPr>
+          <w:rFonts w:ascii="Segoe UI Emoji" w:hAnsi="Segoe UI Emoji" w:cs="Segoe UI Emoji"/>
+        </w:rPr>
+        <w:t>指令重寫本機最後一次的提交紀錄（不影響程式碼內容），接著使用</w:t>
+      </w:r>
+      <w:r>
+        <w:rPr>
+          <w:rFonts w:ascii="Segoe UI Emoji" w:hAnsi="Segoe UI Emoji" w:cs="Segoe UI Emoji"/>
+        </w:rPr>
+        <w:t xml:space="preserve"> git push origin main --force </w:t>
+      </w:r>
+      <w:r>
+        <w:rPr>
+          <w:rFonts w:ascii="Segoe UI Emoji" w:hAnsi="Segoe UI Emoji" w:cs="Segoe UI Emoji"/>
+        </w:rPr>
+        <w:t>強制覆蓋遠端倉庫，完美修正歷史軸。</w:t>
+      </w:r>
+    </w:p>
+    <w:p>
+      <w:pPr>
+        <w:spacing w:before="120" w:after="120" w:line="336" w:lineRule="auto"/>
+        <w:rPr>
+          <w:rFonts w:ascii="Segoe UI Emoji" w:hAnsi="Segoe UI Emoji" w:cs="Segoe UI Emoji"/>
+        </w:rPr>
+      </w:pPr>
+      <w:r>
+        <w:rPr>
+          <w:rFonts w:ascii="Segoe UI Emoji" w:hAnsi="Segoe UI Emoji" w:cs="Segoe UI Emoji"/>
+        </w:rPr>
+        <w:lastRenderedPageBreak/>
+        <w:t xml:space="preserve">📌 </w:t>
+      </w:r>
+      <w:r>
+        <w:rPr>
+          <w:rFonts w:ascii="Segoe UI Emoji" w:hAnsi="Segoe UI Emoji" w:cs="Segoe UI Emoji"/>
+        </w:rPr>
+        <w:t>對應版本：</w:t>
+      </w:r>
+      <w:r>
+        <w:rPr>
+          <w:rFonts w:ascii="Segoe UI Emoji" w:hAnsi="Segoe UI Emoji" w:cs="Segoe UI Emoji"/>
+        </w:rPr>
+        <w:t xml:space="preserve"> v0.3.8</w:t>
+      </w:r>
+    </w:p>
+    <w:p>
+      <w:pPr>
+        <w:spacing w:before="120" w:after="120" w:line="336" w:lineRule="auto"/>
+        <w:rPr>
+          <w:rFonts w:ascii="Segoe UI Emoji" w:hAnsi="Segoe UI Emoji" w:cs="Segoe UI Emoji"/>
+        </w:rPr>
+      </w:pPr>
+    </w:p>
+    <w:p>
+      <w:pPr>
+        <w:spacing w:before="120" w:after="120" w:line="336" w:lineRule="auto"/>
+        <w:rPr>
+          <w:rFonts w:ascii="Segoe UI Emoji" w:hAnsi="Segoe UI Emoji" w:cs="Segoe UI Emoji"/>
+        </w:rPr>
+      </w:pPr>
+      <w:r>
+        <w:rPr>
+          <w:rFonts w:ascii="Segoe UI Emoji" w:hAnsi="Segoe UI Emoji" w:cs="Segoe UI Emoji"/>
+        </w:rPr>
+        <w:t xml:space="preserve">🚨 12. AJAX </w:t>
+      </w:r>
+      <w:r>
+        <w:rPr>
+          <w:rFonts w:ascii="Segoe UI Emoji" w:hAnsi="Segoe UI Emoji" w:cs="Segoe UI Emoji"/>
+        </w:rPr>
+        <w:t>同步請求造成的重複寫入</w:t>
+      </w:r>
+      <w:r>
+        <w:rPr>
+          <w:rFonts w:ascii="Segoe UI Emoji" w:hAnsi="Segoe UI Emoji" w:cs="Segoe UI Emoji"/>
+        </w:rPr>
+        <w:t xml:space="preserve"> (</w:t>
+      </w:r>
+      <w:proofErr w:type="gramStart"/>
+      <w:r>
+        <w:rPr>
+          <w:rFonts w:ascii="Segoe UI Emoji" w:hAnsi="Segoe UI Emoji" w:cs="Segoe UI Emoji"/>
+        </w:rPr>
+        <w:t>競態條件</w:t>
+      </w:r>
+      <w:proofErr w:type="gramEnd"/>
+      <w:r>
+        <w:rPr>
+          <w:rFonts w:ascii="Segoe UI Emoji" w:hAnsi="Segoe UI Emoji" w:cs="Segoe UI Emoji"/>
+        </w:rPr>
+        <w:t>)</w:t>
+      </w:r>
+    </w:p>
+    <w:p>
+      <w:pPr>
+        <w:spacing w:before="120" w:after="120" w:line="336" w:lineRule="auto"/>
+        <w:rPr>
+          <w:rFonts w:ascii="Segoe UI Emoji" w:hAnsi="Segoe UI Emoji" w:cs="Segoe UI Emoji"/>
+        </w:rPr>
+      </w:pPr>
+      <w:r>
+        <w:rPr>
+          <w:rFonts w:ascii="Segoe UI Emoji" w:hAnsi="Segoe UI Emoji" w:cs="Segoe UI Emoji"/>
+        </w:rPr>
+        <w:t xml:space="preserve">🔍 </w:t>
+      </w:r>
+      <w:r>
+        <w:rPr>
+          <w:rFonts w:ascii="Segoe UI Emoji" w:hAnsi="Segoe UI Emoji" w:cs="Segoe UI Emoji"/>
+        </w:rPr>
+        <w:t>當時狀況：</w:t>
+      </w:r>
+      <w:r>
+        <w:rPr>
+          <w:rFonts w:ascii="Segoe UI Emoji" w:hAnsi="Segoe UI Emoji" w:cs="Segoe UI Emoji"/>
+        </w:rPr>
+        <w:t xml:space="preserve"> </w:t>
+      </w:r>
+      <w:r>
+        <w:rPr>
+          <w:rFonts w:ascii="Segoe UI Emoji" w:hAnsi="Segoe UI Emoji" w:cs="Segoe UI Emoji"/>
+        </w:rPr>
+        <w:t>因為前端</w:t>
+      </w:r>
+      <w:r>
+        <w:rPr>
+          <w:rFonts w:ascii="Segoe UI Emoji" w:hAnsi="Segoe UI Emoji" w:cs="Segoe UI Emoji"/>
+        </w:rPr>
+        <w:t xml:space="preserve"> JavaScript </w:t>
+      </w:r>
+      <w:r>
+        <w:rPr>
+          <w:rFonts w:ascii="Segoe UI Emoji" w:hAnsi="Segoe UI Emoji" w:cs="Segoe UI Emoji"/>
+        </w:rPr>
+        <w:t>重複綁定事件，導致點擊一下會觸發兩次</w:t>
+      </w:r>
+      <w:r>
+        <w:rPr>
+          <w:rFonts w:ascii="Segoe UI Emoji" w:hAnsi="Segoe UI Emoji" w:cs="Segoe UI Emoji"/>
+        </w:rPr>
+        <w:t xml:space="preserve"> API </w:t>
+      </w:r>
+      <w:r>
+        <w:rPr>
+          <w:rFonts w:ascii="Segoe UI Emoji" w:hAnsi="Segoe UI Emoji" w:cs="Segoe UI Emoji"/>
+        </w:rPr>
+        <w:t>請求，造成資料庫互動數</w:t>
+      </w:r>
+      <w:r>
+        <w:rPr>
+          <w:rFonts w:ascii="Segoe UI Emoji" w:hAnsi="Segoe UI Emoji" w:cs="Segoe UI Emoji"/>
+        </w:rPr>
+        <w:t xml:space="preserve"> +2</w:t>
+      </w:r>
+      <w:r>
+        <w:rPr>
+          <w:rFonts w:ascii="Segoe UI Emoji" w:hAnsi="Segoe UI Emoji" w:cs="Segoe UI Emoji"/>
+        </w:rPr>
+        <w:t>。</w:t>
+      </w:r>
+    </w:p>
+    <w:p>
+      <w:pPr>
+        <w:spacing w:before="120" w:after="120" w:line="336" w:lineRule="auto"/>
+        <w:rPr>
+          <w:rFonts w:ascii="Segoe UI Emoji" w:hAnsi="Segoe UI Emoji" w:cs="Segoe UI Emoji"/>
+        </w:rPr>
+      </w:pPr>
+      <w:r>
+        <w:rPr>
+          <w:rFonts w:ascii="Segoe UI Emoji" w:hAnsi="Segoe UI Emoji" w:cs="Segoe UI Emoji"/>
+        </w:rPr>
+        <w:t xml:space="preserve">💡 </w:t>
+      </w:r>
+      <w:r>
+        <w:rPr>
+          <w:rFonts w:ascii="Segoe UI Emoji" w:hAnsi="Segoe UI Emoji" w:cs="Segoe UI Emoji"/>
+        </w:rPr>
+        <w:t>解決方式：</w:t>
+      </w:r>
+      <w:r>
+        <w:rPr>
+          <w:rFonts w:ascii="Segoe UI Emoji" w:hAnsi="Segoe UI Emoji" w:cs="Segoe UI Emoji"/>
+        </w:rPr>
+        <w:t xml:space="preserve"> 1. </w:t>
+      </w:r>
+      <w:r>
+        <w:rPr>
+          <w:rFonts w:ascii="Segoe UI Emoji" w:hAnsi="Segoe UI Emoji" w:cs="Segoe UI Emoji"/>
+        </w:rPr>
+        <w:t>移除重複載入：清理</w:t>
+      </w:r>
+      <w:r>
+        <w:rPr>
+          <w:rFonts w:ascii="Segoe UI Emoji" w:hAnsi="Segoe UI Emoji" w:cs="Segoe UI Emoji"/>
+        </w:rPr>
+        <w:t xml:space="preserve"> </w:t>
+      </w:r>
+      <w:proofErr w:type="spellStart"/>
+      <w:r>
+        <w:rPr>
+          <w:rFonts w:ascii="Segoe UI Emoji" w:hAnsi="Segoe UI Emoji" w:cs="Segoe UI Emoji"/>
+        </w:rPr>
+        <w:t>book_detail.php</w:t>
+      </w:r>
+      <w:proofErr w:type="spellEnd"/>
+      <w:r>
+        <w:rPr>
+          <w:rFonts w:ascii="Segoe UI Emoji" w:hAnsi="Segoe UI Emoji" w:cs="Segoe UI Emoji"/>
+        </w:rPr>
+        <w:t xml:space="preserve"> </w:t>
+      </w:r>
+      <w:r>
+        <w:rPr>
+          <w:rFonts w:ascii="Segoe UI Emoji" w:hAnsi="Segoe UI Emoji" w:cs="Segoe UI Emoji"/>
+        </w:rPr>
+        <w:t>中多餘的</w:t>
+      </w:r>
+      <w:r>
+        <w:rPr>
+          <w:rFonts w:ascii="Segoe UI Emoji" w:hAnsi="Segoe UI Emoji" w:cs="Segoe UI Emoji"/>
+        </w:rPr>
+        <w:t xml:space="preserve"> &lt;script&gt; </w:t>
+      </w:r>
+      <w:r>
+        <w:rPr>
+          <w:rFonts w:ascii="Segoe UI Emoji" w:hAnsi="Segoe UI Emoji" w:cs="Segoe UI Emoji"/>
+        </w:rPr>
+        <w:t>引用，確保</w:t>
+      </w:r>
+      <w:r>
+        <w:rPr>
+          <w:rFonts w:ascii="Segoe UI Emoji" w:hAnsi="Segoe UI Emoji" w:cs="Segoe UI Emoji"/>
+        </w:rPr>
+        <w:t xml:space="preserve"> JS </w:t>
+      </w:r>
+      <w:r>
+        <w:rPr>
+          <w:rFonts w:ascii="Segoe UI Emoji" w:hAnsi="Segoe UI Emoji" w:cs="Segoe UI Emoji"/>
+        </w:rPr>
+        <w:t>只被初始化一次。</w:t>
+      </w:r>
+    </w:p>
+    <w:p>
+      <w:pPr>
+        <w:spacing w:before="120" w:after="120" w:line="336" w:lineRule="auto"/>
+        <w:rPr>
+          <w:rFonts w:ascii="Segoe UI Emoji" w:hAnsi="Segoe UI Emoji" w:cs="Segoe UI Emoji"/>
+        </w:rPr>
+      </w:pPr>
+      <w:r>
+        <w:rPr>
+          <w:rFonts w:ascii="Segoe UI Emoji" w:hAnsi="Segoe UI Emoji" w:cs="Segoe UI Emoji"/>
+        </w:rPr>
+        <w:t xml:space="preserve">2. </w:t>
+      </w:r>
+      <w:r>
+        <w:rPr>
+          <w:rFonts w:ascii="Segoe UI Emoji" w:hAnsi="Segoe UI Emoji" w:cs="Segoe UI Emoji"/>
+        </w:rPr>
+        <w:t>清理舊邏輯：刪除</w:t>
+      </w:r>
+      <w:r>
+        <w:rPr>
+          <w:rFonts w:ascii="Segoe UI Emoji" w:hAnsi="Segoe UI Emoji" w:cs="Segoe UI Emoji"/>
+        </w:rPr>
+        <w:t xml:space="preserve"> script.js </w:t>
+      </w:r>
+      <w:r>
+        <w:rPr>
+          <w:rFonts w:ascii="Segoe UI Emoji" w:hAnsi="Segoe UI Emoji" w:cs="Segoe UI Emoji"/>
+        </w:rPr>
+        <w:t>中殘留的</w:t>
+      </w:r>
+      <w:r>
+        <w:rPr>
+          <w:rFonts w:ascii="Segoe UI Emoji" w:hAnsi="Segoe UI Emoji" w:cs="Segoe UI Emoji"/>
+        </w:rPr>
+        <w:t xml:space="preserve"> jQuery </w:t>
+      </w:r>
+      <w:r>
+        <w:rPr>
+          <w:rFonts w:ascii="Segoe UI Emoji" w:hAnsi="Segoe UI Emoji" w:cs="Segoe UI Emoji"/>
+        </w:rPr>
+        <w:t>假互動代碼。</w:t>
+      </w:r>
+    </w:p>
+    <w:p>
+      <w:pPr>
+        <w:spacing w:before="120" w:after="120" w:line="336" w:lineRule="auto"/>
+        <w:rPr>
+          <w:rFonts w:ascii="Segoe UI Emoji" w:hAnsi="Segoe UI Emoji" w:cs="Segoe UI Emoji"/>
+        </w:rPr>
+      </w:pPr>
+      <w:r>
+        <w:rPr>
+          <w:rFonts w:ascii="Segoe UI Emoji" w:hAnsi="Segoe UI Emoji" w:cs="Segoe UI Emoji"/>
+        </w:rPr>
+        <w:t xml:space="preserve">3. </w:t>
+      </w:r>
+      <w:r>
+        <w:rPr>
+          <w:rFonts w:ascii="Segoe UI Emoji" w:hAnsi="Segoe UI Emoji" w:cs="Segoe UI Emoji"/>
+        </w:rPr>
+        <w:t>資料庫層級防禦：對</w:t>
+      </w:r>
+      <w:r>
+        <w:rPr>
+          <w:rFonts w:ascii="Segoe UI Emoji" w:hAnsi="Segoe UI Emoji" w:cs="Segoe UI Emoji"/>
+        </w:rPr>
+        <w:t xml:space="preserve"> Interaction </w:t>
+      </w:r>
+      <w:r>
+        <w:rPr>
+          <w:rFonts w:ascii="Segoe UI Emoji" w:hAnsi="Segoe UI Emoji" w:cs="Segoe UI Emoji"/>
+        </w:rPr>
+        <w:t>資料表新增</w:t>
+      </w:r>
+      <w:r>
+        <w:rPr>
+          <w:rFonts w:ascii="Segoe UI Emoji" w:hAnsi="Segoe UI Emoji" w:cs="Segoe UI Emoji"/>
+        </w:rPr>
+        <w:t xml:space="preserve"> UNIQUE KEY (</w:t>
+      </w:r>
+      <w:proofErr w:type="spellStart"/>
+      <w:r>
+        <w:rPr>
+          <w:rFonts w:ascii="Segoe UI Emoji" w:hAnsi="Segoe UI Emoji" w:cs="Segoe UI Emoji"/>
+        </w:rPr>
+        <w:t>ibook_id</w:t>
+      </w:r>
+      <w:proofErr w:type="spellEnd"/>
+      <w:r>
+        <w:rPr>
+          <w:rFonts w:ascii="Segoe UI Emoji" w:hAnsi="Segoe UI Emoji" w:cs="Segoe UI Emoji"/>
+        </w:rPr>
+        <w:t xml:space="preserve">, </w:t>
+      </w:r>
+      <w:proofErr w:type="spellStart"/>
+      <w:r>
+        <w:rPr>
+          <w:rFonts w:ascii="Segoe UI Emoji" w:hAnsi="Segoe UI Emoji" w:cs="Segoe UI Emoji"/>
+        </w:rPr>
+        <w:t>iuser_id</w:t>
+      </w:r>
+      <w:proofErr w:type="spellEnd"/>
+      <w:r>
+        <w:rPr>
+          <w:rFonts w:ascii="Segoe UI Emoji" w:hAnsi="Segoe UI Emoji" w:cs="Segoe UI Emoji"/>
+        </w:rPr>
+        <w:t xml:space="preserve">, </w:t>
+      </w:r>
+      <w:proofErr w:type="spellStart"/>
+      <w:r>
+        <w:rPr>
+          <w:rFonts w:ascii="Segoe UI Emoji" w:hAnsi="Segoe UI Emoji" w:cs="Segoe UI Emoji"/>
+        </w:rPr>
+        <w:t>iinteraction_type</w:t>
+      </w:r>
+      <w:proofErr w:type="spellEnd"/>
+      <w:r>
+        <w:rPr>
+          <w:rFonts w:ascii="Segoe UI Emoji" w:hAnsi="Segoe UI Emoji" w:cs="Segoe UI Emoji"/>
+        </w:rPr>
+        <w:t>)</w:t>
+      </w:r>
+      <w:r>
+        <w:rPr>
+          <w:rFonts w:ascii="Segoe UI Emoji" w:hAnsi="Segoe UI Emoji" w:cs="Segoe UI Emoji"/>
+        </w:rPr>
+        <w:t>，強制從資料庫結構面確保互動紀錄的唯一性，即使前端發送了多次請求，資料庫也不會重複累加。</w:t>
+      </w:r>
+    </w:p>
+    <w:p>
+      <w:pPr>
+        <w:spacing w:before="120" w:after="120" w:line="336" w:lineRule="auto"/>
+        <w:rPr>
+          <w:rFonts w:ascii="Segoe UI Emoji" w:hAnsi="Segoe UI Emoji" w:cs="Segoe UI Emoji" w:hint="eastAsia"/>
+        </w:rPr>
+      </w:pPr>
+      <w:r>
+        <w:rPr>
+          <w:rFonts w:ascii="Segoe UI Emoji" w:hAnsi="Segoe UI Emoji" w:cs="Segoe UI Emoji"/>
+        </w:rPr>
+        <w:t xml:space="preserve">📌 </w:t>
+      </w:r>
+      <w:r>
+        <w:rPr>
+          <w:rFonts w:ascii="Segoe UI Emoji" w:hAnsi="Segoe UI Emoji" w:cs="Segoe UI Emoji"/>
+        </w:rPr>
+        <w:t>對應版本：</w:t>
+      </w:r>
+      <w:r>
+        <w:rPr>
+          <w:rFonts w:ascii="Segoe UI Emoji" w:hAnsi="Segoe UI Emoji" w:cs="Segoe UI Emoji"/>
+        </w:rPr>
+        <w:t xml:space="preserve"> v0.4.0</w:t>
+      </w:r>
+    </w:p>
+    <w:p>
+      <w:pPr>
+        <w:spacing w:before="120" w:after="120" w:line="336" w:lineRule="auto"/>
+        <w:rPr>
+          <w:rFonts w:ascii="標楷體" w:eastAsia="DengXian" w:hAnsi="標楷體" w:cs="Segoe UI Emoji"/>
+          <w:lang w:eastAsia="zh-CN"/>
+        </w:rPr>
+      </w:pPr>
+    </w:p>
+    <w:p>
+      <w:pPr>
+        <w:spacing w:before="120" w:after="120" w:line="336" w:lineRule="auto"/>
+        <w:rPr>
+          <w:rFonts w:ascii="標楷體" w:eastAsia="DengXian" w:hAnsi="標楷體" w:cs="Segoe UI Emoji"/>
+        </w:rPr>
+      </w:pPr>
+      <w:r>
+        <w:rPr>
+          <w:rFonts w:ascii="Segoe UI Emoji" w:eastAsia="DengXian" w:hAnsi="Segoe UI Emoji" w:cs="Segoe UI Emoji"/>
+        </w:rPr>
+        <w:t>🚨</w:t>
+      </w:r>
+      <w:r>
+        <w:rPr>
+          <w:rFonts w:ascii="標楷體" w:eastAsia="DengXian" w:hAnsi="標楷體" w:cs="Segoe UI Emoji"/>
+        </w:rPr>
+        <w:t xml:space="preserve"> 13. </w:t>
+      </w:r>
+      <w:r>
+        <w:rPr>
+          <w:rFonts w:ascii="標楷體" w:eastAsia="DengXian" w:hAnsi="標楷體" w:cs="Segoe UI Emoji"/>
+        </w:rPr>
+        <w:t>前端靜態腳本遭瀏覽器快取</w:t>
+      </w:r>
+      <w:r>
+        <w:rPr>
+          <w:rFonts w:ascii="標楷體" w:eastAsia="DengXian" w:hAnsi="標楷體" w:cs="Segoe UI Emoji"/>
+        </w:rPr>
+        <w:t xml:space="preserve"> (Cache) </w:t>
+      </w:r>
+      <w:r>
+        <w:rPr>
+          <w:rFonts w:ascii="標楷體" w:eastAsia="DengXian" w:hAnsi="標楷體" w:cs="Segoe UI Emoji"/>
+        </w:rPr>
+        <w:t>導致新功能失效</w:t>
+      </w:r>
+    </w:p>
+    <w:p>
+      <w:pPr>
+        <w:spacing w:before="120" w:after="120" w:line="336" w:lineRule="auto"/>
+        <w:rPr>
+          <w:rFonts w:ascii="標楷體" w:eastAsia="DengXian" w:hAnsi="標楷體" w:cs="Segoe UI Emoji"/>
+        </w:rPr>
+      </w:pPr>
+      <w:r>
+        <w:rPr>
+          <w:rFonts w:ascii="Segoe UI Emoji" w:eastAsia="DengXian" w:hAnsi="Segoe UI Emoji" w:cs="Segoe UI Emoji"/>
+        </w:rPr>
+        <w:t>🔍</w:t>
+      </w:r>
+      <w:r>
+        <w:rPr>
+          <w:rFonts w:ascii="標楷體" w:eastAsia="DengXian" w:hAnsi="標楷體" w:cs="Segoe UI Emoji"/>
+        </w:rPr>
+        <w:t xml:space="preserve"> </w:t>
+      </w:r>
+      <w:r>
+        <w:rPr>
+          <w:rFonts w:ascii="標楷體" w:eastAsia="DengXian" w:hAnsi="標楷體" w:cs="Segoe UI Emoji"/>
+        </w:rPr>
+        <w:t>當時狀況：</w:t>
+      </w:r>
+      <w:r>
+        <w:rPr>
+          <w:rFonts w:ascii="標楷體" w:eastAsia="DengXian" w:hAnsi="標楷體" w:cs="Segoe UI Emoji"/>
+        </w:rPr>
+        <w:t xml:space="preserve"> </w:t>
+      </w:r>
+      <w:r>
+        <w:rPr>
+          <w:rFonts w:ascii="標楷體" w:eastAsia="DengXian" w:hAnsi="標楷體" w:cs="Segoe UI Emoji"/>
+        </w:rPr>
+        <w:t>實作留言板</w:t>
+      </w:r>
+      <w:r>
+        <w:rPr>
+          <w:rFonts w:ascii="標楷體" w:eastAsia="DengXian" w:hAnsi="標楷體" w:cs="Segoe UI Emoji"/>
+        </w:rPr>
+        <w:t xml:space="preserve"> AJAX </w:t>
+      </w:r>
+      <w:r>
+        <w:rPr>
+          <w:rFonts w:ascii="標楷體" w:eastAsia="DengXian" w:hAnsi="標楷體" w:cs="Segoe UI Emoji"/>
+        </w:rPr>
+        <w:t>功能時，點擊發布會出現成功的動畫，但資料庫完全沒有新增紀錄，且一按</w:t>
+      </w:r>
+      <w:r>
+        <w:rPr>
+          <w:rFonts w:ascii="標楷體" w:eastAsia="DengXian" w:hAnsi="標楷體" w:cs="Segoe UI Emoji"/>
+        </w:rPr>
+        <w:t xml:space="preserve"> F5 </w:t>
+      </w:r>
+      <w:r>
+        <w:rPr>
+          <w:rFonts w:ascii="標楷體" w:eastAsia="DengXian" w:hAnsi="標楷體" w:cs="Segoe UI Emoji"/>
+        </w:rPr>
+        <w:t>重新整理，留言就會直接消失（出現幽靈留言現象）。</w:t>
+      </w:r>
+    </w:p>
+    <w:p>
+      <w:pPr>
+        <w:spacing w:before="120" w:after="120" w:line="336" w:lineRule="auto"/>
+        <w:rPr>
+          <w:rFonts w:ascii="標楷體" w:eastAsia="DengXian" w:hAnsi="標楷體" w:cs="Segoe UI Emoji"/>
+        </w:rPr>
+      </w:pPr>
+      <w:r>
+        <w:rPr>
+          <w:rFonts w:ascii="Segoe UI Emoji" w:eastAsia="DengXian" w:hAnsi="Segoe UI Emoji" w:cs="Segoe UI Emoji"/>
+        </w:rPr>
+        <w:t>💡</w:t>
+      </w:r>
+      <w:r>
+        <w:rPr>
+          <w:rFonts w:ascii="標楷體" w:eastAsia="DengXian" w:hAnsi="標楷體" w:cs="Segoe UI Emoji"/>
+        </w:rPr>
+        <w:t xml:space="preserve"> </w:t>
+      </w:r>
+      <w:r>
+        <w:rPr>
+          <w:rFonts w:ascii="標楷體" w:eastAsia="DengXian" w:hAnsi="標楷體" w:cs="Segoe UI Emoji"/>
+        </w:rPr>
+        <w:t>解決方式：</w:t>
+      </w:r>
+      <w:r>
+        <w:rPr>
+          <w:rFonts w:ascii="標楷體" w:eastAsia="DengXian" w:hAnsi="標楷體" w:cs="Segoe UI Emoji"/>
+        </w:rPr>
+        <w:t xml:space="preserve"> </w:t>
+      </w:r>
+      <w:r>
+        <w:rPr>
+          <w:rFonts w:ascii="標楷體" w:eastAsia="DengXian" w:hAnsi="標楷體" w:cs="Segoe UI Emoji"/>
+        </w:rPr>
+        <w:t>追查確認並非資料庫限制或</w:t>
+      </w:r>
+      <w:r>
+        <w:rPr>
+          <w:rFonts w:ascii="標楷體" w:eastAsia="DengXian" w:hAnsi="標楷體" w:cs="Segoe UI Emoji"/>
         </w:rPr>
         <w:t xml:space="preserve"> PHP </w:t>
       </w:r>
       <w:r>
         <w:rPr>
-          <w:rFonts w:ascii="Segoe UI Emoji" w:eastAsia="標楷體" w:hAnsi="Segoe UI Emoji" w:cs="Segoe UI Emoji"/>
-        </w:rPr>
-        <w:t>的</w:t>
-      </w:r>
-      <w:r>
-        <w:rPr>
-          <w:rFonts w:ascii="Segoe UI Emoji" w:eastAsia="標楷體" w:hAnsi="Segoe UI Emoji" w:cs="Segoe UI Emoji"/>
-        </w:rPr>
-        <w:t xml:space="preserve"> $_FILES </w:t>
-      </w:r>
-      <w:r>
-        <w:rPr>
-          <w:rFonts w:ascii="Segoe UI Emoji" w:eastAsia="標楷體" w:hAnsi="Segoe UI Emoji" w:cs="Segoe UI Emoji"/>
-        </w:rPr>
-        <w:t>變</w:t>
+          <w:rFonts w:ascii="標楷體" w:eastAsia="DengXian" w:hAnsi="標楷體" w:cs="Segoe UI Emoji"/>
+        </w:rPr>
+        <w:t>語法錯誤，而是瀏覽器為了節省流量，並未重新下載修改後的檔案，而是偷偷執行了舊版含有「純視覺假動作邏輯」的</w:t>
+      </w:r>
+      <w:r>
+        <w:rPr>
+          <w:rFonts w:ascii="標楷體" w:eastAsia="DengXian" w:hAnsi="標楷體" w:cs="Segoe UI Emoji"/>
+        </w:rPr>
+        <w:t xml:space="preserve"> script.js</w:t>
+      </w:r>
+      <w:r>
+        <w:rPr>
+          <w:rFonts w:ascii="標楷體" w:eastAsia="DengXian" w:hAnsi="標楷體" w:cs="Segoe UI Emoji"/>
+        </w:rPr>
+        <w:t>。解決方法為在</w:t>
+      </w:r>
+      <w:r>
+        <w:rPr>
+          <w:rFonts w:ascii="標楷體" w:eastAsia="DengXian" w:hAnsi="標楷體" w:cs="Segoe UI Emoji"/>
+        </w:rPr>
+        <w:t xml:space="preserve"> </w:t>
+      </w:r>
+      <w:proofErr w:type="spellStart"/>
+      <w:r>
+        <w:rPr>
+          <w:rFonts w:ascii="標楷體" w:eastAsia="DengXian" w:hAnsi="標楷體" w:cs="Segoe UI Emoji"/>
+        </w:rPr>
+        <w:t>footer.php</w:t>
+      </w:r>
+      <w:proofErr w:type="spellEnd"/>
+      <w:r>
+        <w:rPr>
+          <w:rFonts w:ascii="標楷體" w:eastAsia="DengXian" w:hAnsi="標楷體" w:cs="Segoe UI Emoji"/>
+        </w:rPr>
+        <w:t xml:space="preserve"> </w:t>
+      </w:r>
+      <w:r>
+        <w:rPr>
+          <w:rFonts w:ascii="標楷體" w:eastAsia="DengXian" w:hAnsi="標楷體" w:cs="Segoe UI Emoji"/>
+        </w:rPr>
+        <w:t>引入</w:t>
+      </w:r>
+      <w:r>
+        <w:rPr>
+          <w:rFonts w:ascii="標楷體" w:eastAsia="DengXian" w:hAnsi="標楷體" w:cs="Segoe UI Emoji"/>
+        </w:rPr>
+        <w:t xml:space="preserve"> JS </w:t>
+      </w:r>
+      <w:r>
+        <w:rPr>
+          <w:rFonts w:ascii="標楷體" w:eastAsia="DengXian" w:hAnsi="標楷體" w:cs="Segoe UI Emoji"/>
+        </w:rPr>
+        <w:t>的路徑後方，加入</w:t>
+      </w:r>
+      <w:r>
+        <w:rPr>
+          <w:rFonts w:ascii="標楷體" w:eastAsia="DengXian" w:hAnsi="標楷體" w:cs="Segoe UI Emoji"/>
+        </w:rPr>
+        <w:t xml:space="preserve"> PHP </w:t>
+      </w:r>
+      <w:r>
+        <w:rPr>
+          <w:rFonts w:ascii="標楷體" w:eastAsia="DengXian" w:hAnsi="標楷體" w:cs="Segoe UI Emoji"/>
+        </w:rPr>
+        <w:t>動態時間戳記參數</w:t>
       </w:r>
       <w:proofErr w:type="gramStart"/>
       <w:r>
         <w:rPr>
-          <w:rFonts w:ascii="Segoe UI Emoji" w:eastAsia="標楷體" w:hAnsi="Segoe UI Emoji" w:cs="Segoe UI Emoji"/>
-        </w:rPr>
-        <w:t>數會</w:t>
+          <w:rFonts w:ascii="標楷體" w:eastAsia="DengXian" w:hAnsi="標楷體" w:cs="Segoe UI Emoji"/>
+        </w:rPr>
+        <w:t>（</w:t>
       </w:r>
       <w:proofErr w:type="gramEnd"/>
       <w:r>
         <w:rPr>
-          <w:rFonts w:ascii="Segoe UI Emoji" w:eastAsia="標楷體" w:hAnsi="Segoe UI Emoji" w:cs="Segoe UI Emoji"/>
-        </w:rPr>
-        <w:t>完全收不到圖片資料，</w:t>
+          <w:rFonts w:ascii="標楷體" w:eastAsia="DengXian" w:hAnsi="標楷體" w:cs="Segoe UI Emoji"/>
+        </w:rPr>
+        <w:t>如</w:t>
+      </w:r>
+      <w:r>
+        <w:rPr>
+          <w:rFonts w:ascii="標楷體" w:eastAsia="DengXian" w:hAnsi="標楷體" w:cs="Segoe UI Emoji"/>
+        </w:rPr>
+        <w:t xml:space="preserve"> &lt;script </w:t>
+      </w:r>
+      <w:proofErr w:type="spellStart"/>
+      <w:r>
+        <w:rPr>
+          <w:rFonts w:ascii="標楷體" w:eastAsia="DengXian" w:hAnsi="標楷體" w:cs="Segoe UI Emoji"/>
+        </w:rPr>
+        <w:t>src</w:t>
+      </w:r>
+      <w:proofErr w:type="spellEnd"/>
+      <w:r>
+        <w:rPr>
+          <w:rFonts w:ascii="標楷體" w:eastAsia="DengXian" w:hAnsi="標楷體" w:cs="Segoe UI Emoji"/>
+        </w:rPr>
+        <w:t>="assets/</w:t>
+      </w:r>
+      <w:proofErr w:type="spellStart"/>
+      <w:r>
+        <w:rPr>
+          <w:rFonts w:ascii="標楷體" w:eastAsia="DengXian" w:hAnsi="標楷體" w:cs="Segoe UI Emoji"/>
+        </w:rPr>
+        <w:t>script.js?v</w:t>
+      </w:r>
+      <w:proofErr w:type="spellEnd"/>
+      <w:r>
+        <w:rPr>
+          <w:rFonts w:ascii="標楷體" w:eastAsia="DengXian" w:hAnsi="標楷體" w:cs="Segoe UI Emoji"/>
+        </w:rPr>
+        <w:t>=&lt;?</w:t>
+      </w:r>
+      <w:proofErr w:type="spellStart"/>
+      <w:r>
+        <w:rPr>
+          <w:rFonts w:ascii="標楷體" w:eastAsia="DengXian" w:hAnsi="標楷體" w:cs="Segoe UI Emoji"/>
+        </w:rPr>
+        <w:t>php</w:t>
+      </w:r>
+      <w:proofErr w:type="spellEnd"/>
+      <w:r>
+        <w:rPr>
+          <w:rFonts w:ascii="標楷體" w:eastAsia="DengXian" w:hAnsi="標楷體" w:cs="Segoe UI Emoji"/>
+        </w:rPr>
+        <w:t xml:space="preserve"> echo </w:t>
       </w:r>
       <w:proofErr w:type="gramStart"/>
       <w:r>
         <w:rPr>
-          <w:rFonts w:ascii="Segoe UI Emoji" w:eastAsia="標楷體" w:hAnsi="Segoe UI Emoji" w:cs="Segoe UI Emoji"/>
-        </w:rPr>
-        <w:t>導</w:t>
+          <w:rFonts w:ascii="標楷體" w:eastAsia="DengXian" w:hAnsi="標楷體" w:cs="Segoe UI Emoji"/>
+        </w:rPr>
+        <w:t>time(</w:t>
       </w:r>
       <w:proofErr w:type="gramEnd"/>
       <w:r>
         <w:rPr>
-          <w:rFonts w:ascii="Segoe UI Emoji" w:eastAsia="標楷體" w:hAnsi="Segoe UI Emoji" w:cs="Segoe UI Emoji"/>
-        </w:rPr>
-        <w:t>致系統判定未上</w:t>
+          <w:rFonts w:ascii="標楷體" w:eastAsia="DengXian" w:hAnsi="標楷體" w:cs="Segoe UI Emoji"/>
+        </w:rPr>
+        <w:t>)</w:t>
       </w:r>
       <w:proofErr w:type="gramStart"/>
       <w:r>
         <w:rPr>
-          <w:rFonts w:ascii="Segoe UI Emoji" w:eastAsia="標楷體" w:hAnsi="Segoe UI Emoji" w:cs="Segoe UI Emoji"/>
-        </w:rPr>
-        <w:t>傳</w:t>
+          <w:rFonts w:ascii="標楷體" w:eastAsia="DengXian" w:hAnsi="標楷體" w:cs="Segoe UI Emoji"/>
+        </w:rPr>
+        <w:t>; ?</w:t>
       </w:r>
       <w:proofErr w:type="gramEnd"/>
       <w:r>
         <w:rPr>
-          <w:rFonts w:ascii="Segoe UI Emoji" w:eastAsia="標楷體" w:hAnsi="Segoe UI Emoji" w:cs="Segoe UI Emoji"/>
-        </w:rPr>
-        <w:t>檔案。</w:t>
-      </w:r>
-    </w:p>
-    <w:p>
-      <w:pPr>
-        <w:spacing w:before="120" w:after="120" w:line="336" w:lineRule="auto"/>
-        <w:rPr>
-          <w:rFonts w:ascii="Segoe UI Emoji" w:eastAsia="標楷體" w:hAnsi="Segoe UI Emoji" w:cs="Segoe UI Emoji"/>
-        </w:rPr>
-      </w:pPr>
-      <w:r>
-        <w:rPr>
-          <w:rFonts w:ascii="Segoe UI Emoji" w:eastAsia="標楷體" w:hAnsi="Segoe UI Emoji" w:cs="Segoe UI Emoji"/>
-        </w:rPr>
-        <w:t xml:space="preserve">💡 </w:t>
-      </w:r>
-      <w:r>
-        <w:rPr>
-          <w:rFonts w:ascii="Segoe UI Emoji" w:eastAsia="標楷體" w:hAnsi="Segoe UI Emoji" w:cs="Segoe UI Emoji"/>
-        </w:rPr>
-        <w:t>解決方式：</w:t>
-      </w:r>
-      <w:r>
-        <w:rPr>
-          <w:rFonts w:ascii="Segoe UI Emoji" w:eastAsia="標楷體" w:hAnsi="Segoe UI Emoji" w:cs="Segoe UI Emoji"/>
-        </w:rPr>
-        <w:t xml:space="preserve"> </w:t>
-      </w:r>
-      <w:r>
-        <w:rPr>
-          <w:rFonts w:ascii="Segoe UI Emoji" w:eastAsia="標楷體" w:hAnsi="Segoe UI Emoji" w:cs="Segoe UI Emoji"/>
-        </w:rPr>
-        <w:t>這是新手</w:t>
-      </w:r>
-      <w:proofErr w:type="gramStart"/>
-      <w:r>
-        <w:rPr>
-          <w:rFonts w:ascii="Segoe UI Emoji" w:eastAsia="標楷體" w:hAnsi="Segoe UI Emoji" w:cs="Segoe UI Emoji"/>
-        </w:rPr>
-        <w:t>最常踩的</w:t>
-      </w:r>
-      <w:proofErr w:type="gramEnd"/>
-      <w:r>
-        <w:rPr>
-          <w:rFonts w:ascii="Segoe UI Emoji" w:eastAsia="標楷體" w:hAnsi="Segoe UI Emoji" w:cs="Segoe UI Emoji"/>
-        </w:rPr>
-        <w:t>坑。必須強制在</w:t>
-      </w:r>
-      <w:r>
-        <w:rPr>
-          <w:rFonts w:ascii="Segoe UI Emoji" w:eastAsia="標楷體" w:hAnsi="Segoe UI Emoji" w:cs="Segoe UI Emoji"/>
-        </w:rPr>
-        <w:t xml:space="preserve"> HTML </w:t>
-      </w:r>
-      <w:r>
-        <w:rPr>
-          <w:rFonts w:ascii="Segoe UI Emoji" w:eastAsia="標楷體" w:hAnsi="Segoe UI Emoji" w:cs="Segoe UI Emoji"/>
-        </w:rPr>
-        <w:t>表單加入</w:t>
-      </w:r>
-      <w:r>
-        <w:rPr>
-          <w:rFonts w:ascii="Segoe UI Emoji" w:eastAsia="標楷體" w:hAnsi="Segoe UI Emoji" w:cs="Segoe UI Emoji"/>
-        </w:rPr>
-        <w:t xml:space="preserve"> </w:t>
-      </w:r>
-      <w:proofErr w:type="spellStart"/>
-      <w:r>
-        <w:rPr>
-          <w:rFonts w:ascii="Segoe UI Emoji" w:eastAsia="標楷體" w:hAnsi="Segoe UI Emoji" w:cs="Segoe UI Emoji"/>
-        </w:rPr>
-        <w:t>enctype</w:t>
-      </w:r>
-      <w:proofErr w:type="spellEnd"/>
-      <w:r>
-        <w:rPr>
-          <w:rFonts w:ascii="Segoe UI Emoji" w:eastAsia="標楷體" w:hAnsi="Segoe UI Emoji" w:cs="Segoe UI Emoji"/>
-        </w:rPr>
-        <w:t xml:space="preserve">="multipart/form-data" </w:t>
-      </w:r>
-      <w:r>
-        <w:rPr>
-          <w:rFonts w:ascii="Segoe UI Emoji" w:eastAsia="標楷體" w:hAnsi="Segoe UI Emoji" w:cs="Segoe UI Emoji"/>
-        </w:rPr>
-        <w:t>屬性，讓瀏覽器知道這份表單包含「二進位實體檔案」，才能順利打通前後端的圖片傳輸通道。</w:t>
-      </w:r>
-    </w:p>
-    <w:p>
-      <w:pPr>
-        <w:spacing w:before="120" w:after="120" w:line="336" w:lineRule="auto"/>
-        <w:rPr>
-          <w:rFonts w:ascii="Segoe UI Emoji" w:eastAsia="標楷體" w:hAnsi="Segoe UI Emoji" w:cs="Segoe UI Emoji"/>
-        </w:rPr>
-      </w:pPr>
-      <w:r>
-        <w:rPr>
-          <w:rFonts w:ascii="Segoe UI Emoji" w:eastAsia="標楷體" w:hAnsi="Segoe UI Emoji" w:cs="Segoe UI Emoji"/>
-        </w:rPr>
-        <w:t xml:space="preserve">📌 </w:t>
-      </w:r>
-      <w:r>
-        <w:rPr>
-          <w:rFonts w:ascii="Segoe UI Emoji" w:eastAsia="標楷體" w:hAnsi="Segoe UI Emoji" w:cs="Segoe UI Emoji"/>
-        </w:rPr>
-        <w:t>對應版本：</w:t>
-      </w:r>
-      <w:r>
-        <w:rPr>
-          <w:rFonts w:ascii="Segoe UI Emoji" w:eastAsia="標楷體" w:hAnsi="Segoe UI Emoji" w:cs="Segoe UI Emoji"/>
-        </w:rPr>
-        <w:t xml:space="preserve"> v0.3.5</w:t>
-      </w:r>
-    </w:p>
-    <w:p>
-      <w:pPr>
-        <w:spacing w:before="120" w:after="120" w:line="336" w:lineRule="auto"/>
-        <w:rPr>
-          <w:rFonts w:ascii="Segoe UI Emoji" w:eastAsia="標楷體" w:hAnsi="Segoe UI Emoji" w:cs="Segoe UI Emoji"/>
-        </w:rPr>
-      </w:pPr>
-    </w:p>
-    <w:p>
-      <w:pPr>
-        <w:spacing w:before="120" w:after="120" w:line="336" w:lineRule="auto"/>
-        <w:rPr>
-          <w:rFonts w:ascii="Segoe UI Emoji" w:eastAsia="標楷體" w:hAnsi="Segoe UI Emoji" w:cs="Segoe UI Emoji"/>
-        </w:rPr>
-      </w:pPr>
-      <w:r>
-        <w:rPr>
-          <w:rFonts w:ascii="Segoe UI Emoji" w:eastAsia="標楷體" w:hAnsi="Segoe UI Emoji" w:cs="Segoe UI Emoji"/>
-        </w:rPr>
-        <w:t xml:space="preserve">🚨 10. </w:t>
-      </w:r>
-      <w:r>
-        <w:rPr>
-          <w:rFonts w:ascii="Segoe UI Emoji" w:eastAsia="標楷體" w:hAnsi="Segoe UI Emoji" w:cs="Segoe UI Emoji"/>
-        </w:rPr>
-        <w:t>上傳同名圖片導致伺服器檔案覆蓋</w:t>
-      </w:r>
-    </w:p>
-    <w:p>
-      <w:pPr>
-        <w:spacing w:before="120" w:after="120" w:line="336" w:lineRule="auto"/>
-        <w:rPr>
-          <w:rFonts w:ascii="Segoe UI Emoji" w:eastAsia="標楷體" w:hAnsi="Segoe UI Emoji" w:cs="Segoe UI Emoji"/>
-        </w:rPr>
-      </w:pPr>
-      <w:r>
-        <w:rPr>
-          <w:rFonts w:ascii="Segoe UI Emoji" w:eastAsia="標楷體" w:hAnsi="Segoe UI Emoji" w:cs="Segoe UI Emoji"/>
-        </w:rPr>
-        <w:t xml:space="preserve">🔍 </w:t>
-      </w:r>
-      <w:r>
-        <w:rPr>
-          <w:rFonts w:ascii="Segoe UI Emoji" w:eastAsia="標楷體" w:hAnsi="Segoe UI Emoji" w:cs="Segoe UI Emoji"/>
-        </w:rPr>
-        <w:t>當時狀況：</w:t>
-      </w:r>
-      <w:r>
-        <w:rPr>
-          <w:rFonts w:ascii="Segoe UI Emoji" w:eastAsia="標楷體" w:hAnsi="Segoe UI Emoji" w:cs="Segoe UI Emoji"/>
-        </w:rPr>
-        <w:t xml:space="preserve"> </w:t>
-      </w:r>
-      <w:r>
-        <w:rPr>
-          <w:rFonts w:ascii="Segoe UI Emoji" w:eastAsia="標楷體" w:hAnsi="Segoe UI Emoji" w:cs="Segoe UI Emoji"/>
-        </w:rPr>
-        <w:t>不同的使用者在客戶端上傳圖片時，可能都將檔案命名為</w:t>
-      </w:r>
-      <w:r>
-        <w:rPr>
-          <w:rFonts w:ascii="Segoe UI Emoji" w:eastAsia="標楷體" w:hAnsi="Segoe UI Emoji" w:cs="Segoe UI Emoji"/>
-        </w:rPr>
-        <w:t xml:space="preserve"> cover.jpg </w:t>
-      </w:r>
-      <w:r>
-        <w:rPr>
-          <w:rFonts w:ascii="Segoe UI Emoji" w:eastAsia="標楷體" w:hAnsi="Segoe UI Emoji" w:cs="Segoe UI Emoji"/>
-        </w:rPr>
-        <w:t>或</w:t>
-      </w:r>
-      <w:r>
-        <w:rPr>
-          <w:rFonts w:ascii="Segoe UI Emoji" w:eastAsia="標楷體" w:hAnsi="Segoe UI Emoji" w:cs="Segoe UI Emoji"/>
-        </w:rPr>
-        <w:t xml:space="preserve"> test.jpg</w:t>
-      </w:r>
-      <w:r>
-        <w:rPr>
-          <w:rFonts w:ascii="Segoe UI Emoji" w:eastAsia="標楷體" w:hAnsi="Segoe UI Emoji" w:cs="Segoe UI Emoji"/>
-        </w:rPr>
-        <w:t>。若直接將客戶端檔名存入伺服器，後上傳的圖片會直接把前面使用者的圖片覆蓋掉，導致破圖或圖文不符。</w:t>
-      </w:r>
-    </w:p>
-    <w:p>
-      <w:pPr>
-        <w:spacing w:before="120" w:after="120" w:line="336" w:lineRule="auto"/>
-        <w:rPr>
-          <w:rFonts w:ascii="Segoe UI Emoji" w:eastAsia="標楷體" w:hAnsi="Segoe UI Emoji" w:cs="Segoe UI Emoji"/>
-        </w:rPr>
-      </w:pPr>
-      <w:r>
-        <w:rPr>
-          <w:rFonts w:ascii="Segoe UI Emoji" w:eastAsia="標楷體" w:hAnsi="Segoe UI Emoji" w:cs="Segoe UI Emoji"/>
-        </w:rPr>
-        <w:t xml:space="preserve">💡 </w:t>
-      </w:r>
-      <w:r>
-        <w:rPr>
-          <w:rFonts w:ascii="Segoe UI Emoji" w:eastAsia="標楷體" w:hAnsi="Segoe UI Emoji" w:cs="Segoe UI Emoji"/>
-        </w:rPr>
-        <w:t>解決方式：</w:t>
-      </w:r>
-      <w:r>
-        <w:rPr>
-          <w:rFonts w:ascii="Segoe UI Emoji" w:eastAsia="標楷體" w:hAnsi="Segoe UI Emoji" w:cs="Segoe UI Emoji"/>
-        </w:rPr>
-        <w:t xml:space="preserve"> </w:t>
-      </w:r>
-      <w:r>
-        <w:rPr>
-          <w:rFonts w:ascii="Segoe UI Emoji" w:eastAsia="標楷體" w:hAnsi="Segoe UI Emoji" w:cs="Segoe UI Emoji"/>
-        </w:rPr>
-        <w:t>在</w:t>
-      </w:r>
-      <w:proofErr w:type="gramStart"/>
-      <w:r>
-        <w:rPr>
-          <w:rFonts w:ascii="Segoe UI Emoji" w:eastAsia="標楷體" w:hAnsi="Segoe UI Emoji" w:cs="Segoe UI Emoji"/>
-        </w:rPr>
-        <w:t>後</w:t>
-      </w:r>
-      <w:proofErr w:type="gramEnd"/>
-      <w:r>
-        <w:rPr>
-          <w:rFonts w:ascii="Segoe UI Emoji" w:eastAsia="標楷體" w:hAnsi="Segoe UI Emoji" w:cs="Segoe UI Emoji"/>
-        </w:rPr>
-        <w:t>端</w:t>
-      </w:r>
-      <w:r>
-        <w:rPr>
-          <w:rFonts w:ascii="Segoe UI Emoji" w:eastAsia="標楷體" w:hAnsi="Segoe UI Emoji" w:cs="Segoe UI Emoji"/>
-        </w:rPr>
-        <w:t xml:space="preserve"> API (</w:t>
-      </w:r>
-      <w:proofErr w:type="spellStart"/>
-      <w:r>
-        <w:rPr>
-          <w:rFonts w:ascii="Segoe UI Emoji" w:eastAsia="標楷體" w:hAnsi="Segoe UI Emoji" w:cs="Segoe UI Emoji"/>
-        </w:rPr>
-        <w:t>upload_book.php</w:t>
-      </w:r>
-      <w:proofErr w:type="spellEnd"/>
-      <w:r>
-        <w:rPr>
-          <w:rFonts w:ascii="Segoe UI Emoji" w:eastAsia="標楷體" w:hAnsi="Segoe UI Emoji" w:cs="Segoe UI Emoji"/>
-        </w:rPr>
-        <w:t xml:space="preserve">) </w:t>
-      </w:r>
-      <w:r>
-        <w:rPr>
-          <w:rFonts w:ascii="Segoe UI Emoji" w:eastAsia="標楷體" w:hAnsi="Segoe UI Emoji" w:cs="Segoe UI Emoji"/>
-        </w:rPr>
-        <w:t>接收檔案時，</w:t>
-      </w:r>
-      <w:proofErr w:type="gramStart"/>
-      <w:r>
-        <w:rPr>
-          <w:rFonts w:ascii="Segoe UI Emoji" w:eastAsia="標楷體" w:hAnsi="Segoe UI Emoji" w:cs="Segoe UI Emoji"/>
-        </w:rPr>
-        <w:t>徹</w:t>
-      </w:r>
-      <w:proofErr w:type="gramEnd"/>
-      <w:r>
-        <w:rPr>
-          <w:rFonts w:ascii="Segoe UI Emoji" w:eastAsia="標楷體" w:hAnsi="Segoe UI Emoji" w:cs="Segoe UI Emoji"/>
-        </w:rPr>
-        <w:t>底</w:t>
-      </w:r>
-      <w:proofErr w:type="gramStart"/>
-      <w:r>
-        <w:rPr>
-          <w:rFonts w:ascii="Segoe UI Emoji" w:eastAsia="標楷體" w:hAnsi="Segoe UI Emoji" w:cs="Segoe UI Emoji"/>
-        </w:rPr>
-        <w:t>捨</w:t>
-      </w:r>
-      <w:proofErr w:type="gramEnd"/>
-      <w:r>
-        <w:rPr>
-          <w:rFonts w:ascii="Segoe UI Emoji" w:eastAsia="標楷體" w:hAnsi="Segoe UI Emoji" w:cs="Segoe UI Emoji"/>
-        </w:rPr>
-        <w:t>棄原始檔名。改用</w:t>
-      </w:r>
-      <w:r>
-        <w:rPr>
-          <w:rFonts w:ascii="Segoe UI Emoji" w:eastAsia="標楷體" w:hAnsi="Segoe UI Emoji" w:cs="Segoe UI Emoji"/>
-        </w:rPr>
-        <w:t xml:space="preserve"> PHP </w:t>
-      </w:r>
-      <w:r>
-        <w:rPr>
-          <w:rFonts w:ascii="Segoe UI Emoji" w:eastAsia="標楷體" w:hAnsi="Segoe UI Emoji" w:cs="Segoe UI Emoji"/>
-        </w:rPr>
-        <w:t>的</w:t>
-      </w:r>
-      <w:r>
-        <w:rPr>
-          <w:rFonts w:ascii="Segoe UI Emoji" w:eastAsia="標楷體" w:hAnsi="Segoe UI Emoji" w:cs="Segoe UI Emoji"/>
-        </w:rPr>
-        <w:t xml:space="preserve"> </w:t>
-      </w:r>
-      <w:proofErr w:type="spellStart"/>
-      <w:r>
-        <w:rPr>
-          <w:rFonts w:ascii="Segoe UI Emoji" w:eastAsia="標楷體" w:hAnsi="Segoe UI Emoji" w:cs="Segoe UI Emoji"/>
-        </w:rPr>
-        <w:t>uniqid</w:t>
-      </w:r>
-      <w:proofErr w:type="spellEnd"/>
-      <w:r>
-        <w:rPr>
-          <w:rFonts w:ascii="Segoe UI Emoji" w:eastAsia="標楷體" w:hAnsi="Segoe UI Emoji" w:cs="Segoe UI Emoji"/>
-        </w:rPr>
-        <w:t xml:space="preserve">('book_') </w:t>
-      </w:r>
-      <w:r>
-        <w:rPr>
-          <w:rFonts w:ascii="Segoe UI Emoji" w:eastAsia="標楷體" w:hAnsi="Segoe UI Emoji" w:cs="Segoe UI Emoji"/>
-        </w:rPr>
-        <w:t>函</w:t>
-      </w:r>
-      <w:proofErr w:type="gramStart"/>
-      <w:r>
-        <w:rPr>
-          <w:rFonts w:ascii="Segoe UI Emoji" w:eastAsia="標楷體" w:hAnsi="Segoe UI Emoji" w:cs="Segoe UI Emoji"/>
-        </w:rPr>
-        <w:t>數</w:t>
-      </w:r>
-      <w:proofErr w:type="gramEnd"/>
-      <w:r>
-        <w:rPr>
-          <w:rFonts w:ascii="Segoe UI Emoji" w:eastAsia="標楷體" w:hAnsi="Segoe UI Emoji" w:cs="Segoe UI Emoji"/>
-        </w:rPr>
-        <w:t>搭配原始副檔名，</w:t>
-      </w:r>
-      <w:proofErr w:type="gramStart"/>
-      <w:r>
-        <w:rPr>
-          <w:rFonts w:ascii="Segoe UI Emoji" w:eastAsia="標楷體" w:hAnsi="Segoe UI Emoji" w:cs="Segoe UI Emoji"/>
-        </w:rPr>
-        <w:t>為</w:t>
-      </w:r>
-      <w:proofErr w:type="gramEnd"/>
-      <w:r>
-        <w:rPr>
-          <w:rFonts w:ascii="Segoe UI Emoji" w:eastAsia="標楷體" w:hAnsi="Segoe UI Emoji" w:cs="Segoe UI Emoji"/>
-        </w:rPr>
-        <w:t>每張圖片在伺服器端</w:t>
-      </w:r>
-      <w:proofErr w:type="gramStart"/>
-      <w:r>
-        <w:rPr>
-          <w:rFonts w:ascii="Segoe UI Emoji" w:eastAsia="標楷體" w:hAnsi="Segoe UI Emoji" w:cs="Segoe UI Emoji"/>
-        </w:rPr>
-        <w:t>動</w:t>
-      </w:r>
-      <w:proofErr w:type="gramEnd"/>
-      <w:r>
-        <w:rPr>
-          <w:rFonts w:ascii="Segoe UI Emoji" w:eastAsia="標楷體" w:hAnsi="Segoe UI Emoji" w:cs="Segoe UI Emoji"/>
-        </w:rPr>
-        <w:t>態生成唯一且不重複的新檔名（如</w:t>
-      </w:r>
-      <w:r>
-        <w:rPr>
-          <w:rFonts w:ascii="Segoe UI Emoji" w:eastAsia="標楷體" w:hAnsi="Segoe UI Emoji" w:cs="Segoe UI Emoji"/>
-        </w:rPr>
-        <w:t xml:space="preserve"> book_64a1b.jpg</w:t>
-      </w:r>
-      <w:r>
-        <w:rPr>
-          <w:rFonts w:ascii="Segoe UI Emoji" w:eastAsia="標楷體" w:hAnsi="Segoe UI Emoji" w:cs="Segoe UI Emoji"/>
-        </w:rPr>
-        <w:t>），</w:t>
-      </w:r>
-      <w:proofErr w:type="gramStart"/>
-      <w:r>
-        <w:rPr>
-          <w:rFonts w:ascii="Segoe UI Emoji" w:eastAsia="標楷體" w:hAnsi="Segoe UI Emoji" w:cs="Segoe UI Emoji"/>
-        </w:rPr>
-        <w:t>從</w:t>
-      </w:r>
-      <w:proofErr w:type="gramEnd"/>
-      <w:r>
-        <w:rPr>
-          <w:rFonts w:ascii="Segoe UI Emoji" w:eastAsia="標楷體" w:hAnsi="Segoe UI Emoji" w:cs="Segoe UI Emoji"/>
-        </w:rPr>
-        <w:t>根本解決命名衝突。</w:t>
-      </w:r>
-    </w:p>
-    <w:p>
-      <w:pPr>
-        <w:spacing w:before="120" w:after="120" w:line="336" w:lineRule="auto"/>
+          <w:rFonts w:ascii="標楷體" w:eastAsia="DengXian" w:hAnsi="標楷體" w:cs="Segoe UI Emoji"/>
+        </w:rPr>
+        <w:t>&gt;"&gt;&lt;/script&gt;</w:t>
+      </w:r>
+      <w:r>
+        <w:rPr>
+          <w:rFonts w:ascii="標楷體" w:eastAsia="DengXian" w:hAnsi="標楷體" w:cs="Segoe UI Emoji"/>
+        </w:rPr>
+        <w:t>），利用</w:t>
+      </w:r>
+      <w:r>
+        <w:rPr>
+          <w:rFonts w:ascii="標楷體" w:eastAsia="DengXian" w:hAnsi="標楷體" w:cs="Segoe UI Emoji"/>
+        </w:rPr>
+        <w:t xml:space="preserve"> Cache Buster </w:t>
+      </w:r>
+      <w:r>
+        <w:rPr>
+          <w:rFonts w:ascii="標楷體" w:eastAsia="DengXian" w:hAnsi="標楷體" w:cs="Segoe UI Emoji"/>
+        </w:rPr>
+        <w:t>機制強迫瀏覽器每次重整都下載最新的腳本，成功打通真實資料流。</w:t>
+      </w:r>
+    </w:p>
+    <w:p>
+      <w:pPr>
+        <w:spacing w:before="120" w:after="120" w:line="336" w:lineRule="auto"/>
+        <w:rPr>
+          <w:rFonts w:ascii="標楷體" w:eastAsia="DengXian" w:hAnsi="標楷體" w:cs="Segoe UI Emoji"/>
+          <w:lang w:eastAsia="zh-CN"/>
+        </w:rPr>
+      </w:pPr>
+      <w:r>
         <w:rPr>
           <w:rFonts w:ascii="Segoe UI Emoji" w:eastAsia="DengXian" w:hAnsi="Segoe UI Emoji" w:cs="Segoe UI Emoji"/>
           <w:lang w:eastAsia="zh-CN"/>
         </w:rPr>
-      </w:pPr>
-      <w:r>
-        <w:rPr>
-          <w:rFonts w:ascii="Segoe UI Emoji" w:eastAsia="標楷體" w:hAnsi="Segoe UI Emoji" w:cs="Segoe UI Emoji"/>
-        </w:rPr>
-        <w:t xml:space="preserve">📌 </w:t>
-      </w:r>
-      <w:r>
-        <w:rPr>
-          <w:rFonts w:ascii="Segoe UI Emoji" w:eastAsia="標楷體" w:hAnsi="Segoe UI Emoji" w:cs="Segoe UI Emoji"/>
-        </w:rPr>
-        <w:t>對應版本：</w:t>
-      </w:r>
-      <w:r>
-        <w:rPr>
-          <w:rFonts w:ascii="Segoe UI Emoji" w:eastAsia="標楷體" w:hAnsi="Segoe UI Emoji" w:cs="Segoe UI Emoji"/>
-        </w:rPr>
-        <w:t xml:space="preserve"> v0.3.5</w:t>
-      </w:r>
-    </w:p>
-    <w:p>
-      <w:pPr>
-        <w:spacing w:before="120" w:after="120" w:line="336" w:lineRule="auto"/>
-        <w:rPr>
-          <w:rFonts w:ascii="Segoe UI Emoji" w:eastAsia="DengXian" w:hAnsi="Segoe UI Emoji" w:cs="Segoe UI Emoji"/>
+        <w:t>📌</w:t>
+      </w:r>
+      <w:r>
+        <w:rPr>
+          <w:rFonts w:ascii="標楷體" w:eastAsia="DengXian" w:hAnsi="標楷體" w:cs="Segoe UI Emoji"/>
           <w:lang w:eastAsia="zh-CN"/>
         </w:rPr>
-      </w:pPr>
-    </w:p>
-    <w:p>
-      <w:pPr>
-        <w:spacing w:before="120" w:after="120" w:line="336" w:lineRule="auto"/>
-        <w:rPr>
-          <w:rFonts w:ascii="標楷體" w:eastAsia="標楷體" w:hAnsi="標楷體" w:cs="Segoe UI Emoji" w:hint="eastAsia"/>
+        <w:t xml:space="preserve"> </w:t>
+      </w:r>
+      <w:proofErr w:type="gramStart"/>
+      <w:r>
+        <w:rPr>
+          <w:rFonts w:ascii="標楷體" w:eastAsia="DengXian" w:hAnsi="標楷體" w:cs="Segoe UI Emoji"/>
+          <w:lang w:eastAsia="zh-CN"/>
+        </w:rPr>
+        <w:t>對應</w:t>
+      </w:r>
+      <w:proofErr w:type="gramEnd"/>
+      <w:r>
+        <w:rPr>
+          <w:rFonts w:ascii="標楷體" w:eastAsia="DengXian" w:hAnsi="標楷體" w:cs="Segoe UI Emoji"/>
+          <w:lang w:eastAsia="zh-CN"/>
+        </w:rPr>
+        <w:t>版本：</w:t>
+      </w:r>
+      <w:r>
+        <w:rPr>
+          <w:rFonts w:ascii="標楷體" w:eastAsia="DengXian" w:hAnsi="標楷體" w:cs="Segoe UI Emoji"/>
+          <w:lang w:eastAsia="zh-CN"/>
+        </w:rPr>
+        <w:t xml:space="preserve"> v0.4.1</w:t>
+      </w:r>
+    </w:p>
+    <w:p>
+      <w:pPr>
+        <w:spacing w:before="120" w:after="120" w:line="336" w:lineRule="auto"/>
+        <w:rPr>
+          <w:rFonts w:ascii="標楷體" w:eastAsia="DengXian" w:hAnsi="標楷體" w:cs="Segoe UI Emoji"/>
+          <w:lang w:eastAsia="zh-CN"/>
+        </w:rPr>
+      </w:pPr>
+    </w:p>
+    <w:p>
+      <w:pPr>
+        <w:spacing w:before="120" w:after="120" w:line="336" w:lineRule="auto"/>
+        <w:rPr>
+          <w:rFonts w:ascii="標楷體" w:eastAsia="DengXian" w:hAnsi="標楷體" w:cs="Segoe UI Emoji" w:hint="eastAsia"/>
           <w:lang w:eastAsia="zh-CN"/>
         </w:rPr>
       </w:pPr>

--- a/To do.docx
+++ b/To do.docx
@@ -5,7 +5,7 @@
     <w:sdt>
       <w:sdtPr>
         <w:rPr>
-          <w:rFonts w:asciiTheme="minorHAnsi" w:eastAsiaTheme="minorEastAsia" w:hAnsiTheme="minorHAnsi" w:cstheme="minorBidi"/>
+          <w:rFonts w:ascii="標楷體" w:eastAsia="標楷體" w:hAnsi="標楷體" w:cstheme="minorBidi"/>
           <w:color w:val="auto"/>
           <w:kern w:val="2"/>
           <w:sz w:val="24"/>
@@ -29,10 +29,13 @@
         <w:p>
           <w:pPr>
             <w:pStyle w:val="af2"/>
+            <w:rPr>
+              <w:rFonts w:ascii="標楷體" w:eastAsia="標楷體" w:hAnsi="標楷體"/>
+            </w:rPr>
           </w:pPr>
           <w:r>
             <w:rPr>
-              <w:rFonts w:hint="eastAsia"/>
+              <w:rFonts w:ascii="標楷體" w:eastAsia="標楷體" w:hAnsi="標楷體" w:hint="eastAsia"/>
               <w:lang w:val="zh-TW"/>
             </w:rPr>
             <w:t>書活</w:t>
@@ -45,28 +48,40 @@
               <w:tab w:val="right" w:leader="dot" w:pos="8296"/>
             </w:tabs>
             <w:rPr>
+              <w:rFonts w:ascii="標楷體" w:eastAsia="標楷體" w:hAnsi="標楷體"/>
               <w:noProof/>
             </w:rPr>
           </w:pPr>
           <w:r>
+            <w:rPr>
+              <w:rFonts w:ascii="標楷體" w:eastAsia="標楷體" w:hAnsi="標楷體"/>
+            </w:rPr>
             <w:fldChar w:fldCharType="begin"/>
           </w:r>
           <w:r>
+            <w:rPr>
+              <w:rFonts w:ascii="標楷體" w:eastAsia="標楷體" w:hAnsi="標楷體"/>
+            </w:rPr>
             <w:instrText xml:space="preserve"> TOC \o "1-3" \h \z \u </w:instrText>
           </w:r>
           <w:r>
+            <w:rPr>
+              <w:rFonts w:ascii="標楷體" w:eastAsia="標楷體" w:hAnsi="標楷體"/>
+            </w:rPr>
             <w:fldChar w:fldCharType="separate"/>
           </w:r>
           <w:hyperlink w:anchor="_Toc231170769" w:history="1">
             <w:r>
               <w:rPr>
                 <w:rStyle w:val="af3"/>
+                <w:rFonts w:ascii="標楷體" w:eastAsia="標楷體" w:hAnsi="標楷體"/>
                 <w:noProof/>
               </w:rPr>
               <w:t>開發環境</w:t>
             </w:r>
             <w:r>
               <w:rPr>
+                <w:rFonts w:ascii="標楷體" w:eastAsia="標楷體" w:hAnsi="標楷體"/>
                 <w:noProof/>
                 <w:webHidden/>
               </w:rPr>
@@ -74,6 +89,7 @@
             </w:r>
             <w:r>
               <w:rPr>
+                <w:rFonts w:ascii="標楷體" w:eastAsia="標楷體" w:hAnsi="標楷體"/>
                 <w:noProof/>
                 <w:webHidden/>
               </w:rPr>
@@ -81,6 +97,7 @@
             </w:r>
             <w:r>
               <w:rPr>
+                <w:rFonts w:ascii="標楷體" w:eastAsia="標楷體" w:hAnsi="標楷體"/>
                 <w:noProof/>
                 <w:webHidden/>
               </w:rPr>
@@ -88,12 +105,14 @@
             </w:r>
             <w:r>
               <w:rPr>
+                <w:rFonts w:ascii="標楷體" w:eastAsia="標楷體" w:hAnsi="標楷體"/>
                 <w:noProof/>
                 <w:webHidden/>
               </w:rPr>
             </w:r>
             <w:r>
               <w:rPr>
+                <w:rFonts w:ascii="標楷體" w:eastAsia="標楷體" w:hAnsi="標楷體"/>
                 <w:noProof/>
                 <w:webHidden/>
               </w:rPr>
@@ -101,6 +120,7 @@
             </w:r>
             <w:r>
               <w:rPr>
+                <w:rFonts w:ascii="標楷體" w:eastAsia="標楷體" w:hAnsi="標楷體"/>
                 <w:noProof/>
                 <w:webHidden/>
               </w:rPr>
@@ -108,6 +128,7 @@
             </w:r>
             <w:r>
               <w:rPr>
+                <w:rFonts w:ascii="標楷體" w:eastAsia="標楷體" w:hAnsi="標楷體"/>
                 <w:noProof/>
                 <w:webHidden/>
               </w:rPr>
@@ -122,6 +143,7 @@
               <w:tab w:val="right" w:leader="dot" w:pos="8296"/>
             </w:tabs>
             <w:rPr>
+              <w:rFonts w:ascii="標楷體" w:eastAsia="標楷體" w:hAnsi="標楷體"/>
               <w:noProof/>
             </w:rPr>
           </w:pPr>
@@ -129,12 +151,14 @@
             <w:r>
               <w:rPr>
                 <w:rStyle w:val="af3"/>
+                <w:rFonts w:ascii="標楷體" w:eastAsia="標楷體" w:hAnsi="標楷體"/>
                 <w:noProof/>
               </w:rPr>
               <w:t>實作過程</w:t>
             </w:r>
             <w:r>
               <w:rPr>
+                <w:rFonts w:ascii="標楷體" w:eastAsia="標楷體" w:hAnsi="標楷體"/>
                 <w:noProof/>
                 <w:webHidden/>
               </w:rPr>
@@ -142,6 +166,7 @@
             </w:r>
             <w:r>
               <w:rPr>
+                <w:rFonts w:ascii="標楷體" w:eastAsia="標楷體" w:hAnsi="標楷體"/>
                 <w:noProof/>
                 <w:webHidden/>
               </w:rPr>
@@ -149,6 +174,7 @@
             </w:r>
             <w:r>
               <w:rPr>
+                <w:rFonts w:ascii="標楷體" w:eastAsia="標楷體" w:hAnsi="標楷體"/>
                 <w:noProof/>
                 <w:webHidden/>
               </w:rPr>
@@ -156,12 +182,14 @@
             </w:r>
             <w:r>
               <w:rPr>
+                <w:rFonts w:ascii="標楷體" w:eastAsia="標楷體" w:hAnsi="標楷體"/>
                 <w:noProof/>
                 <w:webHidden/>
               </w:rPr>
             </w:r>
             <w:r>
               <w:rPr>
+                <w:rFonts w:ascii="標楷體" w:eastAsia="標楷體" w:hAnsi="標楷體"/>
                 <w:noProof/>
                 <w:webHidden/>
               </w:rPr>
@@ -169,6 +197,7 @@
             </w:r>
             <w:r>
               <w:rPr>
+                <w:rFonts w:ascii="標楷體" w:eastAsia="標楷體" w:hAnsi="標楷體"/>
                 <w:noProof/>
                 <w:webHidden/>
               </w:rPr>
@@ -176,6 +205,7 @@
             </w:r>
             <w:r>
               <w:rPr>
+                <w:rFonts w:ascii="標楷體" w:eastAsia="標楷體" w:hAnsi="標楷體"/>
                 <w:noProof/>
                 <w:webHidden/>
               </w:rPr>
@@ -190,6 +220,7 @@
               <w:tab w:val="right" w:leader="dot" w:pos="8296"/>
             </w:tabs>
             <w:rPr>
+              <w:rFonts w:ascii="標楷體" w:eastAsia="標楷體" w:hAnsi="標楷體"/>
               <w:noProof/>
             </w:rPr>
           </w:pPr>
@@ -197,12 +228,14 @@
             <w:r>
               <w:rPr>
                 <w:rStyle w:val="af3"/>
+                <w:rFonts w:ascii="標楷體" w:eastAsia="標楷體" w:hAnsi="標楷體"/>
                 <w:noProof/>
               </w:rPr>
               <w:t>專案目錄結構規劃</w:t>
             </w:r>
             <w:r>
               <w:rPr>
+                <w:rFonts w:ascii="標楷體" w:eastAsia="標楷體" w:hAnsi="標楷體"/>
                 <w:noProof/>
                 <w:webHidden/>
               </w:rPr>
@@ -210,6 +243,7 @@
             </w:r>
             <w:r>
               <w:rPr>
+                <w:rFonts w:ascii="標楷體" w:eastAsia="標楷體" w:hAnsi="標楷體"/>
                 <w:noProof/>
                 <w:webHidden/>
               </w:rPr>
@@ -217,6 +251,7 @@
             </w:r>
             <w:r>
               <w:rPr>
+                <w:rFonts w:ascii="標楷體" w:eastAsia="標楷體" w:hAnsi="標楷體"/>
                 <w:noProof/>
                 <w:webHidden/>
               </w:rPr>
@@ -224,12 +259,14 @@
             </w:r>
             <w:r>
               <w:rPr>
+                <w:rFonts w:ascii="標楷體" w:eastAsia="標楷體" w:hAnsi="標楷體"/>
                 <w:noProof/>
                 <w:webHidden/>
               </w:rPr>
             </w:r>
             <w:r>
               <w:rPr>
+                <w:rFonts w:ascii="標楷體" w:eastAsia="標楷體" w:hAnsi="標楷體"/>
                 <w:noProof/>
                 <w:webHidden/>
               </w:rPr>
@@ -237,6 +274,7 @@
             </w:r>
             <w:r>
               <w:rPr>
+                <w:rFonts w:ascii="標楷體" w:eastAsia="標楷體" w:hAnsi="標楷體"/>
                 <w:noProof/>
                 <w:webHidden/>
               </w:rPr>
@@ -244,6 +282,7 @@
             </w:r>
             <w:r>
               <w:rPr>
+                <w:rFonts w:ascii="標楷體" w:eastAsia="標楷體" w:hAnsi="標楷體"/>
                 <w:noProof/>
                 <w:webHidden/>
               </w:rPr>
@@ -258,6 +297,7 @@
               <w:tab w:val="right" w:leader="dot" w:pos="8296"/>
             </w:tabs>
             <w:rPr>
+              <w:rFonts w:ascii="標楷體" w:eastAsia="標楷體" w:hAnsi="標楷體"/>
               <w:noProof/>
             </w:rPr>
           </w:pPr>
@@ -265,12 +305,14 @@
             <w:r>
               <w:rPr>
                 <w:rStyle w:val="af3"/>
+                <w:rFonts w:ascii="標楷體" w:eastAsia="標楷體" w:hAnsi="標楷體"/>
                 <w:noProof/>
               </w:rPr>
               <w:t>資料庫虛擬數據</w:t>
             </w:r>
             <w:r>
               <w:rPr>
+                <w:rFonts w:ascii="標楷體" w:eastAsia="標楷體" w:hAnsi="標楷體"/>
                 <w:noProof/>
                 <w:webHidden/>
               </w:rPr>
@@ -278,6 +320,7 @@
             </w:r>
             <w:r>
               <w:rPr>
+                <w:rFonts w:ascii="標楷體" w:eastAsia="標楷體" w:hAnsi="標楷體"/>
                 <w:noProof/>
                 <w:webHidden/>
               </w:rPr>
@@ -285,6 +328,7 @@
             </w:r>
             <w:r>
               <w:rPr>
+                <w:rFonts w:ascii="標楷體" w:eastAsia="標楷體" w:hAnsi="標楷體"/>
                 <w:noProof/>
                 <w:webHidden/>
               </w:rPr>
@@ -292,12 +336,14 @@
             </w:r>
             <w:r>
               <w:rPr>
+                <w:rFonts w:ascii="標楷體" w:eastAsia="標楷體" w:hAnsi="標楷體"/>
                 <w:noProof/>
                 <w:webHidden/>
               </w:rPr>
             </w:r>
             <w:r>
               <w:rPr>
+                <w:rFonts w:ascii="標楷體" w:eastAsia="標楷體" w:hAnsi="標楷體"/>
                 <w:noProof/>
                 <w:webHidden/>
               </w:rPr>
@@ -305,6 +351,7 @@
             </w:r>
             <w:r>
               <w:rPr>
+                <w:rFonts w:ascii="標楷體" w:eastAsia="標楷體" w:hAnsi="標楷體"/>
                 <w:noProof/>
                 <w:webHidden/>
               </w:rPr>
@@ -312,6 +359,7 @@
             </w:r>
             <w:r>
               <w:rPr>
+                <w:rFonts w:ascii="標楷體" w:eastAsia="標楷體" w:hAnsi="標楷體"/>
                 <w:noProof/>
                 <w:webHidden/>
               </w:rPr>
@@ -326,6 +374,7 @@
               <w:tab w:val="right" w:leader="dot" w:pos="8296"/>
             </w:tabs>
             <w:rPr>
+              <w:rFonts w:ascii="標楷體" w:eastAsia="標楷體" w:hAnsi="標楷體"/>
               <w:noProof/>
             </w:rPr>
           </w:pPr>
@@ -333,12 +382,14 @@
             <w:r>
               <w:rPr>
                 <w:rStyle w:val="af3"/>
+                <w:rFonts w:ascii="標楷體" w:eastAsia="標楷體" w:hAnsi="標楷體"/>
                 <w:noProof/>
               </w:rPr>
               <w:t>功能</w:t>
             </w:r>
             <w:r>
               <w:rPr>
+                <w:rFonts w:ascii="標楷體" w:eastAsia="標楷體" w:hAnsi="標楷體"/>
                 <w:noProof/>
                 <w:webHidden/>
               </w:rPr>
@@ -346,6 +397,7 @@
             </w:r>
             <w:r>
               <w:rPr>
+                <w:rFonts w:ascii="標楷體" w:eastAsia="標楷體" w:hAnsi="標楷體"/>
                 <w:noProof/>
                 <w:webHidden/>
               </w:rPr>
@@ -353,6 +405,7 @@
             </w:r>
             <w:r>
               <w:rPr>
+                <w:rFonts w:ascii="標楷體" w:eastAsia="標楷體" w:hAnsi="標楷體"/>
                 <w:noProof/>
                 <w:webHidden/>
               </w:rPr>
@@ -360,12 +413,14 @@
             </w:r>
             <w:r>
               <w:rPr>
+                <w:rFonts w:ascii="標楷體" w:eastAsia="標楷體" w:hAnsi="標楷體"/>
                 <w:noProof/>
                 <w:webHidden/>
               </w:rPr>
             </w:r>
             <w:r>
               <w:rPr>
+                <w:rFonts w:ascii="標楷體" w:eastAsia="標楷體" w:hAnsi="標楷體"/>
                 <w:noProof/>
                 <w:webHidden/>
               </w:rPr>
@@ -373,6 +428,7 @@
             </w:r>
             <w:r>
               <w:rPr>
+                <w:rFonts w:ascii="標楷體" w:eastAsia="標楷體" w:hAnsi="標楷體"/>
                 <w:noProof/>
                 <w:webHidden/>
               </w:rPr>
@@ -380,6 +436,7 @@
             </w:r>
             <w:r>
               <w:rPr>
+                <w:rFonts w:ascii="標楷體" w:eastAsia="標楷體" w:hAnsi="標楷體"/>
                 <w:noProof/>
                 <w:webHidden/>
               </w:rPr>
@@ -394,6 +451,7 @@
               <w:tab w:val="right" w:leader="dot" w:pos="8296"/>
             </w:tabs>
             <w:rPr>
+              <w:rFonts w:ascii="標楷體" w:eastAsia="標楷體" w:hAnsi="標楷體"/>
               <w:noProof/>
             </w:rPr>
           </w:pPr>
@@ -401,12 +459,14 @@
             <w:r>
               <w:rPr>
                 <w:rStyle w:val="af3"/>
+                <w:rFonts w:ascii="標楷體" w:eastAsia="標楷體" w:hAnsi="標楷體"/>
                 <w:noProof/>
               </w:rPr>
               <w:t>數據規範：</w:t>
             </w:r>
             <w:r>
               <w:rPr>
+                <w:rFonts w:ascii="標楷體" w:eastAsia="標楷體" w:hAnsi="標楷體"/>
                 <w:noProof/>
                 <w:webHidden/>
               </w:rPr>
@@ -414,6 +474,7 @@
             </w:r>
             <w:r>
               <w:rPr>
+                <w:rFonts w:ascii="標楷體" w:eastAsia="標楷體" w:hAnsi="標楷體"/>
                 <w:noProof/>
                 <w:webHidden/>
               </w:rPr>
@@ -421,6 +482,7 @@
             </w:r>
             <w:r>
               <w:rPr>
+                <w:rFonts w:ascii="標楷體" w:eastAsia="標楷體" w:hAnsi="標楷體"/>
                 <w:noProof/>
                 <w:webHidden/>
               </w:rPr>
@@ -428,12 +490,14 @@
             </w:r>
             <w:r>
               <w:rPr>
+                <w:rFonts w:ascii="標楷體" w:eastAsia="標楷體" w:hAnsi="標楷體"/>
                 <w:noProof/>
                 <w:webHidden/>
               </w:rPr>
             </w:r>
             <w:r>
               <w:rPr>
+                <w:rFonts w:ascii="標楷體" w:eastAsia="標楷體" w:hAnsi="標楷體"/>
                 <w:noProof/>
                 <w:webHidden/>
               </w:rPr>
@@ -441,6 +505,7 @@
             </w:r>
             <w:r>
               <w:rPr>
+                <w:rFonts w:ascii="標楷體" w:eastAsia="標楷體" w:hAnsi="標楷體"/>
                 <w:noProof/>
                 <w:webHidden/>
               </w:rPr>
@@ -448,6 +513,7 @@
             </w:r>
             <w:r>
               <w:rPr>
+                <w:rFonts w:ascii="標楷體" w:eastAsia="標楷體" w:hAnsi="標楷體"/>
                 <w:noProof/>
                 <w:webHidden/>
               </w:rPr>
@@ -462,6 +528,7 @@
               <w:tab w:val="right" w:leader="dot" w:pos="8296"/>
             </w:tabs>
             <w:rPr>
+              <w:rFonts w:ascii="標楷體" w:eastAsia="標楷體" w:hAnsi="標楷體"/>
               <w:noProof/>
             </w:rPr>
           </w:pPr>
@@ -469,12 +536,14 @@
             <w:r>
               <w:rPr>
                 <w:rStyle w:val="af3"/>
+                <w:rFonts w:ascii="標楷體" w:eastAsia="標楷體" w:hAnsi="標楷體"/>
                 <w:noProof/>
               </w:rPr>
               <w:t>頁面原型</w:t>
             </w:r>
             <w:r>
               <w:rPr>
+                <w:rFonts w:ascii="標楷體" w:eastAsia="標楷體" w:hAnsi="標楷體"/>
                 <w:noProof/>
                 <w:webHidden/>
               </w:rPr>
@@ -482,6 +551,7 @@
             </w:r>
             <w:r>
               <w:rPr>
+                <w:rFonts w:ascii="標楷體" w:eastAsia="標楷體" w:hAnsi="標楷體"/>
                 <w:noProof/>
                 <w:webHidden/>
               </w:rPr>
@@ -489,6 +559,7 @@
             </w:r>
             <w:r>
               <w:rPr>
+                <w:rFonts w:ascii="標楷體" w:eastAsia="標楷體" w:hAnsi="標楷體"/>
                 <w:noProof/>
                 <w:webHidden/>
               </w:rPr>
@@ -496,12 +567,14 @@
             </w:r>
             <w:r>
               <w:rPr>
+                <w:rFonts w:ascii="標楷體" w:eastAsia="標楷體" w:hAnsi="標楷體"/>
                 <w:noProof/>
                 <w:webHidden/>
               </w:rPr>
             </w:r>
             <w:r>
               <w:rPr>
+                <w:rFonts w:ascii="標楷體" w:eastAsia="標楷體" w:hAnsi="標楷體"/>
                 <w:noProof/>
                 <w:webHidden/>
               </w:rPr>
@@ -509,6 +582,7 @@
             </w:r>
             <w:r>
               <w:rPr>
+                <w:rFonts w:ascii="標楷體" w:eastAsia="標楷體" w:hAnsi="標楷體"/>
                 <w:noProof/>
                 <w:webHidden/>
               </w:rPr>
@@ -516,6 +590,7 @@
             </w:r>
             <w:r>
               <w:rPr>
+                <w:rFonts w:ascii="標楷體" w:eastAsia="標楷體" w:hAnsi="標楷體"/>
                 <w:noProof/>
                 <w:webHidden/>
               </w:rPr>
@@ -530,6 +605,7 @@
               <w:tab w:val="right" w:leader="dot" w:pos="8296"/>
             </w:tabs>
             <w:rPr>
+              <w:rFonts w:ascii="標楷體" w:eastAsia="標楷體" w:hAnsi="標楷體"/>
               <w:noProof/>
             </w:rPr>
           </w:pPr>
@@ -537,19 +613,14 @@
             <w:r>
               <w:rPr>
                 <w:rStyle w:val="af3"/>
+                <w:rFonts w:ascii="標楷體" w:eastAsia="標楷體" w:hAnsi="標楷體"/>
                 <w:noProof/>
               </w:rPr>
-              <w:t>TO Know</w:t>
-            </w:r>
-            <w:r>
-              <w:rPr>
-                <w:rStyle w:val="af3"/>
-                <w:noProof/>
-              </w:rPr>
-              <w:t>：</w:t>
-            </w:r>
-            <w:r>
-              <w:rPr>
+              <w:t>TO Know：</w:t>
+            </w:r>
+            <w:r>
+              <w:rPr>
+                <w:rFonts w:ascii="標楷體" w:eastAsia="標楷體" w:hAnsi="標楷體"/>
                 <w:noProof/>
                 <w:webHidden/>
               </w:rPr>
@@ -557,6 +628,7 @@
             </w:r>
             <w:r>
               <w:rPr>
+                <w:rFonts w:ascii="標楷體" w:eastAsia="標楷體" w:hAnsi="標楷體"/>
                 <w:noProof/>
                 <w:webHidden/>
               </w:rPr>
@@ -564,6 +636,7 @@
             </w:r>
             <w:r>
               <w:rPr>
+                <w:rFonts w:ascii="標楷體" w:eastAsia="標楷體" w:hAnsi="標楷體"/>
                 <w:noProof/>
                 <w:webHidden/>
               </w:rPr>
@@ -571,12 +644,14 @@
             </w:r>
             <w:r>
               <w:rPr>
+                <w:rFonts w:ascii="標楷體" w:eastAsia="標楷體" w:hAnsi="標楷體"/>
                 <w:noProof/>
                 <w:webHidden/>
               </w:rPr>
             </w:r>
             <w:r>
               <w:rPr>
+                <w:rFonts w:ascii="標楷體" w:eastAsia="標楷體" w:hAnsi="標楷體"/>
                 <w:noProof/>
                 <w:webHidden/>
               </w:rPr>
@@ -584,6 +659,7 @@
             </w:r>
             <w:r>
               <w:rPr>
+                <w:rFonts w:ascii="標楷體" w:eastAsia="標楷體" w:hAnsi="標楷體"/>
                 <w:noProof/>
                 <w:webHidden/>
               </w:rPr>
@@ -591,6 +667,7 @@
             </w:r>
             <w:r>
               <w:rPr>
+                <w:rFonts w:ascii="標楷體" w:eastAsia="標楷體" w:hAnsi="標楷體"/>
                 <w:noProof/>
                 <w:webHidden/>
               </w:rPr>
@@ -605,6 +682,7 @@
               <w:tab w:val="right" w:leader="dot" w:pos="8296"/>
             </w:tabs>
             <w:rPr>
+              <w:rFonts w:ascii="標楷體" w:eastAsia="標楷體" w:hAnsi="標楷體"/>
               <w:noProof/>
             </w:rPr>
           </w:pPr>
@@ -612,6 +690,7 @@
             <w:r>
               <w:rPr>
                 <w:rStyle w:val="af3"/>
+                <w:rFonts w:ascii="標楷體" w:eastAsia="標楷體" w:hAnsi="標楷體"/>
                 <w:noProof/>
                 <w:lang w:eastAsia="zh-CN"/>
               </w:rPr>
@@ -619,6 +698,7 @@
             </w:r>
             <w:r>
               <w:rPr>
+                <w:rFonts w:ascii="標楷體" w:eastAsia="標楷體" w:hAnsi="標楷體"/>
                 <w:noProof/>
                 <w:webHidden/>
               </w:rPr>
@@ -626,6 +706,7 @@
             </w:r>
             <w:r>
               <w:rPr>
+                <w:rFonts w:ascii="標楷體" w:eastAsia="標楷體" w:hAnsi="標楷體"/>
                 <w:noProof/>
                 <w:webHidden/>
               </w:rPr>
@@ -633,6 +714,7 @@
             </w:r>
             <w:r>
               <w:rPr>
+                <w:rFonts w:ascii="標楷體" w:eastAsia="標楷體" w:hAnsi="標楷體"/>
                 <w:noProof/>
                 <w:webHidden/>
               </w:rPr>
@@ -640,12 +722,14 @@
             </w:r>
             <w:r>
               <w:rPr>
+                <w:rFonts w:ascii="標楷體" w:eastAsia="標楷體" w:hAnsi="標楷體"/>
                 <w:noProof/>
                 <w:webHidden/>
               </w:rPr>
             </w:r>
             <w:r>
               <w:rPr>
+                <w:rFonts w:ascii="標楷體" w:eastAsia="標楷體" w:hAnsi="標楷體"/>
                 <w:noProof/>
                 <w:webHidden/>
               </w:rPr>
@@ -653,6 +737,7 @@
             </w:r>
             <w:r>
               <w:rPr>
+                <w:rFonts w:ascii="標楷體" w:eastAsia="標楷體" w:hAnsi="標楷體"/>
                 <w:noProof/>
                 <w:webHidden/>
               </w:rPr>
@@ -660,6 +745,7 @@
             </w:r>
             <w:r>
               <w:rPr>
+                <w:rFonts w:ascii="標楷體" w:eastAsia="標楷體" w:hAnsi="標楷體"/>
                 <w:noProof/>
                 <w:webHidden/>
               </w:rPr>
@@ -668,8 +754,14 @@
           </w:hyperlink>
         </w:p>
         <w:p>
+          <w:pPr>
+            <w:rPr>
+              <w:rFonts w:ascii="標楷體" w:eastAsia="標楷體" w:hAnsi="標楷體"/>
+            </w:rPr>
+          </w:pPr>
           <w:r>
             <w:rPr>
+              <w:rFonts w:ascii="標楷體" w:eastAsia="標楷體" w:hAnsi="標楷體"/>
               <w:b/>
               <w:bCs/>
               <w:lang w:val="zh-TW"/>
@@ -705,14 +797,16 @@
     <w:p>
       <w:pPr>
         <w:pStyle w:val="1"/>
-        <w:rPr>
+        <w:spacing w:before="100" w:beforeAutospacing="1" w:after="100" w:afterAutospacing="1" w:line="240" w:lineRule="auto"/>
+        <w:rPr>
+          <w:rFonts w:ascii="標楷體" w:eastAsia="標楷體" w:hAnsi="標楷體"/>
           <w:lang w:eastAsia="zh-CN"/>
         </w:rPr>
       </w:pPr>
       <w:bookmarkStart w:id="0" w:name="_Toc231170769"/>
       <w:r>
         <w:rPr>
-          <w:rFonts w:hint="eastAsia"/>
+          <w:rFonts w:ascii="標楷體" w:eastAsia="標楷體" w:hAnsi="標楷體" w:hint="eastAsia"/>
         </w:rPr>
         <w:lastRenderedPageBreak/>
         <w:t>開發環境</w:t>
@@ -724,7 +818,7 @@
         <w:spacing w:before="120" w:after="120" w:line="336" w:lineRule="auto"/>
         <w:ind w:left="360" w:hanging="360"/>
         <w:rPr>
-          <w:rFonts w:ascii="標楷體" w:eastAsia="標楷體" w:hAnsi="標楷體"/>
+          <w:rFonts w:ascii="標楷體" w:eastAsia="DengXian" w:hAnsi="標楷體"/>
           <w:lang w:eastAsia="zh-CN"/>
         </w:rPr>
       </w:pPr>
@@ -809,23 +903,27 @@
     </w:p>
     <w:p>
       <w:pPr>
-        <w:spacing w:before="120" w:after="120" w:line="336" w:lineRule="auto"/>
+        <w:spacing w:after="0" w:line="336" w:lineRule="auto"/>
         <w:ind w:left="360" w:hanging="360"/>
         <w:rPr>
-          <w:rFonts w:ascii="標楷體" w:eastAsia="標楷體" w:hAnsi="標楷體"/>
+          <w:rFonts w:ascii="標楷體" w:eastAsia="DengXian" w:hAnsi="標楷體" w:hint="eastAsia"/>
+          <w:lang w:eastAsia="zh-CN"/>
         </w:rPr>
       </w:pPr>
     </w:p>
     <w:p>
       <w:pPr>
         <w:pStyle w:val="1"/>
+        <w:spacing w:before="0" w:after="0" w:line="240" w:lineRule="auto"/>
+        <w:rPr>
+          <w:rFonts w:ascii="標楷體" w:eastAsia="標楷體" w:hAnsi="標楷體"/>
+        </w:rPr>
       </w:pPr>
       <w:bookmarkStart w:id="1" w:name="_Toc231170770"/>
       <w:r>
         <w:rPr>
-          <w:rFonts w:hint="eastAsia"/>
-        </w:rPr>
-        <w:lastRenderedPageBreak/>
+          <w:rFonts w:ascii="標楷體" w:eastAsia="標楷體" w:hAnsi="標楷體" w:hint="eastAsia"/>
+        </w:rPr>
         <w:t>實作過程</w:t>
       </w:r>
       <w:bookmarkEnd w:id="1"/>
@@ -840,13 +938,14 @@
       </w:pPr>
       <w:r>
         <w:rPr>
+          <w:rFonts w:ascii="標楷體" w:eastAsia="標楷體" w:hAnsi="標楷體"/>
           <w:noProof/>
           <w14:ligatures w14:val="none"/>
         </w:rPr>
         <w:drawing>
-          <wp:inline distT="0" distB="0" distL="0" distR="0" wp14:anchorId="1E0C022A" wp14:editId="18811081">
-            <wp:extent cx="3863769" cy="7897906"/>
-            <wp:effectExtent l="0" t="0" r="3810" b="8255"/>
+          <wp:inline distT="0" distB="0" distL="0" distR="0" wp14:anchorId="1E0C022A" wp14:editId="2327F30F">
+            <wp:extent cx="3429000" cy="7009197"/>
+            <wp:effectExtent l="0" t="0" r="0" b="1270"/>
             <wp:docPr id="243781324" name="圖片 1"/>
             <wp:cNvGraphicFramePr>
               <a:graphicFrameLocks xmlns:a="http://schemas.openxmlformats.org/drawingml/2006/main" noChangeAspect="1"/>
@@ -868,7 +967,7 @@
                   <pic:spPr bwMode="auto">
                     <a:xfrm>
                       <a:off x="0" y="0"/>
-                      <a:ext cx="3871200" cy="7913095"/>
+                      <a:ext cx="3436920" cy="7025386"/>
                     </a:xfrm>
                     <a:prstGeom prst="rect">
                       <a:avLst/>
@@ -892,9 +991,15 @@
     <w:p>
       <w:pPr>
         <w:pStyle w:val="1"/>
+        <w:rPr>
+          <w:rFonts w:ascii="標楷體" w:eastAsia="標楷體" w:hAnsi="標楷體"/>
+        </w:rPr>
       </w:pPr>
       <w:bookmarkStart w:id="2" w:name="_Toc231170771"/>
       <w:r>
+        <w:rPr>
+          <w:rFonts w:ascii="標楷體" w:eastAsia="標楷體" w:hAnsi="標楷體"/>
+        </w:rPr>
         <w:lastRenderedPageBreak/>
         <w:t>專案目錄結構規劃</w:t>
       </w:r>
@@ -910,6 +1015,7 @@
       </w:pPr>
       <w:r>
         <w:rPr>
+          <w:rFonts w:ascii="標楷體" w:eastAsia="標楷體" w:hAnsi="標楷體"/>
           <w:noProof/>
           <w14:ligatures w14:val="none"/>
         </w:rPr>
@@ -960,6 +1066,7 @@
       </w:pPr>
       <w:r>
         <w:rPr>
+          <w:rFonts w:ascii="標楷體" w:eastAsia="標楷體" w:hAnsi="標楷體"/>
           <w:noProof/>
           <w14:ligatures w14:val="none"/>
         </w:rPr>
@@ -1010,6 +1117,7 @@
       </w:pPr>
       <w:r>
         <w:rPr>
+          <w:rFonts w:ascii="標楷體" w:eastAsia="標楷體" w:hAnsi="標楷體"/>
           <w:noProof/>
           <w14:ligatures w14:val="none"/>
         </w:rPr>
@@ -1061,6 +1169,7 @@
       </w:pPr>
       <w:r>
         <w:rPr>
+          <w:rFonts w:ascii="標楷體" w:eastAsia="標楷體" w:hAnsi="標楷體"/>
           <w:noProof/>
           <w14:ligatures w14:val="none"/>
         </w:rPr>
@@ -1122,11 +1231,14 @@
     <w:p>
       <w:pPr>
         <w:pStyle w:val="1"/>
+        <w:rPr>
+          <w:rFonts w:ascii="標楷體" w:eastAsia="標楷體" w:hAnsi="標楷體"/>
+        </w:rPr>
       </w:pPr>
       <w:bookmarkStart w:id="3" w:name="_Toc231170772"/>
       <w:r>
         <w:rPr>
-          <w:rFonts w:hint="eastAsia"/>
+          <w:rFonts w:ascii="標楷體" w:eastAsia="標楷體" w:hAnsi="標楷體" w:hint="eastAsia"/>
         </w:rPr>
         <w:t>資料庫虛擬數據</w:t>
       </w:r>
@@ -1628,11 +1740,14 @@
     <w:p>
       <w:pPr>
         <w:pStyle w:val="1"/>
+        <w:rPr>
+          <w:rFonts w:ascii="標楷體" w:eastAsia="標楷體" w:hAnsi="標楷體"/>
+        </w:rPr>
       </w:pPr>
       <w:bookmarkStart w:id="4" w:name="_Toc231170773"/>
       <w:r>
         <w:rPr>
-          <w:rFonts w:hint="eastAsia"/>
+          <w:rFonts w:ascii="標楷體" w:eastAsia="標楷體" w:hAnsi="標楷體" w:hint="eastAsia"/>
         </w:rPr>
         <w:lastRenderedPageBreak/>
         <w:t>功能</w:t>
@@ -1684,7 +1799,7 @@
       <w:proofErr w:type="gramStart"/>
       <w:r>
         <w:rPr>
-          <w:rFonts w:ascii="DengXian" w:eastAsia="新細明體" w:hAnsi="DengXian" w:cs="Noto Sans T Chinese" w:hint="eastAsia"/>
+          <w:rFonts w:ascii="標楷體" w:eastAsia="標楷體" w:hAnsi="標楷體" w:cs="Noto Sans T Chinese" w:hint="eastAsia"/>
           <w:color w:val="000000"/>
         </w:rPr>
         <w:t>——</w:t>
@@ -1692,7 +1807,7 @@
       <w:proofErr w:type="gramEnd"/>
       <w:r>
         <w:rPr>
-          <w:rFonts w:ascii="DengXian" w:eastAsia="新細明體" w:hAnsi="DengXian" w:cs="Noto Sans T Chinese" w:hint="eastAsia"/>
+          <w:rFonts w:ascii="標楷體" w:eastAsia="標楷體" w:hAnsi="標楷體" w:cs="Noto Sans T Chinese" w:hint="eastAsia"/>
           <w:color w:val="000000"/>
         </w:rPr>
         <w:t>首頁</w:t>
@@ -1726,7 +1841,7 @@
       <w:proofErr w:type="gramStart"/>
       <w:r>
         <w:rPr>
-          <w:rFonts w:ascii="標楷體" w:eastAsia="新細明體" w:hAnsi="標楷體" w:cs="Noto Sans T Chinese" w:hint="eastAsia"/>
+          <w:rFonts w:ascii="標楷體" w:eastAsia="標楷體" w:hAnsi="標楷體" w:cs="Noto Sans T Chinese" w:hint="eastAsia"/>
           <w:color w:val="000000"/>
         </w:rPr>
         <w:t>——</w:t>
@@ -1768,7 +1883,7 @@
       <w:proofErr w:type="gramStart"/>
       <w:r>
         <w:rPr>
-          <w:rFonts w:ascii="DengXian" w:eastAsia="新細明體" w:hAnsi="DengXian" w:cs="Noto Sans T Chinese" w:hint="eastAsia"/>
+          <w:rFonts w:ascii="標楷體" w:eastAsia="標楷體" w:hAnsi="標楷體" w:cs="Noto Sans T Chinese" w:hint="eastAsia"/>
           <w:color w:val="000000"/>
         </w:rPr>
         <w:t>——</w:t>
@@ -1776,7 +1891,7 @@
       <w:proofErr w:type="gramEnd"/>
       <w:r>
         <w:rPr>
-          <w:rFonts w:ascii="DengXian" w:eastAsia="新細明體" w:hAnsi="DengXian" w:cs="Noto Sans T Chinese" w:hint="eastAsia"/>
+          <w:rFonts w:ascii="標楷體" w:eastAsia="標楷體" w:hAnsi="標楷體" w:cs="Noto Sans T Chinese" w:hint="eastAsia"/>
           <w:color w:val="000000"/>
         </w:rPr>
         <w:t>書籍查詢頁</w:t>
@@ -1810,7 +1925,7 @@
       <w:proofErr w:type="gramStart"/>
       <w:r>
         <w:rPr>
-          <w:rFonts w:ascii="DengXian" w:eastAsia="新細明體" w:hAnsi="DengXian" w:cs="Noto Sans T Chinese" w:hint="eastAsia"/>
+          <w:rFonts w:ascii="標楷體" w:eastAsia="標楷體" w:hAnsi="標楷體" w:cs="Noto Sans T Chinese" w:hint="eastAsia"/>
           <w:color w:val="000000"/>
         </w:rPr>
         <w:t>——</w:t>
@@ -1818,7 +1933,7 @@
       <w:proofErr w:type="gramEnd"/>
       <w:r>
         <w:rPr>
-          <w:rFonts w:ascii="DengXian" w:eastAsia="新細明體" w:hAnsi="DengXian" w:cs="Noto Sans T Chinese" w:hint="eastAsia"/>
+          <w:rFonts w:ascii="標楷體" w:eastAsia="標楷體" w:hAnsi="標楷體" w:cs="Noto Sans T Chinese" w:hint="eastAsia"/>
           <w:color w:val="000000"/>
         </w:rPr>
         <w:t>書籍查詢頁</w:t>
@@ -1844,7 +1959,7 @@
       </w:r>
       <w:r>
         <w:rPr>
-          <w:rFonts w:ascii="標楷體" w:eastAsia="新細明體" w:hAnsi="標楷體" w:cs="Noto Sans T Chinese"/>
+          <w:rFonts w:ascii="標楷體" w:eastAsia="標楷體" w:hAnsi="標楷體" w:cs="Noto Sans T Chinese"/>
           <w:color w:val="000000"/>
         </w:rPr>
         <w:t xml:space="preserve"> </w:t>
@@ -1852,7 +1967,7 @@
       <w:proofErr w:type="gramStart"/>
       <w:r>
         <w:rPr>
-          <w:rFonts w:ascii="DengXian" w:eastAsia="新細明體" w:hAnsi="DengXian" w:cs="Noto Sans T Chinese" w:hint="eastAsia"/>
+          <w:rFonts w:ascii="標楷體" w:eastAsia="標楷體" w:hAnsi="標楷體" w:cs="Noto Sans T Chinese" w:hint="eastAsia"/>
           <w:color w:val="000000"/>
         </w:rPr>
         <w:t>——</w:t>
@@ -1860,7 +1975,7 @@
       <w:proofErr w:type="gramEnd"/>
       <w:r>
         <w:rPr>
-          <w:rFonts w:ascii="DengXian" w:eastAsia="新細明體" w:hAnsi="DengXian" w:cs="Noto Sans T Chinese" w:hint="eastAsia"/>
+          <w:rFonts w:ascii="標楷體" w:eastAsia="標楷體" w:hAnsi="標楷體" w:cs="Noto Sans T Chinese" w:hint="eastAsia"/>
           <w:color w:val="000000"/>
         </w:rPr>
         <w:t>書籍查詢頁</w:t>
@@ -1894,7 +2009,7 @@
       <w:proofErr w:type="gramStart"/>
       <w:r>
         <w:rPr>
-          <w:rFonts w:ascii="DengXian" w:eastAsia="新細明體" w:hAnsi="DengXian" w:cs="Noto Sans T Chinese" w:hint="eastAsia"/>
+          <w:rFonts w:ascii="標楷體" w:eastAsia="標楷體" w:hAnsi="標楷體" w:cs="Noto Sans T Chinese" w:hint="eastAsia"/>
           <w:color w:val="000000"/>
         </w:rPr>
         <w:t>——</w:t>
@@ -1902,7 +2017,7 @@
       <w:proofErr w:type="gramEnd"/>
       <w:r>
         <w:rPr>
-          <w:rFonts w:ascii="DengXian" w:eastAsia="新細明體" w:hAnsi="DengXian" w:cs="Noto Sans T Chinese" w:hint="eastAsia"/>
+          <w:rFonts w:ascii="標楷體" w:eastAsia="標楷體" w:hAnsi="標楷體" w:cs="Noto Sans T Chinese" w:hint="eastAsia"/>
           <w:color w:val="000000"/>
         </w:rPr>
         <w:t>首頁</w:t>
@@ -1936,7 +2051,7 @@
       <w:proofErr w:type="gramStart"/>
       <w:r>
         <w:rPr>
-          <w:rFonts w:ascii="DengXian" w:eastAsia="新細明體" w:hAnsi="DengXian" w:cs="Noto Sans T Chinese" w:hint="eastAsia"/>
+          <w:rFonts w:ascii="標楷體" w:eastAsia="標楷體" w:hAnsi="標楷體" w:cs="Noto Sans T Chinese" w:hint="eastAsia"/>
           <w:color w:val="000000"/>
         </w:rPr>
         <w:t>——</w:t>
@@ -1944,7 +2059,7 @@
       <w:proofErr w:type="gramEnd"/>
       <w:r>
         <w:rPr>
-          <w:rFonts w:ascii="DengXian" w:eastAsia="新細明體" w:hAnsi="DengXian" w:cs="Noto Sans T Chinese" w:hint="eastAsia"/>
+          <w:rFonts w:ascii="標楷體" w:eastAsia="標楷體" w:hAnsi="標楷體" w:cs="Noto Sans T Chinese" w:hint="eastAsia"/>
           <w:color w:val="000000"/>
         </w:rPr>
         <w:t>書籍詳情頁</w:t>
@@ -2015,7 +2130,7 @@
       <w:proofErr w:type="gramStart"/>
       <w:r>
         <w:rPr>
-          <w:rFonts w:ascii="DengXian" w:eastAsia="新細明體" w:hAnsi="DengXian" w:cs="Noto Sans T Chinese" w:hint="eastAsia"/>
+          <w:rFonts w:ascii="標楷體" w:eastAsia="標楷體" w:hAnsi="標楷體" w:cs="Noto Sans T Chinese" w:hint="eastAsia"/>
           <w:color w:val="000000"/>
         </w:rPr>
         <w:t>——</w:t>
@@ -2023,7 +2138,7 @@
       <w:proofErr w:type="gramEnd"/>
       <w:r>
         <w:rPr>
-          <w:rFonts w:ascii="DengXian" w:eastAsia="新細明體" w:hAnsi="DengXian" w:cs="Noto Sans T Chinese" w:hint="eastAsia"/>
+          <w:rFonts w:ascii="標楷體" w:eastAsia="標楷體" w:hAnsi="標楷體" w:cs="Noto Sans T Chinese" w:hint="eastAsia"/>
           <w:color w:val="000000"/>
         </w:rPr>
         <w:t>書籍詳情頁</w:t>
@@ -2057,7 +2172,7 @@
       <w:proofErr w:type="gramStart"/>
       <w:r>
         <w:rPr>
-          <w:rFonts w:ascii="DengXian" w:eastAsia="新細明體" w:hAnsi="DengXian" w:cs="Noto Sans T Chinese" w:hint="eastAsia"/>
+          <w:rFonts w:ascii="標楷體" w:eastAsia="標楷體" w:hAnsi="標楷體" w:cs="Noto Sans T Chinese" w:hint="eastAsia"/>
           <w:color w:val="000000"/>
         </w:rPr>
         <w:t>——</w:t>
@@ -2065,7 +2180,7 @@
       <w:proofErr w:type="gramEnd"/>
       <w:r>
         <w:rPr>
-          <w:rFonts w:ascii="DengXian" w:eastAsia="新細明體" w:hAnsi="DengXian" w:cs="Noto Sans T Chinese" w:hint="eastAsia"/>
+          <w:rFonts w:ascii="標楷體" w:eastAsia="標楷體" w:hAnsi="標楷體" w:cs="Noto Sans T Chinese" w:hint="eastAsia"/>
           <w:color w:val="000000"/>
         </w:rPr>
         <w:t>捐贈書籍頁</w:t>
@@ -2113,7 +2228,7 @@
       <w:proofErr w:type="gramStart"/>
       <w:r>
         <w:rPr>
-          <w:rFonts w:ascii="DengXian" w:eastAsia="新細明體" w:hAnsi="DengXian" w:cs="Noto Sans T Chinese" w:hint="eastAsia"/>
+          <w:rFonts w:ascii="標楷體" w:eastAsia="標楷體" w:hAnsi="標楷體" w:cs="Noto Sans T Chinese" w:hint="eastAsia"/>
           <w:color w:val="000000"/>
         </w:rPr>
         <w:t>——</w:t>
@@ -2121,21 +2236,21 @@
       <w:proofErr w:type="gramEnd"/>
       <w:r>
         <w:rPr>
-          <w:rFonts w:ascii="DengXian" w:eastAsia="新細明體" w:hAnsi="DengXian" w:cs="Noto Sans T Chinese" w:hint="eastAsia"/>
+          <w:rFonts w:ascii="標楷體" w:eastAsia="標楷體" w:hAnsi="標楷體" w:cs="Noto Sans T Chinese" w:hint="eastAsia"/>
           <w:color w:val="000000"/>
         </w:rPr>
         <w:t>註冊頁</w:t>
       </w:r>
       <w:r>
         <w:rPr>
-          <w:rFonts w:ascii="DengXian" w:eastAsia="新細明體" w:hAnsi="DengXian" w:cs="Noto Sans T Chinese"/>
+          <w:rFonts w:ascii="標楷體" w:eastAsia="標楷體" w:hAnsi="標楷體" w:cs="Noto Sans T Chinese"/>
           <w:color w:val="000000"/>
         </w:rPr>
         <w:t xml:space="preserve"> </w:t>
       </w:r>
       <w:r>
         <w:rPr>
-          <w:rFonts w:ascii="DengXian" w:eastAsia="新細明體" w:hAnsi="DengXian" w:cs="Noto Sans T Chinese" w:hint="eastAsia"/>
+          <w:rFonts w:ascii="標楷體" w:eastAsia="標楷體" w:hAnsi="標楷體" w:cs="Noto Sans T Chinese" w:hint="eastAsia"/>
           <w:color w:val="000000"/>
         </w:rPr>
         <w:t>、登入頁</w:t>
@@ -2169,7 +2284,7 @@
       <w:proofErr w:type="gramStart"/>
       <w:r>
         <w:rPr>
-          <w:rFonts w:ascii="DengXian" w:eastAsia="新細明體" w:hAnsi="DengXian" w:cs="Noto Sans T Chinese" w:hint="eastAsia"/>
+          <w:rFonts w:ascii="標楷體" w:eastAsia="標楷體" w:hAnsi="標楷體" w:cs="Noto Sans T Chinese" w:hint="eastAsia"/>
           <w:color w:val="000000"/>
         </w:rPr>
         <w:t>——</w:t>
@@ -2177,7 +2292,7 @@
       <w:proofErr w:type="gramEnd"/>
       <w:r>
         <w:rPr>
-          <w:rFonts w:ascii="DengXian" w:eastAsia="新細明體" w:hAnsi="DengXian" w:cs="Noto Sans T Chinese" w:hint="eastAsia"/>
+          <w:rFonts w:ascii="標楷體" w:eastAsia="標楷體" w:hAnsi="標楷體" w:cs="Noto Sans T Chinese" w:hint="eastAsia"/>
           <w:color w:val="000000"/>
         </w:rPr>
         <w:t>個人管理後</w:t>
@@ -2185,7 +2300,7 @@
       <w:proofErr w:type="gramStart"/>
       <w:r>
         <w:rPr>
-          <w:rFonts w:ascii="DengXian" w:eastAsia="新細明體" w:hAnsi="DengXian" w:cs="Noto Sans T Chinese" w:hint="eastAsia"/>
+          <w:rFonts w:ascii="標楷體" w:eastAsia="標楷體" w:hAnsi="標楷體" w:cs="Noto Sans T Chinese" w:hint="eastAsia"/>
           <w:color w:val="000000"/>
         </w:rPr>
         <w:t>臺</w:t>
@@ -2234,7 +2349,7 @@
       <w:proofErr w:type="gramStart"/>
       <w:r>
         <w:rPr>
-          <w:rFonts w:ascii="DengXian" w:eastAsia="新細明體" w:hAnsi="DengXian" w:cs="Noto Sans T Chinese" w:hint="eastAsia"/>
+          <w:rFonts w:ascii="標楷體" w:eastAsia="標楷體" w:hAnsi="標楷體" w:cs="Noto Sans T Chinese" w:hint="eastAsia"/>
           <w:color w:val="000000"/>
         </w:rPr>
         <w:t>——</w:t>
@@ -2242,7 +2357,7 @@
       <w:proofErr w:type="gramEnd"/>
       <w:r>
         <w:rPr>
-          <w:rFonts w:ascii="DengXian" w:eastAsia="新細明體" w:hAnsi="DengXian" w:cs="Noto Sans T Chinese" w:hint="eastAsia"/>
+          <w:rFonts w:ascii="標楷體" w:eastAsia="標楷體" w:hAnsi="標楷體" w:cs="Noto Sans T Chinese" w:hint="eastAsia"/>
           <w:color w:val="000000"/>
         </w:rPr>
         <w:t>書籍詳情頁</w:t>
@@ -2297,7 +2412,7 @@
       <w:proofErr w:type="gramStart"/>
       <w:r>
         <w:rPr>
-          <w:rFonts w:ascii="DengXian" w:eastAsia="新細明體" w:hAnsi="DengXian" w:cs="Noto Sans T Chinese" w:hint="eastAsia"/>
+          <w:rFonts w:ascii="標楷體" w:eastAsia="標楷體" w:hAnsi="標楷體" w:cs="Noto Sans T Chinese" w:hint="eastAsia"/>
           <w:color w:val="000000"/>
         </w:rPr>
         <w:t>——</w:t>
@@ -2305,7 +2420,7 @@
       <w:proofErr w:type="gramEnd"/>
       <w:r>
         <w:rPr>
-          <w:rFonts w:ascii="DengXian" w:eastAsia="新細明體" w:hAnsi="DengXian" w:cs="Noto Sans T Chinese" w:hint="eastAsia"/>
+          <w:rFonts w:ascii="標楷體" w:eastAsia="標楷體" w:hAnsi="標楷體" w:cs="Noto Sans T Chinese" w:hint="eastAsia"/>
           <w:color w:val="000000"/>
         </w:rPr>
         <w:t>個人管理後</w:t>
@@ -2313,7 +2428,7 @@
       <w:proofErr w:type="gramStart"/>
       <w:r>
         <w:rPr>
-          <w:rFonts w:ascii="DengXian" w:eastAsia="新細明體" w:hAnsi="DengXian" w:cs="Noto Sans T Chinese" w:hint="eastAsia"/>
+          <w:rFonts w:ascii="標楷體" w:eastAsia="標楷體" w:hAnsi="標楷體" w:cs="Noto Sans T Chinese" w:hint="eastAsia"/>
           <w:color w:val="000000"/>
         </w:rPr>
         <w:t>臺</w:t>
@@ -2321,14 +2436,14 @@
       <w:proofErr w:type="gramEnd"/>
       <w:r>
         <w:rPr>
-          <w:rFonts w:ascii="DengXian" w:eastAsia="新細明體" w:hAnsi="DengXian" w:cs="Noto Sans T Chinese"/>
+          <w:rFonts w:ascii="標楷體" w:eastAsia="標楷體" w:hAnsi="標楷體" w:cs="Noto Sans T Chinese"/>
           <w:color w:val="000000"/>
         </w:rPr>
         <w:t xml:space="preserve"> </w:t>
       </w:r>
       <w:r>
         <w:rPr>
-          <w:rFonts w:ascii="DengXian" w:eastAsia="新細明體" w:hAnsi="DengXian" w:cs="Noto Sans T Chinese" w:hint="eastAsia"/>
+          <w:rFonts w:ascii="標楷體" w:eastAsia="標楷體" w:hAnsi="標楷體" w:cs="Noto Sans T Chinese" w:hint="eastAsia"/>
           <w:color w:val="000000"/>
         </w:rPr>
         <w:t>、管理員管理後</w:t>
@@ -2336,7 +2451,7 @@
       <w:proofErr w:type="gramStart"/>
       <w:r>
         <w:rPr>
-          <w:rFonts w:ascii="DengXian" w:eastAsia="新細明體" w:hAnsi="DengXian" w:cs="Noto Sans T Chinese" w:hint="eastAsia"/>
+          <w:rFonts w:ascii="標楷體" w:eastAsia="標楷體" w:hAnsi="標楷體" w:cs="Noto Sans T Chinese" w:hint="eastAsia"/>
           <w:color w:val="000000"/>
         </w:rPr>
         <w:t>臺</w:t>
@@ -2938,13 +3053,14 @@
       <w:pPr>
         <w:pStyle w:val="1"/>
         <w:rPr>
+          <w:rFonts w:ascii="標楷體" w:eastAsia="標楷體" w:hAnsi="標楷體"/>
           <w:lang w:eastAsia="zh-CN"/>
         </w:rPr>
       </w:pPr>
       <w:bookmarkStart w:id="5" w:name="_Toc231170774"/>
       <w:r>
         <w:rPr>
-          <w:rFonts w:hint="eastAsia"/>
+          <w:rFonts w:ascii="標楷體" w:eastAsia="標楷體" w:hAnsi="標楷體" w:hint="eastAsia"/>
         </w:rPr>
         <w:lastRenderedPageBreak/>
         <w:t>數據規範：</w:t>
@@ -5466,13 +5582,13 @@
       <w:pPr>
         <w:pStyle w:val="1"/>
         <w:rPr>
-          <w:rFonts w:eastAsiaTheme="minorEastAsia"/>
+          <w:rFonts w:ascii="標楷體" w:eastAsia="標楷體" w:hAnsi="標楷體"/>
         </w:rPr>
       </w:pPr>
       <w:bookmarkStart w:id="6" w:name="_Toc231170775"/>
       <w:r>
         <w:rPr>
-          <w:rFonts w:hint="eastAsia"/>
+          <w:rFonts w:ascii="標楷體" w:eastAsia="標楷體" w:hAnsi="標楷體" w:hint="eastAsia"/>
         </w:rPr>
         <w:lastRenderedPageBreak/>
         <w:t>頁面原型</w:t>
@@ -5482,10 +5598,13 @@
     <w:p>
       <w:pPr>
         <w:spacing w:before="120" w:after="120" w:line="336" w:lineRule="auto"/>
-      </w:pPr>
-      <w:r>
-        <w:rPr>
-          <w:rFonts w:ascii="Noto Sans T Chinese Bold" w:eastAsia="Noto Sans T Chinese Bold" w:hAnsi="Noto Sans T Chinese Bold" w:cs="Noto Sans T Chinese Bold"/>
+        <w:rPr>
+          <w:rFonts w:ascii="標楷體" w:eastAsia="標楷體" w:hAnsi="標楷體"/>
+        </w:rPr>
+      </w:pPr>
+      <w:r>
+        <w:rPr>
+          <w:rFonts w:ascii="標楷體" w:eastAsia="標楷體" w:hAnsi="標楷體" w:cs="Noto Sans T Chinese Bold"/>
           <w:b/>
           <w:bCs/>
           <w:color w:val="000000"/>
@@ -5495,7 +5614,7 @@
       <w:proofErr w:type="gramStart"/>
       <w:r>
         <w:rPr>
-          <w:rFonts w:ascii="Noto Sans T Chinese Bold" w:eastAsia="Noto Sans T Chinese Bold" w:hAnsi="Noto Sans T Chinese Bold" w:cs="Noto Sans T Chinese Bold"/>
+          <w:rFonts w:ascii="標楷體" w:eastAsia="標楷體" w:hAnsi="標楷體" w:cs="Noto Sans T Chinese Bold"/>
           <w:b/>
           <w:bCs/>
           <w:color w:val="000000"/>
@@ -5505,7 +5624,7 @@
       <w:proofErr w:type="gramEnd"/>
       <w:r>
         <w:rPr>
-          <w:rFonts w:ascii="Noto Sans T Chinese Bold" w:eastAsia="Noto Sans T Chinese Bold" w:hAnsi="Noto Sans T Chinese Bold" w:cs="Noto Sans T Chinese Bold"/>
+          <w:rFonts w:ascii="標楷體" w:eastAsia="標楷體" w:hAnsi="標楷體" w:cs="Noto Sans T Chinese Bold"/>
           <w:b/>
           <w:bCs/>
           <w:color w:val="000000"/>
@@ -5517,9 +5636,13 @@
       <w:pPr>
         <w:spacing w:before="120" w:after="120"/>
         <w:jc w:val="center"/>
-      </w:pPr>
-      <w:r>
-        <w:rPr>
+        <w:rPr>
+          <w:rFonts w:ascii="標楷體" w:eastAsia="標楷體" w:hAnsi="標楷體"/>
+        </w:rPr>
+      </w:pPr>
+      <w:r>
+        <w:rPr>
+          <w:rFonts w:ascii="標楷體" w:eastAsia="標楷體" w:hAnsi="標楷體"/>
           <w:noProof/>
         </w:rPr>
         <w:drawing>
@@ -5564,10 +5687,13 @@
     <w:p>
       <w:pPr>
         <w:spacing w:before="120" w:after="120" w:line="336" w:lineRule="auto"/>
-      </w:pPr>
-      <w:r>
-        <w:rPr>
-          <w:rFonts w:ascii="Noto Sans T Chinese Bold" w:eastAsia="Noto Sans T Chinese Bold" w:hAnsi="Noto Sans T Chinese Bold" w:cs="Noto Sans T Chinese Bold"/>
+        <w:rPr>
+          <w:rFonts w:ascii="標楷體" w:eastAsia="標楷體" w:hAnsi="標楷體"/>
+        </w:rPr>
+      </w:pPr>
+      <w:r>
+        <w:rPr>
+          <w:rFonts w:ascii="標楷體" w:eastAsia="標楷體" w:hAnsi="標楷體" w:cs="Noto Sans T Chinese Bold"/>
           <w:b/>
           <w:bCs/>
           <w:color w:val="000000"/>
@@ -5577,7 +5703,7 @@
       <w:proofErr w:type="gramStart"/>
       <w:r>
         <w:rPr>
-          <w:rFonts w:ascii="Noto Sans T Chinese Bold" w:eastAsia="Noto Sans T Chinese Bold" w:hAnsi="Noto Sans T Chinese Bold" w:cs="Noto Sans T Chinese Bold"/>
+          <w:rFonts w:ascii="標楷體" w:eastAsia="標楷體" w:hAnsi="標楷體" w:cs="Noto Sans T Chinese Bold"/>
           <w:b/>
           <w:bCs/>
           <w:color w:val="000000"/>
@@ -5587,7 +5713,7 @@
       <w:proofErr w:type="gramEnd"/>
       <w:r>
         <w:rPr>
-          <w:rFonts w:ascii="Noto Sans T Chinese Bold" w:eastAsia="Noto Sans T Chinese Bold" w:hAnsi="Noto Sans T Chinese Bold" w:cs="Noto Sans T Chinese Bold"/>
+          <w:rFonts w:ascii="標楷體" w:eastAsia="標楷體" w:hAnsi="標楷體" w:cs="Noto Sans T Chinese Bold"/>
           <w:b/>
           <w:bCs/>
           <w:color w:val="000000"/>
@@ -5597,7 +5723,7 @@
       <w:proofErr w:type="gramStart"/>
       <w:r>
         <w:rPr>
-          <w:rFonts w:ascii="Noto Sans T Chinese Bold" w:eastAsia="Noto Sans T Chinese Bold" w:hAnsi="Noto Sans T Chinese Bold" w:cs="Noto Sans T Chinese Bold"/>
+          <w:rFonts w:ascii="標楷體" w:eastAsia="標楷體" w:hAnsi="標楷體" w:cs="Noto Sans T Chinese Bold"/>
           <w:b/>
           <w:bCs/>
           <w:color w:val="000000"/>
@@ -5607,7 +5733,7 @@
       <w:proofErr w:type="gramEnd"/>
       <w:r>
         <w:rPr>
-          <w:rFonts w:ascii="Noto Sans T Chinese Bold" w:eastAsia="Noto Sans T Chinese Bold" w:hAnsi="Noto Sans T Chinese Bold" w:cs="Noto Sans T Chinese Bold"/>
+          <w:rFonts w:ascii="標楷體" w:eastAsia="標楷體" w:hAnsi="標楷體" w:cs="Noto Sans T Chinese Bold"/>
           <w:b/>
           <w:bCs/>
           <w:color w:val="000000"/>
@@ -5619,9 +5745,13 @@
       <w:pPr>
         <w:spacing w:before="120" w:after="120"/>
         <w:jc w:val="center"/>
-      </w:pPr>
-      <w:r>
-        <w:rPr>
+        <w:rPr>
+          <w:rFonts w:ascii="標楷體" w:eastAsia="標楷體" w:hAnsi="標楷體"/>
+        </w:rPr>
+      </w:pPr>
+      <w:r>
+        <w:rPr>
+          <w:rFonts w:ascii="標楷體" w:eastAsia="標楷體" w:hAnsi="標楷體"/>
           <w:noProof/>
         </w:rPr>
         <w:lastRenderedPageBreak/>
@@ -5667,18 +5797,27 @@
     <w:p>
       <w:pPr>
         <w:spacing w:before="120" w:after="120"/>
-      </w:pPr>
-      <w:r>
+        <w:rPr>
+          <w:rFonts w:ascii="標楷體" w:eastAsia="標楷體" w:hAnsi="標楷體"/>
+        </w:rPr>
+      </w:pPr>
+      <w:r>
+        <w:rPr>
+          <w:rFonts w:ascii="標楷體" w:eastAsia="標楷體" w:hAnsi="標楷體"/>
+        </w:rPr>
         <w:br w:type="page"/>
       </w:r>
     </w:p>
     <w:p>
       <w:pPr>
         <w:spacing w:before="120" w:after="120" w:line="336" w:lineRule="auto"/>
-      </w:pPr>
-      <w:r>
-        <w:rPr>
-          <w:rFonts w:ascii="Noto Sans T Chinese Bold" w:eastAsia="Noto Sans T Chinese Bold" w:hAnsi="Noto Sans T Chinese Bold" w:cs="Noto Sans T Chinese Bold"/>
+        <w:rPr>
+          <w:rFonts w:ascii="標楷體" w:eastAsia="標楷體" w:hAnsi="標楷體"/>
+        </w:rPr>
+      </w:pPr>
+      <w:r>
+        <w:rPr>
+          <w:rFonts w:ascii="標楷體" w:eastAsia="標楷體" w:hAnsi="標楷體" w:cs="Noto Sans T Chinese Bold"/>
           <w:b/>
           <w:bCs/>
           <w:color w:val="000000"/>
@@ -5689,7 +5828,7 @@
       <w:proofErr w:type="gramStart"/>
       <w:r>
         <w:rPr>
-          <w:rFonts w:ascii="Noto Sans T Chinese Bold" w:eastAsia="Noto Sans T Chinese Bold" w:hAnsi="Noto Sans T Chinese Bold" w:cs="Noto Sans T Chinese Bold"/>
+          <w:rFonts w:ascii="標楷體" w:eastAsia="標楷體" w:hAnsi="標楷體" w:cs="Noto Sans T Chinese Bold"/>
           <w:b/>
           <w:bCs/>
           <w:color w:val="000000"/>
@@ -5699,7 +5838,7 @@
       <w:proofErr w:type="gramEnd"/>
       <w:r>
         <w:rPr>
-          <w:rFonts w:ascii="Noto Sans T Chinese Bold" w:eastAsia="Noto Sans T Chinese Bold" w:hAnsi="Noto Sans T Chinese Bold" w:cs="Noto Sans T Chinese Bold"/>
+          <w:rFonts w:ascii="標楷體" w:eastAsia="標楷體" w:hAnsi="標楷體" w:cs="Noto Sans T Chinese Bold"/>
           <w:b/>
           <w:bCs/>
           <w:color w:val="000000"/>
@@ -5711,9 +5850,13 @@
       <w:pPr>
         <w:spacing w:before="120" w:after="120"/>
         <w:jc w:val="center"/>
-      </w:pPr>
-      <w:r>
-        <w:rPr>
+        <w:rPr>
+          <w:rFonts w:ascii="標楷體" w:eastAsia="標楷體" w:hAnsi="標楷體"/>
+        </w:rPr>
+      </w:pPr>
+      <w:r>
+        <w:rPr>
+          <w:rFonts w:ascii="標楷體" w:eastAsia="標楷體" w:hAnsi="標楷體"/>
           <w:noProof/>
         </w:rPr>
         <w:drawing>
@@ -5758,18 +5901,27 @@
     <w:p>
       <w:pPr>
         <w:spacing w:before="120" w:after="120"/>
-      </w:pPr>
-      <w:r>
+        <w:rPr>
+          <w:rFonts w:ascii="標楷體" w:eastAsia="標楷體" w:hAnsi="標楷體"/>
+        </w:rPr>
+      </w:pPr>
+      <w:r>
+        <w:rPr>
+          <w:rFonts w:ascii="標楷體" w:eastAsia="標楷體" w:hAnsi="標楷體"/>
+        </w:rPr>
         <w:br w:type="page"/>
       </w:r>
     </w:p>
     <w:p>
       <w:pPr>
         <w:spacing w:before="120" w:after="120" w:line="336" w:lineRule="auto"/>
-      </w:pPr>
-      <w:r>
-        <w:rPr>
-          <w:rFonts w:ascii="Noto Sans T Chinese Bold" w:eastAsia="Noto Sans T Chinese Bold" w:hAnsi="Noto Sans T Chinese Bold" w:cs="Noto Sans T Chinese Bold"/>
+        <w:rPr>
+          <w:rFonts w:ascii="標楷體" w:eastAsia="標楷體" w:hAnsi="標楷體"/>
+        </w:rPr>
+      </w:pPr>
+      <w:r>
+        <w:rPr>
+          <w:rFonts w:ascii="標楷體" w:eastAsia="標楷體" w:hAnsi="標楷體" w:cs="Noto Sans T Chinese Bold"/>
           <w:b/>
           <w:bCs/>
           <w:color w:val="000000"/>
@@ -5782,9 +5934,13 @@
       <w:pPr>
         <w:spacing w:before="120" w:after="120"/>
         <w:jc w:val="center"/>
-      </w:pPr>
-      <w:r>
-        <w:rPr>
+        <w:rPr>
+          <w:rFonts w:ascii="標楷體" w:eastAsia="標楷體" w:hAnsi="標楷體"/>
+        </w:rPr>
+      </w:pPr>
+      <w:r>
+        <w:rPr>
+          <w:rFonts w:ascii="標楷體" w:eastAsia="標楷體" w:hAnsi="標楷體"/>
           <w:noProof/>
         </w:rPr>
         <w:drawing>
@@ -5829,18 +5985,27 @@
     <w:p>
       <w:pPr>
         <w:spacing w:before="120" w:after="120"/>
-      </w:pPr>
-      <w:r>
+        <w:rPr>
+          <w:rFonts w:ascii="標楷體" w:eastAsia="標楷體" w:hAnsi="標楷體"/>
+        </w:rPr>
+      </w:pPr>
+      <w:r>
+        <w:rPr>
+          <w:rFonts w:ascii="標楷體" w:eastAsia="標楷體" w:hAnsi="標楷體"/>
+        </w:rPr>
         <w:br w:type="page"/>
       </w:r>
     </w:p>
     <w:p>
       <w:pPr>
         <w:spacing w:before="120" w:after="120" w:line="336" w:lineRule="auto"/>
-      </w:pPr>
-      <w:r>
-        <w:rPr>
-          <w:rFonts w:ascii="Noto Sans T Chinese Bold" w:eastAsia="Noto Sans T Chinese Bold" w:hAnsi="Noto Sans T Chinese Bold" w:cs="Noto Sans T Chinese Bold"/>
+        <w:rPr>
+          <w:rFonts w:ascii="標楷體" w:eastAsia="標楷體" w:hAnsi="標楷體"/>
+        </w:rPr>
+      </w:pPr>
+      <w:r>
+        <w:rPr>
+          <w:rFonts w:ascii="標楷體" w:eastAsia="標楷體" w:hAnsi="標楷體" w:cs="Noto Sans T Chinese Bold"/>
           <w:b/>
           <w:bCs/>
           <w:color w:val="000000"/>
@@ -5853,9 +6018,13 @@
       <w:pPr>
         <w:spacing w:before="120" w:after="120"/>
         <w:jc w:val="center"/>
-      </w:pPr>
-      <w:r>
-        <w:rPr>
+        <w:rPr>
+          <w:rFonts w:ascii="標楷體" w:eastAsia="標楷體" w:hAnsi="標楷體"/>
+        </w:rPr>
+      </w:pPr>
+      <w:r>
+        <w:rPr>
+          <w:rFonts w:ascii="標楷體" w:eastAsia="標楷體" w:hAnsi="標楷體"/>
           <w:noProof/>
         </w:rPr>
         <w:drawing>
@@ -5900,18 +6069,27 @@
     <w:p>
       <w:pPr>
         <w:spacing w:before="120" w:after="120"/>
-      </w:pPr>
-      <w:r>
+        <w:rPr>
+          <w:rFonts w:ascii="標楷體" w:eastAsia="標楷體" w:hAnsi="標楷體"/>
+        </w:rPr>
+      </w:pPr>
+      <w:r>
+        <w:rPr>
+          <w:rFonts w:ascii="標楷體" w:eastAsia="標楷體" w:hAnsi="標楷體"/>
+        </w:rPr>
         <w:br w:type="page"/>
       </w:r>
     </w:p>
     <w:p>
       <w:pPr>
         <w:spacing w:before="120" w:after="120" w:line="336" w:lineRule="auto"/>
-      </w:pPr>
-      <w:r>
-        <w:rPr>
-          <w:rFonts w:ascii="Noto Sans T Chinese Bold" w:eastAsia="Noto Sans T Chinese Bold" w:hAnsi="Noto Sans T Chinese Bold" w:cs="Noto Sans T Chinese Bold"/>
+        <w:rPr>
+          <w:rFonts w:ascii="標楷體" w:eastAsia="標楷體" w:hAnsi="標楷體"/>
+        </w:rPr>
+      </w:pPr>
+      <w:r>
+        <w:rPr>
+          <w:rFonts w:ascii="標楷體" w:eastAsia="標楷體" w:hAnsi="標楷體" w:cs="Noto Sans T Chinese Bold"/>
           <w:b/>
           <w:bCs/>
           <w:color w:val="000000"/>
@@ -5924,9 +6102,13 @@
       <w:pPr>
         <w:spacing w:before="120" w:after="120"/>
         <w:jc w:val="center"/>
-      </w:pPr>
-      <w:r>
-        <w:rPr>
+        <w:rPr>
+          <w:rFonts w:ascii="標楷體" w:eastAsia="標楷體" w:hAnsi="標楷體"/>
+        </w:rPr>
+      </w:pPr>
+      <w:r>
+        <w:rPr>
+          <w:rFonts w:ascii="標楷體" w:eastAsia="標楷體" w:hAnsi="標楷體"/>
           <w:noProof/>
         </w:rPr>
         <w:drawing>
@@ -5972,9 +6154,13 @@
       <w:pPr>
         <w:spacing w:before="120" w:after="120"/>
         <w:jc w:val="center"/>
-      </w:pPr>
-      <w:r>
-        <w:rPr>
+        <w:rPr>
+          <w:rFonts w:ascii="標楷體" w:eastAsia="標楷體" w:hAnsi="標楷體"/>
+        </w:rPr>
+      </w:pPr>
+      <w:r>
+        <w:rPr>
+          <w:rFonts w:ascii="標楷體" w:eastAsia="標楷體" w:hAnsi="標楷體"/>
           <w:noProof/>
         </w:rPr>
         <w:lastRenderedPageBreak/>
@@ -6020,10 +6206,13 @@
     <w:p>
       <w:pPr>
         <w:spacing w:before="120" w:after="120" w:line="336" w:lineRule="auto"/>
-      </w:pPr>
-      <w:r>
-        <w:rPr>
-          <w:rFonts w:ascii="Noto Sans T Chinese Bold" w:eastAsia="Noto Sans T Chinese Bold" w:hAnsi="Noto Sans T Chinese Bold" w:cs="Noto Sans T Chinese Bold"/>
+        <w:rPr>
+          <w:rFonts w:ascii="標楷體" w:eastAsia="標楷體" w:hAnsi="標楷體"/>
+        </w:rPr>
+      </w:pPr>
+      <w:r>
+        <w:rPr>
+          <w:rFonts w:ascii="標楷體" w:eastAsia="標楷體" w:hAnsi="標楷體" w:cs="Noto Sans T Chinese Bold"/>
           <w:b/>
           <w:bCs/>
           <w:color w:val="000000"/>
@@ -6035,9 +6224,13 @@
       <w:pPr>
         <w:spacing w:before="120" w:after="120"/>
         <w:jc w:val="center"/>
-      </w:pPr>
-      <w:r>
-        <w:rPr>
+        <w:rPr>
+          <w:rFonts w:ascii="標楷體" w:eastAsia="標楷體" w:hAnsi="標楷體"/>
+        </w:rPr>
+      </w:pPr>
+      <w:r>
+        <w:rPr>
+          <w:rFonts w:ascii="標楷體" w:eastAsia="標楷體" w:hAnsi="標楷體"/>
           <w:noProof/>
         </w:rPr>
         <w:lastRenderedPageBreak/>
@@ -6083,10 +6276,13 @@
     <w:p>
       <w:pPr>
         <w:spacing w:before="120" w:after="120" w:line="336" w:lineRule="auto"/>
-      </w:pPr>
-      <w:r>
-        <w:rPr>
-          <w:rFonts w:ascii="Noto Sans T Chinese Bold" w:eastAsia="Noto Sans T Chinese Bold" w:hAnsi="Noto Sans T Chinese Bold" w:cs="Noto Sans T Chinese Bold"/>
+        <w:rPr>
+          <w:rFonts w:ascii="標楷體" w:eastAsia="標楷體" w:hAnsi="標楷體"/>
+        </w:rPr>
+      </w:pPr>
+      <w:r>
+        <w:rPr>
+          <w:rFonts w:ascii="標楷體" w:eastAsia="標楷體" w:hAnsi="標楷體" w:cs="Noto Sans T Chinese Bold"/>
           <w:b/>
           <w:bCs/>
           <w:color w:val="000000"/>
@@ -6098,9 +6294,13 @@
       <w:pPr>
         <w:spacing w:before="120" w:after="120"/>
         <w:jc w:val="center"/>
-      </w:pPr>
-      <w:r>
-        <w:rPr>
+        <w:rPr>
+          <w:rFonts w:ascii="標楷體" w:eastAsia="標楷體" w:hAnsi="標楷體"/>
+        </w:rPr>
+      </w:pPr>
+      <w:r>
+        <w:rPr>
+          <w:rFonts w:ascii="標楷體" w:eastAsia="標楷體" w:hAnsi="標楷體"/>
           <w:noProof/>
         </w:rPr>
         <w:drawing>
@@ -6147,7 +6347,7 @@
         <w:spacing w:before="120" w:after="120" w:line="336" w:lineRule="auto"/>
         <w:ind w:left="360" w:hanging="360"/>
         <w:rPr>
-          <w:rFonts w:ascii="標楷體" w:eastAsia="DengXian" w:hAnsi="標楷體"/>
+          <w:rFonts w:ascii="標楷體" w:eastAsia="標楷體" w:hAnsi="標楷體"/>
           <w:lang w:eastAsia="zh-CN"/>
         </w:rPr>
       </w:pPr>
@@ -6156,17 +6356,21 @@
       <w:pPr>
         <w:pStyle w:val="1"/>
         <w:rPr>
+          <w:rFonts w:ascii="標楷體" w:eastAsia="標楷體" w:hAnsi="標楷體"/>
           <w:lang w:eastAsia="zh-CN"/>
         </w:rPr>
       </w:pPr>
       <w:bookmarkStart w:id="7" w:name="_Toc231170776"/>
       <w:r>
+        <w:rPr>
+          <w:rFonts w:ascii="標楷體" w:eastAsia="標楷體" w:hAnsi="標楷體"/>
+        </w:rPr>
         <w:lastRenderedPageBreak/>
         <w:t>TO Know</w:t>
       </w:r>
       <w:r>
         <w:rPr>
-          <w:rFonts w:hint="eastAsia"/>
+          <w:rFonts w:ascii="標楷體" w:eastAsia="標楷體" w:hAnsi="標楷體" w:hint="eastAsia"/>
         </w:rPr>
         <w:t>：</w:t>
       </w:r>
@@ -6356,7 +6560,7 @@
         <w:spacing w:before="120" w:after="120" w:line="336" w:lineRule="auto"/>
         <w:ind w:left="360" w:hanging="360"/>
         <w:rPr>
-          <w:rFonts w:ascii="標楷體" w:eastAsia="DengXian" w:hAnsi="標楷體"/>
+          <w:rFonts w:ascii="標楷體" w:eastAsia="標楷體" w:hAnsi="標楷體"/>
           <w:lang w:eastAsia="zh-CN"/>
         </w:rPr>
       </w:pPr>
@@ -6364,9 +6568,15 @@
     <w:p>
       <w:pPr>
         <w:pStyle w:val="1"/>
+        <w:rPr>
+          <w:rFonts w:ascii="標楷體" w:eastAsia="標楷體" w:hAnsi="標楷體"/>
+        </w:rPr>
       </w:pPr>
       <w:bookmarkStart w:id="8" w:name="_Toc231170777"/>
       <w:r>
+        <w:rPr>
+          <w:rFonts w:ascii="標楷體" w:eastAsia="標楷體" w:hAnsi="標楷體"/>
+        </w:rPr>
         <w:t>問題與解決方式</w:t>
       </w:r>
       <w:bookmarkEnd w:id="8"/>
@@ -6395,7 +6605,7 @@
       <w:pPr>
         <w:spacing w:before="120" w:after="120" w:line="336" w:lineRule="auto"/>
         <w:rPr>
-          <w:rFonts w:ascii="標楷體" w:eastAsia="DengXian" w:hAnsi="標楷體"/>
+          <w:rFonts w:ascii="標楷體" w:eastAsia="標楷體" w:hAnsi="標楷體"/>
         </w:rPr>
       </w:pPr>
       <w:r>
@@ -6471,7 +6681,7 @@
       <w:pPr>
         <w:spacing w:before="120" w:after="120" w:line="336" w:lineRule="auto"/>
         <w:rPr>
-          <w:rFonts w:ascii="標楷體" w:eastAsia="DengXian" w:hAnsi="標楷體"/>
+          <w:rFonts w:ascii="標楷體" w:eastAsia="標楷體" w:hAnsi="標楷體"/>
         </w:rPr>
       </w:pPr>
       <w:r>
@@ -6488,7 +6698,7 @@
       </w:r>
       <w:r>
         <w:rPr>
-          <w:rFonts w:ascii="標楷體" w:eastAsia="DengXian" w:hAnsi="標楷體" w:hint="eastAsia"/>
+          <w:rFonts w:ascii="標楷體" w:eastAsia="標楷體" w:hAnsi="標楷體" w:hint="eastAsia"/>
         </w:rPr>
         <w:t>3.0</w:t>
       </w:r>
@@ -6497,7 +6707,7 @@
       <w:pPr>
         <w:spacing w:before="120" w:after="120" w:line="336" w:lineRule="auto"/>
         <w:rPr>
-          <w:rFonts w:ascii="標楷體" w:eastAsia="DengXian" w:hAnsi="標楷體"/>
+          <w:rFonts w:ascii="標楷體" w:eastAsia="標楷體" w:hAnsi="標楷體"/>
         </w:rPr>
       </w:pPr>
     </w:p>
@@ -6522,7 +6732,7 @@
       </w:r>
       <w:r>
         <w:rPr>
-          <w:rFonts w:ascii="標楷體" w:eastAsia="DengXian" w:hAnsi="標楷體" w:hint="eastAsia"/>
+          <w:rFonts w:ascii="標楷體" w:eastAsia="標楷體" w:hAnsi="標楷體" w:hint="eastAsia"/>
         </w:rPr>
         <w:t>2</w:t>
       </w:r>
@@ -6537,7 +6747,7 @@
       <w:pPr>
         <w:spacing w:before="120" w:after="120" w:line="336" w:lineRule="auto"/>
         <w:rPr>
-          <w:rFonts w:ascii="標楷體" w:eastAsia="DengXian" w:hAnsi="標楷體"/>
+          <w:rFonts w:ascii="標楷體" w:eastAsia="標楷體" w:hAnsi="標楷體"/>
         </w:rPr>
       </w:pPr>
       <w:r>
@@ -6605,7 +6815,7 @@
       <w:pPr>
         <w:spacing w:before="120" w:after="120" w:line="336" w:lineRule="auto"/>
         <w:rPr>
-          <w:rFonts w:ascii="標楷體" w:eastAsia="DengXian" w:hAnsi="標楷體"/>
+          <w:rFonts w:ascii="標楷體" w:eastAsia="標楷體" w:hAnsi="標楷體"/>
         </w:rPr>
       </w:pPr>
       <w:r>
@@ -6623,7 +6833,7 @@
       </w:r>
       <w:r>
         <w:rPr>
-          <w:rFonts w:ascii="標楷體" w:eastAsia="DengXian" w:hAnsi="標楷體" w:hint="eastAsia"/>
+          <w:rFonts w:ascii="標楷體" w:eastAsia="標楷體" w:hAnsi="標楷體" w:hint="eastAsia"/>
         </w:rPr>
         <w:t>3.2</w:t>
       </w:r>
@@ -6657,7 +6867,7 @@
       </w:r>
       <w:r>
         <w:rPr>
-          <w:rFonts w:ascii="標楷體" w:eastAsia="DengXian" w:hAnsi="標楷體" w:hint="eastAsia"/>
+          <w:rFonts w:ascii="標楷體" w:eastAsia="標楷體" w:hAnsi="標楷體" w:hint="eastAsia"/>
         </w:rPr>
         <w:t>3</w:t>
       </w:r>
@@ -6686,7 +6896,7 @@
       <w:pPr>
         <w:spacing w:before="120" w:after="120" w:line="336" w:lineRule="auto"/>
         <w:rPr>
-          <w:rFonts w:ascii="標楷體" w:eastAsia="DengXian" w:hAnsi="標楷體"/>
+          <w:rFonts w:ascii="標楷體" w:eastAsia="標楷體" w:hAnsi="標楷體"/>
           <w:lang w:eastAsia="zh-CN"/>
         </w:rPr>
       </w:pPr>
@@ -6755,7 +6965,7 @@
       <w:pPr>
         <w:spacing w:before="120" w:after="120" w:line="336" w:lineRule="auto"/>
         <w:rPr>
-          <w:rFonts w:ascii="標楷體" w:eastAsia="DengXian" w:hAnsi="標楷體"/>
+          <w:rFonts w:ascii="標楷體" w:eastAsia="標楷體" w:hAnsi="標楷體"/>
         </w:rPr>
       </w:pPr>
       <w:r>
@@ -6772,7 +6982,7 @@
       </w:r>
       <w:r>
         <w:rPr>
-          <w:rFonts w:ascii="標楷體" w:eastAsia="DengXian" w:hAnsi="標楷體" w:hint="eastAsia"/>
+          <w:rFonts w:ascii="標楷體" w:eastAsia="標楷體" w:hAnsi="標楷體" w:hint="eastAsia"/>
         </w:rPr>
         <w:t>3.2</w:t>
       </w:r>
@@ -6781,7 +6991,7 @@
       <w:pPr>
         <w:spacing w:before="120" w:after="120" w:line="336" w:lineRule="auto"/>
         <w:rPr>
-          <w:rFonts w:ascii="標楷體" w:eastAsia="DengXian" w:hAnsi="標楷體"/>
+          <w:rFonts w:ascii="標楷體" w:eastAsia="標楷體" w:hAnsi="標楷體"/>
         </w:rPr>
       </w:pPr>
     </w:p>
@@ -6806,7 +7016,7 @@
       </w:r>
       <w:r>
         <w:rPr>
-          <w:rFonts w:ascii="標楷體" w:eastAsia="DengXian" w:hAnsi="標楷體" w:hint="eastAsia"/>
+          <w:rFonts w:ascii="標楷體" w:eastAsia="標楷體" w:hAnsi="標楷體" w:hint="eastAsia"/>
         </w:rPr>
         <w:t>4</w:t>
       </w:r>
@@ -6821,7 +7031,7 @@
       <w:pPr>
         <w:spacing w:before="120" w:after="120" w:line="336" w:lineRule="auto"/>
         <w:rPr>
-          <w:rFonts w:ascii="標楷體" w:eastAsia="DengXian" w:hAnsi="標楷體"/>
+          <w:rFonts w:ascii="標楷體" w:eastAsia="標楷體" w:hAnsi="標楷體"/>
         </w:rPr>
       </w:pPr>
       <w:r>
@@ -6875,7 +7085,7 @@
       <w:pPr>
         <w:spacing w:before="120" w:after="120" w:line="336" w:lineRule="auto"/>
         <w:rPr>
-          <w:rFonts w:ascii="標楷體" w:eastAsia="DengXian" w:hAnsi="標楷體"/>
+          <w:rFonts w:ascii="標楷體" w:eastAsia="標楷體" w:hAnsi="標楷體"/>
         </w:rPr>
       </w:pPr>
       <w:r>
@@ -6892,7 +7102,7 @@
       </w:r>
       <w:r>
         <w:rPr>
-          <w:rFonts w:ascii="標楷體" w:eastAsia="DengXian" w:hAnsi="標楷體" w:hint="eastAsia"/>
+          <w:rFonts w:ascii="標楷體" w:eastAsia="標楷體" w:hAnsi="標楷體" w:hint="eastAsia"/>
         </w:rPr>
         <w:t>3.3</w:t>
       </w:r>
@@ -6901,7 +7111,7 @@
       <w:pPr>
         <w:spacing w:before="120" w:after="120" w:line="336" w:lineRule="auto"/>
         <w:rPr>
-          <w:rFonts w:ascii="標楷體" w:eastAsia="DengXian" w:hAnsi="標楷體"/>
+          <w:rFonts w:ascii="標楷體" w:eastAsia="標楷體" w:hAnsi="標楷體"/>
         </w:rPr>
       </w:pPr>
     </w:p>
@@ -6926,7 +7136,7 @@
       </w:r>
       <w:r>
         <w:rPr>
-          <w:rFonts w:ascii="標楷體" w:eastAsia="DengXian" w:hAnsi="標楷體" w:hint="eastAsia"/>
+          <w:rFonts w:ascii="標楷體" w:eastAsia="標楷體" w:hAnsi="標楷體" w:hint="eastAsia"/>
         </w:rPr>
         <w:t>5</w:t>
       </w:r>
@@ -6941,7 +7151,7 @@
       <w:pPr>
         <w:spacing w:before="120" w:after="120" w:line="336" w:lineRule="auto"/>
         <w:rPr>
-          <w:rFonts w:ascii="標楷體" w:eastAsia="DengXian" w:hAnsi="標楷體"/>
+          <w:rFonts w:ascii="標楷體" w:eastAsia="標楷體" w:hAnsi="標楷體"/>
           <w:lang w:eastAsia="zh-CN"/>
         </w:rPr>
       </w:pPr>
@@ -6990,7 +7200,7 @@
       <w:pPr>
         <w:spacing w:before="120" w:after="120" w:line="336" w:lineRule="auto"/>
         <w:rPr>
-          <w:rFonts w:ascii="標楷體" w:eastAsia="DengXian" w:hAnsi="標楷體"/>
+          <w:rFonts w:ascii="標楷體" w:eastAsia="標楷體" w:hAnsi="標楷體"/>
         </w:rPr>
       </w:pPr>
       <w:r>
@@ -7038,7 +7248,7 @@
       <w:pPr>
         <w:spacing w:before="120" w:after="120" w:line="336" w:lineRule="auto"/>
         <w:rPr>
-          <w:rFonts w:ascii="標楷體" w:eastAsia="DengXian" w:hAnsi="標楷體"/>
+          <w:rFonts w:ascii="標楷體" w:eastAsia="標楷體" w:hAnsi="標楷體"/>
         </w:rPr>
       </w:pPr>
       <w:r>
@@ -7055,7 +7265,7 @@
       </w:r>
       <w:r>
         <w:rPr>
-          <w:rFonts w:ascii="標楷體" w:eastAsia="DengXian" w:hAnsi="標楷體" w:hint="eastAsia"/>
+          <w:rFonts w:ascii="標楷體" w:eastAsia="標楷體" w:hAnsi="標楷體" w:hint="eastAsia"/>
         </w:rPr>
         <w:t>3</w:t>
       </w:r>
@@ -7064,7 +7274,7 @@
       <w:pPr>
         <w:spacing w:before="120" w:after="120" w:line="336" w:lineRule="auto"/>
         <w:rPr>
-          <w:rFonts w:ascii="標楷體" w:eastAsia="DengXian" w:hAnsi="標楷體"/>
+          <w:rFonts w:ascii="標楷體" w:eastAsia="標楷體" w:hAnsi="標楷體"/>
         </w:rPr>
       </w:pPr>
     </w:p>
@@ -7093,7 +7303,7 @@
       <w:pPr>
         <w:spacing w:before="120" w:after="120" w:line="336" w:lineRule="auto"/>
         <w:rPr>
-          <w:rFonts w:ascii="標楷體" w:eastAsia="DengXian" w:hAnsi="標楷體"/>
+          <w:rFonts w:ascii="標楷體" w:eastAsia="標楷體" w:hAnsi="標楷體"/>
           <w:lang w:eastAsia="zh-CN"/>
         </w:rPr>
       </w:pPr>
@@ -7114,7 +7324,7 @@
       <w:pPr>
         <w:spacing w:before="120" w:after="120" w:line="336" w:lineRule="auto"/>
         <w:rPr>
-          <w:rFonts w:ascii="標楷體" w:eastAsia="DengXian" w:hAnsi="標楷體"/>
+          <w:rFonts w:ascii="標楷體" w:eastAsia="標楷體" w:hAnsi="標楷體"/>
           <w:lang w:eastAsia="zh-CN"/>
         </w:rPr>
       </w:pPr>
@@ -7197,7 +7407,7 @@
       <w:pPr>
         <w:spacing w:before="120" w:after="120" w:line="336" w:lineRule="auto"/>
         <w:rPr>
-          <w:rFonts w:ascii="標楷體" w:eastAsia="DengXian" w:hAnsi="標楷體"/>
+          <w:rFonts w:ascii="標楷體" w:eastAsia="標楷體" w:hAnsi="標楷體"/>
         </w:rPr>
       </w:pPr>
       <w:r>
@@ -7251,7 +7461,7 @@
       <w:pPr>
         <w:spacing w:before="120" w:after="120" w:line="336" w:lineRule="auto"/>
         <w:rPr>
-          <w:rFonts w:ascii="標楷體" w:eastAsia="DengXian" w:hAnsi="標楷體"/>
+          <w:rFonts w:ascii="標楷體" w:eastAsia="標楷體" w:hAnsi="標楷體"/>
         </w:rPr>
       </w:pPr>
       <w:r>
@@ -7268,7 +7478,7 @@
       </w:r>
       <w:r>
         <w:rPr>
-          <w:rFonts w:ascii="標楷體" w:eastAsia="DengXian" w:hAnsi="標楷體" w:hint="eastAsia"/>
+          <w:rFonts w:ascii="標楷體" w:eastAsia="標楷體" w:hAnsi="標楷體" w:hint="eastAsia"/>
         </w:rPr>
         <w:t>3.3</w:t>
       </w:r>
@@ -7277,7 +7487,7 @@
       <w:pPr>
         <w:spacing w:before="120" w:after="120" w:line="336" w:lineRule="auto"/>
         <w:rPr>
-          <w:rFonts w:ascii="標楷體" w:eastAsia="DengXian" w:hAnsi="標楷體"/>
+          <w:rFonts w:ascii="標楷體" w:eastAsia="標楷體" w:hAnsi="標楷體"/>
         </w:rPr>
       </w:pPr>
     </w:p>
@@ -7305,7 +7515,7 @@
       <w:pPr>
         <w:spacing w:before="120" w:after="120" w:line="336" w:lineRule="auto"/>
         <w:rPr>
-          <w:rFonts w:ascii="標楷體" w:eastAsia="DengXian" w:hAnsi="標楷體"/>
+          <w:rFonts w:ascii="標楷體" w:eastAsia="標楷體" w:hAnsi="標楷體"/>
         </w:rPr>
       </w:pPr>
       <w:r>
@@ -7325,7 +7535,7 @@
       <w:pPr>
         <w:spacing w:before="120" w:after="120" w:line="336" w:lineRule="auto"/>
         <w:rPr>
-          <w:rFonts w:ascii="標楷體" w:eastAsia="DengXian" w:hAnsi="標楷體"/>
+          <w:rFonts w:ascii="標楷體" w:eastAsia="標楷體" w:hAnsi="標楷體"/>
           <w:lang w:eastAsia="zh-CN"/>
         </w:rPr>
       </w:pPr>
@@ -7388,1524 +7598,2049 @@
       <w:pPr>
         <w:spacing w:before="120" w:after="120" w:line="336" w:lineRule="auto"/>
         <w:rPr>
+          <w:rFonts w:ascii="標楷體" w:eastAsia="標楷體" w:hAnsi="標楷體" w:cs="Segoe UI Emoji"/>
+        </w:rPr>
+      </w:pPr>
+      <w:r>
+        <w:rPr>
           <w:rFonts w:ascii="Segoe UI Emoji" w:eastAsia="標楷體" w:hAnsi="Segoe UI Emoji" w:cs="Segoe UI Emoji"/>
         </w:rPr>
+        <w:t>📌</w:t>
+      </w:r>
+      <w:r>
+        <w:rPr>
+          <w:rFonts w:ascii="標楷體" w:eastAsia="標楷體" w:hAnsi="標楷體" w:cs="Segoe UI Emoji"/>
+        </w:rPr>
+        <w:t xml:space="preserve"> 對應版本：v0.3.3</w:t>
+      </w:r>
+    </w:p>
+    <w:p>
+      <w:pPr>
+        <w:spacing w:before="120" w:after="120" w:line="336" w:lineRule="auto"/>
+        <w:rPr>
+          <w:rFonts w:ascii="標楷體" w:eastAsia="標楷體" w:hAnsi="標楷體" w:cs="Segoe UI Emoji"/>
+        </w:rPr>
+      </w:pPr>
+    </w:p>
+    <w:p>
+      <w:pPr>
+        <w:spacing w:before="120" w:after="120" w:line="336" w:lineRule="auto"/>
+        <w:rPr>
+          <w:rFonts w:ascii="標楷體" w:eastAsia="標楷體" w:hAnsi="標楷體" w:cs="Segoe UI Emoji"/>
+        </w:rPr>
       </w:pPr>
       <w:r>
         <w:rPr>
           <w:rFonts w:ascii="Segoe UI Emoji" w:eastAsia="標楷體" w:hAnsi="Segoe UI Emoji" w:cs="Segoe UI Emoji"/>
         </w:rPr>
+        <w:t>🚨</w:t>
+      </w:r>
+      <w:r>
+        <w:rPr>
+          <w:rFonts w:ascii="標楷體" w:eastAsia="標楷體" w:hAnsi="標楷體" w:cs="Segoe UI Emoji"/>
+        </w:rPr>
+        <w:t xml:space="preserve"> 9. 表單無法傳送實體檔案 (檔案上傳失敗)</w:t>
+      </w:r>
+    </w:p>
+    <w:p>
+      <w:pPr>
+        <w:spacing w:before="120" w:after="120" w:line="336" w:lineRule="auto"/>
+        <w:rPr>
+          <w:rFonts w:ascii="標楷體" w:eastAsia="標楷體" w:hAnsi="標楷體" w:cs="Segoe UI Emoji"/>
+        </w:rPr>
+      </w:pPr>
+      <w:r>
+        <w:rPr>
+          <w:rFonts w:ascii="Segoe UI Emoji" w:eastAsia="標楷體" w:hAnsi="Segoe UI Emoji" w:cs="Segoe UI Emoji"/>
+        </w:rPr>
+        <w:lastRenderedPageBreak/>
+        <w:t>🔍</w:t>
+      </w:r>
+      <w:r>
+        <w:rPr>
+          <w:rFonts w:ascii="標楷體" w:eastAsia="標楷體" w:hAnsi="標楷體" w:cs="Segoe UI Emoji"/>
+        </w:rPr>
+        <w:t xml:space="preserve"> 當時狀況： </w:t>
+      </w:r>
+      <w:proofErr w:type="gramStart"/>
+      <w:r>
+        <w:rPr>
+          <w:rFonts w:ascii="標楷體" w:eastAsia="標楷體" w:hAnsi="標楷體" w:cs="Segoe UI Emoji"/>
+        </w:rPr>
+        <w:t>實作捐書</w:t>
+      </w:r>
+      <w:proofErr w:type="gramEnd"/>
+      <w:r>
+        <w:rPr>
+          <w:rFonts w:ascii="標楷體" w:eastAsia="標楷體" w:hAnsi="標楷體" w:cs="Segoe UI Emoji"/>
+        </w:rPr>
+        <w:t>表單時，如果只使用一般的 &lt;form method="POST"&gt;，後端 PHP 的 $_FILES 變數會完全收不到圖片資料，導致系統判定未上傳檔案。</w:t>
+      </w:r>
+    </w:p>
+    <w:p>
+      <w:pPr>
+        <w:spacing w:before="120" w:after="120" w:line="336" w:lineRule="auto"/>
+        <w:rPr>
+          <w:rFonts w:ascii="標楷體" w:eastAsia="標楷體" w:hAnsi="標楷體" w:cs="Segoe UI Emoji"/>
+        </w:rPr>
+      </w:pPr>
+      <w:r>
+        <w:rPr>
+          <w:rFonts w:ascii="Segoe UI Emoji" w:eastAsia="標楷體" w:hAnsi="Segoe UI Emoji" w:cs="Segoe UI Emoji"/>
+        </w:rPr>
+        <w:t>💡</w:t>
+      </w:r>
+      <w:r>
+        <w:rPr>
+          <w:rFonts w:ascii="標楷體" w:eastAsia="標楷體" w:hAnsi="標楷體" w:cs="Segoe UI Emoji"/>
+        </w:rPr>
+        <w:t xml:space="preserve"> 解決方式： 這是新手</w:t>
+      </w:r>
+      <w:proofErr w:type="gramStart"/>
+      <w:r>
+        <w:rPr>
+          <w:rFonts w:ascii="標楷體" w:eastAsia="標楷體" w:hAnsi="標楷體" w:cs="Segoe UI Emoji"/>
+        </w:rPr>
+        <w:t>最常踩的</w:t>
+      </w:r>
+      <w:proofErr w:type="gramEnd"/>
+      <w:r>
+        <w:rPr>
+          <w:rFonts w:ascii="標楷體" w:eastAsia="標楷體" w:hAnsi="標楷體" w:cs="Segoe UI Emoji"/>
+        </w:rPr>
+        <w:t xml:space="preserve">坑。必須強制在 HTML 表單加入 </w:t>
+      </w:r>
+      <w:proofErr w:type="spellStart"/>
+      <w:r>
+        <w:rPr>
+          <w:rFonts w:ascii="標楷體" w:eastAsia="標楷體" w:hAnsi="標楷體" w:cs="Segoe UI Emoji"/>
+        </w:rPr>
+        <w:t>enctype</w:t>
+      </w:r>
+      <w:proofErr w:type="spellEnd"/>
+      <w:r>
+        <w:rPr>
+          <w:rFonts w:ascii="標楷體" w:eastAsia="標楷體" w:hAnsi="標楷體" w:cs="Segoe UI Emoji"/>
+        </w:rPr>
+        <w:t>="multipart/form-data" 屬性，讓瀏覽器知道這份表單包含「二進位實體檔案」，才能順利打通前後端的圖片傳輸通道。</w:t>
+      </w:r>
+    </w:p>
+    <w:p>
+      <w:pPr>
+        <w:spacing w:before="120" w:after="120" w:line="336" w:lineRule="auto"/>
+        <w:rPr>
+          <w:rFonts w:ascii="標楷體" w:eastAsia="標楷體" w:hAnsi="標楷體" w:cs="Segoe UI Emoji"/>
+        </w:rPr>
+      </w:pPr>
+      <w:r>
+        <w:rPr>
+          <w:rFonts w:ascii="Segoe UI Emoji" w:eastAsia="標楷體" w:hAnsi="Segoe UI Emoji" w:cs="Segoe UI Emoji"/>
+        </w:rPr>
         <w:t>📌</w:t>
       </w:r>
       <w:r>
         <w:rPr>
+          <w:rFonts w:ascii="標楷體" w:eastAsia="標楷體" w:hAnsi="標楷體" w:cs="Segoe UI Emoji"/>
+        </w:rPr>
+        <w:t xml:space="preserve"> 對應版本： v0.3.5</w:t>
+      </w:r>
+    </w:p>
+    <w:p>
+      <w:pPr>
+        <w:spacing w:before="120" w:after="120" w:line="336" w:lineRule="auto"/>
+        <w:rPr>
+          <w:rFonts w:ascii="標楷體" w:eastAsia="標楷體" w:hAnsi="標楷體" w:cs="Segoe UI Emoji"/>
+        </w:rPr>
+      </w:pPr>
+    </w:p>
+    <w:p>
+      <w:pPr>
+        <w:spacing w:before="120" w:after="120" w:line="336" w:lineRule="auto"/>
+        <w:rPr>
+          <w:rFonts w:ascii="標楷體" w:eastAsia="標楷體" w:hAnsi="標楷體" w:cs="Segoe UI Emoji"/>
+        </w:rPr>
+      </w:pPr>
+      <w:r>
+        <w:rPr>
           <w:rFonts w:ascii="Segoe UI Emoji" w:eastAsia="標楷體" w:hAnsi="Segoe UI Emoji" w:cs="Segoe UI Emoji"/>
         </w:rPr>
+        <w:t>🚨</w:t>
+      </w:r>
+      <w:r>
+        <w:rPr>
+          <w:rFonts w:ascii="標楷體" w:eastAsia="標楷體" w:hAnsi="標楷體" w:cs="Segoe UI Emoji"/>
+        </w:rPr>
+        <w:t xml:space="preserve"> 10. 上傳同名圖片導致伺服器檔案覆蓋</w:t>
+      </w:r>
+    </w:p>
+    <w:p>
+      <w:pPr>
+        <w:spacing w:before="120" w:after="120" w:line="336" w:lineRule="auto"/>
+        <w:rPr>
+          <w:rFonts w:ascii="標楷體" w:eastAsia="標楷體" w:hAnsi="標楷體" w:cs="Segoe UI Emoji"/>
+        </w:rPr>
+      </w:pPr>
+      <w:r>
+        <w:rPr>
+          <w:rFonts w:ascii="Segoe UI Emoji" w:eastAsia="標楷體" w:hAnsi="Segoe UI Emoji" w:cs="Segoe UI Emoji"/>
+        </w:rPr>
+        <w:t>🔍</w:t>
+      </w:r>
+      <w:r>
+        <w:rPr>
+          <w:rFonts w:ascii="標楷體" w:eastAsia="標楷體" w:hAnsi="標楷體" w:cs="Segoe UI Emoji"/>
+        </w:rPr>
+        <w:t xml:space="preserve"> 當時狀況： 不同的使用者在客戶端上傳圖片時，可能都將檔案命名為 cover.jpg 或 test.jpg。若直接將客戶端檔名存入伺服器，後上傳的圖片會直接把前面使用者的圖片覆蓋掉，導致破圖或圖文不符。</w:t>
+      </w:r>
+    </w:p>
+    <w:p>
+      <w:pPr>
+        <w:spacing w:before="120" w:after="120" w:line="336" w:lineRule="auto"/>
+        <w:rPr>
+          <w:rFonts w:ascii="標楷體" w:eastAsia="標楷體" w:hAnsi="標楷體" w:cs="Segoe UI Emoji"/>
+        </w:rPr>
+      </w:pPr>
+      <w:r>
+        <w:rPr>
+          <w:rFonts w:ascii="Segoe UI Emoji" w:eastAsia="標楷體" w:hAnsi="Segoe UI Emoji" w:cs="Segoe UI Emoji"/>
+        </w:rPr>
+        <w:t>💡</w:t>
+      </w:r>
+      <w:r>
+        <w:rPr>
+          <w:rFonts w:ascii="標楷體" w:eastAsia="標楷體" w:hAnsi="標楷體" w:cs="Segoe UI Emoji"/>
+        </w:rPr>
+        <w:t xml:space="preserve"> 解決方式： 在後端 API (</w:t>
+      </w:r>
+      <w:proofErr w:type="spellStart"/>
+      <w:r>
+        <w:rPr>
+          <w:rFonts w:ascii="標楷體" w:eastAsia="標楷體" w:hAnsi="標楷體" w:cs="Segoe UI Emoji"/>
+        </w:rPr>
+        <w:t>upload_book.php</w:t>
+      </w:r>
+      <w:proofErr w:type="spellEnd"/>
+      <w:r>
+        <w:rPr>
+          <w:rFonts w:ascii="標楷體" w:eastAsia="標楷體" w:hAnsi="標楷體" w:cs="Segoe UI Emoji"/>
+        </w:rPr>
+        <w:t xml:space="preserve">) 接收檔案時，徹底捨棄原始檔名。改用 PHP 的 </w:t>
+      </w:r>
+      <w:proofErr w:type="spellStart"/>
+      <w:r>
+        <w:rPr>
+          <w:rFonts w:ascii="標楷體" w:eastAsia="標楷體" w:hAnsi="標楷體" w:cs="Segoe UI Emoji"/>
+        </w:rPr>
+        <w:t>uniqid</w:t>
+      </w:r>
+      <w:proofErr w:type="spellEnd"/>
+      <w:r>
+        <w:rPr>
+          <w:rFonts w:ascii="標楷體" w:eastAsia="標楷體" w:hAnsi="標楷體" w:cs="Segoe UI Emoji"/>
+        </w:rPr>
+        <w:t>('book_') 函數搭配原始副檔名，為每張圖片在伺服器端動態生成唯一且不重複的新檔名</w:t>
+      </w:r>
+      <w:proofErr w:type="gramStart"/>
+      <w:r>
+        <w:rPr>
+          <w:rFonts w:ascii="標楷體" w:eastAsia="標楷體" w:hAnsi="標楷體" w:cs="Segoe UI Emoji"/>
+        </w:rPr>
+        <w:t>（</w:t>
+      </w:r>
+      <w:proofErr w:type="gramEnd"/>
+      <w:r>
+        <w:rPr>
+          <w:rFonts w:ascii="標楷體" w:eastAsia="標楷體" w:hAnsi="標楷體" w:cs="Segoe UI Emoji"/>
+        </w:rPr>
+        <w:t>如 book_64a1b.jpg</w:t>
+      </w:r>
+      <w:proofErr w:type="gramStart"/>
+      <w:r>
+        <w:rPr>
+          <w:rFonts w:ascii="標楷體" w:eastAsia="標楷體" w:hAnsi="標楷體" w:cs="Segoe UI Emoji"/>
+        </w:rPr>
+        <w:t>）</w:t>
+      </w:r>
+      <w:proofErr w:type="gramEnd"/>
+      <w:r>
+        <w:rPr>
+          <w:rFonts w:ascii="標楷體" w:eastAsia="標楷體" w:hAnsi="標楷體" w:cs="Segoe UI Emoji"/>
+        </w:rPr>
+        <w:t>，從根本解決命名衝突。</w:t>
+      </w:r>
+    </w:p>
+    <w:p>
+      <w:pPr>
+        <w:spacing w:before="120" w:after="120" w:line="336" w:lineRule="auto"/>
+        <w:rPr>
+          <w:rFonts w:ascii="標楷體" w:eastAsia="標楷體" w:hAnsi="標楷體" w:cs="Segoe UI Emoji"/>
+        </w:rPr>
+      </w:pPr>
+      <w:r>
+        <w:rPr>
+          <w:rFonts w:ascii="Segoe UI Emoji" w:eastAsia="標楷體" w:hAnsi="Segoe UI Emoji" w:cs="Segoe UI Emoji"/>
+        </w:rPr>
+        <w:t>📌</w:t>
+      </w:r>
+      <w:r>
+        <w:rPr>
+          <w:rFonts w:ascii="標楷體" w:eastAsia="標楷體" w:hAnsi="標楷體" w:cs="Segoe UI Emoji"/>
+        </w:rPr>
+        <w:t xml:space="preserve"> 對應版本： v0.3.5</w:t>
+      </w:r>
+    </w:p>
+    <w:p>
+      <w:pPr>
+        <w:spacing w:before="120" w:after="120" w:line="336" w:lineRule="auto"/>
+        <w:rPr>
+          <w:rFonts w:ascii="標楷體" w:eastAsia="標楷體" w:hAnsi="標楷體" w:cs="Segoe UI Emoji"/>
+        </w:rPr>
+      </w:pPr>
+    </w:p>
+    <w:p>
+      <w:pPr>
+        <w:spacing w:before="120" w:after="120" w:line="336" w:lineRule="auto"/>
+        <w:rPr>
+          <w:rFonts w:ascii="標楷體" w:eastAsia="標楷體" w:hAnsi="標楷體" w:cs="Segoe UI Emoji"/>
+        </w:rPr>
+      </w:pPr>
+      <w:r>
+        <w:rPr>
+          <w:rFonts w:ascii="Segoe UI Emoji" w:eastAsia="標楷體" w:hAnsi="Segoe UI Emoji" w:cs="Segoe UI Emoji"/>
+        </w:rPr>
+        <w:t>🚨</w:t>
+      </w:r>
+      <w:r>
+        <w:rPr>
+          <w:rFonts w:ascii="標楷體" w:eastAsia="標楷體" w:hAnsi="標楷體" w:cs="Segoe UI Emoji"/>
+        </w:rPr>
+        <w:t xml:space="preserve"> 11. Git 版本</w:t>
+      </w:r>
+      <w:proofErr w:type="gramStart"/>
+      <w:r>
+        <w:rPr>
+          <w:rFonts w:ascii="標楷體" w:eastAsia="標楷體" w:hAnsi="標楷體" w:cs="Segoe UI Emoji"/>
+        </w:rPr>
+        <w:t>號跳號且</w:t>
+      </w:r>
+      <w:proofErr w:type="gramEnd"/>
+      <w:r>
+        <w:rPr>
+          <w:rFonts w:ascii="標楷體" w:eastAsia="標楷體" w:hAnsi="標楷體" w:cs="Segoe UI Emoji"/>
+        </w:rPr>
+        <w:t>已 Push 至遠端倉庫</w:t>
+      </w:r>
+    </w:p>
+    <w:p>
+      <w:pPr>
+        <w:spacing w:before="120" w:after="120" w:line="336" w:lineRule="auto"/>
+        <w:rPr>
+          <w:rFonts w:ascii="標楷體" w:eastAsia="標楷體" w:hAnsi="標楷體" w:cs="Segoe UI Emoji"/>
+        </w:rPr>
+      </w:pPr>
+      <w:r>
+        <w:rPr>
+          <w:rFonts w:ascii="Segoe UI Emoji" w:eastAsia="標楷體" w:hAnsi="Segoe UI Emoji" w:cs="Segoe UI Emoji"/>
+        </w:rPr>
+        <w:t>🔍</w:t>
+      </w:r>
+      <w:r>
+        <w:rPr>
+          <w:rFonts w:ascii="標楷體" w:eastAsia="標楷體" w:hAnsi="標楷體" w:cs="Segoe UI Emoji"/>
+        </w:rPr>
+        <w:t xml:space="preserve"> 當時狀況： 在推行個人後</w:t>
+      </w:r>
+      <w:proofErr w:type="gramStart"/>
+      <w:r>
+        <w:rPr>
+          <w:rFonts w:ascii="標楷體" w:eastAsia="標楷體" w:hAnsi="標楷體" w:cs="Segoe UI Emoji"/>
+        </w:rPr>
+        <w:t>臺</w:t>
+      </w:r>
+      <w:proofErr w:type="gramEnd"/>
+      <w:r>
+        <w:rPr>
+          <w:rFonts w:ascii="標楷體" w:eastAsia="標楷體" w:hAnsi="標楷體" w:cs="Segoe UI Emoji"/>
+        </w:rPr>
+        <w:t xml:space="preserve"> CRUD 功能時，版本號計算錯誤直接從 v0.3.7 跳到了 v0.3.9，且程式碼</w:t>
+      </w:r>
+      <w:proofErr w:type="gramStart"/>
+      <w:r>
+        <w:rPr>
+          <w:rFonts w:ascii="標楷體" w:eastAsia="標楷體" w:hAnsi="標楷體" w:cs="Segoe UI Emoji"/>
+        </w:rPr>
+        <w:t>已經執了</w:t>
+      </w:r>
+      <w:proofErr w:type="gramEnd"/>
+      <w:r>
+        <w:rPr>
+          <w:rFonts w:ascii="標楷體" w:eastAsia="標楷體" w:hAnsi="標楷體" w:cs="Segoe UI Emoji"/>
+        </w:rPr>
+        <w:t xml:space="preserve"> git push，需要將最後一次提交</w:t>
+      </w:r>
+      <w:proofErr w:type="gramStart"/>
+      <w:r>
+        <w:rPr>
+          <w:rFonts w:ascii="標楷體" w:eastAsia="標楷體" w:hAnsi="標楷體" w:cs="Segoe UI Emoji"/>
+        </w:rPr>
+        <w:t>的版號修正</w:t>
+      </w:r>
+      <w:proofErr w:type="gramEnd"/>
+      <w:r>
+        <w:rPr>
+          <w:rFonts w:ascii="標楷體" w:eastAsia="標楷體" w:hAnsi="標楷體" w:cs="Segoe UI Emoji"/>
+        </w:rPr>
+        <w:t>並合併為 v0.3.8。</w:t>
+      </w:r>
+    </w:p>
+    <w:p>
+      <w:pPr>
+        <w:spacing w:before="120" w:after="120" w:line="336" w:lineRule="auto"/>
+        <w:rPr>
+          <w:rFonts w:ascii="標楷體" w:eastAsia="標楷體" w:hAnsi="標楷體" w:cs="Segoe UI Emoji"/>
+        </w:rPr>
+      </w:pPr>
+      <w:r>
+        <w:rPr>
+          <w:rFonts w:ascii="Segoe UI Emoji" w:eastAsia="標楷體" w:hAnsi="Segoe UI Emoji" w:cs="Segoe UI Emoji"/>
+        </w:rPr>
+        <w:t>💡</w:t>
+      </w:r>
+      <w:r>
+        <w:rPr>
+          <w:rFonts w:ascii="標楷體" w:eastAsia="標楷體" w:hAnsi="標楷體" w:cs="Segoe UI Emoji"/>
+        </w:rPr>
+        <w:t xml:space="preserve"> 解決方式： 利用 git commit --amend -m "新訊息" 指令重寫本機最後一次的提交紀錄（不影響程式碼內容），接著使用 git push origin main --force 強制覆蓋遠端倉庫，完美修正歷史軸。</w:t>
+      </w:r>
+    </w:p>
+    <w:p>
+      <w:pPr>
+        <w:spacing w:before="120" w:after="120" w:line="336" w:lineRule="auto"/>
+        <w:rPr>
+          <w:rFonts w:ascii="標楷體" w:eastAsia="標楷體" w:hAnsi="標楷體" w:cs="Segoe UI Emoji"/>
+        </w:rPr>
+      </w:pPr>
+      <w:r>
+        <w:rPr>
+          <w:rFonts w:ascii="Segoe UI Emoji" w:eastAsia="標楷體" w:hAnsi="Segoe UI Emoji" w:cs="Segoe UI Emoji"/>
+        </w:rPr>
+        <w:lastRenderedPageBreak/>
+        <w:t>📌</w:t>
+      </w:r>
+      <w:r>
+        <w:rPr>
+          <w:rFonts w:ascii="標楷體" w:eastAsia="標楷體" w:hAnsi="標楷體" w:cs="Segoe UI Emoji"/>
+        </w:rPr>
+        <w:t xml:space="preserve"> 對應版本： v0.3.8</w:t>
+      </w:r>
+    </w:p>
+    <w:p>
+      <w:pPr>
+        <w:spacing w:before="120" w:after="120" w:line="336" w:lineRule="auto"/>
+        <w:rPr>
+          <w:rFonts w:ascii="標楷體" w:eastAsia="標楷體" w:hAnsi="標楷體" w:cs="Segoe UI Emoji"/>
+        </w:rPr>
+      </w:pPr>
+    </w:p>
+    <w:p>
+      <w:pPr>
+        <w:spacing w:before="120" w:after="120" w:line="336" w:lineRule="auto"/>
+        <w:rPr>
+          <w:rFonts w:ascii="標楷體" w:eastAsia="標楷體" w:hAnsi="標楷體" w:cs="Segoe UI Emoji"/>
+        </w:rPr>
+      </w:pPr>
+      <w:r>
+        <w:rPr>
+          <w:rFonts w:ascii="Segoe UI Emoji" w:eastAsia="標楷體" w:hAnsi="Segoe UI Emoji" w:cs="Segoe UI Emoji"/>
+        </w:rPr>
+        <w:t>🚨</w:t>
+      </w:r>
+      <w:r>
+        <w:rPr>
+          <w:rFonts w:ascii="標楷體" w:eastAsia="標楷體" w:hAnsi="標楷體" w:cs="Segoe UI Emoji"/>
+        </w:rPr>
+        <w:t xml:space="preserve"> 12. AJAX 同步請求造成的重複寫入 (</w:t>
+      </w:r>
+      <w:proofErr w:type="gramStart"/>
+      <w:r>
+        <w:rPr>
+          <w:rFonts w:ascii="標楷體" w:eastAsia="標楷體" w:hAnsi="標楷體" w:cs="Segoe UI Emoji"/>
+        </w:rPr>
+        <w:t>競態條件</w:t>
+      </w:r>
+      <w:proofErr w:type="gramEnd"/>
+      <w:r>
+        <w:rPr>
+          <w:rFonts w:ascii="標楷體" w:eastAsia="標楷體" w:hAnsi="標楷體" w:cs="Segoe UI Emoji"/>
+        </w:rPr>
+        <w:t>)</w:t>
+      </w:r>
+    </w:p>
+    <w:p>
+      <w:pPr>
+        <w:spacing w:before="120" w:after="120" w:line="336" w:lineRule="auto"/>
+        <w:rPr>
+          <w:rFonts w:ascii="標楷體" w:eastAsia="標楷體" w:hAnsi="標楷體" w:cs="Segoe UI Emoji"/>
+        </w:rPr>
+      </w:pPr>
+      <w:r>
+        <w:rPr>
+          <w:rFonts w:ascii="Segoe UI Emoji" w:eastAsia="標楷體" w:hAnsi="Segoe UI Emoji" w:cs="Segoe UI Emoji"/>
+        </w:rPr>
+        <w:t>🔍</w:t>
+      </w:r>
+      <w:r>
+        <w:rPr>
+          <w:rFonts w:ascii="標楷體" w:eastAsia="標楷體" w:hAnsi="標楷體" w:cs="Segoe UI Emoji"/>
+        </w:rPr>
+        <w:t xml:space="preserve"> 當時狀況： 因為前端 JavaScript 重複綁定事件，導致點擊一下會觸發兩次 API 請求，造成資料庫互動數 +2。</w:t>
+      </w:r>
+    </w:p>
+    <w:p>
+      <w:pPr>
+        <w:spacing w:before="120" w:after="120" w:line="336" w:lineRule="auto"/>
+        <w:rPr>
+          <w:rFonts w:ascii="標楷體" w:eastAsia="標楷體" w:hAnsi="標楷體" w:cs="Segoe UI Emoji"/>
+        </w:rPr>
+      </w:pPr>
+      <w:r>
+        <w:rPr>
+          <w:rFonts w:ascii="Segoe UI Emoji" w:eastAsia="標楷體" w:hAnsi="Segoe UI Emoji" w:cs="Segoe UI Emoji"/>
+        </w:rPr>
+        <w:t>💡</w:t>
+      </w:r>
+      <w:r>
+        <w:rPr>
+          <w:rFonts w:ascii="標楷體" w:eastAsia="標楷體" w:hAnsi="標楷體" w:cs="Segoe UI Emoji"/>
+        </w:rPr>
+        <w:t xml:space="preserve"> 解決方式： 1. 移除重複載入：清理 </w:t>
+      </w:r>
+      <w:proofErr w:type="spellStart"/>
+      <w:r>
+        <w:rPr>
+          <w:rFonts w:ascii="標楷體" w:eastAsia="標楷體" w:hAnsi="標楷體" w:cs="Segoe UI Emoji"/>
+        </w:rPr>
+        <w:t>book_detail.php</w:t>
+      </w:r>
+      <w:proofErr w:type="spellEnd"/>
+      <w:r>
+        <w:rPr>
+          <w:rFonts w:ascii="標楷體" w:eastAsia="標楷體" w:hAnsi="標楷體" w:cs="Segoe UI Emoji"/>
+        </w:rPr>
+        <w:t xml:space="preserve"> 中多餘的 &lt;script&gt; 引用，確保 JS 只被初始化一次。</w:t>
+      </w:r>
+    </w:p>
+    <w:p>
+      <w:pPr>
+        <w:spacing w:before="120" w:after="120" w:line="336" w:lineRule="auto"/>
+        <w:rPr>
+          <w:rFonts w:ascii="標楷體" w:eastAsia="標楷體" w:hAnsi="標楷體" w:cs="Segoe UI Emoji"/>
+        </w:rPr>
+      </w:pPr>
+      <w:r>
+        <w:rPr>
+          <w:rFonts w:ascii="標楷體" w:eastAsia="標楷體" w:hAnsi="標楷體" w:cs="Segoe UI Emoji"/>
+        </w:rPr>
+        <w:t>2. 清理舊邏輯：刪除 script.js 中殘留的 jQuery 假互動代碼。</w:t>
+      </w:r>
+    </w:p>
+    <w:p>
+      <w:pPr>
+        <w:spacing w:before="120" w:after="120" w:line="336" w:lineRule="auto"/>
+        <w:rPr>
+          <w:rFonts w:ascii="標楷體" w:eastAsia="標楷體" w:hAnsi="標楷體" w:cs="Segoe UI Emoji"/>
+        </w:rPr>
+      </w:pPr>
+      <w:r>
+        <w:rPr>
+          <w:rFonts w:ascii="標楷體" w:eastAsia="標楷體" w:hAnsi="標楷體" w:cs="Segoe UI Emoji"/>
+        </w:rPr>
+        <w:t>3. 資料庫層級防禦：對 Interaction 資料表新增 UNIQUE KEY (</w:t>
+      </w:r>
+      <w:proofErr w:type="spellStart"/>
+      <w:r>
+        <w:rPr>
+          <w:rFonts w:ascii="標楷體" w:eastAsia="標楷體" w:hAnsi="標楷體" w:cs="Segoe UI Emoji"/>
+        </w:rPr>
+        <w:t>ibook_id</w:t>
+      </w:r>
+      <w:proofErr w:type="spellEnd"/>
+      <w:r>
+        <w:rPr>
+          <w:rFonts w:ascii="標楷體" w:eastAsia="標楷體" w:hAnsi="標楷體" w:cs="Segoe UI Emoji"/>
+        </w:rPr>
+        <w:t xml:space="preserve">, </w:t>
+      </w:r>
+      <w:proofErr w:type="spellStart"/>
+      <w:r>
+        <w:rPr>
+          <w:rFonts w:ascii="標楷體" w:eastAsia="標楷體" w:hAnsi="標楷體" w:cs="Segoe UI Emoji"/>
+        </w:rPr>
+        <w:t>iuser_id</w:t>
+      </w:r>
+      <w:proofErr w:type="spellEnd"/>
+      <w:r>
+        <w:rPr>
+          <w:rFonts w:ascii="標楷體" w:eastAsia="標楷體" w:hAnsi="標楷體" w:cs="Segoe UI Emoji"/>
+        </w:rPr>
+        <w:t xml:space="preserve">, </w:t>
+      </w:r>
+      <w:proofErr w:type="spellStart"/>
+      <w:r>
+        <w:rPr>
+          <w:rFonts w:ascii="標楷體" w:eastAsia="標楷體" w:hAnsi="標楷體" w:cs="Segoe UI Emoji"/>
+        </w:rPr>
+        <w:t>iinteraction_type</w:t>
+      </w:r>
+      <w:proofErr w:type="spellEnd"/>
+      <w:r>
+        <w:rPr>
+          <w:rFonts w:ascii="標楷體" w:eastAsia="標楷體" w:hAnsi="標楷體" w:cs="Segoe UI Emoji"/>
+        </w:rPr>
+        <w:t>)，強制從資料庫結構面確保互動紀錄的唯一性，即使前端發送了多次請求，資料庫也不會重複累加。</w:t>
+      </w:r>
+    </w:p>
+    <w:p>
+      <w:pPr>
+        <w:spacing w:before="120" w:after="120" w:line="336" w:lineRule="auto"/>
+        <w:rPr>
+          <w:rFonts w:ascii="標楷體" w:eastAsia="標楷體" w:hAnsi="標楷體" w:cs="Segoe UI Emoji" w:hint="eastAsia"/>
+        </w:rPr>
+      </w:pPr>
+      <w:r>
+        <w:rPr>
+          <w:rFonts w:ascii="Segoe UI Emoji" w:eastAsia="標楷體" w:hAnsi="Segoe UI Emoji" w:cs="Segoe UI Emoji"/>
+        </w:rPr>
+        <w:t>📌</w:t>
+      </w:r>
+      <w:r>
+        <w:rPr>
+          <w:rFonts w:ascii="標楷體" w:eastAsia="標楷體" w:hAnsi="標楷體" w:cs="Segoe UI Emoji"/>
+        </w:rPr>
+        <w:t xml:space="preserve"> 對應版本： v0.4.0</w:t>
+      </w:r>
+    </w:p>
+    <w:p>
+      <w:pPr>
+        <w:spacing w:before="120" w:after="120" w:line="336" w:lineRule="auto"/>
+        <w:rPr>
+          <w:rFonts w:ascii="標楷體" w:eastAsia="標楷體" w:hAnsi="標楷體" w:cs="Segoe UI Emoji"/>
+          <w:lang w:eastAsia="zh-CN"/>
+        </w:rPr>
+      </w:pPr>
+    </w:p>
+    <w:p>
+      <w:pPr>
+        <w:spacing w:before="120" w:after="120" w:line="336" w:lineRule="auto"/>
+        <w:rPr>
+          <w:rFonts w:ascii="標楷體" w:eastAsia="標楷體" w:hAnsi="標楷體" w:cs="Segoe UI Emoji"/>
+        </w:rPr>
+      </w:pPr>
+      <w:r>
+        <w:rPr>
+          <w:rFonts w:ascii="Segoe UI Emoji" w:eastAsia="標楷體" w:hAnsi="Segoe UI Emoji" w:cs="Segoe UI Emoji"/>
+        </w:rPr>
+        <w:t>🚨</w:t>
+      </w:r>
+      <w:r>
+        <w:rPr>
+          <w:rFonts w:ascii="標楷體" w:eastAsia="標楷體" w:hAnsi="標楷體" w:cs="Segoe UI Emoji"/>
+        </w:rPr>
+        <w:t xml:space="preserve"> 13. 前端靜態腳本遭瀏覽器快取 (Cache) 導致新功能失效</w:t>
+      </w:r>
+    </w:p>
+    <w:p>
+      <w:pPr>
+        <w:spacing w:before="120" w:after="120" w:line="336" w:lineRule="auto"/>
+        <w:rPr>
+          <w:rFonts w:ascii="標楷體" w:eastAsia="標楷體" w:hAnsi="標楷體" w:cs="Segoe UI Emoji"/>
+        </w:rPr>
+      </w:pPr>
+      <w:r>
+        <w:rPr>
+          <w:rFonts w:ascii="Segoe UI Emoji" w:eastAsia="標楷體" w:hAnsi="Segoe UI Emoji" w:cs="Segoe UI Emoji"/>
+        </w:rPr>
+        <w:t>🔍</w:t>
+      </w:r>
+      <w:r>
+        <w:rPr>
+          <w:rFonts w:ascii="標楷體" w:eastAsia="標楷體" w:hAnsi="標楷體" w:cs="Segoe UI Emoji"/>
+        </w:rPr>
+        <w:t xml:space="preserve"> 當時狀況： 實作留言板 AJAX 功能時，點擊發布會出現成功的動畫，但資料庫完全沒有新增紀錄，且一按 F5 重新整理，留言就會直接消失（出現幽靈留言現象）。</w:t>
+      </w:r>
+    </w:p>
+    <w:p>
+      <w:pPr>
+        <w:spacing w:before="120" w:after="120" w:line="336" w:lineRule="auto"/>
+        <w:rPr>
+          <w:rFonts w:ascii="標楷體" w:eastAsia="標楷體" w:hAnsi="標楷體" w:cs="Segoe UI Emoji"/>
+        </w:rPr>
+      </w:pPr>
+      <w:r>
+        <w:rPr>
+          <w:rFonts w:ascii="Segoe UI Emoji" w:eastAsia="標楷體" w:hAnsi="Segoe UI Emoji" w:cs="Segoe UI Emoji"/>
+        </w:rPr>
+        <w:t>💡</w:t>
+      </w:r>
+      <w:r>
+        <w:rPr>
+          <w:rFonts w:ascii="標楷體" w:eastAsia="標楷體" w:hAnsi="標楷體" w:cs="Segoe UI Emoji"/>
+        </w:rPr>
+        <w:t xml:space="preserve"> 解決方式： 追查確認並非資料庫限制或 PHP 語法錯誤，而是瀏覽器為了節省流量，並未重新下載修改後的檔案，而是偷偷執行了舊版含有「純視覺假動作邏輯」的 script.js。解決方法為在 </w:t>
+      </w:r>
+      <w:proofErr w:type="spellStart"/>
+      <w:r>
+        <w:rPr>
+          <w:rFonts w:ascii="標楷體" w:eastAsia="標楷體" w:hAnsi="標楷體" w:cs="Segoe UI Emoji"/>
+        </w:rPr>
+        <w:t>footer.php</w:t>
+      </w:r>
+      <w:proofErr w:type="spellEnd"/>
+      <w:r>
+        <w:rPr>
+          <w:rFonts w:ascii="標楷體" w:eastAsia="標楷體" w:hAnsi="標楷體" w:cs="Segoe UI Emoji"/>
+        </w:rPr>
+        <w:t xml:space="preserve"> 引入 JS 的路徑後方，加入 PHP 動態時間戳記參數</w:t>
+      </w:r>
+      <w:proofErr w:type="gramStart"/>
+      <w:r>
+        <w:rPr>
+          <w:rFonts w:ascii="標楷體" w:eastAsia="標楷體" w:hAnsi="標楷體" w:cs="Segoe UI Emoji"/>
+        </w:rPr>
+        <w:t>（</w:t>
+      </w:r>
+      <w:proofErr w:type="gramEnd"/>
+      <w:r>
+        <w:rPr>
+          <w:rFonts w:ascii="標楷體" w:eastAsia="標楷體" w:hAnsi="標楷體" w:cs="Segoe UI Emoji"/>
+        </w:rPr>
+        <w:t xml:space="preserve">如 &lt;script </w:t>
+      </w:r>
+      <w:proofErr w:type="spellStart"/>
+      <w:r>
+        <w:rPr>
+          <w:rFonts w:ascii="標楷體" w:eastAsia="標楷體" w:hAnsi="標楷體" w:cs="Segoe UI Emoji"/>
+        </w:rPr>
+        <w:t>src</w:t>
+      </w:r>
+      <w:proofErr w:type="spellEnd"/>
+      <w:r>
+        <w:rPr>
+          <w:rFonts w:ascii="標楷體" w:eastAsia="標楷體" w:hAnsi="標楷體" w:cs="Segoe UI Emoji"/>
+        </w:rPr>
+        <w:t>="assets/</w:t>
+      </w:r>
+      <w:proofErr w:type="spellStart"/>
+      <w:r>
+        <w:rPr>
+          <w:rFonts w:ascii="標楷體" w:eastAsia="標楷體" w:hAnsi="標楷體" w:cs="Segoe UI Emoji"/>
+        </w:rPr>
+        <w:t>script.js?v</w:t>
+      </w:r>
+      <w:proofErr w:type="spellEnd"/>
+      <w:r>
+        <w:rPr>
+          <w:rFonts w:ascii="標楷體" w:eastAsia="標楷體" w:hAnsi="標楷體" w:cs="Segoe UI Emoji"/>
+        </w:rPr>
+        <w:t>=&lt;?</w:t>
+      </w:r>
+      <w:proofErr w:type="spellStart"/>
+      <w:r>
+        <w:rPr>
+          <w:rFonts w:ascii="標楷體" w:eastAsia="標楷體" w:hAnsi="標楷體" w:cs="Segoe UI Emoji"/>
+        </w:rPr>
+        <w:t>php</w:t>
+      </w:r>
+      <w:proofErr w:type="spellEnd"/>
+      <w:r>
+        <w:rPr>
+          <w:rFonts w:ascii="標楷體" w:eastAsia="標楷體" w:hAnsi="標楷體" w:cs="Segoe UI Emoji"/>
+        </w:rPr>
+        <w:t xml:space="preserve"> echo </w:t>
+      </w:r>
+      <w:proofErr w:type="gramStart"/>
+      <w:r>
+        <w:rPr>
+          <w:rFonts w:ascii="標楷體" w:eastAsia="標楷體" w:hAnsi="標楷體" w:cs="Segoe UI Emoji"/>
+        </w:rPr>
+        <w:t>time(</w:t>
+      </w:r>
+      <w:proofErr w:type="gramEnd"/>
+      <w:r>
+        <w:rPr>
+          <w:rFonts w:ascii="標楷體" w:eastAsia="標楷體" w:hAnsi="標楷體" w:cs="Segoe UI Emoji"/>
+        </w:rPr>
+        <w:t>)</w:t>
+      </w:r>
+      <w:proofErr w:type="gramStart"/>
+      <w:r>
+        <w:rPr>
+          <w:rFonts w:ascii="標楷體" w:eastAsia="標楷體" w:hAnsi="標楷體" w:cs="Segoe UI Emoji"/>
+        </w:rPr>
+        <w:t>; ?</w:t>
+      </w:r>
+      <w:proofErr w:type="gramEnd"/>
+      <w:r>
+        <w:rPr>
+          <w:rFonts w:ascii="標楷體" w:eastAsia="標楷體" w:hAnsi="標楷體" w:cs="Segoe UI Emoji"/>
+        </w:rPr>
+        <w:t>&gt;"&gt;&lt;/script&gt;），利用 Cache Buster 機制強迫瀏覽器每次重整都下載最新的腳本，成功打通真實資料流。</w:t>
+      </w:r>
+    </w:p>
+    <w:p>
+      <w:pPr>
+        <w:spacing w:before="120" w:after="120" w:line="336" w:lineRule="auto"/>
+        <w:rPr>
+          <w:rFonts w:ascii="標楷體" w:eastAsia="標楷體" w:hAnsi="標楷體" w:cs="Segoe UI Emoji"/>
+          <w:lang w:eastAsia="zh-CN"/>
+        </w:rPr>
+      </w:pPr>
+      <w:r>
+        <w:rPr>
+          <w:rFonts w:ascii="Segoe UI Emoji" w:eastAsia="標楷體" w:hAnsi="Segoe UI Emoji" w:cs="Segoe UI Emoji"/>
+          <w:lang w:eastAsia="zh-CN"/>
+        </w:rPr>
+        <w:t>📌</w:t>
+      </w:r>
+      <w:r>
+        <w:rPr>
+          <w:rFonts w:ascii="標楷體" w:eastAsia="標楷體" w:hAnsi="標楷體" w:cs="Segoe UI Emoji"/>
+          <w:lang w:eastAsia="zh-CN"/>
+        </w:rPr>
         <w:t xml:space="preserve"> </w:t>
       </w:r>
+      <w:proofErr w:type="gramStart"/>
+      <w:r>
+        <w:rPr>
+          <w:rFonts w:ascii="標楷體" w:eastAsia="標楷體" w:hAnsi="標楷體" w:cs="Segoe UI Emoji"/>
+          <w:lang w:eastAsia="zh-CN"/>
+        </w:rPr>
+        <w:t>對應</w:t>
+      </w:r>
+      <w:proofErr w:type="gramEnd"/>
+      <w:r>
+        <w:rPr>
+          <w:rFonts w:ascii="標楷體" w:eastAsia="標楷體" w:hAnsi="標楷體" w:cs="Segoe UI Emoji"/>
+          <w:lang w:eastAsia="zh-CN"/>
+        </w:rPr>
+        <w:t>版本： v0.4.1</w:t>
+      </w:r>
+    </w:p>
+    <w:p>
+      <w:pPr>
+        <w:spacing w:before="120" w:after="120" w:line="336" w:lineRule="auto"/>
+        <w:rPr>
+          <w:rFonts w:ascii="標楷體" w:eastAsia="標楷體" w:hAnsi="標楷體" w:cs="Segoe UI Emoji"/>
+          <w:lang w:eastAsia="zh-CN"/>
+        </w:rPr>
+      </w:pPr>
+    </w:p>
+    <w:p>
+      <w:pPr>
+        <w:spacing w:before="120" w:after="120" w:line="336" w:lineRule="auto"/>
+        <w:rPr>
+          <w:rFonts w:ascii="標楷體" w:eastAsia="標楷體" w:hAnsi="標楷體" w:cs="Segoe UI Emoji" w:hint="eastAsia"/>
+          <w:lang w:eastAsia="zh-CN"/>
+        </w:rPr>
+      </w:pPr>
       <w:r>
         <w:rPr>
           <w:rFonts w:ascii="Segoe UI Emoji" w:eastAsia="標楷體" w:hAnsi="Segoe UI Emoji" w:cs="Segoe UI Emoji"/>
-        </w:rPr>
-        <w:t>對應版本：</w:t>
-      </w:r>
+          <w:lang w:eastAsia="zh-CN"/>
+        </w:rPr>
+        <w:t>🚨</w:t>
+      </w:r>
+      <w:r>
+        <w:rPr>
+          <w:rFonts w:ascii="標楷體" w:eastAsia="標楷體" w:hAnsi="標楷體" w:cs="Segoe UI Emoji"/>
+          <w:lang w:eastAsia="zh-CN"/>
+        </w:rPr>
+        <w:t xml:space="preserve"> 14. JS 變</w:t>
+      </w:r>
+      <w:proofErr w:type="gramStart"/>
+      <w:r>
+        <w:rPr>
+          <w:rFonts w:ascii="標楷體" w:eastAsia="標楷體" w:hAnsi="標楷體" w:cs="Segoe UI Emoji"/>
+          <w:lang w:eastAsia="zh-CN"/>
+        </w:rPr>
+        <w:t>數</w:t>
+      </w:r>
+      <w:proofErr w:type="gramEnd"/>
+      <w:r>
+        <w:rPr>
+          <w:rFonts w:ascii="標楷體" w:eastAsia="標楷體" w:hAnsi="標楷體" w:cs="Segoe UI Emoji"/>
+          <w:lang w:eastAsia="zh-CN"/>
+        </w:rPr>
+        <w:t>區塊作用域 (Block Scope) 限制</w:t>
+      </w:r>
+      <w:proofErr w:type="gramStart"/>
+      <w:r>
+        <w:rPr>
+          <w:rFonts w:ascii="標楷體" w:eastAsia="標楷體" w:hAnsi="標楷體" w:cs="Segoe UI Emoji"/>
+          <w:lang w:eastAsia="zh-CN"/>
+        </w:rPr>
+        <w:t>導</w:t>
+      </w:r>
+      <w:proofErr w:type="gramEnd"/>
+      <w:r>
+        <w:rPr>
+          <w:rFonts w:ascii="標楷體" w:eastAsia="標楷體" w:hAnsi="標楷體" w:cs="Segoe UI Emoji"/>
+          <w:lang w:eastAsia="zh-CN"/>
+        </w:rPr>
+        <w:t>致變</w:t>
+      </w:r>
+      <w:proofErr w:type="gramStart"/>
+      <w:r>
+        <w:rPr>
+          <w:rFonts w:ascii="標楷體" w:eastAsia="標楷體" w:hAnsi="標楷體" w:cs="Segoe UI Emoji"/>
+          <w:lang w:eastAsia="zh-CN"/>
+        </w:rPr>
+        <w:t>數</w:t>
+      </w:r>
+      <w:proofErr w:type="gramEnd"/>
+      <w:r>
+        <w:rPr>
+          <w:rFonts w:ascii="標楷體" w:eastAsia="標楷體" w:hAnsi="標楷體" w:cs="Segoe UI Emoji"/>
+          <w:lang w:eastAsia="zh-CN"/>
+        </w:rPr>
+        <w:t>未定義</w:t>
+      </w:r>
+    </w:p>
+    <w:p>
+      <w:pPr>
+        <w:spacing w:before="120" w:after="120" w:line="336" w:lineRule="auto"/>
+        <w:rPr>
+          <w:rFonts w:ascii="標楷體" w:eastAsia="標楷體" w:hAnsi="標楷體" w:cs="Segoe UI Emoji" w:hint="eastAsia"/>
+          <w:lang w:eastAsia="zh-CN"/>
+        </w:rPr>
+      </w:pPr>
       <w:r>
         <w:rPr>
           <w:rFonts w:ascii="Segoe UI Emoji" w:eastAsia="標楷體" w:hAnsi="Segoe UI Emoji" w:cs="Segoe UI Emoji"/>
-        </w:rPr>
-        <w:t>v0.3.3</w:t>
-      </w:r>
-    </w:p>
-    <w:p>
-      <w:pPr>
-        <w:spacing w:before="120" w:after="120" w:line="336" w:lineRule="auto"/>
+          <w:lang w:eastAsia="zh-CN"/>
+        </w:rPr>
+        <w:t>🔍</w:t>
+      </w:r>
+      <w:r>
+        <w:rPr>
+          <w:rFonts w:ascii="標楷體" w:eastAsia="標楷體" w:hAnsi="標楷體" w:cs="Segoe UI Emoji"/>
+          <w:lang w:eastAsia="zh-CN"/>
+        </w:rPr>
+        <w:t xml:space="preserve"> 當時</w:t>
+      </w:r>
+      <w:proofErr w:type="gramStart"/>
+      <w:r>
+        <w:rPr>
+          <w:rFonts w:ascii="標楷體" w:eastAsia="標楷體" w:hAnsi="標楷體" w:cs="Segoe UI Emoji"/>
+          <w:lang w:eastAsia="zh-CN"/>
+        </w:rPr>
+        <w:t>狀</w:t>
+      </w:r>
+      <w:proofErr w:type="gramEnd"/>
+      <w:r>
+        <w:rPr>
+          <w:rFonts w:ascii="標楷體" w:eastAsia="標楷體" w:hAnsi="標楷體" w:cs="Segoe UI Emoji"/>
+          <w:lang w:eastAsia="zh-CN"/>
+        </w:rPr>
+        <w:t>況：實作預約功能時，瀏覽器主控台</w:t>
+      </w:r>
+      <w:proofErr w:type="gramStart"/>
+      <w:r>
+        <w:rPr>
+          <w:rFonts w:ascii="標楷體" w:eastAsia="標楷體" w:hAnsi="標楷體" w:cs="Segoe UI Emoji"/>
+          <w:lang w:eastAsia="zh-CN"/>
+        </w:rPr>
+        <w:t>報</w:t>
+      </w:r>
+      <w:proofErr w:type="gramEnd"/>
+      <w:r>
+        <w:rPr>
+          <w:rFonts w:ascii="標楷體" w:eastAsia="標楷體" w:hAnsi="標楷體" w:cs="Segoe UI Emoji"/>
+          <w:lang w:eastAsia="zh-CN"/>
+        </w:rPr>
+        <w:t xml:space="preserve">錯 </w:t>
+      </w:r>
+      <w:proofErr w:type="spellStart"/>
+      <w:r>
+        <w:rPr>
+          <w:rFonts w:ascii="標楷體" w:eastAsia="標楷體" w:hAnsi="標楷體" w:cs="Segoe UI Emoji"/>
+          <w:lang w:eastAsia="zh-CN"/>
+        </w:rPr>
+        <w:t>ReferenceError</w:t>
+      </w:r>
+      <w:proofErr w:type="spellEnd"/>
+      <w:r>
+        <w:rPr>
+          <w:rFonts w:ascii="標楷體" w:eastAsia="標楷體" w:hAnsi="標楷體" w:cs="Segoe UI Emoji"/>
+          <w:lang w:eastAsia="zh-CN"/>
+        </w:rPr>
+        <w:t xml:space="preserve">: </w:t>
+      </w:r>
+      <w:proofErr w:type="spellStart"/>
+      <w:r>
+        <w:rPr>
+          <w:rFonts w:ascii="標楷體" w:eastAsia="標楷體" w:hAnsi="標楷體" w:cs="Segoe UI Emoji"/>
+          <w:lang w:eastAsia="zh-CN"/>
+        </w:rPr>
+        <w:t>bookId</w:t>
+      </w:r>
+      <w:proofErr w:type="spellEnd"/>
+      <w:r>
+        <w:rPr>
+          <w:rFonts w:ascii="標楷體" w:eastAsia="標楷體" w:hAnsi="標楷體" w:cs="Segoe UI Emoji"/>
+          <w:lang w:eastAsia="zh-CN"/>
+        </w:rPr>
+        <w:t xml:space="preserve"> is not defined，</w:t>
+      </w:r>
+      <w:proofErr w:type="gramStart"/>
+      <w:r>
+        <w:rPr>
+          <w:rFonts w:ascii="標楷體" w:eastAsia="標楷體" w:hAnsi="標楷體" w:cs="Segoe UI Emoji"/>
+          <w:lang w:eastAsia="zh-CN"/>
+        </w:rPr>
+        <w:t>導</w:t>
+      </w:r>
+      <w:proofErr w:type="gramEnd"/>
+      <w:r>
+        <w:rPr>
+          <w:rFonts w:ascii="標楷體" w:eastAsia="標楷體" w:hAnsi="標楷體" w:cs="Segoe UI Emoji"/>
+          <w:lang w:eastAsia="zh-CN"/>
+        </w:rPr>
+        <w:t>致 AJAX 請求無法發送。</w:t>
+      </w:r>
+    </w:p>
+    <w:p>
+      <w:pPr>
+        <w:spacing w:before="120" w:after="120" w:line="336" w:lineRule="auto"/>
+        <w:rPr>
+          <w:rFonts w:ascii="標楷體" w:eastAsia="標楷體" w:hAnsi="標楷體" w:cs="Segoe UI Emoji" w:hint="eastAsia"/>
+          <w:lang w:eastAsia="zh-CN"/>
+        </w:rPr>
+      </w:pPr>
+      <w:r>
         <w:rPr>
           <w:rFonts w:ascii="Segoe UI Emoji" w:eastAsia="標楷體" w:hAnsi="Segoe UI Emoji" w:cs="Segoe UI Emoji"/>
         </w:rPr>
-      </w:pPr>
-    </w:p>
-    <w:p>
-      <w:pPr>
-        <w:spacing w:before="120" w:after="120" w:line="336" w:lineRule="auto"/>
+        <w:t>💡</w:t>
+      </w:r>
+      <w:r>
+        <w:rPr>
+          <w:rFonts w:ascii="標楷體" w:eastAsia="標楷體" w:hAnsi="標楷體" w:cs="Segoe UI Emoji"/>
+        </w:rPr>
+        <w:t xml:space="preserve"> 解決方式：追查發現是因為使用 const 宣告的 </w:t>
+      </w:r>
+      <w:proofErr w:type="spellStart"/>
+      <w:r>
+        <w:rPr>
+          <w:rFonts w:ascii="標楷體" w:eastAsia="標楷體" w:hAnsi="標楷體" w:cs="Segoe UI Emoji"/>
+        </w:rPr>
+        <w:t>bookId</w:t>
+      </w:r>
+      <w:proofErr w:type="spellEnd"/>
+      <w:r>
+        <w:rPr>
+          <w:rFonts w:ascii="標楷體" w:eastAsia="標楷體" w:hAnsi="標楷體" w:cs="Segoe UI Emoji"/>
+        </w:rPr>
+        <w:t xml:space="preserve"> 變數被限制在 </w:t>
+      </w:r>
+      <w:proofErr w:type="spellStart"/>
+      <w:r>
+        <w:rPr>
+          <w:rFonts w:ascii="標楷體" w:eastAsia="標楷體" w:hAnsi="標楷體" w:cs="Segoe UI Emoji"/>
+        </w:rPr>
+        <w:t>DOMContentLoaded</w:t>
+      </w:r>
+      <w:proofErr w:type="spellEnd"/>
+      <w:r>
+        <w:rPr>
+          <w:rFonts w:ascii="標楷體" w:eastAsia="標楷體" w:hAnsi="標楷體" w:cs="Segoe UI Emoji"/>
+        </w:rPr>
+        <w:t xml:space="preserve"> 的大括號 { ... } </w:t>
+      </w:r>
+      <w:proofErr w:type="gramStart"/>
+      <w:r>
+        <w:rPr>
+          <w:rFonts w:ascii="標楷體" w:eastAsia="標楷體" w:hAnsi="標楷體" w:cs="Segoe UI Emoji"/>
+        </w:rPr>
+        <w:t>內部（即區</w:t>
+      </w:r>
+      <w:proofErr w:type="gramEnd"/>
+      <w:r>
+        <w:rPr>
+          <w:rFonts w:ascii="標楷體" w:eastAsia="標楷體" w:hAnsi="標楷體" w:cs="Segoe UI Emoji"/>
+        </w:rPr>
+        <w:t xml:space="preserve">塊作用域），而「功能 C：預約領取」的代碼卻寫在了括號外面，導致讀取不到變數而死亡。解決方法為將整個預約功能的代碼區塊，搬移到 </w:t>
+      </w:r>
+      <w:proofErr w:type="spellStart"/>
+      <w:r>
+        <w:rPr>
+          <w:rFonts w:ascii="標楷體" w:eastAsia="標楷體" w:hAnsi="標楷體" w:cs="Segoe UI Emoji"/>
+        </w:rPr>
+        <w:t>DOMContentLoaded</w:t>
+      </w:r>
+      <w:proofErr w:type="spellEnd"/>
+      <w:r>
+        <w:rPr>
+          <w:rFonts w:ascii="標楷體" w:eastAsia="標楷體" w:hAnsi="標楷體" w:cs="Segoe UI Emoji"/>
+        </w:rPr>
+        <w:t xml:space="preserve"> 的結束括號 }); </w:t>
+      </w:r>
+      <w:proofErr w:type="gramStart"/>
+      <w:r>
+        <w:rPr>
+          <w:rFonts w:ascii="標楷體" w:eastAsia="標楷體" w:hAnsi="標楷體" w:cs="Segoe UI Emoji"/>
+        </w:rPr>
+        <w:t>內部，</w:t>
+      </w:r>
+      <w:proofErr w:type="gramEnd"/>
+      <w:r>
+        <w:rPr>
+          <w:rFonts w:ascii="標楷體" w:eastAsia="標楷體" w:hAnsi="標楷體" w:cs="Segoe UI Emoji"/>
+        </w:rPr>
+        <w:t>確保變數生命週期涵蓋該功能。</w:t>
+      </w:r>
+    </w:p>
+    <w:p>
+      <w:pPr>
+        <w:spacing w:before="120" w:after="120" w:line="336" w:lineRule="auto"/>
+        <w:rPr>
+          <w:rFonts w:ascii="標楷體" w:eastAsia="標楷體" w:hAnsi="標楷體" w:cs="Segoe UI Emoji"/>
+        </w:rPr>
+      </w:pPr>
+      <w:r>
         <w:rPr>
           <w:rFonts w:ascii="Segoe UI Emoji" w:eastAsia="標楷體" w:hAnsi="Segoe UI Emoji" w:cs="Segoe UI Emoji"/>
         </w:rPr>
+        <w:t>📌</w:t>
+      </w:r>
+      <w:r>
+        <w:rPr>
+          <w:rFonts w:ascii="標楷體" w:eastAsia="標楷體" w:hAnsi="標楷體" w:cs="Segoe UI Emoji"/>
+        </w:rPr>
+        <w:t xml:space="preserve"> 對應版本：v0.5.0</w:t>
+      </w:r>
+    </w:p>
+    <w:p>
+      <w:pPr>
+        <w:spacing w:before="120" w:after="120" w:line="336" w:lineRule="auto"/>
+        <w:rPr>
+          <w:rFonts w:ascii="標楷體" w:eastAsia="標楷體" w:hAnsi="標楷體" w:cs="Segoe UI Emoji"/>
+        </w:rPr>
+      </w:pPr>
+    </w:p>
+    <w:p>
+      <w:pPr>
+        <w:spacing w:before="120" w:after="120" w:line="336" w:lineRule="auto"/>
+        <w:rPr>
+          <w:rFonts w:ascii="標楷體" w:eastAsia="標楷體" w:hAnsi="標楷體" w:cs="Segoe UI Emoji" w:hint="eastAsia"/>
+          <w:lang w:eastAsia="zh-CN"/>
+        </w:rPr>
       </w:pPr>
       <w:r>
         <w:rPr>
           <w:rFonts w:ascii="Segoe UI Emoji" w:eastAsia="標楷體" w:hAnsi="Segoe UI Emoji" w:cs="Segoe UI Emoji"/>
         </w:rPr>
-        <w:t xml:space="preserve">🚨 9. </w:t>
-      </w:r>
+        <w:t>🚨</w:t>
+      </w:r>
+      <w:r>
+        <w:rPr>
+          <w:rFonts w:ascii="標楷體" w:eastAsia="標楷體" w:hAnsi="標楷體" w:cs="Segoe UI Emoji"/>
+        </w:rPr>
+        <w:t xml:space="preserve"> 15. SQL 報錯訊息之單引號破壞 JavaScript 字串結構</w:t>
+      </w:r>
+    </w:p>
+    <w:p>
+      <w:pPr>
+        <w:spacing w:before="120" w:after="120" w:line="336" w:lineRule="auto"/>
+        <w:rPr>
+          <w:rFonts w:ascii="標楷體" w:eastAsia="標楷體" w:hAnsi="標楷體" w:cs="Segoe UI Emoji" w:hint="eastAsia"/>
+          <w:lang w:eastAsia="zh-CN"/>
+        </w:rPr>
+      </w:pPr>
       <w:r>
         <w:rPr>
           <w:rFonts w:ascii="Segoe UI Emoji" w:eastAsia="標楷體" w:hAnsi="Segoe UI Emoji" w:cs="Segoe UI Emoji"/>
-        </w:rPr>
-        <w:t>表單無法傳送實體檔案</w:t>
-      </w:r>
+          <w:lang w:eastAsia="zh-CN"/>
+        </w:rPr>
+        <w:t>🔍</w:t>
+      </w:r>
+      <w:r>
+        <w:rPr>
+          <w:rFonts w:ascii="標楷體" w:eastAsia="標楷體" w:hAnsi="標楷體" w:cs="Segoe UI Emoji"/>
+          <w:lang w:eastAsia="zh-CN"/>
+        </w:rPr>
+        <w:t xml:space="preserve"> 當時</w:t>
+      </w:r>
+      <w:proofErr w:type="gramStart"/>
+      <w:r>
+        <w:rPr>
+          <w:rFonts w:ascii="標楷體" w:eastAsia="標楷體" w:hAnsi="標楷體" w:cs="Segoe UI Emoji"/>
+          <w:lang w:eastAsia="zh-CN"/>
+        </w:rPr>
+        <w:t>狀</w:t>
+      </w:r>
+      <w:proofErr w:type="gramEnd"/>
+      <w:r>
+        <w:rPr>
+          <w:rFonts w:ascii="標楷體" w:eastAsia="標楷體" w:hAnsi="標楷體" w:cs="Segoe UI Emoji"/>
+          <w:lang w:eastAsia="zh-CN"/>
+        </w:rPr>
+        <w:t>況：</w:t>
+      </w:r>
+      <w:proofErr w:type="gramStart"/>
+      <w:r>
+        <w:rPr>
+          <w:rFonts w:ascii="標楷體" w:eastAsia="標楷體" w:hAnsi="標楷體" w:cs="Segoe UI Emoji"/>
+          <w:lang w:eastAsia="zh-CN"/>
+        </w:rPr>
+        <w:t>執</w:t>
+      </w:r>
+      <w:proofErr w:type="gramEnd"/>
+      <w:r>
+        <w:rPr>
+          <w:rFonts w:ascii="標楷體" w:eastAsia="標楷體" w:hAnsi="標楷體" w:cs="Segoe UI Emoji"/>
+          <w:lang w:eastAsia="zh-CN"/>
+        </w:rPr>
+        <w:t xml:space="preserve">行取消預約時，因 SQL </w:t>
+      </w:r>
+      <w:proofErr w:type="gramStart"/>
+      <w:r>
+        <w:rPr>
+          <w:rFonts w:ascii="標楷體" w:eastAsia="標楷體" w:hAnsi="標楷體" w:cs="Segoe UI Emoji"/>
+          <w:lang w:eastAsia="zh-CN"/>
+        </w:rPr>
+        <w:t>欄</w:t>
+      </w:r>
+      <w:proofErr w:type="gramEnd"/>
+      <w:r>
+        <w:rPr>
+          <w:rFonts w:ascii="標楷體" w:eastAsia="標楷體" w:hAnsi="標楷體" w:cs="Segoe UI Emoji"/>
+          <w:lang w:eastAsia="zh-CN"/>
+        </w:rPr>
+        <w:t>位拼字錯誤觸發 PDO Exception，且</w:t>
+      </w:r>
+      <w:proofErr w:type="gramStart"/>
+      <w:r>
+        <w:rPr>
+          <w:rFonts w:ascii="標楷體" w:eastAsia="標楷體" w:hAnsi="標楷體" w:cs="Segoe UI Emoji"/>
+          <w:lang w:eastAsia="zh-CN"/>
+        </w:rPr>
+        <w:t>報</w:t>
+      </w:r>
+      <w:proofErr w:type="gramEnd"/>
+      <w:r>
+        <w:rPr>
+          <w:rFonts w:ascii="標楷體" w:eastAsia="標楷體" w:hAnsi="標楷體" w:cs="Segoe UI Emoji"/>
+          <w:lang w:eastAsia="zh-CN"/>
+        </w:rPr>
+        <w:t>錯訊息中含有</w:t>
+      </w:r>
+      <w:proofErr w:type="gramStart"/>
+      <w:r>
+        <w:rPr>
+          <w:rFonts w:ascii="標楷體" w:eastAsia="標楷體" w:hAnsi="標楷體" w:cs="Segoe UI Emoji"/>
+          <w:lang w:eastAsia="zh-CN"/>
+        </w:rPr>
+        <w:t>單</w:t>
+      </w:r>
+      <w:proofErr w:type="gramEnd"/>
+      <w:r>
+        <w:rPr>
+          <w:rFonts w:ascii="標楷體" w:eastAsia="標楷體" w:hAnsi="標楷體" w:cs="Segoe UI Emoji"/>
+          <w:lang w:eastAsia="zh-CN"/>
+        </w:rPr>
+        <w:t>引號（如 Unknown column '</w:t>
+      </w:r>
+      <w:proofErr w:type="spellStart"/>
+      <w:r>
+        <w:rPr>
+          <w:rFonts w:ascii="標楷體" w:eastAsia="標楷體" w:hAnsi="標楷體" w:cs="Segoe UI Emoji"/>
+          <w:lang w:eastAsia="zh-CN"/>
+        </w:rPr>
+        <w:t>cccrecord_id</w:t>
+      </w:r>
+      <w:proofErr w:type="spellEnd"/>
+      <w:r>
+        <w:rPr>
+          <w:rFonts w:ascii="標楷體" w:eastAsia="標楷體" w:hAnsi="標楷體" w:cs="Segoe UI Emoji"/>
+          <w:lang w:eastAsia="zh-CN"/>
+        </w:rPr>
+        <w:t xml:space="preserve">'）。當 PHP </w:t>
+      </w:r>
+      <w:proofErr w:type="gramStart"/>
+      <w:r>
+        <w:rPr>
+          <w:rFonts w:ascii="標楷體" w:eastAsia="標楷體" w:hAnsi="標楷體" w:cs="Segoe UI Emoji"/>
+          <w:lang w:eastAsia="zh-CN"/>
+        </w:rPr>
+        <w:t>將</w:t>
+      </w:r>
+      <w:proofErr w:type="gramEnd"/>
+      <w:r>
+        <w:rPr>
+          <w:rFonts w:ascii="標楷體" w:eastAsia="標楷體" w:hAnsi="標楷體" w:cs="Segoe UI Emoji"/>
+          <w:lang w:eastAsia="zh-CN"/>
+        </w:rPr>
+        <w:t>此錯誤訊</w:t>
+      </w:r>
+      <w:proofErr w:type="gramStart"/>
+      <w:r>
+        <w:rPr>
+          <w:rFonts w:ascii="標楷體" w:eastAsia="標楷體" w:hAnsi="標楷體" w:cs="Segoe UI Emoji"/>
+          <w:lang w:eastAsia="zh-CN"/>
+        </w:rPr>
+        <w:t>息直接</w:t>
+      </w:r>
+      <w:proofErr w:type="gramEnd"/>
+      <w:r>
+        <w:rPr>
+          <w:rFonts w:ascii="標楷體" w:eastAsia="標楷體" w:hAnsi="標楷體" w:cs="Segoe UI Emoji"/>
+          <w:lang w:eastAsia="zh-CN"/>
+        </w:rPr>
+        <w:t>印在 &lt;script&gt;alert('...');&lt;/script&gt; 中時，</w:t>
+      </w:r>
+      <w:proofErr w:type="gramStart"/>
+      <w:r>
+        <w:rPr>
+          <w:rFonts w:ascii="標楷體" w:eastAsia="標楷體" w:hAnsi="標楷體" w:cs="Segoe UI Emoji"/>
+          <w:lang w:eastAsia="zh-CN"/>
+        </w:rPr>
+        <w:t>單</w:t>
+      </w:r>
+      <w:proofErr w:type="gramEnd"/>
+      <w:r>
+        <w:rPr>
+          <w:rFonts w:ascii="標楷體" w:eastAsia="標楷體" w:hAnsi="標楷體" w:cs="Segoe UI Emoji"/>
+          <w:lang w:eastAsia="zh-CN"/>
+        </w:rPr>
+        <w:t>引號提早截</w:t>
+      </w:r>
+      <w:proofErr w:type="gramStart"/>
+      <w:r>
+        <w:rPr>
+          <w:rFonts w:ascii="標楷體" w:eastAsia="標楷體" w:hAnsi="標楷體" w:cs="Segoe UI Emoji"/>
+          <w:lang w:eastAsia="zh-CN"/>
+        </w:rPr>
+        <w:t>斷</w:t>
+      </w:r>
+      <w:proofErr w:type="gramEnd"/>
+      <w:r>
+        <w:rPr>
+          <w:rFonts w:ascii="標楷體" w:eastAsia="標楷體" w:hAnsi="標楷體" w:cs="Segoe UI Emoji"/>
+          <w:lang w:eastAsia="zh-CN"/>
+        </w:rPr>
+        <w:t>了 JS 的字串，</w:t>
+      </w:r>
+      <w:proofErr w:type="gramStart"/>
+      <w:r>
+        <w:rPr>
+          <w:rFonts w:ascii="標楷體" w:eastAsia="標楷體" w:hAnsi="標楷體" w:cs="Segoe UI Emoji"/>
+          <w:lang w:eastAsia="zh-CN"/>
+        </w:rPr>
+        <w:t>導</w:t>
+      </w:r>
+      <w:proofErr w:type="gramEnd"/>
+      <w:r>
+        <w:rPr>
+          <w:rFonts w:ascii="標楷體" w:eastAsia="標楷體" w:hAnsi="標楷體" w:cs="Segoe UI Emoji"/>
+          <w:lang w:eastAsia="zh-CN"/>
+        </w:rPr>
+        <w:t>致瀏覽器</w:t>
+      </w:r>
+      <w:proofErr w:type="gramStart"/>
+      <w:r>
+        <w:rPr>
+          <w:rFonts w:ascii="標楷體" w:eastAsia="標楷體" w:hAnsi="標楷體" w:cs="Segoe UI Emoji"/>
+          <w:lang w:eastAsia="zh-CN"/>
+        </w:rPr>
+        <w:t>報</w:t>
+      </w:r>
+      <w:proofErr w:type="gramEnd"/>
+      <w:r>
+        <w:rPr>
+          <w:rFonts w:ascii="標楷體" w:eastAsia="標楷體" w:hAnsi="標楷體" w:cs="Segoe UI Emoji"/>
+          <w:lang w:eastAsia="zh-CN"/>
+        </w:rPr>
+        <w:t xml:space="preserve">錯 Uncaught </w:t>
+      </w:r>
+      <w:proofErr w:type="spellStart"/>
+      <w:r>
+        <w:rPr>
+          <w:rFonts w:ascii="標楷體" w:eastAsia="標楷體" w:hAnsi="標楷體" w:cs="Segoe UI Emoji"/>
+          <w:lang w:eastAsia="zh-CN"/>
+        </w:rPr>
+        <w:t>SyntaxError</w:t>
+      </w:r>
+      <w:proofErr w:type="spellEnd"/>
+      <w:r>
+        <w:rPr>
+          <w:rFonts w:ascii="標楷體" w:eastAsia="標楷體" w:hAnsi="標楷體" w:cs="Segoe UI Emoji"/>
+          <w:lang w:eastAsia="zh-CN"/>
+        </w:rPr>
+        <w:t>: missing ) after argument list。</w:t>
+      </w:r>
+    </w:p>
+    <w:p>
+      <w:pPr>
+        <w:spacing w:before="120" w:after="120" w:line="336" w:lineRule="auto"/>
+        <w:rPr>
+          <w:rFonts w:ascii="標楷體" w:eastAsia="標楷體" w:hAnsi="標楷體" w:cs="Segoe UI Emoji" w:hint="eastAsia"/>
+          <w:lang w:eastAsia="zh-CN"/>
+        </w:rPr>
+      </w:pPr>
       <w:r>
         <w:rPr>
           <w:rFonts w:ascii="Segoe UI Emoji" w:eastAsia="標楷體" w:hAnsi="Segoe UI Emoji" w:cs="Segoe UI Emoji"/>
-        </w:rPr>
-        <w:t xml:space="preserve"> (</w:t>
-      </w:r>
+          <w:lang w:eastAsia="zh-CN"/>
+        </w:rPr>
+        <w:t>💡</w:t>
+      </w:r>
+      <w:r>
+        <w:rPr>
+          <w:rFonts w:ascii="標楷體" w:eastAsia="標楷體" w:hAnsi="標楷體" w:cs="Segoe UI Emoji"/>
+          <w:lang w:eastAsia="zh-CN"/>
+        </w:rPr>
+        <w:t xml:space="preserve"> 解決方式：除了修正 SQL </w:t>
+      </w:r>
+      <w:proofErr w:type="gramStart"/>
+      <w:r>
+        <w:rPr>
+          <w:rFonts w:ascii="標楷體" w:eastAsia="標楷體" w:hAnsi="標楷體" w:cs="Segoe UI Emoji"/>
+          <w:lang w:eastAsia="zh-CN"/>
+        </w:rPr>
+        <w:t>欄</w:t>
+      </w:r>
+      <w:proofErr w:type="gramEnd"/>
+      <w:r>
+        <w:rPr>
+          <w:rFonts w:ascii="標楷體" w:eastAsia="標楷體" w:hAnsi="標楷體" w:cs="Segoe UI Emoji"/>
+          <w:lang w:eastAsia="zh-CN"/>
+        </w:rPr>
+        <w:t xml:space="preserve">位名稱的錯字外，建立終極防護機制：使用 PHP 的 </w:t>
+      </w:r>
+      <w:proofErr w:type="spellStart"/>
+      <w:r>
+        <w:rPr>
+          <w:rFonts w:ascii="標楷體" w:eastAsia="標楷體" w:hAnsi="標楷體" w:cs="Segoe UI Emoji"/>
+          <w:lang w:eastAsia="zh-CN"/>
+        </w:rPr>
+        <w:t>addslashes</w:t>
+      </w:r>
+      <w:proofErr w:type="spellEnd"/>
+      <w:r>
+        <w:rPr>
+          <w:rFonts w:ascii="標楷體" w:eastAsia="標楷體" w:hAnsi="標楷體" w:cs="Segoe UI Emoji"/>
+          <w:lang w:eastAsia="zh-CN"/>
+        </w:rPr>
+        <w:t>($e-&gt;</w:t>
+      </w:r>
+      <w:proofErr w:type="spellStart"/>
+      <w:r>
+        <w:rPr>
+          <w:rFonts w:ascii="標楷體" w:eastAsia="標楷體" w:hAnsi="標楷體" w:cs="Segoe UI Emoji"/>
+          <w:lang w:eastAsia="zh-CN"/>
+        </w:rPr>
+        <w:t>getMessage</w:t>
+      </w:r>
+      <w:proofErr w:type="spellEnd"/>
+      <w:r>
+        <w:rPr>
+          <w:rFonts w:ascii="標楷體" w:eastAsia="標楷體" w:hAnsi="標楷體" w:cs="Segoe UI Emoji"/>
+          <w:lang w:eastAsia="zh-CN"/>
+        </w:rPr>
+        <w:t xml:space="preserve">()) </w:t>
+      </w:r>
+      <w:proofErr w:type="gramStart"/>
+      <w:r>
+        <w:rPr>
+          <w:rFonts w:ascii="標楷體" w:eastAsia="標楷體" w:hAnsi="標楷體" w:cs="Segoe UI Emoji"/>
+          <w:lang w:eastAsia="zh-CN"/>
+        </w:rPr>
+        <w:t>幫單</w:t>
+      </w:r>
+      <w:proofErr w:type="gramEnd"/>
+      <w:r>
+        <w:rPr>
+          <w:rFonts w:ascii="標楷體" w:eastAsia="標楷體" w:hAnsi="標楷體" w:cs="Segoe UI Emoji"/>
+          <w:lang w:eastAsia="zh-CN"/>
+        </w:rPr>
+        <w:t>引號加上反斜線進行跳脫 (Escape)，避免</w:t>
+      </w:r>
+      <w:proofErr w:type="gramStart"/>
+      <w:r>
+        <w:rPr>
+          <w:rFonts w:ascii="標楷體" w:eastAsia="標楷體" w:hAnsi="標楷體" w:cs="Segoe UI Emoji"/>
+          <w:lang w:eastAsia="zh-CN"/>
+        </w:rPr>
+        <w:t>後</w:t>
+      </w:r>
+      <w:proofErr w:type="gramEnd"/>
+      <w:r>
+        <w:rPr>
+          <w:rFonts w:ascii="標楷體" w:eastAsia="標楷體" w:hAnsi="標楷體" w:cs="Segoe UI Emoji"/>
+          <w:lang w:eastAsia="zh-CN"/>
+        </w:rPr>
+        <w:t>端</w:t>
+      </w:r>
+      <w:proofErr w:type="gramStart"/>
+      <w:r>
+        <w:rPr>
+          <w:rFonts w:ascii="標楷體" w:eastAsia="標楷體" w:hAnsi="標楷體" w:cs="Segoe UI Emoji"/>
+          <w:lang w:eastAsia="zh-CN"/>
+        </w:rPr>
+        <w:t>報</w:t>
+      </w:r>
+      <w:proofErr w:type="gramEnd"/>
+      <w:r>
+        <w:rPr>
+          <w:rFonts w:ascii="標楷體" w:eastAsia="標楷體" w:hAnsi="標楷體" w:cs="Segoe UI Emoji"/>
+          <w:lang w:eastAsia="zh-CN"/>
+        </w:rPr>
+        <w:t>錯訊息破</w:t>
+      </w:r>
+      <w:proofErr w:type="gramStart"/>
+      <w:r>
+        <w:rPr>
+          <w:rFonts w:ascii="標楷體" w:eastAsia="標楷體" w:hAnsi="標楷體" w:cs="Segoe UI Emoji"/>
+          <w:lang w:eastAsia="zh-CN"/>
+        </w:rPr>
+        <w:t>壞</w:t>
+      </w:r>
+      <w:proofErr w:type="gramEnd"/>
+      <w:r>
+        <w:rPr>
+          <w:rFonts w:ascii="標楷體" w:eastAsia="標楷體" w:hAnsi="標楷體" w:cs="Segoe UI Emoji"/>
+          <w:lang w:eastAsia="zh-CN"/>
+        </w:rPr>
+        <w:t>前端 JS 的 DOM 結構（這也是防範 XSS 攻</w:t>
+      </w:r>
+      <w:proofErr w:type="gramStart"/>
+      <w:r>
+        <w:rPr>
+          <w:rFonts w:ascii="標楷體" w:eastAsia="標楷體" w:hAnsi="標楷體" w:cs="Segoe UI Emoji"/>
+          <w:lang w:eastAsia="zh-CN"/>
+        </w:rPr>
+        <w:t>擊</w:t>
+      </w:r>
+      <w:proofErr w:type="gramEnd"/>
+      <w:r>
+        <w:rPr>
+          <w:rFonts w:ascii="標楷體" w:eastAsia="標楷體" w:hAnsi="標楷體" w:cs="Segoe UI Emoji"/>
+          <w:lang w:eastAsia="zh-CN"/>
+        </w:rPr>
+        <w:t>的基礎概念）。</w:t>
+      </w:r>
+    </w:p>
+    <w:p>
+      <w:pPr>
+        <w:spacing w:before="120" w:after="120" w:line="336" w:lineRule="auto"/>
+        <w:rPr>
+          <w:rFonts w:ascii="標楷體" w:eastAsia="標楷體" w:hAnsi="標楷體" w:cs="Segoe UI Emoji"/>
+        </w:rPr>
+      </w:pPr>
       <w:r>
         <w:rPr>
           <w:rFonts w:ascii="Segoe UI Emoji" w:eastAsia="標楷體" w:hAnsi="Segoe UI Emoji" w:cs="Segoe UI Emoji"/>
         </w:rPr>
-        <w:t>檔案上傳失敗</w:t>
-      </w:r>
+        <w:t>📌</w:t>
+      </w:r>
+      <w:r>
+        <w:rPr>
+          <w:rFonts w:ascii="標楷體" w:eastAsia="標楷體" w:hAnsi="標楷體" w:cs="Segoe UI Emoji"/>
+        </w:rPr>
+        <w:t xml:space="preserve"> 對應版本：v0.5.1</w:t>
+      </w:r>
+    </w:p>
+    <w:p>
+      <w:pPr>
+        <w:spacing w:before="120" w:after="120" w:line="336" w:lineRule="auto"/>
+        <w:rPr>
+          <w:rFonts w:ascii="標楷體" w:eastAsia="標楷體" w:hAnsi="標楷體" w:cs="Segoe UI Emoji"/>
+        </w:rPr>
+      </w:pPr>
+    </w:p>
+    <w:p>
+      <w:pPr>
+        <w:spacing w:before="120" w:after="120" w:line="336" w:lineRule="auto"/>
+        <w:rPr>
+          <w:rFonts w:ascii="標楷體" w:eastAsia="標楷體" w:hAnsi="標楷體" w:cs="Segoe UI Emoji" w:hint="eastAsia"/>
+          <w:lang w:eastAsia="zh-CN"/>
+        </w:rPr>
+      </w:pPr>
       <w:r>
         <w:rPr>
           <w:rFonts w:ascii="Segoe UI Emoji" w:eastAsia="標楷體" w:hAnsi="Segoe UI Emoji" w:cs="Segoe UI Emoji"/>
         </w:rPr>
-        <w:t>)</w:t>
-      </w:r>
-    </w:p>
-    <w:p>
-      <w:pPr>
-        <w:spacing w:before="120" w:after="120" w:line="336" w:lineRule="auto"/>
+        <w:t>🚨</w:t>
+      </w:r>
+      <w:r>
+        <w:rPr>
+          <w:rFonts w:ascii="標楷體" w:eastAsia="標楷體" w:hAnsi="標楷體" w:cs="Segoe UI Emoji"/>
+        </w:rPr>
+        <w:t xml:space="preserve"> 16. PHP 變數命名衝突與</w:t>
+      </w:r>
+      <w:proofErr w:type="gramStart"/>
+      <w:r>
+        <w:rPr>
+          <w:rFonts w:ascii="標楷體" w:eastAsia="標楷體" w:hAnsi="標楷體" w:cs="Segoe UI Emoji"/>
+        </w:rPr>
+        <w:t>靜態切版未</w:t>
+      </w:r>
+      <w:proofErr w:type="gramEnd"/>
+      <w:r>
+        <w:rPr>
+          <w:rFonts w:ascii="標楷體" w:eastAsia="標楷體" w:hAnsi="標楷體" w:cs="Segoe UI Emoji"/>
+        </w:rPr>
+        <w:t>動態化 (CMS)</w:t>
+      </w:r>
+    </w:p>
+    <w:p>
+      <w:pPr>
+        <w:spacing w:before="120" w:after="120" w:line="336" w:lineRule="auto"/>
+        <w:rPr>
+          <w:rFonts w:ascii="標楷體" w:eastAsia="標楷體" w:hAnsi="標楷體" w:cs="Segoe UI Emoji" w:hint="eastAsia"/>
+          <w:lang w:eastAsia="zh-CN"/>
+        </w:rPr>
+      </w:pPr>
+      <w:r>
         <w:rPr>
           <w:rFonts w:ascii="Segoe UI Emoji" w:eastAsia="標楷體" w:hAnsi="Segoe UI Emoji" w:cs="Segoe UI Emoji"/>
         </w:rPr>
+        <w:lastRenderedPageBreak/>
+        <w:t>🔍</w:t>
+      </w:r>
+      <w:r>
+        <w:rPr>
+          <w:rFonts w:ascii="標楷體" w:eastAsia="標楷體" w:hAnsi="標楷體" w:cs="Segoe UI Emoji"/>
+        </w:rPr>
+        <w:t xml:space="preserve"> 當時狀況：管理員已成功將新分類寫入資料庫，但</w:t>
+      </w:r>
+      <w:proofErr w:type="gramStart"/>
+      <w:r>
+        <w:rPr>
+          <w:rFonts w:ascii="標楷體" w:eastAsia="標楷體" w:hAnsi="標楷體" w:cs="Segoe UI Emoji"/>
+        </w:rPr>
+        <w:t>前端尋書</w:t>
+      </w:r>
+      <w:proofErr w:type="gramEnd"/>
+      <w:r>
+        <w:rPr>
+          <w:rFonts w:ascii="標楷體" w:eastAsia="標楷體" w:hAnsi="標楷體" w:cs="Segoe UI Emoji"/>
+        </w:rPr>
+        <w:t xml:space="preserve">大廳與捐書表單依然只顯示舊有分類；同時 </w:t>
+      </w:r>
+      <w:proofErr w:type="spellStart"/>
+      <w:r>
+        <w:rPr>
+          <w:rFonts w:ascii="標楷體" w:eastAsia="標楷體" w:hAnsi="標楷體" w:cs="Segoe UI Emoji"/>
+        </w:rPr>
+        <w:t>search.php</w:t>
+      </w:r>
+      <w:proofErr w:type="spellEnd"/>
+      <w:r>
+        <w:rPr>
+          <w:rFonts w:ascii="標楷體" w:eastAsia="標楷體" w:hAnsi="標楷體" w:cs="Segoe UI Emoji"/>
+        </w:rPr>
+        <w:t xml:space="preserve"> 發生左側 Checkbox 無法記憶勾選狀態的問題。</w:t>
+      </w:r>
+    </w:p>
+    <w:p>
+      <w:pPr>
+        <w:spacing w:before="120" w:after="120" w:line="336" w:lineRule="auto"/>
+        <w:rPr>
+          <w:rFonts w:ascii="標楷體" w:eastAsia="標楷體" w:hAnsi="標楷體" w:cs="Segoe UI Emoji" w:hint="eastAsia"/>
+          <w:lang w:eastAsia="zh-CN"/>
+        </w:rPr>
       </w:pPr>
       <w:r>
         <w:rPr>
           <w:rFonts w:ascii="Segoe UI Emoji" w:eastAsia="標楷體" w:hAnsi="Segoe UI Emoji" w:cs="Segoe UI Emoji"/>
-        </w:rPr>
-        <w:lastRenderedPageBreak/>
-        <w:t xml:space="preserve">🔍 </w:t>
-      </w:r>
+          <w:lang w:eastAsia="zh-CN"/>
+        </w:rPr>
+        <w:t>💡</w:t>
+      </w:r>
+      <w:r>
+        <w:rPr>
+          <w:rFonts w:ascii="標楷體" w:eastAsia="標楷體" w:hAnsi="標楷體" w:cs="Segoe UI Emoji"/>
+          <w:lang w:eastAsia="zh-CN"/>
+        </w:rPr>
+        <w:t xml:space="preserve"> 解決方式：</w:t>
+      </w:r>
+    </w:p>
+    <w:p>
+      <w:pPr>
+        <w:spacing w:before="120" w:after="120" w:line="336" w:lineRule="auto"/>
+        <w:rPr>
+          <w:rFonts w:ascii="標楷體" w:eastAsia="標楷體" w:hAnsi="標楷體" w:cs="Segoe UI Emoji" w:hint="eastAsia"/>
+          <w:lang w:eastAsia="zh-CN"/>
+        </w:rPr>
+      </w:pPr>
+      <w:r>
+        <w:rPr>
+          <w:rFonts w:ascii="標楷體" w:eastAsia="標楷體" w:hAnsi="標楷體" w:cs="Segoe UI Emoji" w:hint="eastAsia"/>
+          <w:lang w:eastAsia="zh-CN"/>
+        </w:rPr>
+        <w:t>變</w:t>
+      </w:r>
+      <w:proofErr w:type="gramStart"/>
+      <w:r>
+        <w:rPr>
+          <w:rFonts w:ascii="標楷體" w:eastAsia="標楷體" w:hAnsi="標楷體" w:cs="Segoe UI Emoji" w:hint="eastAsia"/>
+          <w:lang w:eastAsia="zh-CN"/>
+        </w:rPr>
+        <w:t>數</w:t>
+      </w:r>
+      <w:proofErr w:type="gramEnd"/>
+      <w:r>
+        <w:rPr>
+          <w:rFonts w:ascii="標楷體" w:eastAsia="標楷體" w:hAnsi="標楷體" w:cs="Segoe UI Emoji" w:hint="eastAsia"/>
+          <w:lang w:eastAsia="zh-CN"/>
+        </w:rPr>
+        <w:t>衝突：</w:t>
+      </w:r>
+      <w:proofErr w:type="spellStart"/>
+      <w:r>
+        <w:rPr>
+          <w:rFonts w:ascii="標楷體" w:eastAsia="標楷體" w:hAnsi="標楷體" w:cs="Segoe UI Emoji"/>
+          <w:lang w:eastAsia="zh-CN"/>
+        </w:rPr>
+        <w:t>search.php</w:t>
+      </w:r>
+      <w:proofErr w:type="spellEnd"/>
+      <w:r>
+        <w:rPr>
+          <w:rFonts w:ascii="標楷體" w:eastAsia="標楷體" w:hAnsi="標楷體" w:cs="Segoe UI Emoji"/>
+          <w:lang w:eastAsia="zh-CN"/>
+        </w:rPr>
+        <w:t xml:space="preserve"> 中接收 GET </w:t>
+      </w:r>
+      <w:proofErr w:type="gramStart"/>
+      <w:r>
+        <w:rPr>
+          <w:rFonts w:ascii="標楷體" w:eastAsia="標楷體" w:hAnsi="標楷體" w:cs="Segoe UI Emoji"/>
+          <w:lang w:eastAsia="zh-CN"/>
+        </w:rPr>
+        <w:t>參數</w:t>
+      </w:r>
+      <w:proofErr w:type="gramEnd"/>
+      <w:r>
+        <w:rPr>
+          <w:rFonts w:ascii="標楷體" w:eastAsia="標楷體" w:hAnsi="標楷體" w:cs="Segoe UI Emoji"/>
+          <w:lang w:eastAsia="zh-CN"/>
+        </w:rPr>
+        <w:t>的 $categories 與</w:t>
+      </w:r>
+      <w:proofErr w:type="gramStart"/>
+      <w:r>
+        <w:rPr>
+          <w:rFonts w:ascii="標楷體" w:eastAsia="標楷體" w:hAnsi="標楷體" w:cs="Segoe UI Emoji"/>
+          <w:lang w:eastAsia="zh-CN"/>
+        </w:rPr>
+        <w:t>撈</w:t>
+      </w:r>
+      <w:proofErr w:type="gramEnd"/>
+      <w:r>
+        <w:rPr>
+          <w:rFonts w:ascii="標楷體" w:eastAsia="標楷體" w:hAnsi="標楷體" w:cs="Segoe UI Emoji"/>
+          <w:lang w:eastAsia="zh-CN"/>
+        </w:rPr>
+        <w:t>取資料</w:t>
+      </w:r>
+      <w:proofErr w:type="gramStart"/>
+      <w:r>
+        <w:rPr>
+          <w:rFonts w:ascii="標楷體" w:eastAsia="標楷體" w:hAnsi="標楷體" w:cs="Segoe UI Emoji"/>
+          <w:lang w:eastAsia="zh-CN"/>
+        </w:rPr>
+        <w:t>庫</w:t>
+      </w:r>
+      <w:proofErr w:type="gramEnd"/>
+      <w:r>
+        <w:rPr>
+          <w:rFonts w:ascii="標楷體" w:eastAsia="標楷體" w:hAnsi="標楷體" w:cs="Segoe UI Emoji"/>
+          <w:lang w:eastAsia="zh-CN"/>
+        </w:rPr>
+        <w:t>結果的 $categories 發生同名覆蓋。解法</w:t>
+      </w:r>
+      <w:proofErr w:type="gramStart"/>
+      <w:r>
+        <w:rPr>
+          <w:rFonts w:ascii="標楷體" w:eastAsia="標楷體" w:hAnsi="標楷體" w:cs="Segoe UI Emoji"/>
+          <w:lang w:eastAsia="zh-CN"/>
+        </w:rPr>
+        <w:t>為將</w:t>
+      </w:r>
+      <w:proofErr w:type="gramEnd"/>
+      <w:r>
+        <w:rPr>
+          <w:rFonts w:ascii="標楷體" w:eastAsia="標楷體" w:hAnsi="標楷體" w:cs="Segoe UI Emoji"/>
+          <w:lang w:eastAsia="zh-CN"/>
+        </w:rPr>
+        <w:t>變</w:t>
+      </w:r>
+      <w:proofErr w:type="gramStart"/>
+      <w:r>
+        <w:rPr>
+          <w:rFonts w:ascii="標楷體" w:eastAsia="標楷體" w:hAnsi="標楷體" w:cs="Segoe UI Emoji"/>
+          <w:lang w:eastAsia="zh-CN"/>
+        </w:rPr>
+        <w:t>數</w:t>
+      </w:r>
+      <w:proofErr w:type="gramEnd"/>
+      <w:r>
+        <w:rPr>
+          <w:rFonts w:ascii="標楷體" w:eastAsia="標楷體" w:hAnsi="標楷體" w:cs="Segoe UI Emoji"/>
+          <w:lang w:eastAsia="zh-CN"/>
+        </w:rPr>
+        <w:t>明確分離</w:t>
+      </w:r>
+      <w:proofErr w:type="gramStart"/>
+      <w:r>
+        <w:rPr>
+          <w:rFonts w:ascii="標楷體" w:eastAsia="標楷體" w:hAnsi="標楷體" w:cs="Segoe UI Emoji"/>
+          <w:lang w:eastAsia="zh-CN"/>
+        </w:rPr>
+        <w:t>為</w:t>
+      </w:r>
+      <w:proofErr w:type="gramEnd"/>
+      <w:r>
+        <w:rPr>
+          <w:rFonts w:ascii="標楷體" w:eastAsia="標楷體" w:hAnsi="標楷體" w:cs="Segoe UI Emoji"/>
+          <w:lang w:eastAsia="zh-CN"/>
+        </w:rPr>
+        <w:t xml:space="preserve"> $</w:t>
+      </w:r>
+      <w:proofErr w:type="spellStart"/>
+      <w:r>
+        <w:rPr>
+          <w:rFonts w:ascii="標楷體" w:eastAsia="標楷體" w:hAnsi="標楷體" w:cs="Segoe UI Emoji"/>
+          <w:lang w:eastAsia="zh-CN"/>
+        </w:rPr>
+        <w:t>selected_categories</w:t>
+      </w:r>
+      <w:proofErr w:type="spellEnd"/>
+      <w:r>
+        <w:rPr>
+          <w:rFonts w:ascii="標楷體" w:eastAsia="標楷體" w:hAnsi="標楷體" w:cs="Segoe UI Emoji"/>
+          <w:lang w:eastAsia="zh-CN"/>
+        </w:rPr>
+        <w:t xml:space="preserve"> 與 $</w:t>
+      </w:r>
+      <w:proofErr w:type="spellStart"/>
+      <w:r>
+        <w:rPr>
+          <w:rFonts w:ascii="標楷體" w:eastAsia="標楷體" w:hAnsi="標楷體" w:cs="Segoe UI Emoji"/>
+          <w:lang w:eastAsia="zh-CN"/>
+        </w:rPr>
+        <w:t>all_categories</w:t>
+      </w:r>
+      <w:proofErr w:type="spellEnd"/>
+      <w:r>
+        <w:rPr>
+          <w:rFonts w:ascii="標楷體" w:eastAsia="標楷體" w:hAnsi="標楷體" w:cs="Segoe UI Emoji"/>
+          <w:lang w:eastAsia="zh-CN"/>
+        </w:rPr>
+        <w:t>。</w:t>
+      </w:r>
+    </w:p>
+    <w:p>
+      <w:pPr>
+        <w:spacing w:before="120" w:after="120" w:line="336" w:lineRule="auto"/>
+        <w:rPr>
+          <w:rFonts w:ascii="標楷體" w:eastAsia="標楷體" w:hAnsi="標楷體" w:cs="Segoe UI Emoji" w:hint="eastAsia"/>
+          <w:lang w:eastAsia="zh-CN"/>
+        </w:rPr>
+      </w:pPr>
+      <w:r>
+        <w:rPr>
+          <w:rFonts w:ascii="標楷體" w:eastAsia="標楷體" w:hAnsi="標楷體" w:cs="Segoe UI Emoji" w:hint="eastAsia"/>
+          <w:lang w:eastAsia="zh-CN"/>
+        </w:rPr>
+        <w:t>資料驅</w:t>
+      </w:r>
+      <w:proofErr w:type="gramStart"/>
+      <w:r>
+        <w:rPr>
+          <w:rFonts w:ascii="標楷體" w:eastAsia="標楷體" w:hAnsi="標楷體" w:cs="Segoe UI Emoji" w:hint="eastAsia"/>
+          <w:lang w:eastAsia="zh-CN"/>
+        </w:rPr>
+        <w:t>動</w:t>
+      </w:r>
+      <w:proofErr w:type="gramEnd"/>
+      <w:r>
+        <w:rPr>
+          <w:rFonts w:ascii="標楷體" w:eastAsia="標楷體" w:hAnsi="標楷體" w:cs="Segoe UI Emoji"/>
+          <w:lang w:eastAsia="zh-CN"/>
+        </w:rPr>
+        <w:t xml:space="preserve"> (Data-Driven)：</w:t>
+      </w:r>
+      <w:proofErr w:type="gramStart"/>
+      <w:r>
+        <w:rPr>
+          <w:rFonts w:ascii="標楷體" w:eastAsia="標楷體" w:hAnsi="標楷體" w:cs="Segoe UI Emoji"/>
+          <w:lang w:eastAsia="zh-CN"/>
+        </w:rPr>
+        <w:t>將</w:t>
+      </w:r>
+      <w:proofErr w:type="gramEnd"/>
+      <w:r>
+        <w:rPr>
+          <w:rFonts w:ascii="標楷體" w:eastAsia="標楷體" w:hAnsi="標楷體" w:cs="Segoe UI Emoji"/>
+          <w:lang w:eastAsia="zh-CN"/>
+        </w:rPr>
+        <w:t>全站（包含大廳、捐</w:t>
+      </w:r>
+      <w:proofErr w:type="gramStart"/>
+      <w:r>
+        <w:rPr>
+          <w:rFonts w:ascii="標楷體" w:eastAsia="標楷體" w:hAnsi="標楷體" w:cs="Segoe UI Emoji"/>
+          <w:lang w:eastAsia="zh-CN"/>
+        </w:rPr>
+        <w:t>書</w:t>
+      </w:r>
+      <w:proofErr w:type="gramEnd"/>
+      <w:r>
+        <w:rPr>
+          <w:rFonts w:ascii="標楷體" w:eastAsia="標楷體" w:hAnsi="標楷體" w:cs="Segoe UI Emoji"/>
+          <w:lang w:eastAsia="zh-CN"/>
+        </w:rPr>
+        <w:t>頁、編輯頁）原本「寫死」在 HTML 中的 &lt;button&gt; 與 &lt;option&gt;，全面升級</w:t>
+      </w:r>
+      <w:proofErr w:type="gramStart"/>
+      <w:r>
+        <w:rPr>
+          <w:rFonts w:ascii="標楷體" w:eastAsia="標楷體" w:hAnsi="標楷體" w:cs="Segoe UI Emoji"/>
+          <w:lang w:eastAsia="zh-CN"/>
+        </w:rPr>
+        <w:t>為從</w:t>
+      </w:r>
+      <w:proofErr w:type="gramEnd"/>
+      <w:r>
+        <w:rPr>
+          <w:rFonts w:ascii="標楷體" w:eastAsia="標楷體" w:hAnsi="標楷體" w:cs="Segoe UI Emoji"/>
+          <w:lang w:eastAsia="zh-CN"/>
+        </w:rPr>
+        <w:t>資料</w:t>
+      </w:r>
+      <w:proofErr w:type="gramStart"/>
+      <w:r>
+        <w:rPr>
+          <w:rFonts w:ascii="標楷體" w:eastAsia="標楷體" w:hAnsi="標楷體" w:cs="Segoe UI Emoji"/>
+          <w:lang w:eastAsia="zh-CN"/>
+        </w:rPr>
+        <w:t>庫</w:t>
+      </w:r>
+      <w:proofErr w:type="gramEnd"/>
+      <w:r>
+        <w:rPr>
+          <w:rFonts w:ascii="標楷體" w:eastAsia="標楷體" w:hAnsi="標楷體" w:cs="Segoe UI Emoji"/>
+          <w:lang w:eastAsia="zh-CN"/>
+        </w:rPr>
+        <w:t xml:space="preserve"> SELECT * FROM Category，並透過 foreach </w:t>
+      </w:r>
+      <w:proofErr w:type="gramStart"/>
+      <w:r>
+        <w:rPr>
+          <w:rFonts w:ascii="標楷體" w:eastAsia="標楷體" w:hAnsi="標楷體" w:cs="Segoe UI Emoji"/>
+          <w:lang w:eastAsia="zh-CN"/>
+        </w:rPr>
+        <w:t>動</w:t>
+      </w:r>
+      <w:proofErr w:type="gramEnd"/>
+      <w:r>
+        <w:rPr>
+          <w:rFonts w:ascii="標楷體" w:eastAsia="標楷體" w:hAnsi="標楷體" w:cs="Segoe UI Emoji"/>
+          <w:lang w:eastAsia="zh-CN"/>
+        </w:rPr>
+        <w:t>態迴圈渲染，</w:t>
+      </w:r>
+      <w:proofErr w:type="gramStart"/>
+      <w:r>
+        <w:rPr>
+          <w:rFonts w:ascii="標楷體" w:eastAsia="標楷體" w:hAnsi="標楷體" w:cs="Segoe UI Emoji"/>
+          <w:lang w:eastAsia="zh-CN"/>
+        </w:rPr>
+        <w:t>徹</w:t>
+      </w:r>
+      <w:proofErr w:type="gramEnd"/>
+      <w:r>
+        <w:rPr>
+          <w:rFonts w:ascii="標楷體" w:eastAsia="標楷體" w:hAnsi="標楷體" w:cs="Segoe UI Emoji"/>
+          <w:lang w:eastAsia="zh-CN"/>
+        </w:rPr>
+        <w:t>底完成</w:t>
+      </w:r>
+      <w:proofErr w:type="gramStart"/>
+      <w:r>
+        <w:rPr>
+          <w:rFonts w:ascii="標楷體" w:eastAsia="標楷體" w:hAnsi="標楷體" w:cs="Segoe UI Emoji"/>
+          <w:lang w:eastAsia="zh-CN"/>
+        </w:rPr>
+        <w:t>內</w:t>
+      </w:r>
+      <w:proofErr w:type="gramEnd"/>
+      <w:r>
+        <w:rPr>
+          <w:rFonts w:ascii="標楷體" w:eastAsia="標楷體" w:hAnsi="標楷體" w:cs="Segoe UI Emoji"/>
+          <w:lang w:eastAsia="zh-CN"/>
+        </w:rPr>
+        <w:t>容管理系統 (CMS) 的資料連</w:t>
+      </w:r>
+      <w:proofErr w:type="gramStart"/>
+      <w:r>
+        <w:rPr>
+          <w:rFonts w:ascii="標楷體" w:eastAsia="標楷體" w:hAnsi="標楷體" w:cs="Segoe UI Emoji"/>
+          <w:lang w:eastAsia="zh-CN"/>
+        </w:rPr>
+        <w:t>動</w:t>
+      </w:r>
+      <w:proofErr w:type="gramEnd"/>
+      <w:r>
+        <w:rPr>
+          <w:rFonts w:ascii="標楷體" w:eastAsia="標楷體" w:hAnsi="標楷體" w:cs="Segoe UI Emoji"/>
+          <w:lang w:eastAsia="zh-CN"/>
+        </w:rPr>
+        <w:t>。</w:t>
+      </w:r>
+    </w:p>
+    <w:p>
+      <w:pPr>
+        <w:spacing w:before="120" w:after="120" w:line="336" w:lineRule="auto"/>
+        <w:rPr>
+          <w:rFonts w:ascii="標楷體" w:eastAsia="標楷體" w:hAnsi="標楷體" w:cs="Segoe UI Emoji" w:hint="eastAsia"/>
+          <w:lang w:eastAsia="zh-CN"/>
+        </w:rPr>
+      </w:pPr>
       <w:r>
         <w:rPr>
           <w:rFonts w:ascii="Segoe UI Emoji" w:eastAsia="標楷體" w:hAnsi="Segoe UI Emoji" w:cs="Segoe UI Emoji"/>
-        </w:rPr>
-        <w:t>當時狀況：</w:t>
-      </w:r>
-      <w:r>
-        <w:rPr>
-          <w:rFonts w:ascii="Segoe UI Emoji" w:eastAsia="標楷體" w:hAnsi="Segoe UI Emoji" w:cs="Segoe UI Emoji"/>
+          <w:lang w:eastAsia="zh-CN"/>
+        </w:rPr>
+        <w:t>📌</w:t>
+      </w:r>
+      <w:r>
+        <w:rPr>
+          <w:rFonts w:ascii="標楷體" w:eastAsia="標楷體" w:hAnsi="標楷體" w:cs="Segoe UI Emoji"/>
+          <w:lang w:eastAsia="zh-CN"/>
         </w:rPr>
         <w:t xml:space="preserve"> </w:t>
       </w:r>
       <w:proofErr w:type="gramStart"/>
       <w:r>
         <w:rPr>
-          <w:rFonts w:ascii="Segoe UI Emoji" w:eastAsia="標楷體" w:hAnsi="Segoe UI Emoji" w:cs="Segoe UI Emoji"/>
-        </w:rPr>
-        <w:t>實作捐書</w:t>
+          <w:rFonts w:ascii="標楷體" w:eastAsia="標楷體" w:hAnsi="標楷體" w:cs="Segoe UI Emoji"/>
+          <w:lang w:eastAsia="zh-CN"/>
+        </w:rPr>
+        <w:t>對應</w:t>
       </w:r>
       <w:proofErr w:type="gramEnd"/>
       <w:r>
         <w:rPr>
-          <w:rFonts w:ascii="Segoe UI Emoji" w:eastAsia="標楷體" w:hAnsi="Segoe UI Emoji" w:cs="Segoe UI Emoji"/>
-        </w:rPr>
-        <w:t>表單時，如果只使用一般的</w:t>
-      </w:r>
-      <w:r>
-        <w:rPr>
-          <w:rFonts w:ascii="Segoe UI Emoji" w:eastAsia="標楷體" w:hAnsi="Segoe UI Emoji" w:cs="Segoe UI Emoji"/>
-        </w:rPr>
-        <w:t xml:space="preserve"> &lt;form method="POST"&gt;</w:t>
-      </w:r>
-      <w:r>
-        <w:rPr>
-          <w:rFonts w:ascii="Segoe UI Emoji" w:eastAsia="標楷體" w:hAnsi="Segoe UI Emoji" w:cs="Segoe UI Emoji"/>
-        </w:rPr>
-        <w:t>，後端</w:t>
-      </w:r>
-      <w:r>
-        <w:rPr>
-          <w:rFonts w:ascii="Segoe UI Emoji" w:eastAsia="標楷體" w:hAnsi="Segoe UI Emoji" w:cs="Segoe UI Emoji"/>
-        </w:rPr>
-        <w:t xml:space="preserve"> PHP </w:t>
-      </w:r>
-      <w:r>
-        <w:rPr>
-          <w:rFonts w:ascii="Segoe UI Emoji" w:eastAsia="標楷體" w:hAnsi="Segoe UI Emoji" w:cs="Segoe UI Emoji"/>
-        </w:rPr>
-        <w:t>的</w:t>
-      </w:r>
-      <w:r>
-        <w:rPr>
-          <w:rFonts w:ascii="Segoe UI Emoji" w:eastAsia="標楷體" w:hAnsi="Segoe UI Emoji" w:cs="Segoe UI Emoji"/>
-        </w:rPr>
-        <w:t xml:space="preserve"> $_FILES </w:t>
-      </w:r>
-      <w:r>
-        <w:rPr>
-          <w:rFonts w:ascii="Segoe UI Emoji" w:eastAsia="標楷體" w:hAnsi="Segoe UI Emoji" w:cs="Segoe UI Emoji"/>
-        </w:rPr>
-        <w:t>變數會完全收不到圖片資料，導致系統判定未上傳檔案。</w:t>
-      </w:r>
-    </w:p>
-    <w:p>
-      <w:pPr>
-        <w:spacing w:before="120" w:after="120" w:line="336" w:lineRule="auto"/>
-        <w:rPr>
-          <w:rFonts w:ascii="Segoe UI Emoji" w:eastAsia="標楷體" w:hAnsi="Segoe UI Emoji" w:cs="Segoe UI Emoji"/>
-        </w:rPr>
-      </w:pPr>
-      <w:r>
-        <w:rPr>
-          <w:rFonts w:ascii="Segoe UI Emoji" w:eastAsia="標楷體" w:hAnsi="Segoe UI Emoji" w:cs="Segoe UI Emoji"/>
-        </w:rPr>
-        <w:t xml:space="preserve">💡 </w:t>
-      </w:r>
-      <w:r>
-        <w:rPr>
-          <w:rFonts w:ascii="Segoe UI Emoji" w:eastAsia="標楷體" w:hAnsi="Segoe UI Emoji" w:cs="Segoe UI Emoji"/>
-        </w:rPr>
-        <w:t>解決方式：</w:t>
-      </w:r>
-      <w:r>
-        <w:rPr>
-          <w:rFonts w:ascii="Segoe UI Emoji" w:eastAsia="標楷體" w:hAnsi="Segoe UI Emoji" w:cs="Segoe UI Emoji"/>
-        </w:rPr>
-        <w:t xml:space="preserve"> </w:t>
-      </w:r>
-      <w:r>
-        <w:rPr>
-          <w:rFonts w:ascii="Segoe UI Emoji" w:eastAsia="標楷體" w:hAnsi="Segoe UI Emoji" w:cs="Segoe UI Emoji"/>
-        </w:rPr>
-        <w:t>這是新手</w:t>
-      </w:r>
-      <w:proofErr w:type="gramStart"/>
-      <w:r>
-        <w:rPr>
-          <w:rFonts w:ascii="Segoe UI Emoji" w:eastAsia="標楷體" w:hAnsi="Segoe UI Emoji" w:cs="Segoe UI Emoji"/>
-        </w:rPr>
-        <w:t>最常踩的</w:t>
-      </w:r>
-      <w:proofErr w:type="gramEnd"/>
-      <w:r>
-        <w:rPr>
-          <w:rFonts w:ascii="Segoe UI Emoji" w:eastAsia="標楷體" w:hAnsi="Segoe UI Emoji" w:cs="Segoe UI Emoji"/>
-        </w:rPr>
-        <w:t>坑。必須強制在</w:t>
-      </w:r>
-      <w:r>
-        <w:rPr>
-          <w:rFonts w:ascii="Segoe UI Emoji" w:eastAsia="標楷體" w:hAnsi="Segoe UI Emoji" w:cs="Segoe UI Emoji"/>
-        </w:rPr>
-        <w:t xml:space="preserve"> HTML </w:t>
-      </w:r>
-      <w:r>
-        <w:rPr>
-          <w:rFonts w:ascii="Segoe UI Emoji" w:eastAsia="標楷體" w:hAnsi="Segoe UI Emoji" w:cs="Segoe UI Emoji"/>
-        </w:rPr>
-        <w:t>表單加入</w:t>
-      </w:r>
-      <w:r>
-        <w:rPr>
-          <w:rFonts w:ascii="Segoe UI Emoji" w:eastAsia="標楷體" w:hAnsi="Segoe UI Emoji" w:cs="Segoe UI Emoji"/>
-        </w:rPr>
-        <w:t xml:space="preserve"> </w:t>
-      </w:r>
-      <w:proofErr w:type="spellStart"/>
-      <w:r>
-        <w:rPr>
-          <w:rFonts w:ascii="Segoe UI Emoji" w:eastAsia="標楷體" w:hAnsi="Segoe UI Emoji" w:cs="Segoe UI Emoji"/>
-        </w:rPr>
-        <w:t>enctype</w:t>
-      </w:r>
-      <w:proofErr w:type="spellEnd"/>
-      <w:r>
-        <w:rPr>
-          <w:rFonts w:ascii="Segoe UI Emoji" w:eastAsia="標楷體" w:hAnsi="Segoe UI Emoji" w:cs="Segoe UI Emoji"/>
-        </w:rPr>
-        <w:t xml:space="preserve">="multipart/form-data" </w:t>
-      </w:r>
-      <w:r>
-        <w:rPr>
-          <w:rFonts w:ascii="Segoe UI Emoji" w:eastAsia="標楷體" w:hAnsi="Segoe UI Emoji" w:cs="Segoe UI Emoji"/>
-        </w:rPr>
-        <w:t>屬性，讓瀏覽器知道這份表單包含「二進位實體檔案」，才能順利打通前後端的圖片傳輸通道。</w:t>
-      </w:r>
-    </w:p>
-    <w:p>
-      <w:pPr>
-        <w:spacing w:before="120" w:after="120" w:line="336" w:lineRule="auto"/>
-        <w:rPr>
-          <w:rFonts w:ascii="Segoe UI Emoji" w:eastAsia="標楷體" w:hAnsi="Segoe UI Emoji" w:cs="Segoe UI Emoji"/>
-        </w:rPr>
-      </w:pPr>
-      <w:r>
-        <w:rPr>
-          <w:rFonts w:ascii="Segoe UI Emoji" w:eastAsia="標楷體" w:hAnsi="Segoe UI Emoji" w:cs="Segoe UI Emoji"/>
-        </w:rPr>
-        <w:t xml:space="preserve">📌 </w:t>
-      </w:r>
-      <w:r>
-        <w:rPr>
-          <w:rFonts w:ascii="Segoe UI Emoji" w:eastAsia="標楷體" w:hAnsi="Segoe UI Emoji" w:cs="Segoe UI Emoji"/>
-        </w:rPr>
-        <w:t>對應版本：</w:t>
-      </w:r>
-      <w:r>
-        <w:rPr>
-          <w:rFonts w:ascii="Segoe UI Emoji" w:eastAsia="標楷體" w:hAnsi="Segoe UI Emoji" w:cs="Segoe UI Emoji"/>
-        </w:rPr>
-        <w:t xml:space="preserve"> v0.3.5</w:t>
-      </w:r>
-    </w:p>
-    <w:p>
-      <w:pPr>
-        <w:spacing w:before="120" w:after="120" w:line="336" w:lineRule="auto"/>
-        <w:rPr>
-          <w:rFonts w:ascii="Segoe UI Emoji" w:eastAsia="標楷體" w:hAnsi="Segoe UI Emoji" w:cs="Segoe UI Emoji"/>
-        </w:rPr>
-      </w:pPr>
-    </w:p>
-    <w:p>
-      <w:pPr>
-        <w:spacing w:before="120" w:after="120" w:line="336" w:lineRule="auto"/>
-        <w:rPr>
-          <w:rFonts w:ascii="Segoe UI Emoji" w:eastAsia="標楷體" w:hAnsi="Segoe UI Emoji" w:cs="Segoe UI Emoji"/>
-        </w:rPr>
-      </w:pPr>
-      <w:r>
-        <w:rPr>
-          <w:rFonts w:ascii="Segoe UI Emoji" w:eastAsia="標楷體" w:hAnsi="Segoe UI Emoji" w:cs="Segoe UI Emoji"/>
-        </w:rPr>
-        <w:t xml:space="preserve">🚨 10. </w:t>
-      </w:r>
-      <w:r>
-        <w:rPr>
-          <w:rFonts w:ascii="Segoe UI Emoji" w:eastAsia="標楷體" w:hAnsi="Segoe UI Emoji" w:cs="Segoe UI Emoji"/>
-        </w:rPr>
-        <w:t>上傳同名圖片導致伺服器檔案覆蓋</w:t>
-      </w:r>
-    </w:p>
-    <w:p>
-      <w:pPr>
-        <w:spacing w:before="120" w:after="120" w:line="336" w:lineRule="auto"/>
-        <w:rPr>
-          <w:rFonts w:ascii="Segoe UI Emoji" w:eastAsia="標楷體" w:hAnsi="Segoe UI Emoji" w:cs="Segoe UI Emoji"/>
-        </w:rPr>
-      </w:pPr>
-      <w:r>
-        <w:rPr>
-          <w:rFonts w:ascii="Segoe UI Emoji" w:eastAsia="標楷體" w:hAnsi="Segoe UI Emoji" w:cs="Segoe UI Emoji"/>
-        </w:rPr>
-        <w:t xml:space="preserve">🔍 </w:t>
-      </w:r>
-      <w:r>
-        <w:rPr>
-          <w:rFonts w:ascii="Segoe UI Emoji" w:eastAsia="標楷體" w:hAnsi="Segoe UI Emoji" w:cs="Segoe UI Emoji"/>
-        </w:rPr>
-        <w:t>當時狀況：</w:t>
-      </w:r>
-      <w:r>
-        <w:rPr>
-          <w:rFonts w:ascii="Segoe UI Emoji" w:eastAsia="標楷體" w:hAnsi="Segoe UI Emoji" w:cs="Segoe UI Emoji"/>
-        </w:rPr>
-        <w:t xml:space="preserve"> </w:t>
-      </w:r>
-      <w:r>
-        <w:rPr>
-          <w:rFonts w:ascii="Segoe UI Emoji" w:eastAsia="標楷體" w:hAnsi="Segoe UI Emoji" w:cs="Segoe UI Emoji"/>
-        </w:rPr>
-        <w:t>不同的使用者在客戶端上傳圖片時，可能都將檔案命名為</w:t>
-      </w:r>
-      <w:r>
-        <w:rPr>
-          <w:rFonts w:ascii="Segoe UI Emoji" w:eastAsia="標楷體" w:hAnsi="Segoe UI Emoji" w:cs="Segoe UI Emoji"/>
-        </w:rPr>
-        <w:t xml:space="preserve"> cover.jpg </w:t>
-      </w:r>
-      <w:r>
-        <w:rPr>
-          <w:rFonts w:ascii="Segoe UI Emoji" w:eastAsia="標楷體" w:hAnsi="Segoe UI Emoji" w:cs="Segoe UI Emoji"/>
-        </w:rPr>
-        <w:t>或</w:t>
-      </w:r>
-      <w:r>
-        <w:rPr>
-          <w:rFonts w:ascii="Segoe UI Emoji" w:eastAsia="標楷體" w:hAnsi="Segoe UI Emoji" w:cs="Segoe UI Emoji"/>
-        </w:rPr>
-        <w:t xml:space="preserve"> test.jpg</w:t>
-      </w:r>
-      <w:r>
-        <w:rPr>
-          <w:rFonts w:ascii="Segoe UI Emoji" w:eastAsia="標楷體" w:hAnsi="Segoe UI Emoji" w:cs="Segoe UI Emoji"/>
-        </w:rPr>
-        <w:t>。若直接將客戶端檔名存入伺服器，後上傳的圖片會直接把前面使用者的圖片覆蓋掉，導致破圖或圖文不符。</w:t>
-      </w:r>
-    </w:p>
-    <w:p>
-      <w:pPr>
-        <w:spacing w:before="120" w:after="120" w:line="336" w:lineRule="auto"/>
-        <w:rPr>
-          <w:rFonts w:ascii="Segoe UI Emoji" w:eastAsia="標楷體" w:hAnsi="Segoe UI Emoji" w:cs="Segoe UI Emoji"/>
-        </w:rPr>
-      </w:pPr>
-      <w:r>
-        <w:rPr>
-          <w:rFonts w:ascii="Segoe UI Emoji" w:eastAsia="標楷體" w:hAnsi="Segoe UI Emoji" w:cs="Segoe UI Emoji"/>
-        </w:rPr>
-        <w:t xml:space="preserve">💡 </w:t>
-      </w:r>
-      <w:r>
-        <w:rPr>
-          <w:rFonts w:ascii="Segoe UI Emoji" w:eastAsia="標楷體" w:hAnsi="Segoe UI Emoji" w:cs="Segoe UI Emoji"/>
-        </w:rPr>
-        <w:t>解決方式：</w:t>
-      </w:r>
-      <w:r>
-        <w:rPr>
-          <w:rFonts w:ascii="Segoe UI Emoji" w:eastAsia="標楷體" w:hAnsi="Segoe UI Emoji" w:cs="Segoe UI Emoji"/>
-        </w:rPr>
-        <w:t xml:space="preserve"> </w:t>
-      </w:r>
-      <w:r>
-        <w:rPr>
-          <w:rFonts w:ascii="Segoe UI Emoji" w:eastAsia="標楷體" w:hAnsi="Segoe UI Emoji" w:cs="Segoe UI Emoji"/>
-        </w:rPr>
-        <w:t>在後端</w:t>
-      </w:r>
-      <w:r>
-        <w:rPr>
-          <w:rFonts w:ascii="Segoe UI Emoji" w:eastAsia="標楷體" w:hAnsi="Segoe UI Emoji" w:cs="Segoe UI Emoji"/>
-        </w:rPr>
-        <w:t xml:space="preserve"> API (</w:t>
-      </w:r>
-      <w:proofErr w:type="spellStart"/>
-      <w:r>
-        <w:rPr>
-          <w:rFonts w:ascii="Segoe UI Emoji" w:eastAsia="標楷體" w:hAnsi="Segoe UI Emoji" w:cs="Segoe UI Emoji"/>
-        </w:rPr>
-        <w:t>upload_book.php</w:t>
-      </w:r>
-      <w:proofErr w:type="spellEnd"/>
-      <w:r>
-        <w:rPr>
-          <w:rFonts w:ascii="Segoe UI Emoji" w:eastAsia="標楷體" w:hAnsi="Segoe UI Emoji" w:cs="Segoe UI Emoji"/>
-        </w:rPr>
-        <w:t xml:space="preserve">) </w:t>
-      </w:r>
-      <w:r>
-        <w:rPr>
-          <w:rFonts w:ascii="Segoe UI Emoji" w:eastAsia="標楷體" w:hAnsi="Segoe UI Emoji" w:cs="Segoe UI Emoji"/>
-        </w:rPr>
-        <w:t>接收檔案時，徹底捨棄原始檔名。改用</w:t>
-      </w:r>
-      <w:r>
-        <w:rPr>
-          <w:rFonts w:ascii="Segoe UI Emoji" w:eastAsia="標楷體" w:hAnsi="Segoe UI Emoji" w:cs="Segoe UI Emoji"/>
-        </w:rPr>
-        <w:t xml:space="preserve"> PHP </w:t>
-      </w:r>
-      <w:r>
-        <w:rPr>
-          <w:rFonts w:ascii="Segoe UI Emoji" w:eastAsia="標楷體" w:hAnsi="Segoe UI Emoji" w:cs="Segoe UI Emoji"/>
-        </w:rPr>
-        <w:t>的</w:t>
-      </w:r>
-      <w:r>
-        <w:rPr>
-          <w:rFonts w:ascii="Segoe UI Emoji" w:eastAsia="標楷體" w:hAnsi="Segoe UI Emoji" w:cs="Segoe UI Emoji"/>
-        </w:rPr>
-        <w:t xml:space="preserve"> </w:t>
-      </w:r>
-      <w:proofErr w:type="spellStart"/>
-      <w:r>
-        <w:rPr>
-          <w:rFonts w:ascii="Segoe UI Emoji" w:eastAsia="標楷體" w:hAnsi="Segoe UI Emoji" w:cs="Segoe UI Emoji"/>
-        </w:rPr>
-        <w:t>uniqid</w:t>
-      </w:r>
-      <w:proofErr w:type="spellEnd"/>
-      <w:r>
-        <w:rPr>
-          <w:rFonts w:ascii="Segoe UI Emoji" w:eastAsia="標楷體" w:hAnsi="Segoe UI Emoji" w:cs="Segoe UI Emoji"/>
-        </w:rPr>
-        <w:t xml:space="preserve">('book_') </w:t>
-      </w:r>
-      <w:r>
-        <w:rPr>
-          <w:rFonts w:ascii="Segoe UI Emoji" w:eastAsia="標楷體" w:hAnsi="Segoe UI Emoji" w:cs="Segoe UI Emoji"/>
-        </w:rPr>
-        <w:t>函數搭配原始副檔名，為每張圖片在伺服器端動態生成唯一且不重複的新檔名</w:t>
-      </w:r>
-      <w:proofErr w:type="gramStart"/>
-      <w:r>
-        <w:rPr>
-          <w:rFonts w:ascii="Segoe UI Emoji" w:eastAsia="標楷體" w:hAnsi="Segoe UI Emoji" w:cs="Segoe UI Emoji"/>
-        </w:rPr>
-        <w:t>（</w:t>
-      </w:r>
-      <w:proofErr w:type="gramEnd"/>
-      <w:r>
-        <w:rPr>
-          <w:rFonts w:ascii="Segoe UI Emoji" w:eastAsia="標楷體" w:hAnsi="Segoe UI Emoji" w:cs="Segoe UI Emoji"/>
-        </w:rPr>
-        <w:t>如</w:t>
-      </w:r>
-      <w:r>
-        <w:rPr>
-          <w:rFonts w:ascii="Segoe UI Emoji" w:eastAsia="標楷體" w:hAnsi="Segoe UI Emoji" w:cs="Segoe UI Emoji"/>
-        </w:rPr>
-        <w:t xml:space="preserve"> book_64a1b.jpg</w:t>
-      </w:r>
-      <w:proofErr w:type="gramStart"/>
-      <w:r>
-        <w:rPr>
-          <w:rFonts w:ascii="Segoe UI Emoji" w:eastAsia="標楷體" w:hAnsi="Segoe UI Emoji" w:cs="Segoe UI Emoji"/>
-        </w:rPr>
-        <w:t>）</w:t>
-      </w:r>
-      <w:proofErr w:type="gramEnd"/>
-      <w:r>
-        <w:rPr>
-          <w:rFonts w:ascii="Segoe UI Emoji" w:eastAsia="標楷體" w:hAnsi="Segoe UI Emoji" w:cs="Segoe UI Emoji"/>
-        </w:rPr>
-        <w:t>，從根本解決命名衝突。</w:t>
-      </w:r>
-    </w:p>
-    <w:p>
-      <w:pPr>
-        <w:spacing w:before="120" w:after="120" w:line="336" w:lineRule="auto"/>
-        <w:rPr>
-          <w:rFonts w:ascii="Segoe UI Emoji" w:eastAsia="DengXian" w:hAnsi="Segoe UI Emoji" w:cs="Segoe UI Emoji"/>
-        </w:rPr>
-      </w:pPr>
-      <w:r>
-        <w:rPr>
-          <w:rFonts w:ascii="Segoe UI Emoji" w:eastAsia="標楷體" w:hAnsi="Segoe UI Emoji" w:cs="Segoe UI Emoji"/>
-        </w:rPr>
-        <w:t xml:space="preserve">📌 </w:t>
-      </w:r>
-      <w:r>
-        <w:rPr>
-          <w:rFonts w:ascii="Segoe UI Emoji" w:eastAsia="標楷體" w:hAnsi="Segoe UI Emoji" w:cs="Segoe UI Emoji"/>
-        </w:rPr>
-        <w:t>對應版本：</w:t>
-      </w:r>
-      <w:r>
-        <w:rPr>
-          <w:rFonts w:ascii="Segoe UI Emoji" w:eastAsia="標楷體" w:hAnsi="Segoe UI Emoji" w:cs="Segoe UI Emoji"/>
-        </w:rPr>
-        <w:t xml:space="preserve"> v0.3.5</w:t>
-      </w:r>
-    </w:p>
-    <w:p>
-      <w:pPr>
-        <w:spacing w:before="120" w:after="120" w:line="336" w:lineRule="auto"/>
-        <w:rPr>
-          <w:rFonts w:ascii="Segoe UI Emoji" w:hAnsi="Segoe UI Emoji" w:cs="Segoe UI Emoji"/>
-        </w:rPr>
-      </w:pPr>
-    </w:p>
-    <w:p>
-      <w:pPr>
-        <w:spacing w:before="120" w:after="120" w:line="336" w:lineRule="auto"/>
-        <w:rPr>
-          <w:rFonts w:ascii="Segoe UI Emoji" w:hAnsi="Segoe UI Emoji" w:cs="Segoe UI Emoji"/>
-        </w:rPr>
-      </w:pPr>
-      <w:r>
-        <w:rPr>
-          <w:rFonts w:ascii="Segoe UI Emoji" w:hAnsi="Segoe UI Emoji" w:cs="Segoe UI Emoji"/>
-        </w:rPr>
-        <w:t xml:space="preserve">🚨 11. Git </w:t>
-      </w:r>
-      <w:r>
-        <w:rPr>
-          <w:rFonts w:ascii="Segoe UI Emoji" w:hAnsi="Segoe UI Emoji" w:cs="Segoe UI Emoji"/>
-        </w:rPr>
-        <w:t>版本</w:t>
-      </w:r>
-      <w:proofErr w:type="gramStart"/>
-      <w:r>
-        <w:rPr>
-          <w:rFonts w:ascii="Segoe UI Emoji" w:hAnsi="Segoe UI Emoji" w:cs="Segoe UI Emoji"/>
-        </w:rPr>
-        <w:t>號跳號且</w:t>
-      </w:r>
-      <w:proofErr w:type="gramEnd"/>
-      <w:r>
-        <w:rPr>
-          <w:rFonts w:ascii="Segoe UI Emoji" w:hAnsi="Segoe UI Emoji" w:cs="Segoe UI Emoji"/>
-        </w:rPr>
-        <w:t>已</w:t>
-      </w:r>
-      <w:r>
-        <w:rPr>
-          <w:rFonts w:ascii="Segoe UI Emoji" w:hAnsi="Segoe UI Emoji" w:cs="Segoe UI Emoji"/>
-        </w:rPr>
-        <w:t xml:space="preserve"> Push </w:t>
-      </w:r>
-      <w:r>
-        <w:rPr>
-          <w:rFonts w:ascii="Segoe UI Emoji" w:hAnsi="Segoe UI Emoji" w:cs="Segoe UI Emoji"/>
-        </w:rPr>
-        <w:t>至遠端倉庫</w:t>
-      </w:r>
-    </w:p>
-    <w:p>
-      <w:pPr>
-        <w:spacing w:before="120" w:after="120" w:line="336" w:lineRule="auto"/>
-        <w:rPr>
-          <w:rFonts w:ascii="Segoe UI Emoji" w:hAnsi="Segoe UI Emoji" w:cs="Segoe UI Emoji"/>
-        </w:rPr>
-      </w:pPr>
-      <w:r>
-        <w:rPr>
-          <w:rFonts w:ascii="Segoe UI Emoji" w:hAnsi="Segoe UI Emoji" w:cs="Segoe UI Emoji"/>
-        </w:rPr>
-        <w:t xml:space="preserve">🔍 </w:t>
-      </w:r>
-      <w:r>
-        <w:rPr>
-          <w:rFonts w:ascii="Segoe UI Emoji" w:hAnsi="Segoe UI Emoji" w:cs="Segoe UI Emoji"/>
-        </w:rPr>
-        <w:t>當時狀況：</w:t>
-      </w:r>
-      <w:r>
-        <w:rPr>
-          <w:rFonts w:ascii="Segoe UI Emoji" w:hAnsi="Segoe UI Emoji" w:cs="Segoe UI Emoji"/>
-        </w:rPr>
-        <w:t xml:space="preserve"> </w:t>
-      </w:r>
-      <w:r>
-        <w:rPr>
-          <w:rFonts w:ascii="Segoe UI Emoji" w:hAnsi="Segoe UI Emoji" w:cs="Segoe UI Emoji"/>
-        </w:rPr>
-        <w:t>在推行個人後</w:t>
-      </w:r>
-      <w:proofErr w:type="gramStart"/>
-      <w:r>
-        <w:rPr>
-          <w:rFonts w:ascii="Segoe UI Emoji" w:hAnsi="Segoe UI Emoji" w:cs="Segoe UI Emoji"/>
-        </w:rPr>
-        <w:t>臺</w:t>
-      </w:r>
-      <w:proofErr w:type="gramEnd"/>
-      <w:r>
-        <w:rPr>
-          <w:rFonts w:ascii="Segoe UI Emoji" w:hAnsi="Segoe UI Emoji" w:cs="Segoe UI Emoji"/>
-        </w:rPr>
-        <w:t xml:space="preserve"> CRUD </w:t>
-      </w:r>
-      <w:r>
-        <w:rPr>
-          <w:rFonts w:ascii="Segoe UI Emoji" w:hAnsi="Segoe UI Emoji" w:cs="Segoe UI Emoji"/>
-        </w:rPr>
-        <w:t>功能時，版本號計算錯誤直接從</w:t>
-      </w:r>
-      <w:r>
-        <w:rPr>
-          <w:rFonts w:ascii="Segoe UI Emoji" w:hAnsi="Segoe UI Emoji" w:cs="Segoe UI Emoji"/>
-        </w:rPr>
-        <w:t xml:space="preserve"> v0.3.7 </w:t>
-      </w:r>
-      <w:r>
-        <w:rPr>
-          <w:rFonts w:ascii="Segoe UI Emoji" w:hAnsi="Segoe UI Emoji" w:cs="Segoe UI Emoji"/>
-        </w:rPr>
-        <w:t>跳到了</w:t>
-      </w:r>
-      <w:r>
-        <w:rPr>
-          <w:rFonts w:ascii="Segoe UI Emoji" w:hAnsi="Segoe UI Emoji" w:cs="Segoe UI Emoji"/>
-        </w:rPr>
-        <w:t xml:space="preserve"> v0.3.9</w:t>
-      </w:r>
-      <w:r>
-        <w:rPr>
-          <w:rFonts w:ascii="Segoe UI Emoji" w:hAnsi="Segoe UI Emoji" w:cs="Segoe UI Emoji"/>
-        </w:rPr>
-        <w:t>，且程式碼</w:t>
-      </w:r>
-      <w:proofErr w:type="gramStart"/>
-      <w:r>
-        <w:rPr>
-          <w:rFonts w:ascii="Segoe UI Emoji" w:hAnsi="Segoe UI Emoji" w:cs="Segoe UI Emoji"/>
-        </w:rPr>
-        <w:t>已經執了</w:t>
-      </w:r>
-      <w:proofErr w:type="gramEnd"/>
-      <w:r>
-        <w:rPr>
-          <w:rFonts w:ascii="Segoe UI Emoji" w:hAnsi="Segoe UI Emoji" w:cs="Segoe UI Emoji"/>
-        </w:rPr>
-        <w:t xml:space="preserve"> git push</w:t>
-      </w:r>
-      <w:r>
-        <w:rPr>
-          <w:rFonts w:ascii="Segoe UI Emoji" w:hAnsi="Segoe UI Emoji" w:cs="Segoe UI Emoji"/>
-        </w:rPr>
-        <w:t>，需要將最後一次提交</w:t>
-      </w:r>
-      <w:proofErr w:type="gramStart"/>
-      <w:r>
-        <w:rPr>
-          <w:rFonts w:ascii="Segoe UI Emoji" w:hAnsi="Segoe UI Emoji" w:cs="Segoe UI Emoji"/>
-        </w:rPr>
-        <w:t>的版號修正</w:t>
-      </w:r>
-      <w:proofErr w:type="gramEnd"/>
-      <w:r>
-        <w:rPr>
-          <w:rFonts w:ascii="Segoe UI Emoji" w:hAnsi="Segoe UI Emoji" w:cs="Segoe UI Emoji"/>
-        </w:rPr>
-        <w:t>並合併為</w:t>
-      </w:r>
-      <w:r>
-        <w:rPr>
-          <w:rFonts w:ascii="Segoe UI Emoji" w:hAnsi="Segoe UI Emoji" w:cs="Segoe UI Emoji"/>
-        </w:rPr>
-        <w:t xml:space="preserve"> v0.3.8</w:t>
-      </w:r>
-      <w:r>
-        <w:rPr>
-          <w:rFonts w:ascii="Segoe UI Emoji" w:hAnsi="Segoe UI Emoji" w:cs="Segoe UI Emoji"/>
-        </w:rPr>
-        <w:t>。</w:t>
-      </w:r>
-    </w:p>
-    <w:p>
-      <w:pPr>
-        <w:spacing w:before="120" w:after="120" w:line="336" w:lineRule="auto"/>
-        <w:rPr>
-          <w:rFonts w:ascii="Segoe UI Emoji" w:hAnsi="Segoe UI Emoji" w:cs="Segoe UI Emoji"/>
-        </w:rPr>
-      </w:pPr>
-      <w:r>
-        <w:rPr>
-          <w:rFonts w:ascii="Segoe UI Emoji" w:hAnsi="Segoe UI Emoji" w:cs="Segoe UI Emoji"/>
-        </w:rPr>
-        <w:t xml:space="preserve">💡 </w:t>
-      </w:r>
-      <w:r>
-        <w:rPr>
-          <w:rFonts w:ascii="Segoe UI Emoji" w:hAnsi="Segoe UI Emoji" w:cs="Segoe UI Emoji"/>
-        </w:rPr>
-        <w:t>解決方式：</w:t>
-      </w:r>
-      <w:r>
-        <w:rPr>
-          <w:rFonts w:ascii="Segoe UI Emoji" w:hAnsi="Segoe UI Emoji" w:cs="Segoe UI Emoji"/>
-        </w:rPr>
-        <w:t xml:space="preserve"> </w:t>
-      </w:r>
-      <w:r>
-        <w:rPr>
-          <w:rFonts w:ascii="Segoe UI Emoji" w:hAnsi="Segoe UI Emoji" w:cs="Segoe UI Emoji"/>
-        </w:rPr>
-        <w:t>利用</w:t>
-      </w:r>
-      <w:r>
-        <w:rPr>
-          <w:rFonts w:ascii="Segoe UI Emoji" w:hAnsi="Segoe UI Emoji" w:cs="Segoe UI Emoji"/>
-        </w:rPr>
-        <w:t xml:space="preserve"> git commit --amend -m "</w:t>
-      </w:r>
-      <w:r>
-        <w:rPr>
-          <w:rFonts w:ascii="Segoe UI Emoji" w:hAnsi="Segoe UI Emoji" w:cs="Segoe UI Emoji"/>
-        </w:rPr>
-        <w:t>新訊息</w:t>
-      </w:r>
-      <w:r>
-        <w:rPr>
-          <w:rFonts w:ascii="Segoe UI Emoji" w:hAnsi="Segoe UI Emoji" w:cs="Segoe UI Emoji"/>
-        </w:rPr>
-        <w:t xml:space="preserve">" </w:t>
-      </w:r>
-      <w:r>
-        <w:rPr>
-          <w:rFonts w:ascii="Segoe UI Emoji" w:hAnsi="Segoe UI Emoji" w:cs="Segoe UI Emoji"/>
-        </w:rPr>
-        <w:t>指令重寫本機最後一次的提交紀錄（不影響程式碼內容），接著使用</w:t>
-      </w:r>
-      <w:r>
-        <w:rPr>
-          <w:rFonts w:ascii="Segoe UI Emoji" w:hAnsi="Segoe UI Emoji" w:cs="Segoe UI Emoji"/>
-        </w:rPr>
-        <w:t xml:space="preserve"> git push origin main --force </w:t>
-      </w:r>
-      <w:r>
-        <w:rPr>
-          <w:rFonts w:ascii="Segoe UI Emoji" w:hAnsi="Segoe UI Emoji" w:cs="Segoe UI Emoji"/>
-        </w:rPr>
-        <w:t>強制覆蓋遠端倉庫，完美修正歷史軸。</w:t>
-      </w:r>
-    </w:p>
-    <w:p>
-      <w:pPr>
-        <w:spacing w:before="120" w:after="120" w:line="336" w:lineRule="auto"/>
-        <w:rPr>
-          <w:rFonts w:ascii="Segoe UI Emoji" w:hAnsi="Segoe UI Emoji" w:cs="Segoe UI Emoji"/>
-        </w:rPr>
-      </w:pPr>
-      <w:r>
-        <w:rPr>
-          <w:rFonts w:ascii="Segoe UI Emoji" w:hAnsi="Segoe UI Emoji" w:cs="Segoe UI Emoji"/>
-        </w:rPr>
-        <w:lastRenderedPageBreak/>
-        <w:t xml:space="preserve">📌 </w:t>
-      </w:r>
-      <w:r>
-        <w:rPr>
-          <w:rFonts w:ascii="Segoe UI Emoji" w:hAnsi="Segoe UI Emoji" w:cs="Segoe UI Emoji"/>
-        </w:rPr>
-        <w:t>對應版本：</w:t>
-      </w:r>
-      <w:r>
-        <w:rPr>
-          <w:rFonts w:ascii="Segoe UI Emoji" w:hAnsi="Segoe UI Emoji" w:cs="Segoe UI Emoji"/>
-        </w:rPr>
-        <w:t xml:space="preserve"> v0.3.8</w:t>
-      </w:r>
-    </w:p>
-    <w:p>
-      <w:pPr>
-        <w:spacing w:before="120" w:after="120" w:line="336" w:lineRule="auto"/>
-        <w:rPr>
-          <w:rFonts w:ascii="Segoe UI Emoji" w:hAnsi="Segoe UI Emoji" w:cs="Segoe UI Emoji"/>
-        </w:rPr>
-      </w:pPr>
-    </w:p>
-    <w:p>
-      <w:pPr>
-        <w:spacing w:before="120" w:after="120" w:line="336" w:lineRule="auto"/>
-        <w:rPr>
-          <w:rFonts w:ascii="Segoe UI Emoji" w:hAnsi="Segoe UI Emoji" w:cs="Segoe UI Emoji"/>
-        </w:rPr>
-      </w:pPr>
-      <w:r>
-        <w:rPr>
-          <w:rFonts w:ascii="Segoe UI Emoji" w:hAnsi="Segoe UI Emoji" w:cs="Segoe UI Emoji"/>
-        </w:rPr>
-        <w:t xml:space="preserve">🚨 12. AJAX </w:t>
-      </w:r>
-      <w:r>
-        <w:rPr>
-          <w:rFonts w:ascii="Segoe UI Emoji" w:hAnsi="Segoe UI Emoji" w:cs="Segoe UI Emoji"/>
-        </w:rPr>
-        <w:t>同步請求造成的重複寫入</w:t>
-      </w:r>
-      <w:r>
-        <w:rPr>
-          <w:rFonts w:ascii="Segoe UI Emoji" w:hAnsi="Segoe UI Emoji" w:cs="Segoe UI Emoji"/>
-        </w:rPr>
-        <w:t xml:space="preserve"> (</w:t>
-      </w:r>
-      <w:proofErr w:type="gramStart"/>
-      <w:r>
-        <w:rPr>
-          <w:rFonts w:ascii="Segoe UI Emoji" w:hAnsi="Segoe UI Emoji" w:cs="Segoe UI Emoji"/>
-        </w:rPr>
-        <w:t>競態條件</w:t>
-      </w:r>
-      <w:proofErr w:type="gramEnd"/>
-      <w:r>
-        <w:rPr>
-          <w:rFonts w:ascii="Segoe UI Emoji" w:hAnsi="Segoe UI Emoji" w:cs="Segoe UI Emoji"/>
-        </w:rPr>
-        <w:t>)</w:t>
-      </w:r>
-    </w:p>
-    <w:p>
-      <w:pPr>
-        <w:spacing w:before="120" w:after="120" w:line="336" w:lineRule="auto"/>
-        <w:rPr>
-          <w:rFonts w:ascii="Segoe UI Emoji" w:hAnsi="Segoe UI Emoji" w:cs="Segoe UI Emoji"/>
-        </w:rPr>
-      </w:pPr>
-      <w:r>
-        <w:rPr>
-          <w:rFonts w:ascii="Segoe UI Emoji" w:hAnsi="Segoe UI Emoji" w:cs="Segoe UI Emoji"/>
-        </w:rPr>
-        <w:t xml:space="preserve">🔍 </w:t>
-      </w:r>
-      <w:r>
-        <w:rPr>
-          <w:rFonts w:ascii="Segoe UI Emoji" w:hAnsi="Segoe UI Emoji" w:cs="Segoe UI Emoji"/>
-        </w:rPr>
-        <w:t>當時狀況：</w:t>
-      </w:r>
-      <w:r>
-        <w:rPr>
-          <w:rFonts w:ascii="Segoe UI Emoji" w:hAnsi="Segoe UI Emoji" w:cs="Segoe UI Emoji"/>
-        </w:rPr>
-        <w:t xml:space="preserve"> </w:t>
-      </w:r>
-      <w:r>
-        <w:rPr>
-          <w:rFonts w:ascii="Segoe UI Emoji" w:hAnsi="Segoe UI Emoji" w:cs="Segoe UI Emoji"/>
-        </w:rPr>
-        <w:t>因為前端</w:t>
-      </w:r>
-      <w:r>
-        <w:rPr>
-          <w:rFonts w:ascii="Segoe UI Emoji" w:hAnsi="Segoe UI Emoji" w:cs="Segoe UI Emoji"/>
-        </w:rPr>
-        <w:t xml:space="preserve"> JavaScript </w:t>
-      </w:r>
-      <w:r>
-        <w:rPr>
-          <w:rFonts w:ascii="Segoe UI Emoji" w:hAnsi="Segoe UI Emoji" w:cs="Segoe UI Emoji"/>
-        </w:rPr>
-        <w:t>重複綁定事件，導致點擊一下會觸發兩次</w:t>
-      </w:r>
-      <w:r>
-        <w:rPr>
-          <w:rFonts w:ascii="Segoe UI Emoji" w:hAnsi="Segoe UI Emoji" w:cs="Segoe UI Emoji"/>
-        </w:rPr>
-        <w:t xml:space="preserve"> API </w:t>
-      </w:r>
-      <w:r>
-        <w:rPr>
-          <w:rFonts w:ascii="Segoe UI Emoji" w:hAnsi="Segoe UI Emoji" w:cs="Segoe UI Emoji"/>
-        </w:rPr>
-        <w:t>請求，造成資料庫互動數</w:t>
-      </w:r>
-      <w:r>
-        <w:rPr>
-          <w:rFonts w:ascii="Segoe UI Emoji" w:hAnsi="Segoe UI Emoji" w:cs="Segoe UI Emoji"/>
-        </w:rPr>
-        <w:t xml:space="preserve"> +2</w:t>
-      </w:r>
-      <w:r>
-        <w:rPr>
-          <w:rFonts w:ascii="Segoe UI Emoji" w:hAnsi="Segoe UI Emoji" w:cs="Segoe UI Emoji"/>
-        </w:rPr>
-        <w:t>。</w:t>
-      </w:r>
-    </w:p>
-    <w:p>
-      <w:pPr>
-        <w:spacing w:before="120" w:after="120" w:line="336" w:lineRule="auto"/>
-        <w:rPr>
-          <w:rFonts w:ascii="Segoe UI Emoji" w:hAnsi="Segoe UI Emoji" w:cs="Segoe UI Emoji"/>
-        </w:rPr>
-      </w:pPr>
-      <w:r>
-        <w:rPr>
-          <w:rFonts w:ascii="Segoe UI Emoji" w:hAnsi="Segoe UI Emoji" w:cs="Segoe UI Emoji"/>
-        </w:rPr>
-        <w:t xml:space="preserve">💡 </w:t>
-      </w:r>
-      <w:r>
-        <w:rPr>
-          <w:rFonts w:ascii="Segoe UI Emoji" w:hAnsi="Segoe UI Emoji" w:cs="Segoe UI Emoji"/>
-        </w:rPr>
-        <w:t>解決方式：</w:t>
-      </w:r>
-      <w:r>
-        <w:rPr>
-          <w:rFonts w:ascii="Segoe UI Emoji" w:hAnsi="Segoe UI Emoji" w:cs="Segoe UI Emoji"/>
-        </w:rPr>
-        <w:t xml:space="preserve"> 1. </w:t>
-      </w:r>
-      <w:r>
-        <w:rPr>
-          <w:rFonts w:ascii="Segoe UI Emoji" w:hAnsi="Segoe UI Emoji" w:cs="Segoe UI Emoji"/>
-        </w:rPr>
-        <w:t>移除重複載入：清理</w:t>
-      </w:r>
-      <w:r>
-        <w:rPr>
-          <w:rFonts w:ascii="Segoe UI Emoji" w:hAnsi="Segoe UI Emoji" w:cs="Segoe UI Emoji"/>
-        </w:rPr>
-        <w:t xml:space="preserve"> </w:t>
-      </w:r>
-      <w:proofErr w:type="spellStart"/>
-      <w:r>
-        <w:rPr>
-          <w:rFonts w:ascii="Segoe UI Emoji" w:hAnsi="Segoe UI Emoji" w:cs="Segoe UI Emoji"/>
-        </w:rPr>
-        <w:t>book_detail.php</w:t>
-      </w:r>
-      <w:proofErr w:type="spellEnd"/>
-      <w:r>
-        <w:rPr>
-          <w:rFonts w:ascii="Segoe UI Emoji" w:hAnsi="Segoe UI Emoji" w:cs="Segoe UI Emoji"/>
-        </w:rPr>
-        <w:t xml:space="preserve"> </w:t>
-      </w:r>
-      <w:r>
-        <w:rPr>
-          <w:rFonts w:ascii="Segoe UI Emoji" w:hAnsi="Segoe UI Emoji" w:cs="Segoe UI Emoji"/>
-        </w:rPr>
-        <w:t>中多餘的</w:t>
-      </w:r>
-      <w:r>
-        <w:rPr>
-          <w:rFonts w:ascii="Segoe UI Emoji" w:hAnsi="Segoe UI Emoji" w:cs="Segoe UI Emoji"/>
-        </w:rPr>
-        <w:t xml:space="preserve"> &lt;script&gt; </w:t>
-      </w:r>
-      <w:r>
-        <w:rPr>
-          <w:rFonts w:ascii="Segoe UI Emoji" w:hAnsi="Segoe UI Emoji" w:cs="Segoe UI Emoji"/>
-        </w:rPr>
-        <w:t>引用，確保</w:t>
-      </w:r>
-      <w:r>
-        <w:rPr>
-          <w:rFonts w:ascii="Segoe UI Emoji" w:hAnsi="Segoe UI Emoji" w:cs="Segoe UI Emoji"/>
-        </w:rPr>
-        <w:t xml:space="preserve"> JS </w:t>
-      </w:r>
-      <w:r>
-        <w:rPr>
-          <w:rFonts w:ascii="Segoe UI Emoji" w:hAnsi="Segoe UI Emoji" w:cs="Segoe UI Emoji"/>
-        </w:rPr>
-        <w:t>只被初始化一次。</w:t>
-      </w:r>
-    </w:p>
-    <w:p>
-      <w:pPr>
-        <w:spacing w:before="120" w:after="120" w:line="336" w:lineRule="auto"/>
-        <w:rPr>
-          <w:rFonts w:ascii="Segoe UI Emoji" w:hAnsi="Segoe UI Emoji" w:cs="Segoe UI Emoji"/>
-        </w:rPr>
-      </w:pPr>
-      <w:r>
-        <w:rPr>
-          <w:rFonts w:ascii="Segoe UI Emoji" w:hAnsi="Segoe UI Emoji" w:cs="Segoe UI Emoji"/>
-        </w:rPr>
-        <w:t xml:space="preserve">2. </w:t>
-      </w:r>
-      <w:r>
-        <w:rPr>
-          <w:rFonts w:ascii="Segoe UI Emoji" w:hAnsi="Segoe UI Emoji" w:cs="Segoe UI Emoji"/>
-        </w:rPr>
-        <w:t>清理舊邏輯：刪除</w:t>
-      </w:r>
-      <w:r>
-        <w:rPr>
-          <w:rFonts w:ascii="Segoe UI Emoji" w:hAnsi="Segoe UI Emoji" w:cs="Segoe UI Emoji"/>
-        </w:rPr>
-        <w:t xml:space="preserve"> script.js </w:t>
-      </w:r>
-      <w:r>
-        <w:rPr>
-          <w:rFonts w:ascii="Segoe UI Emoji" w:hAnsi="Segoe UI Emoji" w:cs="Segoe UI Emoji"/>
-        </w:rPr>
-        <w:t>中殘留的</w:t>
-      </w:r>
-      <w:r>
-        <w:rPr>
-          <w:rFonts w:ascii="Segoe UI Emoji" w:hAnsi="Segoe UI Emoji" w:cs="Segoe UI Emoji"/>
-        </w:rPr>
-        <w:t xml:space="preserve"> jQuery </w:t>
-      </w:r>
-      <w:r>
-        <w:rPr>
-          <w:rFonts w:ascii="Segoe UI Emoji" w:hAnsi="Segoe UI Emoji" w:cs="Segoe UI Emoji"/>
-        </w:rPr>
-        <w:t>假互動代碼。</w:t>
-      </w:r>
-    </w:p>
-    <w:p>
-      <w:pPr>
-        <w:spacing w:before="120" w:after="120" w:line="336" w:lineRule="auto"/>
-        <w:rPr>
-          <w:rFonts w:ascii="Segoe UI Emoji" w:hAnsi="Segoe UI Emoji" w:cs="Segoe UI Emoji"/>
-        </w:rPr>
-      </w:pPr>
-      <w:r>
-        <w:rPr>
-          <w:rFonts w:ascii="Segoe UI Emoji" w:hAnsi="Segoe UI Emoji" w:cs="Segoe UI Emoji"/>
-        </w:rPr>
-        <w:t xml:space="preserve">3. </w:t>
-      </w:r>
-      <w:r>
-        <w:rPr>
-          <w:rFonts w:ascii="Segoe UI Emoji" w:hAnsi="Segoe UI Emoji" w:cs="Segoe UI Emoji"/>
-        </w:rPr>
-        <w:t>資料庫層級防禦：對</w:t>
-      </w:r>
-      <w:r>
-        <w:rPr>
-          <w:rFonts w:ascii="Segoe UI Emoji" w:hAnsi="Segoe UI Emoji" w:cs="Segoe UI Emoji"/>
-        </w:rPr>
-        <w:t xml:space="preserve"> Interaction </w:t>
-      </w:r>
-      <w:r>
-        <w:rPr>
-          <w:rFonts w:ascii="Segoe UI Emoji" w:hAnsi="Segoe UI Emoji" w:cs="Segoe UI Emoji"/>
-        </w:rPr>
-        <w:t>資料表新增</w:t>
-      </w:r>
-      <w:r>
-        <w:rPr>
-          <w:rFonts w:ascii="Segoe UI Emoji" w:hAnsi="Segoe UI Emoji" w:cs="Segoe UI Emoji"/>
-        </w:rPr>
-        <w:t xml:space="preserve"> UNIQUE KEY (</w:t>
-      </w:r>
-      <w:proofErr w:type="spellStart"/>
-      <w:r>
-        <w:rPr>
-          <w:rFonts w:ascii="Segoe UI Emoji" w:hAnsi="Segoe UI Emoji" w:cs="Segoe UI Emoji"/>
-        </w:rPr>
-        <w:t>ibook_id</w:t>
-      </w:r>
-      <w:proofErr w:type="spellEnd"/>
-      <w:r>
-        <w:rPr>
-          <w:rFonts w:ascii="Segoe UI Emoji" w:hAnsi="Segoe UI Emoji" w:cs="Segoe UI Emoji"/>
-        </w:rPr>
-        <w:t xml:space="preserve">, </w:t>
-      </w:r>
-      <w:proofErr w:type="spellStart"/>
-      <w:r>
-        <w:rPr>
-          <w:rFonts w:ascii="Segoe UI Emoji" w:hAnsi="Segoe UI Emoji" w:cs="Segoe UI Emoji"/>
-        </w:rPr>
-        <w:t>iuser_id</w:t>
-      </w:r>
-      <w:proofErr w:type="spellEnd"/>
-      <w:r>
-        <w:rPr>
-          <w:rFonts w:ascii="Segoe UI Emoji" w:hAnsi="Segoe UI Emoji" w:cs="Segoe UI Emoji"/>
-        </w:rPr>
-        <w:t xml:space="preserve">, </w:t>
-      </w:r>
-      <w:proofErr w:type="spellStart"/>
-      <w:r>
-        <w:rPr>
-          <w:rFonts w:ascii="Segoe UI Emoji" w:hAnsi="Segoe UI Emoji" w:cs="Segoe UI Emoji"/>
-        </w:rPr>
-        <w:t>iinteraction_type</w:t>
-      </w:r>
-      <w:proofErr w:type="spellEnd"/>
-      <w:r>
-        <w:rPr>
-          <w:rFonts w:ascii="Segoe UI Emoji" w:hAnsi="Segoe UI Emoji" w:cs="Segoe UI Emoji"/>
-        </w:rPr>
-        <w:t>)</w:t>
-      </w:r>
-      <w:r>
-        <w:rPr>
-          <w:rFonts w:ascii="Segoe UI Emoji" w:hAnsi="Segoe UI Emoji" w:cs="Segoe UI Emoji"/>
-        </w:rPr>
-        <w:t>，強制從資料庫結構面確保互動紀錄的唯一性，即使前端發送了多次請求，資料庫也不會重複累加。</w:t>
-      </w:r>
-    </w:p>
-    <w:p>
-      <w:pPr>
-        <w:spacing w:before="120" w:after="120" w:line="336" w:lineRule="auto"/>
-        <w:rPr>
-          <w:rFonts w:ascii="Segoe UI Emoji" w:hAnsi="Segoe UI Emoji" w:cs="Segoe UI Emoji" w:hint="eastAsia"/>
-        </w:rPr>
-      </w:pPr>
-      <w:r>
-        <w:rPr>
-          <w:rFonts w:ascii="Segoe UI Emoji" w:hAnsi="Segoe UI Emoji" w:cs="Segoe UI Emoji"/>
-        </w:rPr>
-        <w:t xml:space="preserve">📌 </w:t>
-      </w:r>
-      <w:r>
-        <w:rPr>
-          <w:rFonts w:ascii="Segoe UI Emoji" w:hAnsi="Segoe UI Emoji" w:cs="Segoe UI Emoji"/>
-        </w:rPr>
-        <w:t>對應版本：</w:t>
-      </w:r>
-      <w:r>
-        <w:rPr>
-          <w:rFonts w:ascii="Segoe UI Emoji" w:hAnsi="Segoe UI Emoji" w:cs="Segoe UI Emoji"/>
-        </w:rPr>
-        <w:t xml:space="preserve"> v0.4.0</w:t>
-      </w:r>
-    </w:p>
-    <w:p>
-      <w:pPr>
-        <w:spacing w:before="120" w:after="120" w:line="336" w:lineRule="auto"/>
-        <w:rPr>
-          <w:rFonts w:ascii="標楷體" w:eastAsia="DengXian" w:hAnsi="標楷體" w:cs="Segoe UI Emoji"/>
-          <w:lang w:eastAsia="zh-CN"/>
-        </w:rPr>
-      </w:pPr>
-    </w:p>
-    <w:p>
-      <w:pPr>
-        <w:spacing w:before="120" w:after="120" w:line="336" w:lineRule="auto"/>
-        <w:rPr>
-          <w:rFonts w:ascii="標楷體" w:eastAsia="DengXian" w:hAnsi="標楷體" w:cs="Segoe UI Emoji"/>
-        </w:rPr>
-      </w:pPr>
-      <w:r>
-        <w:rPr>
-          <w:rFonts w:ascii="Segoe UI Emoji" w:eastAsia="DengXian" w:hAnsi="Segoe UI Emoji" w:cs="Segoe UI Emoji"/>
-        </w:rPr>
-        <w:t>🚨</w:t>
-      </w:r>
-      <w:r>
-        <w:rPr>
-          <w:rFonts w:ascii="標楷體" w:eastAsia="DengXian" w:hAnsi="標楷體" w:cs="Segoe UI Emoji"/>
-        </w:rPr>
-        <w:t xml:space="preserve"> 13. </w:t>
-      </w:r>
-      <w:r>
-        <w:rPr>
-          <w:rFonts w:ascii="標楷體" w:eastAsia="DengXian" w:hAnsi="標楷體" w:cs="Segoe UI Emoji"/>
-        </w:rPr>
-        <w:t>前端靜態腳本遭瀏覽器快取</w:t>
-      </w:r>
-      <w:r>
-        <w:rPr>
-          <w:rFonts w:ascii="標楷體" w:eastAsia="DengXian" w:hAnsi="標楷體" w:cs="Segoe UI Emoji"/>
-        </w:rPr>
-        <w:t xml:space="preserve"> (Cache) </w:t>
-      </w:r>
-      <w:r>
-        <w:rPr>
-          <w:rFonts w:ascii="標楷體" w:eastAsia="DengXian" w:hAnsi="標楷體" w:cs="Segoe UI Emoji"/>
-        </w:rPr>
-        <w:t>導致新功能失效</w:t>
-      </w:r>
-    </w:p>
-    <w:p>
-      <w:pPr>
-        <w:spacing w:before="120" w:after="120" w:line="336" w:lineRule="auto"/>
-        <w:rPr>
-          <w:rFonts w:ascii="標楷體" w:eastAsia="DengXian" w:hAnsi="標楷體" w:cs="Segoe UI Emoji"/>
-        </w:rPr>
-      </w:pPr>
-      <w:r>
-        <w:rPr>
-          <w:rFonts w:ascii="Segoe UI Emoji" w:eastAsia="DengXian" w:hAnsi="Segoe UI Emoji" w:cs="Segoe UI Emoji"/>
-        </w:rPr>
-        <w:t>🔍</w:t>
-      </w:r>
-      <w:r>
-        <w:rPr>
-          <w:rFonts w:ascii="標楷體" w:eastAsia="DengXian" w:hAnsi="標楷體" w:cs="Segoe UI Emoji"/>
-        </w:rPr>
-        <w:t xml:space="preserve"> </w:t>
-      </w:r>
-      <w:r>
-        <w:rPr>
-          <w:rFonts w:ascii="標楷體" w:eastAsia="DengXian" w:hAnsi="標楷體" w:cs="Segoe UI Emoji"/>
-        </w:rPr>
-        <w:t>當時狀況：</w:t>
-      </w:r>
-      <w:r>
-        <w:rPr>
-          <w:rFonts w:ascii="標楷體" w:eastAsia="DengXian" w:hAnsi="標楷體" w:cs="Segoe UI Emoji"/>
-        </w:rPr>
-        <w:t xml:space="preserve"> </w:t>
-      </w:r>
-      <w:r>
-        <w:rPr>
-          <w:rFonts w:ascii="標楷體" w:eastAsia="DengXian" w:hAnsi="標楷體" w:cs="Segoe UI Emoji"/>
-        </w:rPr>
-        <w:t>實作留言板</w:t>
-      </w:r>
-      <w:r>
-        <w:rPr>
-          <w:rFonts w:ascii="標楷體" w:eastAsia="DengXian" w:hAnsi="標楷體" w:cs="Segoe UI Emoji"/>
-        </w:rPr>
-        <w:t xml:space="preserve"> AJAX </w:t>
-      </w:r>
-      <w:r>
-        <w:rPr>
-          <w:rFonts w:ascii="標楷體" w:eastAsia="DengXian" w:hAnsi="標楷體" w:cs="Segoe UI Emoji"/>
-        </w:rPr>
-        <w:t>功能時，點擊發布會出現成功的動畫，但資料庫完全沒有新增紀錄，且一按</w:t>
-      </w:r>
-      <w:r>
-        <w:rPr>
-          <w:rFonts w:ascii="標楷體" w:eastAsia="DengXian" w:hAnsi="標楷體" w:cs="Segoe UI Emoji"/>
-        </w:rPr>
-        <w:t xml:space="preserve"> F5 </w:t>
-      </w:r>
-      <w:r>
-        <w:rPr>
-          <w:rFonts w:ascii="標楷體" w:eastAsia="DengXian" w:hAnsi="標楷體" w:cs="Segoe UI Emoji"/>
-        </w:rPr>
-        <w:t>重新整理，留言就會直接消失（出現幽靈留言現象）。</w:t>
-      </w:r>
-    </w:p>
-    <w:p>
-      <w:pPr>
-        <w:spacing w:before="120" w:after="120" w:line="336" w:lineRule="auto"/>
-        <w:rPr>
-          <w:rFonts w:ascii="標楷體" w:eastAsia="DengXian" w:hAnsi="標楷體" w:cs="Segoe UI Emoji"/>
-        </w:rPr>
-      </w:pPr>
-      <w:r>
-        <w:rPr>
-          <w:rFonts w:ascii="Segoe UI Emoji" w:eastAsia="DengXian" w:hAnsi="Segoe UI Emoji" w:cs="Segoe UI Emoji"/>
-        </w:rPr>
-        <w:t>💡</w:t>
-      </w:r>
-      <w:r>
-        <w:rPr>
-          <w:rFonts w:ascii="標楷體" w:eastAsia="DengXian" w:hAnsi="標楷體" w:cs="Segoe UI Emoji"/>
-        </w:rPr>
-        <w:t xml:space="preserve"> </w:t>
-      </w:r>
-      <w:r>
-        <w:rPr>
-          <w:rFonts w:ascii="標楷體" w:eastAsia="DengXian" w:hAnsi="標楷體" w:cs="Segoe UI Emoji"/>
-        </w:rPr>
-        <w:t>解決方式：</w:t>
-      </w:r>
-      <w:r>
-        <w:rPr>
-          <w:rFonts w:ascii="標楷體" w:eastAsia="DengXian" w:hAnsi="標楷體" w:cs="Segoe UI Emoji"/>
-        </w:rPr>
-        <w:t xml:space="preserve"> </w:t>
-      </w:r>
-      <w:r>
-        <w:rPr>
-          <w:rFonts w:ascii="標楷體" w:eastAsia="DengXian" w:hAnsi="標楷體" w:cs="Segoe UI Emoji"/>
-        </w:rPr>
-        <w:t>追查確認並非資料庫限制或</w:t>
-      </w:r>
-      <w:r>
-        <w:rPr>
-          <w:rFonts w:ascii="標楷體" w:eastAsia="DengXian" w:hAnsi="標楷體" w:cs="Segoe UI Emoji"/>
-        </w:rPr>
-        <w:t xml:space="preserve"> PHP </w:t>
-      </w:r>
-      <w:r>
-        <w:rPr>
-          <w:rFonts w:ascii="標楷體" w:eastAsia="DengXian" w:hAnsi="標楷體" w:cs="Segoe UI Emoji"/>
-        </w:rPr>
-        <w:t>語法錯誤，而是瀏覽器為了節省流量，並未重新下載修改後的檔案，而是偷偷執行了舊版含有「純視覺假動作邏輯」的</w:t>
-      </w:r>
-      <w:r>
-        <w:rPr>
-          <w:rFonts w:ascii="標楷體" w:eastAsia="DengXian" w:hAnsi="標楷體" w:cs="Segoe UI Emoji"/>
-        </w:rPr>
-        <w:t xml:space="preserve"> script.js</w:t>
-      </w:r>
-      <w:r>
-        <w:rPr>
-          <w:rFonts w:ascii="標楷體" w:eastAsia="DengXian" w:hAnsi="標楷體" w:cs="Segoe UI Emoji"/>
-        </w:rPr>
-        <w:t>。解決方法為在</w:t>
-      </w:r>
-      <w:r>
-        <w:rPr>
-          <w:rFonts w:ascii="標楷體" w:eastAsia="DengXian" w:hAnsi="標楷體" w:cs="Segoe UI Emoji"/>
-        </w:rPr>
-        <w:t xml:space="preserve"> </w:t>
-      </w:r>
-      <w:proofErr w:type="spellStart"/>
-      <w:r>
-        <w:rPr>
-          <w:rFonts w:ascii="標楷體" w:eastAsia="DengXian" w:hAnsi="標楷體" w:cs="Segoe UI Emoji"/>
-        </w:rPr>
-        <w:t>footer.php</w:t>
-      </w:r>
-      <w:proofErr w:type="spellEnd"/>
-      <w:r>
-        <w:rPr>
-          <w:rFonts w:ascii="標楷體" w:eastAsia="DengXian" w:hAnsi="標楷體" w:cs="Segoe UI Emoji"/>
-        </w:rPr>
-        <w:t xml:space="preserve"> </w:t>
-      </w:r>
-      <w:r>
-        <w:rPr>
-          <w:rFonts w:ascii="標楷體" w:eastAsia="DengXian" w:hAnsi="標楷體" w:cs="Segoe UI Emoji"/>
-        </w:rPr>
-        <w:t>引入</w:t>
-      </w:r>
-      <w:r>
-        <w:rPr>
-          <w:rFonts w:ascii="標楷體" w:eastAsia="DengXian" w:hAnsi="標楷體" w:cs="Segoe UI Emoji"/>
-        </w:rPr>
-        <w:t xml:space="preserve"> JS </w:t>
-      </w:r>
-      <w:r>
-        <w:rPr>
-          <w:rFonts w:ascii="標楷體" w:eastAsia="DengXian" w:hAnsi="標楷體" w:cs="Segoe UI Emoji"/>
-        </w:rPr>
-        <w:t>的路徑後方，加入</w:t>
-      </w:r>
-      <w:r>
-        <w:rPr>
-          <w:rFonts w:ascii="標楷體" w:eastAsia="DengXian" w:hAnsi="標楷體" w:cs="Segoe UI Emoji"/>
-        </w:rPr>
-        <w:t xml:space="preserve"> PHP </w:t>
-      </w:r>
-      <w:r>
-        <w:rPr>
-          <w:rFonts w:ascii="標楷體" w:eastAsia="DengXian" w:hAnsi="標楷體" w:cs="Segoe UI Emoji"/>
-        </w:rPr>
-        <w:t>動態時間戳記參數</w:t>
-      </w:r>
-      <w:proofErr w:type="gramStart"/>
-      <w:r>
-        <w:rPr>
-          <w:rFonts w:ascii="標楷體" w:eastAsia="DengXian" w:hAnsi="標楷體" w:cs="Segoe UI Emoji"/>
-        </w:rPr>
-        <w:t>（</w:t>
-      </w:r>
-      <w:proofErr w:type="gramEnd"/>
-      <w:r>
-        <w:rPr>
-          <w:rFonts w:ascii="標楷體" w:eastAsia="DengXian" w:hAnsi="標楷體" w:cs="Segoe UI Emoji"/>
-        </w:rPr>
-        <w:t>如</w:t>
-      </w:r>
-      <w:r>
-        <w:rPr>
-          <w:rFonts w:ascii="標楷體" w:eastAsia="DengXian" w:hAnsi="標楷體" w:cs="Segoe UI Emoji"/>
-        </w:rPr>
-        <w:t xml:space="preserve"> &lt;script </w:t>
-      </w:r>
-      <w:proofErr w:type="spellStart"/>
-      <w:r>
-        <w:rPr>
-          <w:rFonts w:ascii="標楷體" w:eastAsia="DengXian" w:hAnsi="標楷體" w:cs="Segoe UI Emoji"/>
-        </w:rPr>
-        <w:t>src</w:t>
-      </w:r>
-      <w:proofErr w:type="spellEnd"/>
-      <w:r>
-        <w:rPr>
-          <w:rFonts w:ascii="標楷體" w:eastAsia="DengXian" w:hAnsi="標楷體" w:cs="Segoe UI Emoji"/>
-        </w:rPr>
-        <w:t>="assets/</w:t>
-      </w:r>
-      <w:proofErr w:type="spellStart"/>
-      <w:r>
-        <w:rPr>
-          <w:rFonts w:ascii="標楷體" w:eastAsia="DengXian" w:hAnsi="標楷體" w:cs="Segoe UI Emoji"/>
-        </w:rPr>
-        <w:t>script.js?v</w:t>
-      </w:r>
-      <w:proofErr w:type="spellEnd"/>
-      <w:r>
-        <w:rPr>
-          <w:rFonts w:ascii="標楷體" w:eastAsia="DengXian" w:hAnsi="標楷體" w:cs="Segoe UI Emoji"/>
-        </w:rPr>
-        <w:t>=&lt;?</w:t>
-      </w:r>
-      <w:proofErr w:type="spellStart"/>
-      <w:r>
-        <w:rPr>
-          <w:rFonts w:ascii="標楷體" w:eastAsia="DengXian" w:hAnsi="標楷體" w:cs="Segoe UI Emoji"/>
-        </w:rPr>
-        <w:t>php</w:t>
-      </w:r>
-      <w:proofErr w:type="spellEnd"/>
-      <w:r>
-        <w:rPr>
-          <w:rFonts w:ascii="標楷體" w:eastAsia="DengXian" w:hAnsi="標楷體" w:cs="Segoe UI Emoji"/>
-        </w:rPr>
-        <w:t xml:space="preserve"> echo </w:t>
-      </w:r>
-      <w:proofErr w:type="gramStart"/>
-      <w:r>
-        <w:rPr>
-          <w:rFonts w:ascii="標楷體" w:eastAsia="DengXian" w:hAnsi="標楷體" w:cs="Segoe UI Emoji"/>
-        </w:rPr>
-        <w:t>time(</w:t>
-      </w:r>
-      <w:proofErr w:type="gramEnd"/>
-      <w:r>
-        <w:rPr>
-          <w:rFonts w:ascii="標楷體" w:eastAsia="DengXian" w:hAnsi="標楷體" w:cs="Segoe UI Emoji"/>
-        </w:rPr>
-        <w:t>)</w:t>
-      </w:r>
-      <w:proofErr w:type="gramStart"/>
-      <w:r>
-        <w:rPr>
-          <w:rFonts w:ascii="標楷體" w:eastAsia="DengXian" w:hAnsi="標楷體" w:cs="Segoe UI Emoji"/>
-        </w:rPr>
-        <w:t>; ?</w:t>
-      </w:r>
-      <w:proofErr w:type="gramEnd"/>
-      <w:r>
-        <w:rPr>
-          <w:rFonts w:ascii="標楷體" w:eastAsia="DengXian" w:hAnsi="標楷體" w:cs="Segoe UI Emoji"/>
-        </w:rPr>
-        <w:t>&gt;"&gt;&lt;/script&gt;</w:t>
-      </w:r>
-      <w:r>
-        <w:rPr>
-          <w:rFonts w:ascii="標楷體" w:eastAsia="DengXian" w:hAnsi="標楷體" w:cs="Segoe UI Emoji"/>
-        </w:rPr>
-        <w:t>），利用</w:t>
-      </w:r>
-      <w:r>
-        <w:rPr>
-          <w:rFonts w:ascii="標楷體" w:eastAsia="DengXian" w:hAnsi="標楷體" w:cs="Segoe UI Emoji"/>
-        </w:rPr>
-        <w:t xml:space="preserve"> Cache Buster </w:t>
-      </w:r>
-      <w:r>
-        <w:rPr>
-          <w:rFonts w:ascii="標楷體" w:eastAsia="DengXian" w:hAnsi="標楷體" w:cs="Segoe UI Emoji"/>
-        </w:rPr>
-        <w:t>機制強迫瀏覽器每次重整都下載最新的腳本，成功打通真實資料流。</w:t>
-      </w:r>
-    </w:p>
-    <w:p>
-      <w:pPr>
-        <w:spacing w:before="120" w:after="120" w:line="336" w:lineRule="auto"/>
-        <w:rPr>
-          <w:rFonts w:ascii="標楷體" w:eastAsia="DengXian" w:hAnsi="標楷體" w:cs="Segoe UI Emoji"/>
-          <w:lang w:eastAsia="zh-CN"/>
-        </w:rPr>
-      </w:pPr>
-      <w:r>
-        <w:rPr>
-          <w:rFonts w:ascii="Segoe UI Emoji" w:eastAsia="DengXian" w:hAnsi="Segoe UI Emoji" w:cs="Segoe UI Emoji"/>
-          <w:lang w:eastAsia="zh-CN"/>
-        </w:rPr>
-        <w:t>📌</w:t>
-      </w:r>
-      <w:r>
-        <w:rPr>
-          <w:rFonts w:ascii="標楷體" w:eastAsia="DengXian" w:hAnsi="標楷體" w:cs="Segoe UI Emoji"/>
-          <w:lang w:eastAsia="zh-CN"/>
-        </w:rPr>
-        <w:t xml:space="preserve"> </w:t>
-      </w:r>
-      <w:proofErr w:type="gramStart"/>
-      <w:r>
-        <w:rPr>
-          <w:rFonts w:ascii="標楷體" w:eastAsia="DengXian" w:hAnsi="標楷體" w:cs="Segoe UI Emoji"/>
-          <w:lang w:eastAsia="zh-CN"/>
-        </w:rPr>
-        <w:t>對應</w:t>
-      </w:r>
-      <w:proofErr w:type="gramEnd"/>
-      <w:r>
-        <w:rPr>
-          <w:rFonts w:ascii="標楷體" w:eastAsia="DengXian" w:hAnsi="標楷體" w:cs="Segoe UI Emoji"/>
-          <w:lang w:eastAsia="zh-CN"/>
-        </w:rPr>
-        <w:t>版本：</w:t>
-      </w:r>
-      <w:r>
-        <w:rPr>
-          <w:rFonts w:ascii="標楷體" w:eastAsia="DengXian" w:hAnsi="標楷體" w:cs="Segoe UI Emoji"/>
-          <w:lang w:eastAsia="zh-CN"/>
-        </w:rPr>
-        <w:t xml:space="preserve"> v0.4.1</w:t>
-      </w:r>
-    </w:p>
-    <w:p>
-      <w:pPr>
-        <w:spacing w:before="120" w:after="120" w:line="336" w:lineRule="auto"/>
-        <w:rPr>
-          <w:rFonts w:ascii="標楷體" w:eastAsia="DengXian" w:hAnsi="標楷體" w:cs="Segoe UI Emoji"/>
-          <w:lang w:eastAsia="zh-CN"/>
-        </w:rPr>
-      </w:pPr>
-    </w:p>
-    <w:p>
-      <w:pPr>
-        <w:spacing w:before="120" w:after="120" w:line="336" w:lineRule="auto"/>
-        <w:rPr>
-          <w:rFonts w:ascii="標楷體" w:eastAsia="DengXian" w:hAnsi="標楷體" w:cs="Segoe UI Emoji" w:hint="eastAsia"/>
-          <w:lang w:eastAsia="zh-CN"/>
-        </w:rPr>
-      </w:pPr>
+          <w:rFonts w:ascii="標楷體" w:eastAsia="標楷體" w:hAnsi="標楷體" w:cs="Segoe UI Emoji"/>
+          <w:lang w:eastAsia="zh-CN"/>
+        </w:rPr>
+        <w:t>版本：v0.6.3</w:t>
+      </w:r>
     </w:p>
     <w:sectPr>
       <w:pgSz w:w="11906" w:h="16838"/>
